--- a/Optical_Papers_260204.docx
+++ b/Optical_Papers_260204.docx
@@ -1430,6 +1430,119 @@
     </w:p>
     <w:p>
       <w:pPr>
+        <w:pStyle w:val="Heading2"/>
+      </w:pPr>
+      <w:r/>
+      <w:r>
+        <w:rPr>
+          <w:rFonts w:ascii="Times New Roman" w:hAnsi="Times New Roman" w:eastAsia="宋体"/>
+          <w:b/>
+          <w:color w:val="000000"/>
+          <w:sz w:val="24"/>
+        </w:rPr>
+        <w:t>混合锁模掺铒光纤激光器中孤子态的可逆成对切换</w:t>
+      </w:r>
+    </w:p>
+    <w:p>
+      <w:r>
+        <w:rPr>
+          <w:rFonts w:ascii="Times New Roman" w:hAnsi="Times New Roman" w:eastAsia="宋体"/>
+          <w:b/>
+          <w:color w:val="003264"/>
+          <w:sz w:val="24"/>
+        </w:rPr>
+        <w:t>Reversible pairwise switching of soliton states in a hybrid mode-locked Erbium-doped fiber laser</w:t>
+      </w:r>
+    </w:p>
+    <w:p>
+      <w:r>
+        <w:rPr>
+          <w:rFonts w:ascii="Times New Roman" w:hAnsi="Times New Roman" w:eastAsia="宋体"/>
+          <w:sz w:val="21"/>
+        </w:rPr>
+        <w:t>作者: Hongbo Jiang, Kun Zhou, Chengbo Mou, Lilong Dai, Xiaoyun Tang, Lei Jin</w:t>
+        <w:br/>
+      </w:r>
+      <w:r>
+        <w:rPr>
+          <w:rFonts w:ascii="Times New Roman" w:hAnsi="Times New Roman" w:eastAsia="宋体"/>
+          <w:sz w:val="21"/>
+        </w:rPr>
+        <w:t xml:space="preserve">时间: 2026-01-23 | </w:t>
+      </w:r>
+      <w:r>
+        <w:t xml:space="preserve">链接: </w:t>
+      </w:r>
+      <w:hyperlink r:id="rId25">
+        <w:r>
+          <w:rPr>
+            <w:rFonts w:ascii="Times New Roman" w:hAnsi="Times New Roman" w:eastAsia="宋体"/>
+            <w:color w:val="0000FF"/>
+            <w:sz w:val="21"/>
+            <w:u w:val="single"/>
+          </w:rPr>
+          <w:t>https://doi.org/10.1364/oe.586863</w:t>
+        </w:r>
+      </w:hyperlink>
+    </w:p>
+    <w:p>
+      <w:pPr>
+        <w:spacing w:before="120"/>
+      </w:pPr>
+      <w:r>
+        <w:rPr>
+          <w:rFonts w:ascii="Times New Roman" w:hAnsi="Times New Roman" w:eastAsia="宋体"/>
+          <w:b/>
+          <w:sz w:val="21"/>
+        </w:rPr>
+        <w:t>中文摘要:</w:t>
+      </w:r>
+    </w:p>
+    <w:p>
+      <w:pPr>
+        <w:ind w:firstLine="360"/>
+      </w:pPr>
+      <w:r>
+        <w:rPr>
+          <w:rFonts w:ascii="Times New Roman" w:hAnsi="Times New Roman" w:eastAsia="宋体"/>
+          <w:sz w:val="21"/>
+        </w:rPr>
+        <w:t>可靠且可控的状态切换能力对于开发可编程和可重构超快激光源至关重要。虽然已经报道了具有各种锁模机制的传统双态切换，但单腔内多状态切换的可访问性以及相应的瞬态动力学仍未得到探索。在这里，我们使用非线性偏振旋转（NPR）与碳纳米管可饱和吸收器（CNT-SA）相结合的混合方案研究掺铒光纤激光器的状态切换特性。我们证明了混合方案支持三次谐波锁模、基波孤子和束缚态之间的可逆切换，并且具有高再现性。实时光谱表征证实，CNT-SA 抑制了 NPR 对应物在状态转换期间的内在不稳定性，正如呼吸振荡的扩展所反映的那样。我们通过实验证明，混合方案有效支持多个孤子态的生成并减轻过渡过程中的不稳定性，为激光动力学研究和智能激光源应用建立了可逆成对状态切换平台。</w:t>
+      </w:r>
+    </w:p>
+    <w:p>
+      <w:pPr>
+        <w:spacing w:before="120"/>
+      </w:pPr>
+      <w:r>
+        <w:rPr>
+          <w:rFonts w:ascii="Times New Roman" w:hAnsi="Times New Roman" w:eastAsia="宋体"/>
+          <w:b/>
+          <w:sz w:val="21"/>
+        </w:rPr>
+        <w:t>English Abstract:</w:t>
+      </w:r>
+    </w:p>
+    <w:p>
+      <w:r>
+        <w:rPr>
+          <w:rFonts w:ascii="Times New Roman" w:hAnsi="Times New Roman" w:eastAsia="宋体"/>
+          <w:sz w:val="21"/>
+        </w:rPr>
+        <w:t>Reliable and controllable state-switching capabilities are essential for the development of programmable and reconfigurable ultrafast laser sources. While conventional dual-state switching with various mode-locking mechanisms has been reported, the accessibility of multiple state-switching within a single cavity and the corresponding transient dynamics remain unexplored. Here, we investigate the state-switching characteristics of an Erbium-doped fiber laser using a hybrid scheme combining nonlinear polarization rotation (NPR) with a carbon nanotube saturable absorber (CNT-SA). We show that the hybrid scheme supports reversible switching among the third harmonic mode-locking, fundamental soliton, and bound states with high reproducibility. Real-time spectral characterizations confirm that the CNT-SA suppresses the intrinsic instability of the NPR counterpart during state transitions, as reflected in the extension of breathing oscillations. We experimentally demonstrate that the hybrid scheme effectively supports generation of multiple soliton states and mitigates the instabilities during the transition process, establishing a reversible pairwise state-switching platform for laser dynamics studies and intelligent laser source applications.</w:t>
+      </w:r>
+    </w:p>
+    <w:p>
+      <w:r>
+        <w:rPr>
+          <w:rFonts w:ascii="Times New Roman" w:hAnsi="Times New Roman" w:eastAsia="宋体"/>
+          <w:sz w:val="21"/>
+        </w:rPr>
+        <w:t>__________________________________________________</w:t>
+      </w:r>
+    </w:p>
+    <w:p>
+      <w:pPr>
         <w:pStyle w:val="Heading1"/>
       </w:pPr>
       <w:r>
@@ -1665,6 +1778,546 @@
           <w:sz w:val="21"/>
         </w:rPr>
         <w:t>Integrated photonic computing offers compelling advantages, including ultrahigh bandwidth, ultralow latency, and inherently low power consumption, positioning it as a promising platform for artificial intelligence (AI) applications. However, the input scale of current photonic computing chips remains fundamentally constrained by their one-dimensional interface. Here, we propose and experimentally demonstrate an input-hidden-layer-degenerate optical diffractive nonlinear neural network (IHD-ODN 3 ), which expands the input dimension of on-chip optical networks from N to N 2 within a compact footprint. By structurally merging the input layer with linear diffractive hidden layers, input data are directly encoded into optical neurons. Leveraging the intrinsic properties of diffraction, multilayer diffraction interactions among these neurons promote sufficient data mixing, thereby executing an equivalent nonlinear function and mapping the data into a high-dimensional space with a footprint of 0.5mm 2 . We validate the nonlinear computational capability of IHD-ODN 3 through four-class spiral and handwritten digit classification tasks, achieving accuracies of 88% and 98%, respectively. Furthermore, we demonstrate high-performance image compression and reconstruction, with a compression ratio of up to 256:1. This input-hidden-layer-degenerate architecture not only unlocks N 2 dimensional input encoding, but also delivers low-power, highly integrated and programmable optical nonlinear computing with linear photonic hardware. Our approach is fully compatible with mainstream linear optical neural network architectures, paving the way for next generation of large-scale, highly integrated nonlinear optical deep neural networks.</w:t>
+      </w:r>
+    </w:p>
+    <w:p>
+      <w:r>
+        <w:rPr>
+          <w:rFonts w:ascii="Times New Roman" w:hAnsi="Times New Roman" w:eastAsia="宋体"/>
+          <w:sz w:val="21"/>
+        </w:rPr>
+        <w:t>__________________________________________________</w:t>
+      </w:r>
+    </w:p>
+    <w:p>
+      <w:pPr>
+        <w:pStyle w:val="Heading1"/>
+      </w:pPr>
+      <w:r>
+        <w:rPr>
+          <w:rFonts w:ascii="Times New Roman" w:hAnsi="Times New Roman" w:eastAsia="宋体"/>
+          <w:b/>
+          <w:color w:val="000000"/>
+          <w:sz w:val="32"/>
+        </w:rPr>
+        <w:t>Optics Communications</w:t>
+      </w:r>
+    </w:p>
+    <w:p>
+      <w:pPr>
+        <w:jc w:val="center"/>
+      </w:pPr>
+      <w:r>
+        <w:t>--- 更新: 06:27 ---</w:t>
+      </w:r>
+    </w:p>
+    <w:p>
+      <w:pPr>
+        <w:pStyle w:val="Heading2"/>
+      </w:pPr>
+      <w:r/>
+      <w:r>
+        <w:rPr>
+          <w:rFonts w:ascii="Times New Roman" w:hAnsi="Times New Roman" w:eastAsia="宋体"/>
+          <w:b/>
+          <w:color w:val="000000"/>
+          <w:sz w:val="24"/>
+        </w:rPr>
+        <w:t>Q开关锁模和连续波锁模之间的过渡动​​力学</w:t>
+      </w:r>
+    </w:p>
+    <w:p>
+      <w:r>
+        <w:rPr>
+          <w:rFonts w:ascii="Times New Roman" w:hAnsi="Times New Roman" w:eastAsia="宋体"/>
+          <w:b/>
+          <w:color w:val="003264"/>
+          <w:sz w:val="24"/>
+        </w:rPr>
+        <w:t>Transition dynamics between Q-switched mode-locking and continuous wave mode-locking</w:t>
+      </w:r>
+    </w:p>
+    <w:p>
+      <w:r>
+        <w:rPr>
+          <w:rFonts w:ascii="Times New Roman" w:hAnsi="Times New Roman" w:eastAsia="宋体"/>
+          <w:sz w:val="21"/>
+        </w:rPr>
+        <w:t>作者: Xiaotong Wu, Jiajing Lang, Chenyue Lv, Jintao Bai, Baole Lu</w:t>
+        <w:br/>
+      </w:r>
+      <w:r>
+        <w:rPr>
+          <w:rFonts w:ascii="Times New Roman" w:hAnsi="Times New Roman" w:eastAsia="宋体"/>
+          <w:sz w:val="21"/>
+        </w:rPr>
+        <w:t xml:space="preserve">时间: 2026-02-01 | </w:t>
+      </w:r>
+      <w:r>
+        <w:t xml:space="preserve">链接: </w:t>
+      </w:r>
+      <w:hyperlink r:id="rId24">
+        <w:r>
+          <w:rPr>
+            <w:rFonts w:ascii="Times New Roman" w:hAnsi="Times New Roman" w:eastAsia="宋体"/>
+            <w:color w:val="0000FF"/>
+            <w:sz w:val="21"/>
+            <w:u w:val="single"/>
+          </w:rPr>
+          <w:t>https://doi.org/10.1016/j.optcom.2026.132991</w:t>
+        </w:r>
+      </w:hyperlink>
+    </w:p>
+    <w:p>
+      <w:pPr>
+        <w:spacing w:before="120"/>
+      </w:pPr>
+      <w:r>
+        <w:rPr>
+          <w:rFonts w:ascii="Times New Roman" w:hAnsi="Times New Roman" w:eastAsia="宋体"/>
+          <w:b/>
+          <w:sz w:val="21"/>
+        </w:rPr>
+        <w:t>中文摘要:</w:t>
+      </w:r>
+    </w:p>
+    <w:p>
+      <w:pPr>
+        <w:ind w:firstLine="360"/>
+      </w:pPr>
+      <w:r>
+        <w:rPr>
+          <w:rFonts w:ascii="Times New Roman" w:hAnsi="Times New Roman" w:eastAsia="宋体"/>
+          <w:sz w:val="21"/>
+        </w:rPr>
+        <w:t>（摘要暂缺，等待官方补全）</w:t>
+      </w:r>
+    </w:p>
+    <w:p>
+      <w:pPr>
+        <w:spacing w:before="120"/>
+      </w:pPr>
+      <w:r>
+        <w:rPr>
+          <w:rFonts w:ascii="Times New Roman" w:hAnsi="Times New Roman" w:eastAsia="宋体"/>
+          <w:b/>
+          <w:sz w:val="21"/>
+        </w:rPr>
+        <w:t>English Abstract:</w:t>
+      </w:r>
+    </w:p>
+    <w:p>
+      <w:r>
+        <w:rPr>
+          <w:rFonts w:ascii="Times New Roman" w:hAnsi="Times New Roman" w:eastAsia="宋体"/>
+          <w:sz w:val="21"/>
+        </w:rPr>
+        <w:t>Abstract not available.</w:t>
+      </w:r>
+    </w:p>
+    <w:p>
+      <w:r>
+        <w:rPr>
+          <w:rFonts w:ascii="Times New Roman" w:hAnsi="Times New Roman" w:eastAsia="宋体"/>
+          <w:sz w:val="21"/>
+        </w:rPr>
+        <w:t>__________________________________________________</w:t>
+      </w:r>
+    </w:p>
+    <w:p>
+      <w:pPr>
+        <w:pStyle w:val="Heading1"/>
+      </w:pPr>
+      <w:r>
+        <w:rPr>
+          <w:rFonts w:ascii="Times New Roman" w:hAnsi="Times New Roman" w:eastAsia="宋体"/>
+          <w:b/>
+          <w:color w:val="000000"/>
+          <w:sz w:val="32"/>
+        </w:rPr>
+        <w:t>Biomedical Optics Express</w:t>
+      </w:r>
+    </w:p>
+    <w:p>
+      <w:pPr>
+        <w:jc w:val="center"/>
+      </w:pPr>
+      <w:r>
+        <w:t>--- 更新: 06:27 ---</w:t>
+      </w:r>
+    </w:p>
+    <w:p>
+      <w:pPr>
+        <w:pStyle w:val="Heading2"/>
+      </w:pPr>
+      <w:r/>
+      <w:r>
+        <w:rPr>
+          <w:rFonts w:ascii="Times New Roman" w:hAnsi="Times New Roman" w:eastAsia="宋体"/>
+          <w:b/>
+          <w:color w:val="000000"/>
+          <w:sz w:val="24"/>
+        </w:rPr>
+        <w:t>偏振分辨二次谐波发生显微镜表征内耳颗粒体</w:t>
+      </w:r>
+    </w:p>
+    <w:p>
+      <w:r>
+        <w:rPr>
+          <w:rFonts w:ascii="Times New Roman" w:hAnsi="Times New Roman" w:eastAsia="宋体"/>
+          <w:b/>
+          <w:color w:val="003264"/>
+          <w:sz w:val="24"/>
+        </w:rPr>
+        <w:t>Characterization of inner ear granular bodies by polarization-resolved second harmonic generation microscopy</w:t>
+      </w:r>
+    </w:p>
+    <w:p>
+      <w:r>
+        <w:rPr>
+          <w:rFonts w:ascii="Times New Roman" w:hAnsi="Times New Roman" w:eastAsia="宋体"/>
+          <w:sz w:val="21"/>
+        </w:rPr>
+        <w:t>作者: Katherine Zinck, MacAulay Harvey, Richard Cisek, Saranyan Pillai, Sean D. Christie, Danielle Tokarz</w:t>
+        <w:br/>
+      </w:r>
+      <w:r>
+        <w:rPr>
+          <w:rFonts w:ascii="Times New Roman" w:hAnsi="Times New Roman" w:eastAsia="宋体"/>
+          <w:sz w:val="21"/>
+        </w:rPr>
+        <w:t xml:space="preserve">时间: 2026-01-21 | </w:t>
+      </w:r>
+      <w:r>
+        <w:t xml:space="preserve">链接: </w:t>
+      </w:r>
+      <w:hyperlink r:id="rId26">
+        <w:r>
+          <w:rPr>
+            <w:rFonts w:ascii="Times New Roman" w:hAnsi="Times New Roman" w:eastAsia="宋体"/>
+            <w:color w:val="0000FF"/>
+            <w:sz w:val="21"/>
+            <w:u w:val="single"/>
+          </w:rPr>
+          <w:t>https://doi.org/10.1364/boe.581202</w:t>
+        </w:r>
+      </w:hyperlink>
+    </w:p>
+    <w:p>
+      <w:pPr>
+        <w:spacing w:before="120"/>
+      </w:pPr>
+      <w:r>
+        <w:rPr>
+          <w:rFonts w:ascii="Times New Roman" w:hAnsi="Times New Roman" w:eastAsia="宋体"/>
+          <w:b/>
+          <w:sz w:val="21"/>
+        </w:rPr>
+        <w:t>中文摘要:</w:t>
+      </w:r>
+    </w:p>
+    <w:p>
+      <w:pPr>
+        <w:ind w:firstLine="360"/>
+      </w:pPr>
+      <w:r>
+        <w:rPr>
+          <w:rFonts w:ascii="Times New Roman" w:hAnsi="Times New Roman" w:eastAsia="宋体"/>
+          <w:sz w:val="21"/>
+        </w:rPr>
+        <w:t>使用偏振分辨二次谐波发生显微镜（PSHG）研究从小鼠内耳解剖的耳石和小体，以提取超微结构参数。针对每个图像像素计算 PSHG 参数 ρ（通常与胶原蛋白的螺旋倾斜相关），发现小体的平均 ρ 值为 4.6，耳石的平均 ρ 值为 -3.3。来自耳石的负 ρ 被明确测量，表明二次谐波发射体的对称性并非主要是单轴的，与典型的生物二次谐波发射体（例如胶原蛋白、肌球蛋白或淀粉）相反。粒细胞ρ值的内部分布呈放射状，类似于淀粉的平均ρ值。将耳石结构模拟为由具有两个相距 &gt; 90° 的相似发射器的双轴系统组成，预测无序会改变测量的 ρ 值，使它们变得越来越负。对降解过程中的耳石进行了 SHG 测量，结果表明耳石的 ρ 值随着降解而显着降低，与该模型一致。</w:t>
+      </w:r>
+    </w:p>
+    <w:p>
+      <w:pPr>
+        <w:spacing w:before="120"/>
+      </w:pPr>
+      <w:r>
+        <w:rPr>
+          <w:rFonts w:ascii="Times New Roman" w:hAnsi="Times New Roman" w:eastAsia="宋体"/>
+          <w:b/>
+          <w:sz w:val="21"/>
+        </w:rPr>
+        <w:t>English Abstract:</w:t>
+      </w:r>
+    </w:p>
+    <w:p>
+      <w:r>
+        <w:rPr>
+          <w:rFonts w:ascii="Times New Roman" w:hAnsi="Times New Roman" w:eastAsia="宋体"/>
+          <w:sz w:val="21"/>
+        </w:rPr>
+        <w:t>Otoconia and corpuscles dissected from the inner ear of mice were investigated using polarization-resolved second harmonic generation microscopy (PSHG) to extract ultrastructural parameters. The PSHG parameter, ρ , typically related to helical tilt in collagen, was calculated for each image pixel, and the average ρ values were found to be 4.6 for corpuscles and -3.3 for otoconia. The negative ρ from otoconia was measured unambiguously, indicating that the symmetry of SHG emitters is not predominantly uniaxial, in contrast to typical biological SHG emitters such as collagen, myosin, or starch. The internal distribution of ρ values of corpuscles was radial and resembled the average ρ values of starch. Simulating otoconia structure as consisting of a biaxial system with two similar emitters &gt; 90° apart predicts that disorder alters the measured ρ values, making them increasingly negative. An SHG measurement of otoconia during degradation was performed, revealing that the ρ values of otoconia significantly decrease with degradation in agreement with this model.</w:t>
+      </w:r>
+    </w:p>
+    <w:p>
+      <w:r>
+        <w:rPr>
+          <w:rFonts w:ascii="Times New Roman" w:hAnsi="Times New Roman" w:eastAsia="宋体"/>
+          <w:sz w:val="21"/>
+        </w:rPr>
+        <w:t>__________________________________________________</w:t>
+      </w:r>
+    </w:p>
+    <w:p>
+      <w:pPr>
+        <w:pStyle w:val="Heading1"/>
+      </w:pPr>
+      <w:r>
+        <w:rPr>
+          <w:rFonts w:ascii="Times New Roman" w:hAnsi="Times New Roman" w:eastAsia="宋体"/>
+          <w:b/>
+          <w:color w:val="000000"/>
+          <w:sz w:val="32"/>
+        </w:rPr>
+        <w:t>Laser &amp; Photonics Reviews</w:t>
+      </w:r>
+    </w:p>
+    <w:p>
+      <w:pPr>
+        <w:jc w:val="center"/>
+      </w:pPr>
+      <w:r>
+        <w:t>--- 更新: 06:27 ---</w:t>
+      </w:r>
+    </w:p>
+    <w:p>
+      <w:pPr>
+        <w:pStyle w:val="Heading2"/>
+      </w:pPr>
+      <w:r/>
+      <w:r>
+        <w:rPr>
+          <w:rFonts w:ascii="Times New Roman" w:hAnsi="Times New Roman" w:eastAsia="宋体"/>
+          <w:b/>
+          <w:color w:val="000000"/>
+          <w:sz w:val="24"/>
+        </w:rPr>
+        <w:t>硅芯片上的拓扑自旋动量流</w:t>
+      </w:r>
+    </w:p>
+    <w:p>
+      <w:r>
+        <w:rPr>
+          <w:rFonts w:ascii="Times New Roman" w:hAnsi="Times New Roman" w:eastAsia="宋体"/>
+          <w:b/>
+          <w:color w:val="003264"/>
+          <w:sz w:val="24"/>
+        </w:rPr>
+        <w:t>Topological Spin‐Momentum Flows on a Silicon Chip</w:t>
+      </w:r>
+    </w:p>
+    <w:p>
+      <w:r>
+        <w:rPr>
+          <w:rFonts w:ascii="Times New Roman" w:hAnsi="Times New Roman" w:eastAsia="宋体"/>
+          <w:sz w:val="21"/>
+        </w:rPr>
+        <w:t>作者: Peilin Liu, Jiayi Zhang, Jinman Chen, Qinjun Chen, Chujun Zhao, Liang Fang</w:t>
+        <w:br/>
+      </w:r>
+      <w:r>
+        <w:rPr>
+          <w:rFonts w:ascii="Times New Roman" w:hAnsi="Times New Roman" w:eastAsia="宋体"/>
+          <w:sz w:val="21"/>
+        </w:rPr>
+        <w:t xml:space="preserve">时间: 2026-02-02 | </w:t>
+      </w:r>
+      <w:r>
+        <w:t xml:space="preserve">链接: </w:t>
+      </w:r>
+      <w:hyperlink r:id="rId27">
+        <w:r>
+          <w:rPr>
+            <w:rFonts w:ascii="Times New Roman" w:hAnsi="Times New Roman" w:eastAsia="宋体"/>
+            <w:color w:val="0000FF"/>
+            <w:sz w:val="21"/>
+            <w:u w:val="single"/>
+          </w:rPr>
+          <w:t>https://doi.org/10.1002/lpor.202501647</w:t>
+        </w:r>
+      </w:hyperlink>
+    </w:p>
+    <w:p>
+      <w:pPr>
+        <w:spacing w:before="120"/>
+      </w:pPr>
+      <w:r>
+        <w:rPr>
+          <w:rFonts w:ascii="Times New Roman" w:hAnsi="Times New Roman" w:eastAsia="宋体"/>
+          <w:b/>
+          <w:sz w:val="21"/>
+        </w:rPr>
+        <w:t>中文摘要:</w:t>
+      </w:r>
+    </w:p>
+    <w:p>
+      <w:pPr>
+        <w:ind w:firstLine="360"/>
+      </w:pPr>
+      <w:r>
+        <w:rPr>
+          <w:rFonts w:ascii="Times New Roman" w:hAnsi="Times New Roman" w:eastAsia="宋体"/>
+          <w:sz w:val="21"/>
+        </w:rPr>
+        <w:t>摘要 电磁场中新兴的拓扑结构因其独特的性质和潜在的应用而引起了人们的极大兴趣。在这里，我们介绍了硅基波导上有趣的电磁自旋动量拓扑，其特征是自旋斯格明子（meron-antitimeron）阵列与动量涡旋重叠，产生局部横向轨道角动量。这些复合纹理源自坡印廷涡街，是由两种不同阶的反向传播模式的矢量叠加产生的。重要的是，这些拓扑结构可以通过分别调制反向传播模式之间的相对振幅和相位（或频率）来​​动态控制横向位移和纵向流动。这里发现的可控拓扑自旋动量流可能为片上光学操纵、排序、波导量子电动力学和光流控技术打开新的大门。</w:t>
+      </w:r>
+    </w:p>
+    <w:p>
+      <w:pPr>
+        <w:spacing w:before="120"/>
+      </w:pPr>
+      <w:r>
+        <w:rPr>
+          <w:rFonts w:ascii="Times New Roman" w:hAnsi="Times New Roman" w:eastAsia="宋体"/>
+          <w:b/>
+          <w:sz w:val="21"/>
+        </w:rPr>
+        <w:t>English Abstract:</w:t>
+      </w:r>
+    </w:p>
+    <w:p>
+      <w:r>
+        <w:rPr>
+          <w:rFonts w:ascii="Times New Roman" w:hAnsi="Times New Roman" w:eastAsia="宋体"/>
+          <w:sz w:val="21"/>
+        </w:rPr>
+        <w:t>ABSTRACT The emerging topological structures within electromagnetic fields have attracted great interest because of their unique properties and potential applications. Here, we introduce interesting electromagnetic spin‐momentum topologies on silicon‐based waveguides, characterized by spin skyrmion (meron‐antimeron) arrays overlapped with momentum vortices yielding local transverse orbital angular momentum. These composite textures, derived from Poynting vortex streets, are produced by vectorial superpositions of two counter‐propagating modes with different orders. Importantly, these topological structures can be dynamically controlled to transverse shift and longitudinal flow by modulating the relative amplitudes and phases (or frequencies) between the counter‐propagating modes, respectively. The controllable topological spin‐momentum flows uncovered here may open new doors to on‐chip optical manipulation, sorting, waveguide quantum electrodynamics, and optofluidic techniques.</w:t>
+      </w:r>
+    </w:p>
+    <w:p>
+      <w:r>
+        <w:rPr>
+          <w:rFonts w:ascii="Times New Roman" w:hAnsi="Times New Roman" w:eastAsia="宋体"/>
+          <w:sz w:val="21"/>
+        </w:rPr>
+        <w:t>__________________________________________________</w:t>
+      </w:r>
+    </w:p>
+    <w:p>
+      <w:pPr>
+        <w:pStyle w:val="Heading1"/>
+      </w:pPr>
+      <w:r>
+        <w:rPr>
+          <w:rFonts w:ascii="Times New Roman" w:hAnsi="Times New Roman" w:eastAsia="宋体"/>
+          <w:b/>
+          <w:color w:val="000000"/>
+          <w:sz w:val="32"/>
+        </w:rPr>
+        <w:t>Light: Science &amp; Applications</w:t>
+      </w:r>
+    </w:p>
+    <w:p>
+      <w:pPr>
+        <w:jc w:val="center"/>
+      </w:pPr>
+      <w:r>
+        <w:t>--- 更新: 06:28 ---</w:t>
+      </w:r>
+    </w:p>
+    <w:p>
+      <w:pPr>
+        <w:pStyle w:val="Heading2"/>
+      </w:pPr>
+      <w:r/>
+      <w:r>
+        <w:rPr>
+          <w:rFonts w:ascii="Times New Roman" w:hAnsi="Times New Roman" w:eastAsia="宋体"/>
+          <w:b/>
+          <w:color w:val="000000"/>
+          <w:sz w:val="24"/>
+        </w:rPr>
+        <w:t>用于高通量生物颗粒操作的灵活、可拉伸的片上光镊</w:t>
+      </w:r>
+    </w:p>
+    <w:p>
+      <w:r>
+        <w:rPr>
+          <w:rFonts w:ascii="Times New Roman" w:hAnsi="Times New Roman" w:eastAsia="宋体"/>
+          <w:b/>
+          <w:color w:val="003264"/>
+          <w:sz w:val="24"/>
+        </w:rPr>
+        <w:t>Flexible, stretchable, on-chip optical tweezers for high-throughput bioparticle manipulation</w:t>
+      </w:r>
+    </w:p>
+    <w:p>
+      <w:r>
+        <w:rPr>
+          <w:rFonts w:ascii="Times New Roman" w:hAnsi="Times New Roman" w:eastAsia="宋体"/>
+          <w:sz w:val="21"/>
+        </w:rPr>
+        <w:t>作者: Ziyi He, Jianyun Xiong, Yang Shi, Ting Pan, Shaobiao Chen, Xin Zhang, Yizhen Chen, Xiangxian Wang, Baojun Li, Hongbao Xin</w:t>
+        <w:br/>
+      </w:r>
+      <w:r>
+        <w:rPr>
+          <w:rFonts w:ascii="Times New Roman" w:hAnsi="Times New Roman" w:eastAsia="宋体"/>
+          <w:sz w:val="21"/>
+        </w:rPr>
+        <w:t xml:space="preserve">时间: 2026-02-03 | </w:t>
+      </w:r>
+      <w:r>
+        <w:t xml:space="preserve">链接: </w:t>
+      </w:r>
+      <w:hyperlink r:id="rId28">
+        <w:r>
+          <w:rPr>
+            <w:rFonts w:ascii="Times New Roman" w:hAnsi="Times New Roman" w:eastAsia="宋体"/>
+            <w:color w:val="0000FF"/>
+            <w:sz w:val="21"/>
+            <w:u w:val="single"/>
+          </w:rPr>
+          <w:t>https://doi.org/10.1038/s41377-026-02199-4</w:t>
+        </w:r>
+      </w:hyperlink>
+    </w:p>
+    <w:p>
+      <w:pPr>
+        <w:spacing w:before="120"/>
+      </w:pPr>
+      <w:r>
+        <w:rPr>
+          <w:rFonts w:ascii="Times New Roman" w:hAnsi="Times New Roman" w:eastAsia="宋体"/>
+          <w:b/>
+          <w:sz w:val="21"/>
+        </w:rPr>
+        <w:t>中文摘要:</w:t>
+      </w:r>
+    </w:p>
+    <w:p>
+      <w:pPr>
+        <w:ind w:firstLine="360"/>
+      </w:pPr>
+      <w:r>
+        <w:rPr>
+          <w:rFonts w:ascii="Times New Roman" w:hAnsi="Times New Roman" w:eastAsia="宋体"/>
+          <w:sz w:val="21"/>
+        </w:rPr>
+        <w:t>摘要 复杂微环境中单个致病生物颗粒的高通量捕获和精确操作对于体外诊断和药物筛选具有重要意义。尽管光镊已广泛用于生物颗粒捕获和操纵，但其吞吐量、功能和适应性对于复杂和动态生物环境中的片上集成生物颗粒操纵仍然受到限制。在这里，我们报告了基于大规模有序组装的微透镜的柔性、可拉伸的片上光镊（FSOT），用于在复杂的生物环境和柔性基底（包括皮肤和肠道等软生物基底）上对生物颗粒进行高通量操纵。微透镜的大规模（高达 1000）光子纳米喷射效应能够对尺寸从亚 100 nm 到数十微米的单个生物颗粒（如外泌体、细菌和哺乳动物细胞）进行高通量捕获、分选和调制。我们的 FSOT 具有高度灵活性，可以在复杂且弯曲的生物微环境中捕获和分选生物颗粒。重要的是，我们的 FSOT 还表现出高可变形性和可拉伸性，这有助于控制被捕获的相邻细胞之间的细胞间距，从而能够实时调节和监测单个病原菌与巨噬细胞之间的相互作用。我们的 FSOT 代表了一种用于高通量生物颗粒捕获和操纵的新型片上光镊，具有高灵活性和可拉伸性，作为集成片上平台，用于生物颗粒的高通量动态分析、揭示致病性生物颗粒与宿主细胞之间的细胞间相互作用以及精确的药物筛选，具有广阔的前景。</w:t>
+      </w:r>
+    </w:p>
+    <w:p>
+      <w:pPr>
+        <w:spacing w:before="120"/>
+      </w:pPr>
+      <w:r>
+        <w:rPr>
+          <w:rFonts w:ascii="Times New Roman" w:hAnsi="Times New Roman" w:eastAsia="宋体"/>
+          <w:b/>
+          <w:sz w:val="21"/>
+        </w:rPr>
+        <w:t>English Abstract:</w:t>
+      </w:r>
+    </w:p>
+    <w:p>
+      <w:r>
+        <w:rPr>
+          <w:rFonts w:ascii="Times New Roman" w:hAnsi="Times New Roman" w:eastAsia="宋体"/>
+          <w:sz w:val="21"/>
+        </w:rPr>
+        <w:t>Abstract High-throughput trapping and precision manipulation of individual pathogenic bioparticles in complex microenvironments are of great importance for in-vitro diagnostics and drug screening. Although optical tweezers have been widely used for bioparticle trapping and manipulation, the throughput, functionality, and adaptability are still limited for on-chip integrated bioparticle manipulation in complex and dynamic bioenvironments. Here, we report flexible, stretchable, on-chip optical tweezers (FSOT) based on large-scale orderly assembled microlenses for high-throughput manipulation of bioparticles in complex bio-environments and on flexible substrates, including soft bio-substrates such as skin and intestines. Large-scale (up to 1000) photonic nanojet effect of the microlenses enables high-throughput trapping, sorting, and modulation of individual bioparticles with sizes ranging from sub-100 nm to tens of micrometers, such as exosomes, bacteria and mammalian cells. Our FSOT exhibits high flexibility, which enables bioparticle trapping and sorting in complex and curved biological microenvironments. Importantly, our FSOT also exhibits high deformability and stretchability, which facilitates the control of inter-cellular distance between trapped neighboring cells, enabling real-time modulating and monitoring the interaction between single pathogenic bacteria and macrophage. Our FSOT represents a new class of on-chip optical tweezers for high-throughput bioparticle trapping and manipulation with the features of high flexibility and stretchability, and holds great promises as an integrated on-chip platform for high-throughput dynamic analysis of bioparticles, for revealing inter-cellular interactions between pathogenic bioparticles and host cells, and for precise drug screening.</w:t>
       </w:r>
     </w:p>
     <w:p>

--- a/Optical_Papers_260204.docx
+++ b/Optical_Papers_260204.docx
@@ -2329,6 +2329,524 @@
         <w:t>__________________________________________________</w:t>
       </w:r>
     </w:p>
+    <w:p>
+      <w:pPr>
+        <w:pStyle w:val="Heading2"/>
+      </w:pPr>
+      <w:r/>
+      <w:r>
+        <w:rPr>
+          <w:rFonts w:ascii="Times New Roman" w:hAnsi="Times New Roman" w:eastAsia="宋体"/>
+          <w:b/>
+          <w:color w:val="000000"/>
+          <w:sz w:val="24"/>
+        </w:rPr>
+        <w:t>用于多目标识别的抗干扰衍射深度神经网络</w:t>
+      </w:r>
+    </w:p>
+    <w:p>
+      <w:r>
+        <w:rPr>
+          <w:rFonts w:ascii="Times New Roman" w:hAnsi="Times New Roman" w:eastAsia="宋体"/>
+          <w:b/>
+          <w:color w:val="003264"/>
+          <w:sz w:val="24"/>
+        </w:rPr>
+        <w:t>Anti-interference diffractive deep neural networks for multi-object recognition</w:t>
+      </w:r>
+    </w:p>
+    <w:p>
+      <w:r>
+        <w:rPr>
+          <w:rFonts w:ascii="Times New Roman" w:hAnsi="Times New Roman" w:eastAsia="宋体"/>
+          <w:sz w:val="21"/>
+        </w:rPr>
+        <w:t>作者: Zhiqi Huang, Yufei Liu, Nan Zhang, Zian Zhang, Qiming Liao, Cong He, Shendong Liu, Youhai Liu, Hongtao Wang, Xingdu Qiao, Joel K. W. Yang, Yan Zhang, Lingling Huang, Yongtian Wang</w:t>
+        <w:br/>
+      </w:r>
+      <w:r>
+        <w:rPr>
+          <w:rFonts w:ascii="Times New Roman" w:hAnsi="Times New Roman" w:eastAsia="宋体"/>
+          <w:sz w:val="21"/>
+        </w:rPr>
+        <w:t xml:space="preserve">时间: 2026-02-03 | </w:t>
+      </w:r>
+      <w:r>
+        <w:t xml:space="preserve">链接: </w:t>
+      </w:r>
+      <w:hyperlink r:id="rId31">
+        <w:r>
+          <w:rPr>
+            <w:rFonts w:ascii="Times New Roman" w:hAnsi="Times New Roman" w:eastAsia="宋体"/>
+            <w:color w:val="0000FF"/>
+            <w:sz w:val="21"/>
+            <w:u w:val="single"/>
+          </w:rPr>
+          <w:t>https://doi.org/10.1038/s41377-026-02188-7</w:t>
+        </w:r>
+      </w:hyperlink>
+    </w:p>
+    <w:p>
+      <w:pPr>
+        <w:spacing w:before="120"/>
+      </w:pPr>
+      <w:r>
+        <w:rPr>
+          <w:rFonts w:ascii="Times New Roman" w:hAnsi="Times New Roman" w:eastAsia="宋体"/>
+          <w:b/>
+          <w:sz w:val="21"/>
+        </w:rPr>
+        <w:t>中文摘要:</w:t>
+      </w:r>
+    </w:p>
+    <w:p>
+      <w:pPr>
+        <w:ind w:firstLine="360"/>
+      </w:pPr>
+      <w:r>
+        <w:rPr>
+          <w:rFonts w:ascii="Times New Roman" w:hAnsi="Times New Roman" w:eastAsia="宋体"/>
+          <w:sz w:val="21"/>
+        </w:rPr>
+        <w:t>摘要：光神经网络（ONN）正在成为一种有前景的物体识别神经形态计算范式，在光速计算、超低功耗和固有并行性方面提供了前所未有的优势。然而，大多数 ONN 只能执行简单的对象分类任务。这些任务通常仅限于单目标场景，这限制了它们在多目标识别任务中的实际应用。在这里，我们提出了一种抗干扰衍射深度神经网络（AI D 2 NN），它可以准确、鲁棒地识别多目标场景中的目标，包括类内、类间和动态干扰。通过对目标和干扰采用不同的基于深度学习的训练策略，两个透射衍射层形成一个物理网络，将目标的空间信息全光学地映射到输出光的功率谱中，同时将所有干扰分散为背景噪声。我们展示了该框架在涉及 40 类干扰的动态场景下对未知手写数字进行分类的有效性，使用太赫兹波实现了 87.4% 的模拟盲测准确率。通过简单地按感兴趣的波长范围的比例缩放衍射特征，所提出的框架可以在物理上缩放以在任何电磁波长下工作。这项工作可以极大地推进ONN在目标识别方面的实际应用，为开发实时、高通量、低功耗的全光计算系统铺平道路，有望应用于自动驾驶感知、精准医疗诊断、智能安防监控等领域。</w:t>
+      </w:r>
+    </w:p>
+    <w:p>
+      <w:pPr>
+        <w:spacing w:before="120"/>
+      </w:pPr>
+      <w:r>
+        <w:rPr>
+          <w:rFonts w:ascii="Times New Roman" w:hAnsi="Times New Roman" w:eastAsia="宋体"/>
+          <w:b/>
+          <w:sz w:val="21"/>
+        </w:rPr>
+        <w:t>English Abstract:</w:t>
+      </w:r>
+    </w:p>
+    <w:p>
+      <w:r>
+        <w:rPr>
+          <w:rFonts w:ascii="Times New Roman" w:hAnsi="Times New Roman" w:eastAsia="宋体"/>
+          <w:sz w:val="21"/>
+        </w:rPr>
+        <w:t>Abstract Optical neural networks (ONNs) are emerging as a promising neuromorphic computing paradigm for object recognition, offering unprecedented advantages in light-speed computation, ultra-low power consumption, and inherent parallelism. However, most of ONNs are only capable of performing simple object classification tasks. These tasks are typically constrained to single-object scenarios, which limits their practical applications in multi-object recognition tasks. Here, we propose an anti-interference diffractive deep neural network (AI D 2 NN) that can accurately and robustly recognize targets in multi-object scenarios, including intra-class, inter-class, and dynamic interference. By employing different deep-learning-based training strategies for targets and interference, two transmissive diffractive layers form a physical network that maps the spatial information of targets all-optically into the power spectrum of the output light, while dispersing all interference as background noise. We demonstrate the effectiveness of this framework in classifying unknown handwritten digits under dynamic scenarios involving 40 categories of interference, achieving a simulated blind testing accuracy of 87.4% using terahertz waves. The presented framework can be physically scaled to operate at any electromagnetic wavelength by simply scaling the diffractive features in proportion to the wavelength range of interest. This work can greatly advance the practical application of ONNs in target recognition and pave the way for the development of real-time, high-throughput, low-power all-optical computing systems, which are expected to be applied to autonomous driving perception, precision medical diagnosis, and intelligent security monitoring.</w:t>
+      </w:r>
+    </w:p>
+    <w:p>
+      <w:r>
+        <w:rPr>
+          <w:rFonts w:ascii="Times New Roman" w:hAnsi="Times New Roman" w:eastAsia="宋体"/>
+          <w:sz w:val="21"/>
+        </w:rPr>
+        <w:t>__________________________________________________</w:t>
+      </w:r>
+    </w:p>
+    <w:p>
+      <w:pPr>
+        <w:pStyle w:val="Heading1"/>
+      </w:pPr>
+      <w:r>
+        <w:rPr>
+          <w:rFonts w:ascii="Times New Roman" w:hAnsi="Times New Roman" w:eastAsia="宋体"/>
+          <w:b/>
+          <w:color w:val="000000"/>
+          <w:sz w:val="32"/>
+        </w:rPr>
+        <w:t>Nature Photonics</w:t>
+      </w:r>
+    </w:p>
+    <w:p>
+      <w:pPr>
+        <w:jc w:val="center"/>
+      </w:pPr>
+      <w:r>
+        <w:t>--- 更新: 08:27 ---</w:t>
+      </w:r>
+    </w:p>
+    <w:p>
+      <w:pPr>
+        <w:pStyle w:val="Heading2"/>
+      </w:pPr>
+      <w:r/>
+      <w:r>
+        <w:rPr>
+          <w:rFonts w:ascii="Times New Roman" w:hAnsi="Times New Roman" w:eastAsia="宋体"/>
+          <w:b/>
+          <w:color w:val="000000"/>
+          <w:sz w:val="24"/>
+        </w:rPr>
+        <w:t>光子集成电路内部的通用损耗和增益表征</w:t>
+      </w:r>
+    </w:p>
+    <w:p>
+      <w:r>
+        <w:rPr>
+          <w:rFonts w:ascii="Times New Roman" w:hAnsi="Times New Roman" w:eastAsia="宋体"/>
+          <w:b/>
+          <w:color w:val="003264"/>
+          <w:sz w:val="24"/>
+        </w:rPr>
+        <w:t>Universal loss and gain characterization inside photonic integrated circuits</w:t>
+      </w:r>
+    </w:p>
+    <w:p>
+      <w:r>
+        <w:rPr>
+          <w:rFonts w:ascii="Times New Roman" w:hAnsi="Times New Roman" w:eastAsia="宋体"/>
+          <w:sz w:val="21"/>
+        </w:rPr>
+        <w:t>作者: Haoran Chen, Ruxuan Liu, Gedalia Y. Koehler, Fatemehsadat Tabatabaei, Xiangwen Guo, Shuman Sun, Zijiao Yang, Beichen Wang, Andreas Beling, Xu Yi</w:t>
+        <w:br/>
+      </w:r>
+      <w:r>
+        <w:rPr>
+          <w:rFonts w:ascii="Times New Roman" w:hAnsi="Times New Roman" w:eastAsia="宋体"/>
+          <w:sz w:val="21"/>
+        </w:rPr>
+        <w:t xml:space="preserve">时间: 2026-02-03 | </w:t>
+      </w:r>
+      <w:r>
+        <w:t xml:space="preserve">链接: </w:t>
+      </w:r>
+      <w:hyperlink r:id="rId29">
+        <w:r>
+          <w:rPr>
+            <w:rFonts w:ascii="Times New Roman" w:hAnsi="Times New Roman" w:eastAsia="宋体"/>
+            <w:color w:val="0000FF"/>
+            <w:sz w:val="21"/>
+            <w:u w:val="single"/>
+          </w:rPr>
+          <w:t>https://doi.org/10.1038/s41566-025-01837-4</w:t>
+        </w:r>
+      </w:hyperlink>
+    </w:p>
+    <w:p>
+      <w:pPr>
+        <w:spacing w:before="120"/>
+      </w:pPr>
+      <w:r>
+        <w:rPr>
+          <w:rFonts w:ascii="Times New Roman" w:hAnsi="Times New Roman" w:eastAsia="宋体"/>
+          <w:b/>
+          <w:sz w:val="21"/>
+        </w:rPr>
+        <w:t>中文摘要:</w:t>
+      </w:r>
+    </w:p>
+    <w:p>
+      <w:pPr>
+        <w:ind w:firstLine="360"/>
+      </w:pPr>
+      <w:r>
+        <w:rPr>
+          <w:rFonts w:ascii="Times New Roman" w:hAnsi="Times New Roman" w:eastAsia="宋体"/>
+          <w:sz w:val="21"/>
+        </w:rPr>
+        <w:t>讨论了一种通用、非破坏性和可扩展的方法来精确表征光子集成电路内光学元件的损耗和增益。</w:t>
+      </w:r>
+    </w:p>
+    <w:p>
+      <w:pPr>
+        <w:spacing w:before="120"/>
+      </w:pPr>
+      <w:r>
+        <w:rPr>
+          <w:rFonts w:ascii="Times New Roman" w:hAnsi="Times New Roman" w:eastAsia="宋体"/>
+          <w:b/>
+          <w:sz w:val="21"/>
+        </w:rPr>
+        <w:t>English Abstract:</w:t>
+      </w:r>
+    </w:p>
+    <w:p>
+      <w:r>
+        <w:rPr>
+          <w:rFonts w:ascii="Times New Roman" w:hAnsi="Times New Roman" w:eastAsia="宋体"/>
+          <w:sz w:val="21"/>
+        </w:rPr>
+        <w:t>A universal, non-destructive and scalable method to precisely characterize loss and gain of optical components inside photonic integrated circuits is discussed.</w:t>
+      </w:r>
+    </w:p>
+    <w:p>
+      <w:r>
+        <w:rPr>
+          <w:rFonts w:ascii="Times New Roman" w:hAnsi="Times New Roman" w:eastAsia="宋体"/>
+          <w:sz w:val="21"/>
+        </w:rPr>
+        <w:t>__________________________________________________</w:t>
+      </w:r>
+    </w:p>
+    <w:p>
+      <w:pPr>
+        <w:pStyle w:val="Heading1"/>
+      </w:pPr>
+      <w:r>
+        <w:rPr>
+          <w:rFonts w:ascii="Times New Roman" w:hAnsi="Times New Roman" w:eastAsia="宋体"/>
+          <w:b/>
+          <w:color w:val="000000"/>
+          <w:sz w:val="32"/>
+        </w:rPr>
+        <w:t>Applied Optics</w:t>
+      </w:r>
+    </w:p>
+    <w:p>
+      <w:pPr>
+        <w:jc w:val="center"/>
+      </w:pPr>
+      <w:r>
+        <w:t>--- 更新: 08:27 ---</w:t>
+      </w:r>
+    </w:p>
+    <w:p>
+      <w:pPr>
+        <w:pStyle w:val="Heading2"/>
+      </w:pPr>
+      <w:r/>
+      <w:r>
+        <w:rPr>
+          <w:rFonts w:ascii="Times New Roman" w:hAnsi="Times New Roman" w:eastAsia="宋体"/>
+          <w:b/>
+          <w:color w:val="000000"/>
+          <w:sz w:val="24"/>
+        </w:rPr>
+        <w:t>基于双路径特征融合的环形锻件点云去噪方法</w:t>
+      </w:r>
+    </w:p>
+    <w:p>
+      <w:r>
+        <w:rPr>
+          <w:rFonts w:ascii="Times New Roman" w:hAnsi="Times New Roman" w:eastAsia="宋体"/>
+          <w:b/>
+          <w:color w:val="003264"/>
+          <w:sz w:val="24"/>
+        </w:rPr>
+        <w:t>Point cloud denoising method for annular forgings based on dual-path feature fusion</w:t>
+      </w:r>
+    </w:p>
+    <w:p>
+      <w:r>
+        <w:rPr>
+          <w:rFonts w:ascii="Times New Roman" w:hAnsi="Times New Roman" w:eastAsia="宋体"/>
+          <w:sz w:val="21"/>
+        </w:rPr>
+        <w:t>作者: Ke Wang, Yantao Zhao, Yucun Zhang</w:t>
+        <w:br/>
+      </w:r>
+      <w:r>
+        <w:rPr>
+          <w:rFonts w:ascii="Times New Roman" w:hAnsi="Times New Roman" w:eastAsia="宋体"/>
+          <w:sz w:val="21"/>
+        </w:rPr>
+        <w:t xml:space="preserve">时间: 2026-01-29 | </w:t>
+      </w:r>
+      <w:r>
+        <w:t xml:space="preserve">链接: </w:t>
+      </w:r>
+      <w:hyperlink r:id="rId30">
+        <w:r>
+          <w:rPr>
+            <w:rFonts w:ascii="Times New Roman" w:hAnsi="Times New Roman" w:eastAsia="宋体"/>
+            <w:color w:val="0000FF"/>
+            <w:sz w:val="21"/>
+            <w:u w:val="single"/>
+          </w:rPr>
+          <w:t>https://doi.org/10.1364/ao.580374</w:t>
+        </w:r>
+      </w:hyperlink>
+    </w:p>
+    <w:p>
+      <w:pPr>
+        <w:spacing w:before="120"/>
+      </w:pPr>
+      <w:r>
+        <w:rPr>
+          <w:rFonts w:ascii="Times New Roman" w:hAnsi="Times New Roman" w:eastAsia="宋体"/>
+          <w:b/>
+          <w:sz w:val="21"/>
+        </w:rPr>
+        <w:t>中文摘要:</w:t>
+      </w:r>
+    </w:p>
+    <w:p>
+      <w:pPr>
+        <w:ind w:firstLine="360"/>
+      </w:pPr>
+      <w:r>
+        <w:rPr>
+          <w:rFonts w:ascii="Times New Roman" w:hAnsi="Times New Roman" w:eastAsia="宋体"/>
+          <w:sz w:val="21"/>
+        </w:rPr>
+        <w:t>环形锻件的精确尺寸测量对于保证产品质量和操作安全至关重要。然而，环境干扰和制造不确定性往往会导致点云分布不均匀以及结构特征和噪声之间的尺度重叠，从而导致全局和局部几何信息之间的冲突，从而影响测量精度。为了应对这些挑战，我们提出了一种我们认为新颖的点云去噪框架——双路径结构化去噪器（DSD）——它建立了一个协作的全局-局部建模框架。 DSD通过双路径特征学习架构同时提取局部拓扑结构并捕获全局几何图案，同时将先验几何约束与基于置信度的评估相结合以加强噪声抑制。多层细化结构可以逐步过滤异常值。环形锻件样本和斯坦福数据集的实验结果表明，DSD 在精度、召回率、F1 分数和形状保持方面超越了最先进的去噪方法，验证了其在高噪声工业环境中的有效性和实际适用性。</w:t>
+      </w:r>
+    </w:p>
+    <w:p>
+      <w:pPr>
+        <w:spacing w:before="120"/>
+      </w:pPr>
+      <w:r>
+        <w:rPr>
+          <w:rFonts w:ascii="Times New Roman" w:hAnsi="Times New Roman" w:eastAsia="宋体"/>
+          <w:b/>
+          <w:sz w:val="21"/>
+        </w:rPr>
+        <w:t>English Abstract:</w:t>
+      </w:r>
+    </w:p>
+    <w:p>
+      <w:r>
+        <w:rPr>
+          <w:rFonts w:ascii="Times New Roman" w:hAnsi="Times New Roman" w:eastAsia="宋体"/>
+          <w:sz w:val="21"/>
+        </w:rPr>
+        <w:t>Accurate dimensional measurement of annular forgings is crucial for ensuring product quality and operational safety. However, environmental interference and manufacturing uncertainties often result in non-uniform point cloud distributions and overlapping scales between structural features and noise, leading to conflicts between global and local geometric information that compromise measurement accuracy. To address these challenges, we propose what we believe to be a novel point cloud denoising framework—dual-path structured denoiser (DSD)—that establishes a collaborative global–local modeling framework. DSD simultaneously extracts local topological structures and captures global geometric patterns through a dual-path feature learning architecture while integrating a priori geometric constraints with confidence-based assessment to strengthen noise suppression. A multi-layer refinement structure enables progressive filtering of outliers. Experimental results on both annular forging samples and the Stanford dataset demonstrate that DSD surpasses state-of-the-art denoising methods in precision, recall, F1 score, and shape preservation, validating its effectiveness and practical applicability in high-noise industrial environments.</w:t>
+      </w:r>
+    </w:p>
+    <w:p>
+      <w:r>
+        <w:rPr>
+          <w:rFonts w:ascii="Times New Roman" w:hAnsi="Times New Roman" w:eastAsia="宋体"/>
+          <w:sz w:val="21"/>
+        </w:rPr>
+        <w:t>__________________________________________________</w:t>
+      </w:r>
+    </w:p>
+    <w:p>
+      <w:pPr>
+        <w:pStyle w:val="Heading1"/>
+      </w:pPr>
+      <w:r>
+        <w:rPr>
+          <w:rFonts w:ascii="Times New Roman" w:hAnsi="Times New Roman" w:eastAsia="宋体"/>
+          <w:b/>
+          <w:color w:val="000000"/>
+          <w:sz w:val="32"/>
+        </w:rPr>
+        <w:t>ACS Photonics</w:t>
+      </w:r>
+    </w:p>
+    <w:p>
+      <w:pPr>
+        <w:jc w:val="center"/>
+      </w:pPr>
+      <w:r>
+        <w:t>--- 更新: 08:27 ---</w:t>
+      </w:r>
+    </w:p>
+    <w:p>
+      <w:pPr>
+        <w:pStyle w:val="Heading2"/>
+      </w:pPr>
+      <w:r/>
+      <w:r>
+        <w:rPr>
+          <w:rFonts w:ascii="Times New Roman" w:hAnsi="Times New Roman" w:eastAsia="宋体"/>
+          <w:b/>
+          <w:color w:val="000000"/>
+          <w:sz w:val="24"/>
+        </w:rPr>
+        <w:t>固态量子发射器的纳米级定位显微镜和确定性光刻</w:t>
+      </w:r>
+    </w:p>
+    <w:p>
+      <w:r>
+        <w:rPr>
+          <w:rFonts w:ascii="Times New Roman" w:hAnsi="Times New Roman" w:eastAsia="宋体"/>
+          <w:b/>
+          <w:color w:val="003264"/>
+          <w:sz w:val="24"/>
+        </w:rPr>
+        <w:t>Nanoscale Localization Microscopy and Deterministic Lithography of Solid-State Quantum Emitters</w:t>
+      </w:r>
+    </w:p>
+    <w:p>
+      <w:r>
+        <w:rPr>
+          <w:rFonts w:ascii="Times New Roman" w:hAnsi="Times New Roman" w:eastAsia="宋体"/>
+          <w:sz w:val="21"/>
+        </w:rPr>
+        <w:t>作者: Sam G. Bishop, Hüseyin B. Yağcı, Rachel N. Clark, John P. Hadden, Anthony J. Bennett</w:t>
+        <w:br/>
+      </w:r>
+      <w:r>
+        <w:rPr>
+          <w:rFonts w:ascii="Times New Roman" w:hAnsi="Times New Roman" w:eastAsia="宋体"/>
+          <w:sz w:val="21"/>
+        </w:rPr>
+        <w:t xml:space="preserve">时间: 2026-02-03 | </w:t>
+      </w:r>
+      <w:r>
+        <w:t xml:space="preserve">链接: </w:t>
+      </w:r>
+      <w:hyperlink r:id="rId32">
+        <w:r>
+          <w:rPr>
+            <w:rFonts w:ascii="Times New Roman" w:hAnsi="Times New Roman" w:eastAsia="宋体"/>
+            <w:color w:val="0000FF"/>
+            <w:sz w:val="21"/>
+            <w:u w:val="single"/>
+          </w:rPr>
+          <w:t>https://doi.org/10.1021/acsphotonics.5c02864</w:t>
+        </w:r>
+      </w:hyperlink>
+    </w:p>
+    <w:p>
+      <w:pPr>
+        <w:spacing w:before="120"/>
+      </w:pPr>
+      <w:r>
+        <w:rPr>
+          <w:rFonts w:ascii="Times New Roman" w:hAnsi="Times New Roman" w:eastAsia="宋体"/>
+          <w:b/>
+          <w:sz w:val="21"/>
+        </w:rPr>
+        <w:t>中文摘要:</w:t>
+      </w:r>
+    </w:p>
+    <w:p>
+      <w:pPr>
+        <w:ind w:firstLine="360"/>
+      </w:pPr>
+      <w:r>
+        <w:rPr>
+          <w:rFonts w:ascii="Times New Roman" w:hAnsi="Times New Roman" w:eastAsia="宋体"/>
+          <w:sz w:val="21"/>
+        </w:rPr>
+        <w:t>（摘要暂缺，等待官方补全）</w:t>
+      </w:r>
+    </w:p>
+    <w:p>
+      <w:pPr>
+        <w:spacing w:before="120"/>
+      </w:pPr>
+      <w:r>
+        <w:rPr>
+          <w:rFonts w:ascii="Times New Roman" w:hAnsi="Times New Roman" w:eastAsia="宋体"/>
+          <w:b/>
+          <w:sz w:val="21"/>
+        </w:rPr>
+        <w:t>English Abstract:</w:t>
+      </w:r>
+    </w:p>
+    <w:p>
+      <w:r>
+        <w:rPr>
+          <w:rFonts w:ascii="Times New Roman" w:hAnsi="Times New Roman" w:eastAsia="宋体"/>
+          <w:sz w:val="21"/>
+        </w:rPr>
+        <w:t>Abstract not available.</w:t>
+      </w:r>
+    </w:p>
+    <w:p>
+      <w:r>
+        <w:rPr>
+          <w:rFonts w:ascii="Times New Roman" w:hAnsi="Times New Roman" w:eastAsia="宋体"/>
+          <w:sz w:val="21"/>
+        </w:rPr>
+        <w:t>__________________________________________________</w:t>
+      </w:r>
+    </w:p>
     <w:sectPr>
       <w:footerReference w:type="default" r:id="rId9"/>
       <w:pgSz w:w="12240" w:h="15840"/>

--- a/Optical_Papers_260204.docx
+++ b/Optical_Papers_260204.docx
@@ -2695,6 +2695,119 @@
     </w:p>
     <w:p>
       <w:pPr>
+        <w:pStyle w:val="Heading2"/>
+      </w:pPr>
+      <w:r/>
+      <w:r>
+        <w:rPr>
+          <w:rFonts w:ascii="Times New Roman" w:hAnsi="Times New Roman" w:eastAsia="宋体"/>
+          <w:b/>
+          <w:color w:val="000000"/>
+          <w:sz w:val="24"/>
+        </w:rPr>
+        <w:t>垂直入射时具有亚分贝插入损耗的三波相互作用光栅耦合器</w:t>
+      </w:r>
+    </w:p>
+    <w:p>
+      <w:r>
+        <w:rPr>
+          <w:rFonts w:ascii="Times New Roman" w:hAnsi="Times New Roman" w:eastAsia="宋体"/>
+          <w:b/>
+          <w:color w:val="003264"/>
+          <w:sz w:val="24"/>
+        </w:rPr>
+        <w:t>Three-wave interaction grating coupler with the sub-decibel insertion loss at normal incidence</w:t>
+      </w:r>
+    </w:p>
+    <w:p>
+      <w:r>
+        <w:rPr>
+          <w:rFonts w:ascii="Times New Roman" w:hAnsi="Times New Roman" w:eastAsia="宋体"/>
+          <w:sz w:val="21"/>
+        </w:rPr>
+        <w:t>作者: Carson G. Valdez, Simon A. Bongarz, Anne R. Kroo, Anna J. Miller, Michel J. F. Digonnet, David A. B. Miller, Olav Solgaard</w:t>
+        <w:br/>
+      </w:r>
+      <w:r>
+        <w:rPr>
+          <w:rFonts w:ascii="Times New Roman" w:hAnsi="Times New Roman" w:eastAsia="宋体"/>
+          <w:sz w:val="21"/>
+        </w:rPr>
+        <w:t xml:space="preserve">时间: 2026-01-21 | </w:t>
+      </w:r>
+      <w:r>
+        <w:t xml:space="preserve">链接: </w:t>
+      </w:r>
+      <w:hyperlink r:id="rId215">
+        <w:r>
+          <w:rPr>
+            <w:rFonts w:ascii="Times New Roman" w:hAnsi="Times New Roman" w:eastAsia="宋体"/>
+            <w:color w:val="0000FF"/>
+            <w:sz w:val="21"/>
+            <w:u w:val="single"/>
+          </w:rPr>
+          <w:t>https://doi.org/10.1364/optica.571318</w:t>
+        </w:r>
+      </w:hyperlink>
+    </w:p>
+    <w:p>
+      <w:pPr>
+        <w:spacing w:before="120"/>
+      </w:pPr>
+      <w:r>
+        <w:rPr>
+          <w:rFonts w:ascii="Times New Roman" w:hAnsi="Times New Roman" w:eastAsia="宋体"/>
+          <w:b/>
+          <w:sz w:val="21"/>
+        </w:rPr>
+        <w:t>中文摘要:</w:t>
+      </w:r>
+    </w:p>
+    <w:p>
+      <w:pPr>
+        <w:ind w:firstLine="360"/>
+      </w:pPr>
+      <w:r>
+        <w:rPr>
+          <w:rFonts w:ascii="Times New Roman" w:hAnsi="Times New Roman" w:eastAsia="宋体"/>
+          <w:sz w:val="21"/>
+        </w:rPr>
+        <w:t>光纤或自由空间光束与硅光子电路之间的高效光学耦合对于降低系统级损耗和实现可扩展封装至关重要。传统的光栅耦合器通常需要非垂直入射的照明，这限制了它们与垂直定向光源和光纤的兼容性。我们报告了用于硅光子学的高效正入射光栅耦合器的设计、商业铸造厂的制造以及实验结果。我们观察到中心波长为 1546 nm 时，1 dB 带宽为 20 nm，最大耦合效率为 85.4% (−0.69dB)。这些实验结果验证了早期的理论和仿真结果，并为在对输入耦合损耗敏感的硅光子应用中使用完全垂直的光栅耦合器作为边缘耦合的替代方案铺平了道路。此外，这些结果使得光栅耦合器能够用于垂直定向元件，例如多芯光纤和 VCSEL，并解决了与自由空间光束耦合相关的挑战。</w:t>
+      </w:r>
+    </w:p>
+    <w:p>
+      <w:pPr>
+        <w:spacing w:before="120"/>
+      </w:pPr>
+      <w:r>
+        <w:rPr>
+          <w:rFonts w:ascii="Times New Roman" w:hAnsi="Times New Roman" w:eastAsia="宋体"/>
+          <w:b/>
+          <w:sz w:val="21"/>
+        </w:rPr>
+        <w:t>English Abstract:</w:t>
+      </w:r>
+    </w:p>
+    <w:p>
+      <w:r>
+        <w:rPr>
+          <w:rFonts w:ascii="Times New Roman" w:hAnsi="Times New Roman" w:eastAsia="宋体"/>
+          <w:sz w:val="21"/>
+        </w:rPr>
+        <w:t>High-efficiency optical coupling between fibers or free-space beams and silicon photonic circuits is critical for reducing system-level losses and enabling scalable packaging. Conventional grating couplers typically require illumination off-normal incidence, limiting their compatibility with vertically oriented sources and fibers. We report the design, fabrication in a commercial foundry, and experimental results of high-efficiency, normal incidence grating couplers for silicon photonics. We observe a maximum coupling efficiency of 85.4% (−0.69dB) with a 1 dB bandwidth of 20 nm at a central wavelength of 1546 nm. These experimental results verify earlier theoretical and simulation results and pave the way for the use of perfectly vertical grating couplers, as an alternative to edge coupling, in silicon photonics applications that are sensitive to input coupling loss. Further, these results enable the use of grating couplers for vertically oriented elements, such as multicore fibers and VCSELs, and address challenges associated with coupling to free space beams.</w:t>
+      </w:r>
+    </w:p>
+    <w:p>
+      <w:r>
+        <w:rPr>
+          <w:rFonts w:ascii="Times New Roman" w:hAnsi="Times New Roman" w:eastAsia="宋体"/>
+          <w:sz w:val="21"/>
+        </w:rPr>
+        <w:t>__________________________________________________</w:t>
+      </w:r>
+    </w:p>
+    <w:p>
+      <w:pPr>
         <w:pStyle w:val="Heading1"/>
       </w:pPr>
       <w:r>
@@ -2830,6 +2943,119 @@
     </w:p>
     <w:p>
       <w:pPr>
+        <w:pStyle w:val="Heading2"/>
+      </w:pPr>
+      <w:r/>
+      <w:r>
+        <w:rPr>
+          <w:rFonts w:ascii="Times New Roman" w:hAnsi="Times New Roman" w:eastAsia="宋体"/>
+          <w:b/>
+          <w:color w:val="000000"/>
+          <w:sz w:val="24"/>
+        </w:rPr>
+        <w:t>水射流引导激光系统能量传输与分布特性分析</w:t>
+      </w:r>
+    </w:p>
+    <w:p>
+      <w:r>
+        <w:rPr>
+          <w:rFonts w:ascii="Times New Roman" w:hAnsi="Times New Roman" w:eastAsia="宋体"/>
+          <w:b/>
+          <w:color w:val="003264"/>
+          <w:sz w:val="24"/>
+        </w:rPr>
+        <w:t>Analysis of energy transmission and distribution characteristics in water jet guided laser systems</w:t>
+      </w:r>
+    </w:p>
+    <w:p>
+      <w:r>
+        <w:rPr>
+          <w:rFonts w:ascii="Times New Roman" w:hAnsi="Times New Roman" w:eastAsia="宋体"/>
+          <w:sz w:val="21"/>
+        </w:rPr>
+        <w:t>作者: Zhouwei He, Xiaoyan Sun, Haikuan Chen, Haoning Zheng, Youwang Hu, Pingmei Ming</w:t>
+        <w:br/>
+      </w:r>
+      <w:r>
+        <w:rPr>
+          <w:rFonts w:ascii="Times New Roman" w:hAnsi="Times New Roman" w:eastAsia="宋体"/>
+          <w:sz w:val="21"/>
+        </w:rPr>
+        <w:t xml:space="preserve">时间: 2026-02-01 | </w:t>
+      </w:r>
+      <w:r>
+        <w:t xml:space="preserve">链接: </w:t>
+      </w:r>
+      <w:hyperlink r:id="rId213">
+        <w:r>
+          <w:rPr>
+            <w:rFonts w:ascii="Times New Roman" w:hAnsi="Times New Roman" w:eastAsia="宋体"/>
+            <w:color w:val="0000FF"/>
+            <w:sz w:val="21"/>
+            <w:u w:val="single"/>
+          </w:rPr>
+          <w:t>https://doi.org/10.1016/j.optcom.2026.132992</w:t>
+        </w:r>
+      </w:hyperlink>
+    </w:p>
+    <w:p>
+      <w:pPr>
+        <w:spacing w:before="120"/>
+      </w:pPr>
+      <w:r>
+        <w:rPr>
+          <w:rFonts w:ascii="Times New Roman" w:hAnsi="Times New Roman" w:eastAsia="宋体"/>
+          <w:b/>
+          <w:sz w:val="21"/>
+        </w:rPr>
+        <w:t>中文摘要:</w:t>
+      </w:r>
+    </w:p>
+    <w:p>
+      <w:pPr>
+        <w:ind w:firstLine="360"/>
+      </w:pPr>
+      <w:r>
+        <w:rPr>
+          <w:rFonts w:ascii="Times New Roman" w:hAnsi="Times New Roman" w:eastAsia="宋体"/>
+          <w:sz w:val="21"/>
+        </w:rPr>
+        <w:t>（摘要暂缺，等待官方补全）</w:t>
+      </w:r>
+    </w:p>
+    <w:p>
+      <w:pPr>
+        <w:spacing w:before="120"/>
+      </w:pPr>
+      <w:r>
+        <w:rPr>
+          <w:rFonts w:ascii="Times New Roman" w:hAnsi="Times New Roman" w:eastAsia="宋体"/>
+          <w:b/>
+          <w:sz w:val="21"/>
+        </w:rPr>
+        <w:t>English Abstract:</w:t>
+      </w:r>
+    </w:p>
+    <w:p>
+      <w:r>
+        <w:rPr>
+          <w:rFonts w:ascii="Times New Roman" w:hAnsi="Times New Roman" w:eastAsia="宋体"/>
+          <w:sz w:val="21"/>
+        </w:rPr>
+        <w:t>Abstract not available.</w:t>
+      </w:r>
+    </w:p>
+    <w:p>
+      <w:r>
+        <w:rPr>
+          <w:rFonts w:ascii="Times New Roman" w:hAnsi="Times New Roman" w:eastAsia="宋体"/>
+          <w:sz w:val="21"/>
+        </w:rPr>
+        <w:t>__________________________________________________</w:t>
+      </w:r>
+    </w:p>
+    <w:p>
+      <w:pPr>
         <w:pStyle w:val="Heading1"/>
       </w:pPr>
       <w:r>
@@ -15338,6 +15564,8252 @@
       </w:pPr>
       <w:r>
         <w:t>--- 更新: 11:32 ---</w:t>
+      </w:r>
+    </w:p>
+    <w:p>
+      <w:pPr>
+        <w:pStyle w:val="Heading1"/>
+      </w:pPr>
+      <w:r>
+        <w:rPr>
+          <w:rFonts w:ascii="Times New Roman" w:hAnsi="Times New Roman" w:eastAsia="宋体"/>
+          <w:b/>
+          <w:color w:val="000000"/>
+          <w:sz w:val="32"/>
+        </w:rPr>
+        <w:t>Nature Communications</w:t>
+      </w:r>
+    </w:p>
+    <w:p>
+      <w:pPr>
+        <w:jc w:val="center"/>
+      </w:pPr>
+      <w:r>
+        <w:t>--- 更新: 12:38 ---</w:t>
+      </w:r>
+    </w:p>
+    <w:p>
+      <w:pPr>
+        <w:pStyle w:val="Heading2"/>
+      </w:pPr>
+      <w:r/>
+      <w:r>
+        <w:rPr>
+          <w:rFonts w:ascii="Times New Roman" w:hAnsi="Times New Roman" w:eastAsia="宋体"/>
+          <w:b/>
+          <w:color w:val="000000"/>
+          <w:sz w:val="24"/>
+        </w:rPr>
+        <w:t>人脑中的定向皮质边缘对话</w:t>
+      </w:r>
+    </w:p>
+    <w:p>
+      <w:r>
+        <w:rPr>
+          <w:rFonts w:ascii="Times New Roman" w:hAnsi="Times New Roman" w:eastAsia="宋体"/>
+          <w:b/>
+          <w:color w:val="003264"/>
+          <w:sz w:val="24"/>
+        </w:rPr>
+        <w:t>Directed cortico-limbic dialogue in the human brain</w:t>
+      </w:r>
+    </w:p>
+    <w:p>
+      <w:r>
+        <w:rPr>
+          <w:rFonts w:ascii="Times New Roman" w:hAnsi="Times New Roman" w:eastAsia="宋体"/>
+          <w:sz w:val="21"/>
+        </w:rPr>
+        <w:t>作者: Ellen van Maren, Camille G. Mignardot, Roland Widmer, Cecilia Friedrichs-Maeder, Juan Ansó, Päivi Nevalainen, Markus Fuchs, Claudio Pollo, Athina Tzovara, Timothée Proix, Kaspar A. Schindler, Maxime O. Baud</w:t>
+        <w:br/>
+      </w:r>
+      <w:r>
+        <w:rPr>
+          <w:rFonts w:ascii="Times New Roman" w:hAnsi="Times New Roman" w:eastAsia="宋体"/>
+          <w:sz w:val="21"/>
+        </w:rPr>
+        <w:t xml:space="preserve">时间: 2026-02-02 | </w:t>
+      </w:r>
+      <w:r>
+        <w:t xml:space="preserve">链接: </w:t>
+      </w:r>
+      <w:hyperlink r:id="rId142">
+        <w:r>
+          <w:rPr>
+            <w:rFonts w:ascii="Times New Roman" w:hAnsi="Times New Roman" w:eastAsia="宋体"/>
+            <w:color w:val="0000FF"/>
+            <w:sz w:val="21"/>
+            <w:u w:val="single"/>
+          </w:rPr>
+          <w:t>https://doi.org/10.1038/s41467-026-68701-z</w:t>
+        </w:r>
+      </w:hyperlink>
+    </w:p>
+    <w:p>
+      <w:pPr>
+        <w:spacing w:before="120"/>
+      </w:pPr>
+      <w:r>
+        <w:rPr>
+          <w:rFonts w:ascii="Times New Roman" w:hAnsi="Times New Roman" w:eastAsia="宋体"/>
+          <w:b/>
+          <w:sz w:val="21"/>
+        </w:rPr>
+        <w:t>中文摘要:</w:t>
+      </w:r>
+    </w:p>
+    <w:p>
+      <w:pPr>
+        <w:ind w:firstLine="360"/>
+      </w:pPr>
+      <w:r>
+        <w:rPr>
+          <w:rFonts w:ascii="Times New Roman" w:hAnsi="Times New Roman" w:eastAsia="宋体"/>
+          <w:sz w:val="21"/>
+        </w:rPr>
+        <w:t>摘要 如何在一堆神经纤维中追踪大脑有序的定向信号？由于人类很少能直接接触到实际的大脑信号，因此睡眠和清醒期间皮质边缘通信的精确接线图基本上仍未绘制出来，这阻碍了神经科学的进步。现在，人脑上独特的神经外科窗口允许在医院对皮层连接进行电映射，但迄今为止的研究依赖于平均信号，掩盖了跨大脑区域和警戒状态的信号流的动态性质。为了因果地估计信号流，我们在几天内用短暂的电脉冲反复探测皮质边缘网络，并在单次试验的基础上评估每个传输信号的可变命运。在所得的公开数据集中，我们描述了数天内数千个本地和远程皮质边缘连接的信号概率和方向性。挑战既定观点，我们发现边缘结构在清醒和睡眠状态下发送的信号是它们接收的信号的两倍。我们的研究结果为因果解释大脑信号流和制定脑网络疾病的治疗策略提供了一个基本框架。</w:t>
+      </w:r>
+    </w:p>
+    <w:p>
+      <w:pPr>
+        <w:spacing w:before="120"/>
+      </w:pPr>
+      <w:r>
+        <w:rPr>
+          <w:rFonts w:ascii="Times New Roman" w:hAnsi="Times New Roman" w:eastAsia="宋体"/>
+          <w:b/>
+          <w:sz w:val="21"/>
+        </w:rPr>
+        <w:t>English Abstract:</w:t>
+      </w:r>
+    </w:p>
+    <w:p>
+      <w:r>
+        <w:rPr>
+          <w:rFonts w:ascii="Times New Roman" w:hAnsi="Times New Roman" w:eastAsia="宋体"/>
+          <w:sz w:val="21"/>
+        </w:rPr>
+        <w:t>Abstract How can one trace the brain’s orderly directed signals amid a tangle of nerve fibers? Because direct access to actual brain signaling is rare in humans, the precise wiring diagrams for cortico-limbic communication during sleep and wake remain essentially unmapped, hampering progress in neuroscience. Now, a unique neurosurgical window on the human brain allows for electrically mapping cortical connections at the hospital, but studies so far have relied on average signals, masking the dynamic nature of signal flow across brain regions and vigilance states. To causally estimate signal flow, we repeatedly probed cortico-limbic networks with short-lived electrical pulses over days and assessed the variable fate of each transmitted signal on a single-trial basis. In the resulting openly available dataset, we characterized signaling probabilities and directionality across thousands of local and long-range cortico-limbic connections over days. Challenging established views, we found that limbic structures send twice as many signals as they receive, in both wakefulness and sleep. Our findings provide a fundamental framework for causally interpreting signal flow in the brain and formulating therapeutic strategies for brain network disorders.</w:t>
+      </w:r>
+    </w:p>
+    <w:p>
+      <w:r>
+        <w:rPr>
+          <w:rFonts w:ascii="Times New Roman" w:hAnsi="Times New Roman" w:eastAsia="宋体"/>
+          <w:sz w:val="21"/>
+        </w:rPr>
+        <w:t>__________________________________________________</w:t>
+      </w:r>
+    </w:p>
+    <w:p>
+      <w:pPr>
+        <w:pStyle w:val="Heading2"/>
+      </w:pPr>
+      <w:r/>
+      <w:r>
+        <w:rPr>
+          <w:rFonts w:ascii="Times New Roman" w:hAnsi="Times New Roman" w:eastAsia="宋体"/>
+          <w:b/>
+          <w:color w:val="000000"/>
+          <w:sz w:val="24"/>
+        </w:rPr>
+        <w:t>昆虫级人工视觉嗅觉仿生复眼</w:t>
+      </w:r>
+    </w:p>
+    <w:p>
+      <w:r>
+        <w:rPr>
+          <w:rFonts w:ascii="Times New Roman" w:hAnsi="Times New Roman" w:eastAsia="宋体"/>
+          <w:b/>
+          <w:color w:val="003264"/>
+          <w:sz w:val="24"/>
+        </w:rPr>
+        <w:t>An insect-scale artificial visual-olfactory bionic compound eye</w:t>
+      </w:r>
+    </w:p>
+    <w:p>
+      <w:r>
+        <w:rPr>
+          <w:rFonts w:ascii="Times New Roman" w:hAnsi="Times New Roman" w:eastAsia="宋体"/>
+          <w:sz w:val="21"/>
+        </w:rPr>
+        <w:t>作者: Jiachuang Wang, Shuai Wei, Nan Qin, Tiger H. Tao</w:t>
+        <w:br/>
+      </w:r>
+      <w:r>
+        <w:rPr>
+          <w:rFonts w:ascii="Times New Roman" w:hAnsi="Times New Roman" w:eastAsia="宋体"/>
+          <w:sz w:val="21"/>
+        </w:rPr>
+        <w:t xml:space="preserve">时间: 2026-02-02 | </w:t>
+      </w:r>
+      <w:r>
+        <w:t xml:space="preserve">链接: </w:t>
+      </w:r>
+      <w:hyperlink r:id="rId143">
+        <w:r>
+          <w:rPr>
+            <w:rFonts w:ascii="Times New Roman" w:hAnsi="Times New Roman" w:eastAsia="宋体"/>
+            <w:color w:val="0000FF"/>
+            <w:sz w:val="21"/>
+            <w:u w:val="single"/>
+          </w:rPr>
+          <w:t>https://doi.org/10.1038/s41467-026-68940-0</w:t>
+        </w:r>
+      </w:hyperlink>
+    </w:p>
+    <w:p>
+      <w:pPr>
+        <w:spacing w:before="120"/>
+      </w:pPr>
+      <w:r>
+        <w:rPr>
+          <w:rFonts w:ascii="Times New Roman" w:hAnsi="Times New Roman" w:eastAsia="宋体"/>
+          <w:b/>
+          <w:sz w:val="21"/>
+        </w:rPr>
+        <w:t>中文摘要:</w:t>
+      </w:r>
+    </w:p>
+    <w:p>
+      <w:pPr>
+        <w:ind w:firstLine="360"/>
+      </w:pPr>
+      <w:r>
+        <w:rPr>
+          <w:rFonts w:ascii="Times New Roman" w:hAnsi="Times New Roman" w:eastAsia="宋体"/>
+          <w:sz w:val="21"/>
+        </w:rPr>
+        <w:t>摘要 复眼具有独特的光学结构和高效的图像处理能力。果蝇的视嗅神经系统具有重量轻、功耗低的特点。在人工复眼系统的设计和制造方面付出了巨大的努力。然而，在昆虫尺度上构建具有敏感光电响应和准确嗅觉感知、模仿生物多模态融合决策机制的仿生视觉嗅觉复眼微系统仍然具有挑战性。在此，我们通过飞秒激光双光子聚合将仿生微透镜阵列制造到柔性光电探测器上，在1.5×1.5 mm 2 上集成了1027个小眼，并通过喷墨打印进一步构建比色嗅觉传感器阵列，实现视觉和嗅觉的综合感知。仿生复眼（bio-CE）可实现宽视场成像（方位角180°）、自然眼间隔离、1 kHz闪烁融合频率以及对各种危险化学品的颜色响应，从而对移动物体具有高灵敏度，对环境气体具有快速响应。该微系统可作为广角近距离避障探测器和监测运动目标视觉和嗅觉信息的装置。昆虫尺度仿生并置复眼在无人平台导航和仿生机器人智能方面显示出巨大的潜在应用前景。</w:t>
+      </w:r>
+    </w:p>
+    <w:p>
+      <w:pPr>
+        <w:spacing w:before="120"/>
+      </w:pPr>
+      <w:r>
+        <w:rPr>
+          <w:rFonts w:ascii="Times New Roman" w:hAnsi="Times New Roman" w:eastAsia="宋体"/>
+          <w:b/>
+          <w:sz w:val="21"/>
+        </w:rPr>
+        <w:t>English Abstract:</w:t>
+      </w:r>
+    </w:p>
+    <w:p>
+      <w:r>
+        <w:rPr>
+          <w:rFonts w:ascii="Times New Roman" w:hAnsi="Times New Roman" w:eastAsia="宋体"/>
+          <w:sz w:val="21"/>
+        </w:rPr>
+        <w:t>Abstract Compound eyes feature unique optical structures and high-efficiency image processing. The opto-olfactory nervous system of Drosophila has the characteristics of lightweight and low power consumption. Significant efforts have been dedicated to the design and manufacturing of artificial compound eye system. However, it is still challenging to construct a bionic visual-olfactory compound eye microsystem with sensitive photoelectric response and accurate olfactory perception in insect-scale, mimicking the biological multimodal fusion decision-making mechanism. Here, we report a miniature apposition compound eye that integrates 1027 ommatidia on 1.5×1.5 mm 2 by manufacturing a bionic micro-lens array onto flexible photodetectors via femtosecond laser two-photon polymerization, further construct the colorimetric olfactory sensor array through inkjet printing to achieve integrated perception of vision and smell. The bionic compound eye (bio-CE) enables wide field-of-view imaging (azimuth angle 180°), natural interocular isolation, a 1 kHz flicker fusion frequency and color response to various hazardous chemicals, resulting in high sensitivity to moving objects and rapid response to environmental gases. The microsystem can serve as a wide-angle close-range obstacle avoidance detector and a device for monitoring visual and olfactory information of moving targets. The insect-scale bionic apposition compound eye shows great potential applications in unmanned platform navigation and bionic robot intelligence.</w:t>
+      </w:r>
+    </w:p>
+    <w:p>
+      <w:r>
+        <w:rPr>
+          <w:rFonts w:ascii="Times New Roman" w:hAnsi="Times New Roman" w:eastAsia="宋体"/>
+          <w:sz w:val="21"/>
+        </w:rPr>
+        <w:t>__________________________________________________</w:t>
+      </w:r>
+    </w:p>
+    <w:p>
+      <w:pPr>
+        <w:pStyle w:val="Heading2"/>
+      </w:pPr>
+      <w:r/>
+      <w:r>
+        <w:rPr>
+          <w:rFonts w:ascii="Times New Roman" w:hAnsi="Times New Roman" w:eastAsia="宋体"/>
+          <w:b/>
+          <w:color w:val="000000"/>
+          <w:sz w:val="24"/>
+        </w:rPr>
+        <w:t>在阳光下使用再生 PVC 回收聚烯烃</w:t>
+      </w:r>
+    </w:p>
+    <w:p>
+      <w:r>
+        <w:rPr>
+          <w:rFonts w:ascii="Times New Roman" w:hAnsi="Times New Roman" w:eastAsia="宋体"/>
+          <w:b/>
+          <w:color w:val="003264"/>
+          <w:sz w:val="24"/>
+        </w:rPr>
+        <w:t>Recycling of polyolefins using recycled PVC under sunlight</w:t>
+      </w:r>
+    </w:p>
+    <w:p>
+      <w:r>
+        <w:rPr>
+          <w:rFonts w:ascii="Times New Roman" w:hAnsi="Times New Roman" w:eastAsia="宋体"/>
+          <w:sz w:val="21"/>
+        </w:rPr>
+        <w:t>作者: Heng Liu, Ding-Wei Ji, Su-Yang Xu, Zhi-Hui Wang, Shi-Yu Guo, Qing-An Chen</w:t>
+        <w:br/>
+      </w:r>
+      <w:r>
+        <w:rPr>
+          <w:rFonts w:ascii="Times New Roman" w:hAnsi="Times New Roman" w:eastAsia="宋体"/>
+          <w:sz w:val="21"/>
+        </w:rPr>
+        <w:t xml:space="preserve">时间: 2026-02-02 | </w:t>
+      </w:r>
+      <w:r>
+        <w:t xml:space="preserve">链接: </w:t>
+      </w:r>
+      <w:hyperlink r:id="rId144">
+        <w:r>
+          <w:rPr>
+            <w:rFonts w:ascii="Times New Roman" w:hAnsi="Times New Roman" w:eastAsia="宋体"/>
+            <w:color w:val="0000FF"/>
+            <w:sz w:val="21"/>
+            <w:u w:val="single"/>
+          </w:rPr>
+          <w:t>https://doi.org/10.1038/s41467-025-68032-5</w:t>
+        </w:r>
+      </w:hyperlink>
+    </w:p>
+    <w:p>
+      <w:pPr>
+        <w:spacing w:before="120"/>
+      </w:pPr>
+      <w:r>
+        <w:rPr>
+          <w:rFonts w:ascii="Times New Roman" w:hAnsi="Times New Roman" w:eastAsia="宋体"/>
+          <w:b/>
+          <w:sz w:val="21"/>
+        </w:rPr>
+        <w:t>中文摘要:</w:t>
+      </w:r>
+    </w:p>
+    <w:p>
+      <w:pPr>
+        <w:ind w:firstLine="360"/>
+      </w:pPr>
+      <w:r>
+        <w:rPr>
+          <w:rFonts w:ascii="Times New Roman" w:hAnsi="Times New Roman" w:eastAsia="宋体"/>
+          <w:sz w:val="21"/>
+        </w:rPr>
+        <w:t>解聚聚烯烃通常需要高温并且是能源密集型的。在这里，作者将 PVC 升级为光热剂，可以利用阳光将聚烯烃解聚成低分子量蜡或单体</w:t>
+      </w:r>
+    </w:p>
+    <w:p>
+      <w:pPr>
+        <w:spacing w:before="120"/>
+      </w:pPr>
+      <w:r>
+        <w:rPr>
+          <w:rFonts w:ascii="Times New Roman" w:hAnsi="Times New Roman" w:eastAsia="宋体"/>
+          <w:b/>
+          <w:sz w:val="21"/>
+        </w:rPr>
+        <w:t>English Abstract:</w:t>
+      </w:r>
+    </w:p>
+    <w:p>
+      <w:r>
+        <w:rPr>
+          <w:rFonts w:ascii="Times New Roman" w:hAnsi="Times New Roman" w:eastAsia="宋体"/>
+          <w:sz w:val="21"/>
+        </w:rPr>
+        <w:t>Depolymerising polyolefins typically requires high temperatures and is energy intensive. Here, the authors upcycle PVC into a photothermal agent which could depolymerise polyolefins using sunlight into low molecular weight waxes or monomers</w:t>
+      </w:r>
+    </w:p>
+    <w:p>
+      <w:r>
+        <w:rPr>
+          <w:rFonts w:ascii="Times New Roman" w:hAnsi="Times New Roman" w:eastAsia="宋体"/>
+          <w:sz w:val="21"/>
+        </w:rPr>
+        <w:t>__________________________________________________</w:t>
+      </w:r>
+    </w:p>
+    <w:p>
+      <w:pPr>
+        <w:pStyle w:val="Heading2"/>
+      </w:pPr>
+      <w:r/>
+      <w:r>
+        <w:rPr>
+          <w:rFonts w:ascii="Times New Roman" w:hAnsi="Times New Roman" w:eastAsia="宋体"/>
+          <w:b/>
+          <w:color w:val="000000"/>
+          <w:sz w:val="24"/>
+        </w:rPr>
+        <w:t>通过对空气传播病毒传播模式的比较评估，推进雪貂甲型（H5N1）流感风险评估</w:t>
+      </w:r>
+    </w:p>
+    <w:p>
+      <w:r>
+        <w:rPr>
+          <w:rFonts w:ascii="Times New Roman" w:hAnsi="Times New Roman" w:eastAsia="宋体"/>
+          <w:b/>
+          <w:color w:val="003264"/>
+          <w:sz w:val="24"/>
+        </w:rPr>
+        <w:t>Advancing A(H5N1) influenza risk assessment in ferrets through comparative evaluation of airborne virus shedding patterns</w:t>
+      </w:r>
+    </w:p>
+    <w:p>
+      <w:r>
+        <w:rPr>
+          <w:rFonts w:ascii="Times New Roman" w:hAnsi="Times New Roman" w:eastAsia="宋体"/>
+          <w:sz w:val="21"/>
+        </w:rPr>
+        <w:t>作者: Joanna A. Pulit-Penaloza, Troy J. Kieran, Nicole Brock, Jessica A. Belser, Xiangjie Sun, Hui Zeng, Claudia Pappas, Juan A. De La Cruz, Yasuko Hatta, Han Di, C. Todd Davis, Terrence M. Tumpey, Taronna. R. Maines</w:t>
+        <w:br/>
+      </w:r>
+      <w:r>
+        <w:rPr>
+          <w:rFonts w:ascii="Times New Roman" w:hAnsi="Times New Roman" w:eastAsia="宋体"/>
+          <w:sz w:val="21"/>
+        </w:rPr>
+        <w:t xml:space="preserve">时间: 2026-02-02 | </w:t>
+      </w:r>
+      <w:r>
+        <w:t xml:space="preserve">链接: </w:t>
+      </w:r>
+      <w:hyperlink r:id="rId145">
+        <w:r>
+          <w:rPr>
+            <w:rFonts w:ascii="Times New Roman" w:hAnsi="Times New Roman" w:eastAsia="宋体"/>
+            <w:color w:val="0000FF"/>
+            <w:sz w:val="21"/>
+            <w:u w:val="single"/>
+          </w:rPr>
+          <w:t>https://doi.org/10.1038/s41467-026-68931-1</w:t>
+        </w:r>
+      </w:hyperlink>
+    </w:p>
+    <w:p>
+      <w:pPr>
+        <w:spacing w:before="120"/>
+      </w:pPr>
+      <w:r>
+        <w:rPr>
+          <w:rFonts w:ascii="Times New Roman" w:hAnsi="Times New Roman" w:eastAsia="宋体"/>
+          <w:b/>
+          <w:sz w:val="21"/>
+        </w:rPr>
+        <w:t>中文摘要:</w:t>
+      </w:r>
+    </w:p>
+    <w:p>
+      <w:pPr>
+        <w:ind w:firstLine="360"/>
+      </w:pPr>
+      <w:r>
+        <w:rPr>
+          <w:rFonts w:ascii="Times New Roman" w:hAnsi="Times New Roman" w:eastAsia="宋体"/>
+          <w:sz w:val="21"/>
+        </w:rPr>
+        <w:t>摘要 最近在北美发生的与家禽和牛有关的 A(H5N1) 人畜共患病例凸显了评估新出现病毒株的大流行潜力的迫切需要。我们使用雄性雪貂评估了从人类中分离出的两种 B3.13 和两种 D1.1 基因型 A(H5N1) 病毒，并观察了致命疾病和不同的直接接触传播能力。为了加强大流行风险评估，我们使用旋风分离器 BC251 和基于水凝结捕获的 SPOT 采样器进行气溶胶采样，并进行比较分析，以包括具有已知传播能力特征的其他 A(H5N1)、A(H9N2)、A(H7N9) 和 A(H1N1)pdm09 菌株。尽管 A(H5N1) 毒株均不会通过空气传播，但与 D1.1 毒株相比，检测到的 B3.13 病毒的水平明显更高。在这里，我们展示了鼻腔冲洗液中的病毒载量、空气传播的病毒脱落和雪貂的传播性之间的密切相关性，强调了这些指标对于识别可能适应增加传播潜力的人畜共患流感病毒的价值。</w:t>
+      </w:r>
+    </w:p>
+    <w:p>
+      <w:pPr>
+        <w:spacing w:before="120"/>
+      </w:pPr>
+      <w:r>
+        <w:rPr>
+          <w:rFonts w:ascii="Times New Roman" w:hAnsi="Times New Roman" w:eastAsia="宋体"/>
+          <w:b/>
+          <w:sz w:val="21"/>
+        </w:rPr>
+        <w:t>English Abstract:</w:t>
+      </w:r>
+    </w:p>
+    <w:p>
+      <w:r>
+        <w:rPr>
+          <w:rFonts w:ascii="Times New Roman" w:hAnsi="Times New Roman" w:eastAsia="宋体"/>
+          <w:sz w:val="21"/>
+        </w:rPr>
+        <w:t>Abstract Recent A(H5N1) zoonotic cases linked to poultry and cattle in North America highlight the urgent need to assess the pandemic potential of emerging strains. Using male ferrets, we evaluate two B3.13 and two D1.1 genotype A(H5N1) viruses isolated from humans and observe fatal disease and varying capacities for direct contact transmission. To enhance pandemic risk assessment, we conduct aerosol sampling using cyclone BC251 and water condensation capture-based SPOT samplers and perform comparative analyses to include additional A(H5N1), A(H9N2), A(H7N9), and A(H1N1)pdm09 strains with known transmissibility profiles. Although none of the A(H5N1) strains transmit via the air, B3.13 viruses are detected at significantly higher levels compared to D1.1 strains. Here we show strong correlations between viral loads in nasal washes, airborne virus shedding, and transmissibility in ferrets, highlighting the value of these metrics for identifying zoonotic influenza viruses that may be adapting toward increased transmission potential.</w:t>
+      </w:r>
+    </w:p>
+    <w:p>
+      <w:r>
+        <w:rPr>
+          <w:rFonts w:ascii="Times New Roman" w:hAnsi="Times New Roman" w:eastAsia="宋体"/>
+          <w:sz w:val="21"/>
+        </w:rPr>
+        <w:t>__________________________________________________</w:t>
+      </w:r>
+    </w:p>
+    <w:p>
+      <w:pPr>
+        <w:pStyle w:val="Heading2"/>
+      </w:pPr>
+      <w:r/>
+      <w:r>
+        <w:rPr>
+          <w:rFonts w:ascii="Times New Roman" w:hAnsi="Times New Roman" w:eastAsia="宋体"/>
+          <w:b/>
+          <w:color w:val="000000"/>
+          <w:sz w:val="24"/>
+        </w:rPr>
+        <w:t>2D/2D磷烯/BiOI S型异质结用于真实阳光下亚分钟光催化水消毒</w:t>
+      </w:r>
+    </w:p>
+    <w:p>
+      <w:r>
+        <w:rPr>
+          <w:rFonts w:ascii="Times New Roman" w:hAnsi="Times New Roman" w:eastAsia="宋体"/>
+          <w:b/>
+          <w:color w:val="003264"/>
+          <w:sz w:val="24"/>
+        </w:rPr>
+        <w:t>2D/2D phosphorene/BiOI S-scheme heterojunction for subminute photocatalytic water disinfection under real sunlight</w:t>
+      </w:r>
+    </w:p>
+    <w:p>
+      <w:r>
+        <w:rPr>
+          <w:rFonts w:ascii="Times New Roman" w:hAnsi="Times New Roman" w:eastAsia="宋体"/>
+          <w:sz w:val="21"/>
+        </w:rPr>
+        <w:t>作者: Dongyang He, Kangning Zhang, Chuanhao Liu, Ya-nan Zhang, Hao Yang, Jingyuan Dong, Jiao Qu</w:t>
+        <w:br/>
+      </w:r>
+      <w:r>
+        <w:rPr>
+          <w:rFonts w:ascii="Times New Roman" w:hAnsi="Times New Roman" w:eastAsia="宋体"/>
+          <w:sz w:val="21"/>
+        </w:rPr>
+        <w:t xml:space="preserve">时间: 2026-02-02 | </w:t>
+      </w:r>
+      <w:r>
+        <w:t xml:space="preserve">链接: </w:t>
+      </w:r>
+      <w:hyperlink r:id="rId146">
+        <w:r>
+          <w:rPr>
+            <w:rFonts w:ascii="Times New Roman" w:hAnsi="Times New Roman" w:eastAsia="宋体"/>
+            <w:color w:val="0000FF"/>
+            <w:sz w:val="21"/>
+            <w:u w:val="single"/>
+          </w:rPr>
+          <w:t>https://doi.org/10.1038/s41467-026-69101-z</w:t>
+        </w:r>
+      </w:hyperlink>
+    </w:p>
+    <w:p>
+      <w:pPr>
+        <w:spacing w:before="120"/>
+      </w:pPr>
+      <w:r>
+        <w:rPr>
+          <w:rFonts w:ascii="Times New Roman" w:hAnsi="Times New Roman" w:eastAsia="宋体"/>
+          <w:b/>
+          <w:sz w:val="21"/>
+        </w:rPr>
+        <w:t>中文摘要:</w:t>
+      </w:r>
+    </w:p>
+    <w:p>
+      <w:pPr>
+        <w:ind w:firstLine="360"/>
+      </w:pPr>
+      <w:r>
+        <w:rPr>
+          <w:rFonts w:ascii="Times New Roman" w:hAnsi="Times New Roman" w:eastAsia="宋体"/>
+          <w:sz w:val="21"/>
+        </w:rPr>
+        <w:t>该研究展示了磷烯/BiOI异质结可以实现亚分钟水消毒，为高效光催化抗菌材料的设计提供了见解。</w:t>
+      </w:r>
+    </w:p>
+    <w:p>
+      <w:pPr>
+        <w:spacing w:before="120"/>
+      </w:pPr>
+      <w:r>
+        <w:rPr>
+          <w:rFonts w:ascii="Times New Roman" w:hAnsi="Times New Roman" w:eastAsia="宋体"/>
+          <w:b/>
+          <w:sz w:val="21"/>
+        </w:rPr>
+        <w:t>English Abstract:</w:t>
+      </w:r>
+    </w:p>
+    <w:p>
+      <w:r>
+        <w:rPr>
+          <w:rFonts w:ascii="Times New Roman" w:hAnsi="Times New Roman" w:eastAsia="宋体"/>
+          <w:sz w:val="21"/>
+        </w:rPr>
+        <w:t>The study demonstrates a phosphorene/BiOI heterojunction that achieves sub-minute water disinfection, offering insights into the design of efficient photocatalytic antimicrobial materials.</w:t>
+      </w:r>
+    </w:p>
+    <w:p>
+      <w:r>
+        <w:rPr>
+          <w:rFonts w:ascii="Times New Roman" w:hAnsi="Times New Roman" w:eastAsia="宋体"/>
+          <w:sz w:val="21"/>
+        </w:rPr>
+        <w:t>__________________________________________________</w:t>
+      </w:r>
+    </w:p>
+    <w:p>
+      <w:pPr>
+        <w:pStyle w:val="Heading2"/>
+      </w:pPr>
+      <w:r/>
+      <w:r>
+        <w:rPr>
+          <w:rFonts w:ascii="Times New Roman" w:hAnsi="Times New Roman" w:eastAsia="宋体"/>
+          <w:b/>
+          <w:color w:val="000000"/>
+          <w:sz w:val="24"/>
+        </w:rPr>
+        <w:t>时空超级振荡</w:t>
+      </w:r>
+    </w:p>
+    <w:p>
+      <w:r>
+        <w:rPr>
+          <w:rFonts w:ascii="Times New Roman" w:hAnsi="Times New Roman" w:eastAsia="宋体"/>
+          <w:b/>
+          <w:color w:val="003264"/>
+          <w:sz w:val="24"/>
+        </w:rPr>
+        <w:t>Space-time superoscillations</w:t>
+      </w:r>
+    </w:p>
+    <w:p>
+      <w:r>
+        <w:rPr>
+          <w:rFonts w:ascii="Times New Roman" w:hAnsi="Times New Roman" w:eastAsia="宋体"/>
+          <w:sz w:val="21"/>
+        </w:rPr>
+        <w:t>作者: Yijie Shen, Nikitas Papasimakis, Nikolay I. Zheludev</w:t>
+        <w:br/>
+      </w:r>
+      <w:r>
+        <w:rPr>
+          <w:rFonts w:ascii="Times New Roman" w:hAnsi="Times New Roman" w:eastAsia="宋体"/>
+          <w:sz w:val="21"/>
+        </w:rPr>
+        <w:t xml:space="preserve">时间: 2026-02-02 | </w:t>
+      </w:r>
+      <w:r>
+        <w:t xml:space="preserve">链接: </w:t>
+      </w:r>
+      <w:hyperlink r:id="rId147">
+        <w:r>
+          <w:rPr>
+            <w:rFonts w:ascii="Times New Roman" w:hAnsi="Times New Roman" w:eastAsia="宋体"/>
+            <w:color w:val="0000FF"/>
+            <w:sz w:val="21"/>
+            <w:u w:val="single"/>
+          </w:rPr>
+          <w:t>https://doi.org/10.1038/s41467-025-68260-9</w:t>
+        </w:r>
+      </w:hyperlink>
+    </w:p>
+    <w:p>
+      <w:pPr>
+        <w:spacing w:before="120"/>
+      </w:pPr>
+      <w:r>
+        <w:rPr>
+          <w:rFonts w:ascii="Times New Roman" w:hAnsi="Times New Roman" w:eastAsia="宋体"/>
+          <w:b/>
+          <w:sz w:val="21"/>
+        </w:rPr>
+        <w:t>中文摘要:</w:t>
+      </w:r>
+    </w:p>
+    <w:p>
+      <w:pPr>
+        <w:ind w:firstLine="360"/>
+      </w:pPr>
+      <w:r>
+        <w:rPr>
+          <w:rFonts w:ascii="Times New Roman" w:hAnsi="Times New Roman" w:eastAsia="宋体"/>
+          <w:sz w:val="21"/>
+        </w:rPr>
+        <w:t>超级振荡使波能够更快地振荡，超越经典极限。在这里，作者展示了结构光脉冲中同时的空间和时间超振荡，实现了时空的极端亚波长和超快聚焦。</w:t>
+      </w:r>
+    </w:p>
+    <w:p>
+      <w:pPr>
+        <w:spacing w:before="120"/>
+      </w:pPr>
+      <w:r>
+        <w:rPr>
+          <w:rFonts w:ascii="Times New Roman" w:hAnsi="Times New Roman" w:eastAsia="宋体"/>
+          <w:b/>
+          <w:sz w:val="21"/>
+        </w:rPr>
+        <w:t>English Abstract:</w:t>
+      </w:r>
+    </w:p>
+    <w:p>
+      <w:r>
+        <w:rPr>
+          <w:rFonts w:ascii="Times New Roman" w:hAnsi="Times New Roman" w:eastAsia="宋体"/>
+          <w:sz w:val="21"/>
+        </w:rPr>
+        <w:t>Superoscillations enable waves to oscillate faster beyond classical limits. Here, the authors demonstrate simultaneous spatial and temporal superoscillations in structured light pulses, achieving extreme both subwavelength and ultrafast focusing in space-time.</w:t>
+      </w:r>
+    </w:p>
+    <w:p>
+      <w:r>
+        <w:rPr>
+          <w:rFonts w:ascii="Times New Roman" w:hAnsi="Times New Roman" w:eastAsia="宋体"/>
+          <w:sz w:val="21"/>
+        </w:rPr>
+        <w:t>__________________________________________________</w:t>
+      </w:r>
+    </w:p>
+    <w:p>
+      <w:pPr>
+        <w:pStyle w:val="Heading2"/>
+      </w:pPr>
+      <w:r/>
+      <w:r>
+        <w:rPr>
+          <w:rFonts w:ascii="Times New Roman" w:hAnsi="Times New Roman" w:eastAsia="宋体"/>
+          <w:b/>
+          <w:color w:val="000000"/>
+          <w:sz w:val="24"/>
+        </w:rPr>
+        <w:t>在元耦合人类世中促进全球可持续发展</w:t>
+      </w:r>
+    </w:p>
+    <w:p>
+      <w:r>
+        <w:rPr>
+          <w:rFonts w:ascii="Times New Roman" w:hAnsi="Times New Roman" w:eastAsia="宋体"/>
+          <w:b/>
+          <w:color w:val="003264"/>
+          <w:sz w:val="24"/>
+        </w:rPr>
+        <w:t>Promoting sustainable development worldwide in the metacoupled anthropocene</w:t>
+      </w:r>
+    </w:p>
+    <w:p>
+      <w:r>
+        <w:rPr>
+          <w:rFonts w:ascii="Times New Roman" w:hAnsi="Times New Roman" w:eastAsia="宋体"/>
+          <w:sz w:val="21"/>
+        </w:rPr>
+        <w:t>作者: Qutu Jiang, Zhenci Xu, Nishan Bhattarai, Yinyi Lin, Huijuan Xiao, Jingzheng Ren, Markus Pahlow, Zhimeng Jiang, Yali Liu, Xutong Wu, Guanqiong Ye, Hongsheng Zhang, Jinbao Li, Peng Zhu, Shunlin Liang, Yuanzheng Cui, Chuan Liao, Liang Dong, Jianguo Liu</w:t>
+        <w:br/>
+      </w:r>
+      <w:r>
+        <w:rPr>
+          <w:rFonts w:ascii="Times New Roman" w:hAnsi="Times New Roman" w:eastAsia="宋体"/>
+          <w:sz w:val="21"/>
+        </w:rPr>
+        <w:t xml:space="preserve">时间: 2026-02-02 | </w:t>
+      </w:r>
+      <w:r>
+        <w:t xml:space="preserve">链接: </w:t>
+      </w:r>
+      <w:hyperlink r:id="rId148">
+        <w:r>
+          <w:rPr>
+            <w:rFonts w:ascii="Times New Roman" w:hAnsi="Times New Roman" w:eastAsia="宋体"/>
+            <w:color w:val="0000FF"/>
+            <w:sz w:val="21"/>
+            <w:u w:val="single"/>
+          </w:rPr>
+          <w:t>https://doi.org/10.1038/s41467-026-68653-4</w:t>
+        </w:r>
+      </w:hyperlink>
+    </w:p>
+    <w:p>
+      <w:pPr>
+        <w:spacing w:before="120"/>
+      </w:pPr>
+      <w:r>
+        <w:rPr>
+          <w:rFonts w:ascii="Times New Roman" w:hAnsi="Times New Roman" w:eastAsia="宋体"/>
+          <w:b/>
+          <w:sz w:val="21"/>
+        </w:rPr>
+        <w:t>中文摘要:</w:t>
+      </w:r>
+    </w:p>
+    <w:p>
+      <w:pPr>
+        <w:ind w:firstLine="360"/>
+      </w:pPr>
+      <w:r>
+        <w:rPr>
+          <w:rFonts w:ascii="Times New Roman" w:hAnsi="Times New Roman" w:eastAsia="宋体"/>
+          <w:sz w:val="21"/>
+        </w:rPr>
+        <w:t>促进全球可持续发展需要在综合框架下跨互联系统开展协作。在这里，我们将集成元耦合框架说明为一个整体透镜，用于分析系统内部和系统之间的人与自然相互作用，以推进综合可持续性分析。我们提出了六个相互关联的步骤来实施可持续发展目标的相互作用分析、进展评估和路径建模框架，有助于整合2030年议程的知识并强调“不让任何人掉队”。我们证明，该框架为跨学科研究人员提供了实用的工具包，并支持政策制定者制定协同的跨系统战略，以实现地方到全球范围内的可持续发展。</w:t>
+      </w:r>
+    </w:p>
+    <w:p>
+      <w:pPr>
+        <w:spacing w:before="120"/>
+      </w:pPr>
+      <w:r>
+        <w:rPr>
+          <w:rFonts w:ascii="Times New Roman" w:hAnsi="Times New Roman" w:eastAsia="宋体"/>
+          <w:b/>
+          <w:sz w:val="21"/>
+        </w:rPr>
+        <w:t>English Abstract:</w:t>
+      </w:r>
+    </w:p>
+    <w:p>
+      <w:r>
+        <w:rPr>
+          <w:rFonts w:ascii="Times New Roman" w:hAnsi="Times New Roman" w:eastAsia="宋体"/>
+          <w:sz w:val="21"/>
+        </w:rPr>
+        <w:t>Promoting sustainable development worldwide requires collaborative efforts across interconnected systems under integrated frameworks. Here, we illustrate the integrated metacoupling framework as a holistic lens for analyzing human-nature interactions within and between systems to advance integrated sustainability analysis. We propose six interrelated steps to operationalize the framework for Sustainable Development Goals’ interaction analysis, progress assessment, and pathway modeling, contributing to the integration of knowledge for the 2030 Agenda and emphasizing “Leave No One Behind”. We demonstrate that the framework offers interdisciplinary researchers a practical toolkit and supports policymakers in developing synergistic cross-system strategies for sustainable development across local to global scales.</w:t>
+      </w:r>
+    </w:p>
+    <w:p>
+      <w:r>
+        <w:rPr>
+          <w:rFonts w:ascii="Times New Roman" w:hAnsi="Times New Roman" w:eastAsia="宋体"/>
+          <w:sz w:val="21"/>
+        </w:rPr>
+        <w:t>__________________________________________________</w:t>
+      </w:r>
+    </w:p>
+    <w:p>
+      <w:pPr>
+        <w:pStyle w:val="Heading2"/>
+      </w:pPr>
+      <w:r/>
+      <w:r>
+        <w:rPr>
+          <w:rFonts w:ascii="Times New Roman" w:hAnsi="Times New Roman" w:eastAsia="宋体"/>
+          <w:b/>
+          <w:color w:val="000000"/>
+          <w:sz w:val="24"/>
+        </w:rPr>
+        <w:t>皮肤 NTD 综合行动：解构传播、解决知识差距并倡导单一健康策略</w:t>
+      </w:r>
+    </w:p>
+    <w:p>
+      <w:r>
+        <w:rPr>
+          <w:rFonts w:ascii="Times New Roman" w:hAnsi="Times New Roman" w:eastAsia="宋体"/>
+          <w:b/>
+          <w:color w:val="003264"/>
+          <w:sz w:val="24"/>
+        </w:rPr>
+        <w:t>Integrated action for skin NTDs: Deconstructing transmission, addressing knowledge gaps, and championing one health strategies</w:t>
+      </w:r>
+    </w:p>
+    <w:p>
+      <w:r>
+        <w:rPr>
+          <w:rFonts w:ascii="Times New Roman" w:hAnsi="Times New Roman" w:eastAsia="宋体"/>
+          <w:sz w:val="21"/>
+        </w:rPr>
+        <w:t>作者: Lydia Mosi, Bishwanath Acharya, Kingsley Asiedu, Adeola Bamisaiye, M. Eric Benbow, Dziedzom De Souza, Lynne Elson, Ahmed Fahal, Roderick Hay, Ruth Nyangacha, Charles Quaye, Aisha Shitu Sa’id, Dallas J. Smith, Heather Jordan</w:t>
+        <w:br/>
+      </w:r>
+      <w:r>
+        <w:rPr>
+          <w:rFonts w:ascii="Times New Roman" w:hAnsi="Times New Roman" w:eastAsia="宋体"/>
+          <w:sz w:val="21"/>
+        </w:rPr>
+        <w:t xml:space="preserve">时间: 2026-02-03 | </w:t>
+      </w:r>
+      <w:r>
+        <w:t xml:space="preserve">链接: </w:t>
+      </w:r>
+      <w:hyperlink r:id="rId149">
+        <w:r>
+          <w:rPr>
+            <w:rFonts w:ascii="Times New Roman" w:hAnsi="Times New Roman" w:eastAsia="宋体"/>
+            <w:color w:val="0000FF"/>
+            <w:sz w:val="21"/>
+            <w:u w:val="single"/>
+          </w:rPr>
+          <w:t>https://doi.org/10.1038/s41467-026-69065-0</w:t>
+        </w:r>
+      </w:hyperlink>
+    </w:p>
+    <w:p>
+      <w:pPr>
+        <w:spacing w:before="120"/>
+      </w:pPr>
+      <w:r>
+        <w:rPr>
+          <w:rFonts w:ascii="Times New Roman" w:hAnsi="Times New Roman" w:eastAsia="宋体"/>
+          <w:b/>
+          <w:sz w:val="21"/>
+        </w:rPr>
+        <w:t>中文摘要:</w:t>
+      </w:r>
+    </w:p>
+    <w:p>
+      <w:pPr>
+        <w:ind w:firstLine="360"/>
+      </w:pPr>
+      <w:r>
+        <w:rPr>
+          <w:rFonts w:ascii="Times New Roman" w:hAnsi="Times New Roman" w:eastAsia="宋体"/>
+          <w:sz w:val="21"/>
+        </w:rPr>
+        <w:t>本次审查呼吁采取综合皮肤 NTD 行动，利用 One Health 来分析复杂的人类、动物和环境传播。它强调了知识差距，并敦促扩大、标准化诊断和系统地收集有关社会/财务障碍的数据，以实现以患者为中心的控制。</w:t>
+      </w:r>
+    </w:p>
+    <w:p>
+      <w:pPr>
+        <w:spacing w:before="120"/>
+      </w:pPr>
+      <w:r>
+        <w:rPr>
+          <w:rFonts w:ascii="Times New Roman" w:hAnsi="Times New Roman" w:eastAsia="宋体"/>
+          <w:b/>
+          <w:sz w:val="21"/>
+        </w:rPr>
+        <w:t>English Abstract:</w:t>
+      </w:r>
+    </w:p>
+    <w:p>
+      <w:r>
+        <w:rPr>
+          <w:rFonts w:ascii="Times New Roman" w:hAnsi="Times New Roman" w:eastAsia="宋体"/>
+          <w:sz w:val="21"/>
+        </w:rPr>
+        <w:t>This review calls for integrated Skin NTD action, using One Health to analyze complex human, animal, and environmental transmission. It highlights knowledge gaps and urges expanded, standardized diagnostics and systematic data collection on social/financial barriers for patient-centered control.</w:t>
+      </w:r>
+    </w:p>
+    <w:p>
+      <w:r>
+        <w:rPr>
+          <w:rFonts w:ascii="Times New Roman" w:hAnsi="Times New Roman" w:eastAsia="宋体"/>
+          <w:sz w:val="21"/>
+        </w:rPr>
+        <w:t>__________________________________________________</w:t>
+      </w:r>
+    </w:p>
+    <w:p>
+      <w:pPr>
+        <w:pStyle w:val="Heading2"/>
+      </w:pPr>
+      <w:r/>
+      <w:r>
+        <w:rPr>
+          <w:rFonts w:ascii="Times New Roman" w:hAnsi="Times New Roman" w:eastAsia="宋体"/>
+          <w:b/>
+          <w:color w:val="000000"/>
+          <w:sz w:val="24"/>
+        </w:rPr>
+        <w:t>Daratumumab 治疗系统性红斑狼疮：单组 2 期试验</w:t>
+      </w:r>
+    </w:p>
+    <w:p>
+      <w:r>
+        <w:rPr>
+          <w:rFonts w:ascii="Times New Roman" w:hAnsi="Times New Roman" w:eastAsia="宋体"/>
+          <w:b/>
+          <w:color w:val="003264"/>
+          <w:sz w:val="24"/>
+        </w:rPr>
+        <w:t>Daratumumab in systemic lupus erythematosus: a single-arm phase 2 trial</w:t>
+      </w:r>
+    </w:p>
+    <w:p>
+      <w:r>
+        <w:rPr>
+          <w:rFonts w:ascii="Times New Roman" w:hAnsi="Times New Roman" w:eastAsia="宋体"/>
+          <w:sz w:val="21"/>
+        </w:rPr>
+        <w:t>作者: Lennard Ostendorf, Jan Zernicke, Jens Klotsche, Robin Kempkens, Anne E. Beenken, Robert Biesen, Qingyu Cheng, Laleh Khodadadi, Gabriela Maria Guerra, Frederik Heinrich, Pawel Durek, Gerd-Rüdiger Burmester, Gerhard Krönke, Falk Hiepe, Mir-Farzin Mashreghi, Tobias Alexander</w:t>
+        <w:br/>
+      </w:r>
+      <w:r>
+        <w:rPr>
+          <w:rFonts w:ascii="Times New Roman" w:hAnsi="Times New Roman" w:eastAsia="宋体"/>
+          <w:sz w:val="21"/>
+        </w:rPr>
+        <w:t xml:space="preserve">时间: 2026-02-03 | </w:t>
+      </w:r>
+      <w:r>
+        <w:t xml:space="preserve">链接: </w:t>
+      </w:r>
+      <w:hyperlink r:id="rId150">
+        <w:r>
+          <w:rPr>
+            <w:rFonts w:ascii="Times New Roman" w:hAnsi="Times New Roman" w:eastAsia="宋体"/>
+            <w:color w:val="0000FF"/>
+            <w:sz w:val="21"/>
+            <w:u w:val="single"/>
+          </w:rPr>
+          <w:t>https://doi.org/10.1038/s41467-026-69112-w</w:t>
+        </w:r>
+      </w:hyperlink>
+    </w:p>
+    <w:p>
+      <w:pPr>
+        <w:spacing w:before="120"/>
+      </w:pPr>
+      <w:r>
+        <w:rPr>
+          <w:rFonts w:ascii="Times New Roman" w:hAnsi="Times New Roman" w:eastAsia="宋体"/>
+          <w:b/>
+          <w:sz w:val="21"/>
+        </w:rPr>
+        <w:t>中文摘要:</w:t>
+      </w:r>
+    </w:p>
+    <w:p>
+      <w:pPr>
+        <w:ind w:firstLine="360"/>
+      </w:pPr>
+      <w:r>
+        <w:rPr>
+          <w:rFonts w:ascii="Times New Roman" w:hAnsi="Times New Roman" w:eastAsia="宋体"/>
+          <w:sz w:val="21"/>
+        </w:rPr>
+        <w:t>摘要 抗体分泌细胞（ASC）在系统性红斑狼疮（SLE）的病理生理学中发挥着核心作用。这项单组、开放标签、2 期临床试验旨在评估 ASC 消耗型抗 CD38 单克隆抗体 daratumumab 在 SLE 患者中的安全性和有效性 (NCT04810754)。主要终点是第 12 周时血清抗双链 DNA（抗 dsDNA）抗体水平的降低。关键的次要终点包括安全性、临床疗效和免疫学变化。 10 名患有活动性疾病且对至少两种免疫抑制药物反应不足的女性患者每周接受 8 次皮下注射 1800 mg daratumumab，并使用地塞米松作为术前用药（前两次注射 20 mg，然后 10 mg）。到第 12 周，抗 dsDNA 抗体水平中位数降低了 109.6 IU/ml (95% CI 38.1 – 274.5)。该治疗使所有患者和器官领域的临床得到快速、持续的改善，第 12 周时 SRI-4（系统性红斑狼疮反应指数 4）反应率为 100%。5/10 的患者出现低丙种球蛋白血症，需要免疫球蛋白替代。达雷妥尤单抗治疗耗尽了循环 ASC，降低了 I 型干扰素活性，并深刻调节了 T 细胞反应。这些发现强调了 ASC 在 SLE 发病机制中的关键作用，并支持达雷妥尤单抗作为 SLE 的治疗选择。</w:t>
+      </w:r>
+    </w:p>
+    <w:p>
+      <w:pPr>
+        <w:spacing w:before="120"/>
+      </w:pPr>
+      <w:r>
+        <w:rPr>
+          <w:rFonts w:ascii="Times New Roman" w:hAnsi="Times New Roman" w:eastAsia="宋体"/>
+          <w:b/>
+          <w:sz w:val="21"/>
+        </w:rPr>
+        <w:t>English Abstract:</w:t>
+      </w:r>
+    </w:p>
+    <w:p>
+      <w:r>
+        <w:rPr>
+          <w:rFonts w:ascii="Times New Roman" w:hAnsi="Times New Roman" w:eastAsia="宋体"/>
+          <w:sz w:val="21"/>
+        </w:rPr>
+        <w:t>Abstract Antibody-secreting cells (ASCs) play a central role in the pathophysiology of systemic lupus erythematosus (SLE). This single-arm, open-label, phase 2 clinical trial aims to evaluate the safety and efficacy of the ASC-depleting anti-CD38 monoclonal antibody daratumumab in patients with SLE (NCT04810754). The primary endpoint is the reduction in serum anti-double-stranded DNA (anti-dsDNA) antibody levels at week 12. Key secondary end points include safety, clinical efficacy, and immunologic changes. Ten female patients with active disease and inadequate responses to at least two immunosuppressive drugs have received eight subcutaneous injections of 1800 mg daratumumab weekly, with dexamethasone as premedication (20 mg for first two injections, then 10 mg). By week 12, anti-dsDNA antibody levels have been reduced by a median of 109.6 IU/ml (95% CI 38.1 – 274.5). The treatment resulted in rapid and sustained clinical improvements across all patients and organ domains, reflected by a 100% SRI-4 (Systemic Lupus Erythematosus Responder Index-4) response rate at week 12. Hypogammaglobulinemia occurred in 5/10 patients, requiring immunoglobulin substitution. Daratumumab treatment has depleted circulating ASCs, reduced type I interferon activity, and profoundly modulated the T-cell responses. These findings highlight the pivotal role of ASCs in SLE pathogenesis and support daratumumab as therapeutic option for SLE.</w:t>
+      </w:r>
+    </w:p>
+    <w:p>
+      <w:r>
+        <w:rPr>
+          <w:rFonts w:ascii="Times New Roman" w:hAnsi="Times New Roman" w:eastAsia="宋体"/>
+          <w:sz w:val="21"/>
+        </w:rPr>
+        <w:t>__________________________________________________</w:t>
+      </w:r>
+    </w:p>
+    <w:p>
+      <w:pPr>
+        <w:pStyle w:val="Heading2"/>
+      </w:pPr>
+      <w:r/>
+      <w:r>
+        <w:rPr>
+          <w:rFonts w:ascii="Times New Roman" w:hAnsi="Times New Roman" w:eastAsia="宋体"/>
+          <w:b/>
+          <w:color w:val="000000"/>
+          <w:sz w:val="24"/>
+        </w:rPr>
+        <w:t>阿波罗 17 号火山玻璃在月球表面的长时间冷却和脱气</w:t>
+      </w:r>
+    </w:p>
+    <w:p>
+      <w:r>
+        <w:rPr>
+          <w:rFonts w:ascii="Times New Roman" w:hAnsi="Times New Roman" w:eastAsia="宋体"/>
+          <w:b/>
+          <w:color w:val="003264"/>
+          <w:sz w:val="24"/>
+        </w:rPr>
+        <w:t>Prolonged cooling and degassing of Apollo 17 volcanic glasses on the lunar surface</w:t>
+      </w:r>
+    </w:p>
+    <w:p>
+      <w:r>
+        <w:rPr>
+          <w:rFonts w:ascii="Times New Roman" w:hAnsi="Times New Roman" w:eastAsia="宋体"/>
+          <w:sz w:val="21"/>
+        </w:rPr>
+        <w:t>作者: Peng Ni, Yan Zhan</w:t>
+        <w:br/>
+      </w:r>
+      <w:r>
+        <w:rPr>
+          <w:rFonts w:ascii="Times New Roman" w:hAnsi="Times New Roman" w:eastAsia="宋体"/>
+          <w:sz w:val="21"/>
+        </w:rPr>
+        <w:t xml:space="preserve">时间: 2026-02-03 | </w:t>
+      </w:r>
+      <w:r>
+        <w:t xml:space="preserve">链接: </w:t>
+      </w:r>
+      <w:hyperlink r:id="rId151">
+        <w:r>
+          <w:rPr>
+            <w:rFonts w:ascii="Times New Roman" w:hAnsi="Times New Roman" w:eastAsia="宋体"/>
+            <w:color w:val="0000FF"/>
+            <w:sz w:val="21"/>
+            <w:u w:val="single"/>
+          </w:rPr>
+          <w:t>https://doi.org/10.1038/s41467-026-69087-8</w:t>
+        </w:r>
+      </w:hyperlink>
+    </w:p>
+    <w:p>
+      <w:pPr>
+        <w:spacing w:before="120"/>
+      </w:pPr>
+      <w:r>
+        <w:rPr>
+          <w:rFonts w:ascii="Times New Roman" w:hAnsi="Times New Roman" w:eastAsia="宋体"/>
+          <w:b/>
+          <w:sz w:val="21"/>
+        </w:rPr>
+        <w:t>中文摘要:</w:t>
+      </w:r>
+    </w:p>
+    <w:p>
+      <w:pPr>
+        <w:ind w:firstLine="360"/>
+      </w:pPr>
+      <w:r>
+        <w:rPr>
+          <w:rFonts w:ascii="Times New Roman" w:hAnsi="Times New Roman" w:eastAsia="宋体"/>
+          <w:sz w:val="21"/>
+        </w:rPr>
+        <w:t>摘要：研究月球火山碎屑火山活动为了解月幔的热化学演化和月球的不稳定预算提供了重要的见解。火山碎屑矿床虽然与海海玄武岩相比体积较小，但源自更深、更原始且富含挥发性物质的地幔源。在这里，我们合成了阿波罗 17 号样本 74220 记录的挥发性脱气，这是研究最多的火山碎屑沉积物之一。通过对橄榄石熔体包裹体、熔体海湾和玻璃珠的挥发性脱气进行建模，我们表明这些样品的挥发性损耗不能仅通过自由飞行过程中的脱气来解释，正如之前提出的那样。相反，这些数据需要更长的热历史，珠子在月球表面经历多年的缓慢冷却和长时间脱气，热模型进一步支持了这种情况。我们的研究结果表明，火山碎屑沉积物在喷发之后仍然是活跃的挥发性来源，这对于维持局部短暂的月球大气和月球的长期挥发性循环具有潜在的重要意义。</w:t>
+      </w:r>
+    </w:p>
+    <w:p>
+      <w:pPr>
+        <w:spacing w:before="120"/>
+      </w:pPr>
+      <w:r>
+        <w:rPr>
+          <w:rFonts w:ascii="Times New Roman" w:hAnsi="Times New Roman" w:eastAsia="宋体"/>
+          <w:b/>
+          <w:sz w:val="21"/>
+        </w:rPr>
+        <w:t>English Abstract:</w:t>
+      </w:r>
+    </w:p>
+    <w:p>
+      <w:r>
+        <w:rPr>
+          <w:rFonts w:ascii="Times New Roman" w:hAnsi="Times New Roman" w:eastAsia="宋体"/>
+          <w:sz w:val="21"/>
+        </w:rPr>
+        <w:t>Abstract Studying lunar pyroclastic volcanism provides key insights into the thermo-chemical evolution of the lunar mantle and the Moon’s volatile budget. Pyroclastic deposits, although volumetrically minor compared to mare basalts, are derived from deeper, more primitive, and volatile-rich mantle sources. Here we synthesize volatile degassing recorded by Apollo 17 sample 74220, one of most studied pyroclastic deposits. By modeling the volatile degassing of olivine-hosted melt inclusions, melt embayments, and glass beads, we show that volatile depletion of these samples cannot be explained solely by degassing during free-flight, as previously proposed. Instead, the data require extended thermal histories, with beads undergoing slow cooling and prolonged degassing on the lunar surface for years, a scenario further supported by thermal modeling. Our findings suggest that pyroclastic deposits remained active volatile sources well beyond eruption, which is potentially important for sustaining a local transient lunar atmosphere and the long-term volatile cycle of the Moon.</w:t>
+      </w:r>
+    </w:p>
+    <w:p>
+      <w:r>
+        <w:rPr>
+          <w:rFonts w:ascii="Times New Roman" w:hAnsi="Times New Roman" w:eastAsia="宋体"/>
+          <w:sz w:val="21"/>
+        </w:rPr>
+        <w:t>__________________________________________________</w:t>
+      </w:r>
+    </w:p>
+    <w:p>
+      <w:pPr>
+        <w:pStyle w:val="Heading2"/>
+      </w:pPr>
+      <w:r/>
+      <w:r>
+        <w:rPr>
+          <w:rFonts w:ascii="Times New Roman" w:hAnsi="Times New Roman" w:eastAsia="宋体"/>
+          <w:b/>
+          <w:color w:val="000000"/>
+          <w:sz w:val="24"/>
+        </w:rPr>
+        <w:t>空间色彩编码美瞳可增强自然眼球追踪</w:t>
+      </w:r>
+    </w:p>
+    <w:p>
+      <w:r>
+        <w:rPr>
+          <w:rFonts w:ascii="Times New Roman" w:hAnsi="Times New Roman" w:eastAsia="宋体"/>
+          <w:b/>
+          <w:color w:val="003264"/>
+          <w:sz w:val="24"/>
+        </w:rPr>
+        <w:t>Spatial-chromatic encoding cosmetic contact lenses for enhanced natural eye tracking</w:t>
+      </w:r>
+    </w:p>
+    <w:p>
+      <w:r>
+        <w:rPr>
+          <w:rFonts w:ascii="Times New Roman" w:hAnsi="Times New Roman" w:eastAsia="宋体"/>
+          <w:sz w:val="21"/>
+        </w:rPr>
+        <w:t>作者: Hengtian Zhu, Heyu Huang, Huan Yang, Zixu Li, Zhenning Qi, Yuan Fang, Yining Xu, Yifeng Xiong, Ye Chen, Songtao Yuan, Fei Xu</w:t>
+        <w:br/>
+      </w:r>
+      <w:r>
+        <w:rPr>
+          <w:rFonts w:ascii="Times New Roman" w:hAnsi="Times New Roman" w:eastAsia="宋体"/>
+          <w:sz w:val="21"/>
+        </w:rPr>
+        <w:t xml:space="preserve">时间: 2026-02-03 | </w:t>
+      </w:r>
+      <w:r>
+        <w:t xml:space="preserve">链接: </w:t>
+      </w:r>
+      <w:hyperlink r:id="rId152">
+        <w:r>
+          <w:rPr>
+            <w:rFonts w:ascii="Times New Roman" w:hAnsi="Times New Roman" w:eastAsia="宋体"/>
+            <w:color w:val="0000FF"/>
+            <w:sz w:val="21"/>
+            <w:u w:val="single"/>
+          </w:rPr>
+          <w:t>https://doi.org/10.1038/s41467-026-68918-y</w:t>
+        </w:r>
+      </w:hyperlink>
+    </w:p>
+    <w:p>
+      <w:pPr>
+        <w:spacing w:before="120"/>
+      </w:pPr>
+      <w:r>
+        <w:rPr>
+          <w:rFonts w:ascii="Times New Roman" w:hAnsi="Times New Roman" w:eastAsia="宋体"/>
+          <w:b/>
+          <w:sz w:val="21"/>
+        </w:rPr>
+        <w:t>中文摘要:</w:t>
+      </w:r>
+    </w:p>
+    <w:p>
+      <w:pPr>
+        <w:ind w:firstLine="360"/>
+      </w:pPr>
+      <w:r>
+        <w:rPr>
+          <w:rFonts w:ascii="Times New Roman" w:hAnsi="Times New Roman" w:eastAsia="宋体"/>
+          <w:sz w:val="21"/>
+        </w:rPr>
+        <w:t>眼球追踪依赖于眼睛特征，这些特征容易受到光线和个体差异的干扰。在这里，朱等人。等人。目前的眼球运动功能增强了美容隐形眼镜，可实现准确、自然和均匀的眼球追踪。</w:t>
+      </w:r>
+    </w:p>
+    <w:p>
+      <w:pPr>
+        <w:spacing w:before="120"/>
+      </w:pPr>
+      <w:r>
+        <w:rPr>
+          <w:rFonts w:ascii="Times New Roman" w:hAnsi="Times New Roman" w:eastAsia="宋体"/>
+          <w:b/>
+          <w:sz w:val="21"/>
+        </w:rPr>
+        <w:t>English Abstract:</w:t>
+      </w:r>
+    </w:p>
+    <w:p>
+      <w:r>
+        <w:rPr>
+          <w:rFonts w:ascii="Times New Roman" w:hAnsi="Times New Roman" w:eastAsia="宋体"/>
+          <w:sz w:val="21"/>
+        </w:rPr>
+        <w:t>Eye tracking relies on ocular features, that are susceptible to interference from light and individual variations. Here, Zhu et. al. present eye movement feature enhanced cosmetic contact lenses, enabling accurate, natural, and homogenized eye tracking.</w:t>
+      </w:r>
+    </w:p>
+    <w:p>
+      <w:r>
+        <w:rPr>
+          <w:rFonts w:ascii="Times New Roman" w:hAnsi="Times New Roman" w:eastAsia="宋体"/>
+          <w:sz w:val="21"/>
+        </w:rPr>
+        <w:t>__________________________________________________</w:t>
+      </w:r>
+    </w:p>
+    <w:p>
+      <w:pPr>
+        <w:pStyle w:val="Heading2"/>
+      </w:pPr>
+      <w:r/>
+      <w:r>
+        <w:rPr>
+          <w:rFonts w:ascii="Times New Roman" w:hAnsi="Times New Roman" w:eastAsia="宋体"/>
+          <w:b/>
+          <w:color w:val="000000"/>
+          <w:sz w:val="24"/>
+        </w:rPr>
+        <w:t>用于光电探测、光声和热弹性气体传感的多功能铌酸锂平台</w:t>
+      </w:r>
+    </w:p>
+    <w:p>
+      <w:r>
+        <w:rPr>
+          <w:rFonts w:ascii="Times New Roman" w:hAnsi="Times New Roman" w:eastAsia="宋体"/>
+          <w:b/>
+          <w:color w:val="003264"/>
+          <w:sz w:val="24"/>
+        </w:rPr>
+        <w:t>Multifunctional lithium niobate platform for photodetection and photoacoustic and thermoelastic gas sensing</w:t>
+      </w:r>
+    </w:p>
+    <w:p>
+      <w:r>
+        <w:rPr>
+          <w:rFonts w:ascii="Times New Roman" w:hAnsi="Times New Roman" w:eastAsia="宋体"/>
+          <w:sz w:val="21"/>
+        </w:rPr>
+        <w:t>作者: Haoyang Lin, Huadan Zheng, Wenguo Zhu, Yongchun Zhong, Jianhui Yu, Hongpeng Wu, Zhiwei Jia, Jinchuan Zhang, Angelo Sampaolo, Pietro Patimisco, Huihui Lu, Xiaojun Jia, Vincenzo Spagnolo, Lei Dong</w:t>
+        <w:br/>
+      </w:r>
+      <w:r>
+        <w:rPr>
+          <w:rFonts w:ascii="Times New Roman" w:hAnsi="Times New Roman" w:eastAsia="宋体"/>
+          <w:sz w:val="21"/>
+        </w:rPr>
+        <w:t xml:space="preserve">时间: 2026-02-03 | </w:t>
+      </w:r>
+      <w:r>
+        <w:t xml:space="preserve">链接: </w:t>
+      </w:r>
+      <w:hyperlink r:id="rId153">
+        <w:r>
+          <w:rPr>
+            <w:rFonts w:ascii="Times New Roman" w:hAnsi="Times New Roman" w:eastAsia="宋体"/>
+            <w:color w:val="0000FF"/>
+            <w:sz w:val="21"/>
+            <w:u w:val="single"/>
+          </w:rPr>
+          <w:t>https://doi.org/10.1038/s41467-026-69042-7</w:t>
+        </w:r>
+      </w:hyperlink>
+    </w:p>
+    <w:p>
+      <w:pPr>
+        <w:spacing w:before="120"/>
+      </w:pPr>
+      <w:r>
+        <w:rPr>
+          <w:rFonts w:ascii="Times New Roman" w:hAnsi="Times New Roman" w:eastAsia="宋体"/>
+          <w:b/>
+          <w:sz w:val="21"/>
+        </w:rPr>
+        <w:t>中文摘要:</w:t>
+      </w:r>
+    </w:p>
+    <w:p>
+      <w:pPr>
+        <w:ind w:firstLine="360"/>
+      </w:pPr>
+      <w:r>
+        <w:rPr>
+          <w:rFonts w:ascii="Times New Roman" w:hAnsi="Times New Roman" w:eastAsia="宋体"/>
+          <w:sz w:val="21"/>
+        </w:rPr>
+        <w:t>摘要：利用铁电铌酸锂固有的多物理性质，我们提出了一个多功能平台（LN-MFP），它将光声光谱、光致热弹性光谱和光电检测无缝集成到单个片上器件中。拟议的 LN-MFP 在从可见光到中红外的广泛光谱范围内工作。我们通过实验演示了二氧化氮、水蒸气、乙炔、二氧化碳、甲烷和氨的痕量气体检测，达到了十亿分之一的检测限。我们实施了定制封装解决方案，其中 LN-MFP 芯片和 4.6 µm 量子级联激光芯片与跨阻放大一起安装在印刷电路板上，展示了系统级集成。使用这个共同封装的模块，我们通过二次谐波测量演示一氧化碳检测，概述了完全集成片上实现的清晰路线。与传统台式系统相比，这种紧凑、混合、多功能架构显着降低了系统复杂性和占地面积，并且与快速发展的铌酸锂集成光子生态系统本质上兼容。 LN-MFP 为未来用于环境监测、现场诊断和现场化学​​分析的全铌酸锂光谱芯片提供了核心传感构建模块。</w:t>
+      </w:r>
+    </w:p>
+    <w:p>
+      <w:pPr>
+        <w:spacing w:before="120"/>
+      </w:pPr>
+      <w:r>
+        <w:rPr>
+          <w:rFonts w:ascii="Times New Roman" w:hAnsi="Times New Roman" w:eastAsia="宋体"/>
+          <w:b/>
+          <w:sz w:val="21"/>
+        </w:rPr>
+        <w:t>English Abstract:</w:t>
+      </w:r>
+    </w:p>
+    <w:p>
+      <w:r>
+        <w:rPr>
+          <w:rFonts w:ascii="Times New Roman" w:hAnsi="Times New Roman" w:eastAsia="宋体"/>
+          <w:sz w:val="21"/>
+        </w:rPr>
+        <w:t>Abstract Leveraging the intrinsic multi physics nature of ferroelectric lithium niobate, we present a multi-functional platform (LN-MFP) that seamlessly integrates photoacoustic spectroscopy, light-induced thermoelastic spectroscopy and photodetection into a single on-chip device. The proposed LN-MFP operates over a broad spectral range spanning from the visible to the mid infrared. We experimentally demonstrate trace gas detection of nitrogen dioxide, water vapor, acetylene, carbon dioxide, methane and ammonia, achieving parts-per-billion detection limits. We implement a custom packaging solution where the LN-MFP chip and a 4.6 µm quantum cascade laser chip are mounted on a printed circuit board together with transimpedance amplification, demonstrating system-level integration. Using this co-packaged module, we demonstrate carbon monoxide detection via second-harmonic measurements, outlining a clear route towards fully integrated on-chip implementations. This compact, hybrid, multi-functional architecture markedly reduces system complexity and footprint compared with conventional benchtop systems and is intrinsically compatible with the rapidly developing lithium niobate integrated photonics ecosystem. The LN-MFP provides a core sensing building block for future all-lithium-niobate spectroscopic chips for environmental monitoring, point-of-care diagnostics and on-site chemical analysis.</w:t>
+      </w:r>
+    </w:p>
+    <w:p>
+      <w:r>
+        <w:rPr>
+          <w:rFonts w:ascii="Times New Roman" w:hAnsi="Times New Roman" w:eastAsia="宋体"/>
+          <w:sz w:val="21"/>
+        </w:rPr>
+        <w:t>__________________________________________________</w:t>
+      </w:r>
+    </w:p>
+    <w:p>
+      <w:pPr>
+        <w:pStyle w:val="Heading2"/>
+      </w:pPr>
+      <w:r/>
+      <w:r>
+        <w:rPr>
+          <w:rFonts w:ascii="Times New Roman" w:hAnsi="Times New Roman" w:eastAsia="宋体"/>
+          <w:b/>
+          <w:color w:val="000000"/>
+          <w:sz w:val="24"/>
+        </w:rPr>
+        <w:t>B 细胞激活的改变有助于儿童关节炎相关葡萄膜炎的免疫发病机制</w:t>
+      </w:r>
+    </w:p>
+    <w:p>
+      <w:r>
+        <w:rPr>
+          <w:rFonts w:ascii="Times New Roman" w:hAnsi="Times New Roman" w:eastAsia="宋体"/>
+          <w:b/>
+          <w:color w:val="003264"/>
+          <w:sz w:val="24"/>
+        </w:rPr>
+        <w:t>Altered B cell activation contributes to the immunopathogenesis of childhood arthritis-associated uveitis</w:t>
+      </w:r>
+    </w:p>
+    <w:p>
+      <w:r>
+        <w:rPr>
+          <w:rFonts w:ascii="Times New Roman" w:hAnsi="Times New Roman" w:eastAsia="宋体"/>
+          <w:sz w:val="21"/>
+        </w:rPr>
+        <w:t>作者: Bethany R. Jebson, Benjamin Ingledow, Vicky Alexiou, Jakub Kubiak, Persephone Jenkins, Yuxuan Meng, Melissa Kartawinata, Restuadi Restuadi, Wei-Yu Lin, Chris Wallace, Colin J. Chu, Ameenat Lola Solebo, Lucy R. Wedderburn, Elizabeth C. Rosser, Lucy R. Wedderburn, Zoe Wanstall, Fatjon Dekaj, Aline Kimonyo, Eileen Hahn, Genevieve Gottschalk, Freya Luling Feilding, Alyssia McNeece, Fatema Merali, Elizabeth Ralph, Emily Robinson, Emma Sumner, Andrew Dick, Michael W. Beresford, Emil Carlsson, Joanna Fairlie, Jenna F. Gritzfeld, Oliver McClurg, Karen Rafferty, Athimalaipet V. Ramanan, Teresa Duerr, Michael Barnes, Sandra Ng, Kimme Hyrich, Stephen Eyre, Soumya Raychaudhuri, Wendy Thomson, John Bowes, Jeronee Jennycloss, Saskia Lawson-Tovey, Paul Martin, Andrew Morris, Stephanie Shoop-Worrall, Samantha Smith, Michael Stadler, Damian Tarasek, Melissa Tordoff, Annie Yarwood, Wei-Yu Lin, Prof Nophar Geifman, Sarah Clarke</w:t>
+        <w:br/>
+      </w:r>
+      <w:r>
+        <w:rPr>
+          <w:rFonts w:ascii="Times New Roman" w:hAnsi="Times New Roman" w:eastAsia="宋体"/>
+          <w:sz w:val="21"/>
+        </w:rPr>
+        <w:t xml:space="preserve">时间: 2026-02-03 | </w:t>
+      </w:r>
+      <w:r>
+        <w:t xml:space="preserve">链接: </w:t>
+      </w:r>
+      <w:hyperlink r:id="rId154">
+        <w:r>
+          <w:rPr>
+            <w:rFonts w:ascii="Times New Roman" w:hAnsi="Times New Roman" w:eastAsia="宋体"/>
+            <w:color w:val="0000FF"/>
+            <w:sz w:val="21"/>
+            <w:u w:val="single"/>
+          </w:rPr>
+          <w:t>https://doi.org/10.1038/s41467-025-68264-5</w:t>
+        </w:r>
+      </w:hyperlink>
+    </w:p>
+    <w:p>
+      <w:pPr>
+        <w:spacing w:before="120"/>
+      </w:pPr>
+      <w:r>
+        <w:rPr>
+          <w:rFonts w:ascii="Times New Roman" w:hAnsi="Times New Roman" w:eastAsia="宋体"/>
+          <w:b/>
+          <w:sz w:val="21"/>
+        </w:rPr>
+        <w:t>中文摘要:</w:t>
+      </w:r>
+    </w:p>
+    <w:p>
+      <w:pPr>
+        <w:ind w:firstLine="360"/>
+      </w:pPr>
+      <w:r>
+        <w:rPr>
+          <w:rFonts w:ascii="Times New Roman" w:hAnsi="Times New Roman" w:eastAsia="宋体"/>
+          <w:sz w:val="21"/>
+        </w:rPr>
+        <w:t>摘要 幼年特发性关节炎 (JIA) 是最常见的儿童风湿病，许多患者还患有葡萄膜炎 (JIA-葡萄膜炎)，面临终生视力丧失的风险。驱动幼年特发性关节炎葡萄膜炎发展的机制仍有待研究。在此，我们证明，与无眼部疾病 (JIA) 的 JIA 患者相比，JIA 葡萄膜炎患者的外周血 CD19 + IgD - CD27 - 双阴性 1 型 (DN1) B 细胞升高。在 JIA 葡萄膜炎中，B 细胞受体 (BCR) 库也更具克隆性和体细胞高度突变，并且抗原激活的 B 细胞浸润慢性发炎的 JIA 葡萄膜炎眼睛。实验性自身免疫性葡萄膜视网膜炎 (EAU) 重现了 B 细胞活化增强的特征，使用单克隆抗体破坏 B 细胞和 T 细胞相互作用，转基因小鼠可抑制葡萄膜炎。总之，这些发现支持了一种概念转变，即葡萄膜炎是一种主要由 T 细胞驱动的疾病，并为潜在的新治疗策略提供了证据，这些策略也将 B 细胞视为疾病病理学的驱动因素。</w:t>
+      </w:r>
+    </w:p>
+    <w:p>
+      <w:pPr>
+        <w:spacing w:before="120"/>
+      </w:pPr>
+      <w:r>
+        <w:rPr>
+          <w:rFonts w:ascii="Times New Roman" w:hAnsi="Times New Roman" w:eastAsia="宋体"/>
+          <w:b/>
+          <w:sz w:val="21"/>
+        </w:rPr>
+        <w:t>English Abstract:</w:t>
+      </w:r>
+    </w:p>
+    <w:p>
+      <w:r>
+        <w:rPr>
+          <w:rFonts w:ascii="Times New Roman" w:hAnsi="Times New Roman" w:eastAsia="宋体"/>
+          <w:sz w:val="21"/>
+        </w:rPr>
+        <w:t>Abstract In Juvenile Idiopathic Arthritis (JIA), the most common childhood rheumatic disease, many patients also develop uveitis (JIA-uveitis), risking life-long vision loss. The mechanisms driving uveitis development in JIA remain understudied. Here, we demonstrate that peripheral blood CD19 + IgD - CD27 - double negative type 1 (DN1) B cells are elevated in JIA-uveitis compared to JIA patients without eye disease (JIA). The B cell receptor (BCR) repertoire was also more clonal and somatically hypermutated in JIA-uveitis and antigen-activated B cells infiltrated chronically inflamed JIA-uveitis eyes. Features of heightened B cell activation were recapitulated in experimental autoimmune uveoretinitis (EAU) and disrupting B and T cell interactions using monoclonal antibodies and transgenic mice suppresses uveitis. Together, these findings support a conceptual shift that uveitis is a primarily T cell driven disease and provide evidence for potential new therapeutic strategies that also consider B cells as drivers in disease pathology.</w:t>
+      </w:r>
+    </w:p>
+    <w:p>
+      <w:r>
+        <w:rPr>
+          <w:rFonts w:ascii="Times New Roman" w:hAnsi="Times New Roman" w:eastAsia="宋体"/>
+          <w:sz w:val="21"/>
+        </w:rPr>
+        <w:t>__________________________________________________</w:t>
+      </w:r>
+    </w:p>
+    <w:p>
+      <w:pPr>
+        <w:pStyle w:val="Heading2"/>
+      </w:pPr>
+      <w:r/>
+      <w:r>
+        <w:rPr>
+          <w:rFonts w:ascii="Times New Roman" w:hAnsi="Times New Roman" w:eastAsia="宋体"/>
+          <w:b/>
+          <w:color w:val="000000"/>
+          <w:sz w:val="24"/>
+        </w:rPr>
+        <w:t>破解多层薄膜的密码，促进一次性塑料包装的循环利用</w:t>
+      </w:r>
+    </w:p>
+    <w:p>
+      <w:r>
+        <w:rPr>
+          <w:rFonts w:ascii="Times New Roman" w:hAnsi="Times New Roman" w:eastAsia="宋体"/>
+          <w:b/>
+          <w:color w:val="003264"/>
+          <w:sz w:val="24"/>
+        </w:rPr>
+        <w:t>Cracking the code of multi-layer films to promote circularity in single-use plastic packaging</w:t>
+      </w:r>
+    </w:p>
+    <w:p>
+      <w:r>
+        <w:rPr>
+          <w:rFonts w:ascii="Times New Roman" w:hAnsi="Times New Roman" w:eastAsia="宋体"/>
+          <w:sz w:val="21"/>
+        </w:rPr>
+        <w:t>作者: Ethan C. Quinn, Levi J. Hamernik, Jeffrey N. Law, Ryan W. Clarke, Maya Milrod, Shivani Kozarekar, Rebecca M. Mick, Margaret J. Sobkowicz, Linda J. Broadbelt, Brandon C. Knott, Katrina M. Knauer</w:t>
+        <w:br/>
+      </w:r>
+      <w:r>
+        <w:rPr>
+          <w:rFonts w:ascii="Times New Roman" w:hAnsi="Times New Roman" w:eastAsia="宋体"/>
+          <w:sz w:val="21"/>
+        </w:rPr>
+        <w:t xml:space="preserve">时间: 2026-02-03 | </w:t>
+      </w:r>
+      <w:r>
+        <w:t xml:space="preserve">链接: </w:t>
+      </w:r>
+      <w:hyperlink r:id="rId155">
+        <w:r>
+          <w:rPr>
+            <w:rFonts w:ascii="Times New Roman" w:hAnsi="Times New Roman" w:eastAsia="宋体"/>
+            <w:color w:val="0000FF"/>
+            <w:sz w:val="21"/>
+            <w:u w:val="single"/>
+          </w:rPr>
+          <w:t>https://doi.org/10.1038/s41467-026-68936-w</w:t>
+        </w:r>
+      </w:hyperlink>
+    </w:p>
+    <w:p>
+      <w:pPr>
+        <w:spacing w:before="120"/>
+      </w:pPr>
+      <w:r>
+        <w:rPr>
+          <w:rFonts w:ascii="Times New Roman" w:hAnsi="Times New Roman" w:eastAsia="宋体"/>
+          <w:b/>
+          <w:sz w:val="21"/>
+        </w:rPr>
+        <w:t>中文摘要:</w:t>
+      </w:r>
+    </w:p>
+    <w:p>
+      <w:pPr>
+        <w:ind w:firstLine="360"/>
+      </w:pPr>
+      <w:r>
+        <w:rPr>
+          <w:rFonts w:ascii="Times New Roman" w:hAnsi="Times New Roman" w:eastAsia="宋体"/>
+          <w:sz w:val="21"/>
+        </w:rPr>
+        <w:t>多层薄膜包装通过结合不同的材料层来优化阻隔性能、机械强度和保质期，彻底改变了食品保存，但由于其结构复杂性，它们带来了重大的回收挑战。该视角研究了控制阻隔性能的关键结构-性能关系，并强调了材料设计的创新。</w:t>
+      </w:r>
+    </w:p>
+    <w:p>
+      <w:pPr>
+        <w:spacing w:before="120"/>
+      </w:pPr>
+      <w:r>
+        <w:rPr>
+          <w:rFonts w:ascii="Times New Roman" w:hAnsi="Times New Roman" w:eastAsia="宋体"/>
+          <w:b/>
+          <w:sz w:val="21"/>
+        </w:rPr>
+        <w:t>English Abstract:</w:t>
+      </w:r>
+    </w:p>
+    <w:p>
+      <w:r>
+        <w:rPr>
+          <w:rFonts w:ascii="Times New Roman" w:hAnsi="Times New Roman" w:eastAsia="宋体"/>
+          <w:sz w:val="21"/>
+        </w:rPr>
+        <w:t>Multi-layer film packaging revolutionized food preservation by combining diverse material layers to optimize barrier properties, mechanical strength, and shelf-life but they pose significant recycling challenges due to their structural complexity. This perspective examines key structure-property relationships governing barrier performance and highlights innovations in material design.</w:t>
+      </w:r>
+    </w:p>
+    <w:p>
+      <w:r>
+        <w:rPr>
+          <w:rFonts w:ascii="Times New Roman" w:hAnsi="Times New Roman" w:eastAsia="宋体"/>
+          <w:sz w:val="21"/>
+        </w:rPr>
+        <w:t>__________________________________________________</w:t>
+      </w:r>
+    </w:p>
+    <w:p>
+      <w:pPr>
+        <w:pStyle w:val="Heading1"/>
+      </w:pPr>
+      <w:r>
+        <w:rPr>
+          <w:rFonts w:ascii="Times New Roman" w:hAnsi="Times New Roman" w:eastAsia="宋体"/>
+          <w:b/>
+          <w:color w:val="000000"/>
+          <w:sz w:val="32"/>
+        </w:rPr>
+        <w:t>Science Advances</w:t>
+      </w:r>
+    </w:p>
+    <w:p>
+      <w:pPr>
+        <w:jc w:val="center"/>
+      </w:pPr>
+      <w:r>
+        <w:t>--- 更新: 12:39 ---</w:t>
+      </w:r>
+    </w:p>
+    <w:p>
+      <w:pPr>
+        <w:pStyle w:val="Heading2"/>
+      </w:pPr>
+      <w:r/>
+      <w:r>
+        <w:rPr>
+          <w:rFonts w:ascii="Times New Roman" w:hAnsi="Times New Roman" w:eastAsia="宋体"/>
+          <w:b/>
+          <w:color w:val="000000"/>
+          <w:sz w:val="24"/>
+        </w:rPr>
+        <w:t>COBRA-k：桥接基于约束和动力学代谢建模的强大框架</w:t>
+      </w:r>
+    </w:p>
+    <w:p>
+      <w:r>
+        <w:rPr>
+          <w:rFonts w:ascii="Times New Roman" w:hAnsi="Times New Roman" w:eastAsia="宋体"/>
+          <w:b/>
+          <w:color w:val="003264"/>
+          <w:sz w:val="24"/>
+        </w:rPr>
+        <w:t>COBRA-k: A powerful framework bridging constraint-based and kinetic metabolic modeling</w:t>
+      </w:r>
+    </w:p>
+    <w:p>
+      <w:r>
+        <w:rPr>
+          <w:rFonts w:ascii="Times New Roman" w:hAnsi="Times New Roman" w:eastAsia="宋体"/>
+          <w:sz w:val="21"/>
+        </w:rPr>
+        <w:t>作者: Pavlos Stephanos Bekiaris, Steffen Klamt</w:t>
+        <w:br/>
+      </w:r>
+      <w:r>
+        <w:rPr>
+          <w:rFonts w:ascii="Times New Roman" w:hAnsi="Times New Roman" w:eastAsia="宋体"/>
+          <w:sz w:val="21"/>
+        </w:rPr>
+        <w:t xml:space="preserve">时间: 2026-01-23 | </w:t>
+      </w:r>
+      <w:r>
+        <w:t xml:space="preserve">链接: </w:t>
+      </w:r>
+      <w:hyperlink r:id="rId156">
+        <w:r>
+          <w:rPr>
+            <w:rFonts w:ascii="Times New Roman" w:hAnsi="Times New Roman" w:eastAsia="宋体"/>
+            <w:color w:val="0000FF"/>
+            <w:sz w:val="21"/>
+            <w:u w:val="single"/>
+          </w:rPr>
+          <w:t>https://doi.org/10.1126/sciadv.aeb3022</w:t>
+        </w:r>
+      </w:hyperlink>
+    </w:p>
+    <w:p>
+      <w:pPr>
+        <w:spacing w:before="120"/>
+      </w:pPr>
+      <w:r>
+        <w:rPr>
+          <w:rFonts w:ascii="Times New Roman" w:hAnsi="Times New Roman" w:eastAsia="宋体"/>
+          <w:b/>
+          <w:sz w:val="21"/>
+        </w:rPr>
+        <w:t>中文摘要:</w:t>
+      </w:r>
+    </w:p>
+    <w:p>
+      <w:pPr>
+        <w:ind w:firstLine="360"/>
+      </w:pPr>
+      <w:r>
+        <w:rPr>
+          <w:rFonts w:ascii="Times New Roman" w:hAnsi="Times New Roman" w:eastAsia="宋体"/>
+          <w:sz w:val="21"/>
+        </w:rPr>
+        <w:t>数学建模是理解细胞代谢的关键。两种常见的方法是动力学建模和基于约束的重建和分析（COBRA）。 COBRA 模型使用线性约束分析稳态通量，但缺乏动力学细节。动力学模型通过微分方程提供机械描述，但需要（通常未知）动力学参数和酶浓度。为了弥补这一差距，我们引入了 COBRA-k，这是一个将非线性动力学速率定律集成到 COBRA 模型中的框架，以一致地限制代谢通量、酶丰度和代谢物浓度。 COBRA-k 可以通过优化技术灵活探索代谢稳态，即使参数化不完整。 COBRA-k 模型需要解决计算要求高的混合整数非线性程序。因此，我们开发了一种专用迭代算法，在开源 Python 包中实现。我们将 COBRA-k 应用于大规模大肠杆菌模型，证明了其有效性并揭示了整体代谢见解。例如，它准确地预测和解释了细胞内谷氨酸浓度高的现象。 COBRA-k 将 COBRA 的灵活性与动力学精度相结合，为预测代谢建模和工程提供了强大的工具。</w:t>
+      </w:r>
+    </w:p>
+    <w:p>
+      <w:pPr>
+        <w:spacing w:before="120"/>
+      </w:pPr>
+      <w:r>
+        <w:rPr>
+          <w:rFonts w:ascii="Times New Roman" w:hAnsi="Times New Roman" w:eastAsia="宋体"/>
+          <w:b/>
+          <w:sz w:val="21"/>
+        </w:rPr>
+        <w:t>English Abstract:</w:t>
+      </w:r>
+    </w:p>
+    <w:p>
+      <w:r>
+        <w:rPr>
+          <w:rFonts w:ascii="Times New Roman" w:hAnsi="Times New Roman" w:eastAsia="宋体"/>
+          <w:sz w:val="21"/>
+        </w:rPr>
+        <w:t>Mathematical modeling is key to understanding cellular metabolism. Two common approaches are kinetic modeling and constraint-based reconstruction and analysis (COBRA). COBRA models analyze steady-state fluxes using linear constraints but lack kinetic detail. Kinetic models offer mechanistic descriptions via differential equations but require (often unknown) kinetic parameters and enzyme concentrations. To bridge this gap, we introduce COBRA-k, a framework integrating nonlinear kinetic rate laws into COBRA models to consistently constrain metabolic fluxes, enzyme abundances, and metabolite concentrations. COBRA-k enables flexible exploration of metabolic steady states with optimization techniques, even with incomplete parametrization. COBRA-k models require solving computationally demanding mixed-integer nonlinear programs. We therefore developed a dedicated iterative algorithm, implemented in an open-source Python package. We applied COBRA-k to a large-scale Escherichia coli model, demonstrating its effectiveness and revealing holistic metabolic insights. For example, it accurately predicts and explains the phenomenon of high intracellular glutamate concentration. COBRA-k combines the flexibility of COBRA with kinetic precision, offering a powerful tool for predictive metabolic modeling and engineering.</w:t>
+      </w:r>
+    </w:p>
+    <w:p>
+      <w:r>
+        <w:rPr>
+          <w:rFonts w:ascii="Times New Roman" w:hAnsi="Times New Roman" w:eastAsia="宋体"/>
+          <w:sz w:val="21"/>
+        </w:rPr>
+        <w:t>__________________________________________________</w:t>
+      </w:r>
+    </w:p>
+    <w:p>
+      <w:pPr>
+        <w:pStyle w:val="Heading2"/>
+      </w:pPr>
+      <w:r/>
+      <w:r>
+        <w:rPr>
+          <w:rFonts w:ascii="Times New Roman" w:hAnsi="Times New Roman" w:eastAsia="宋体"/>
+          <w:b/>
+          <w:color w:val="000000"/>
+          <w:sz w:val="24"/>
+        </w:rPr>
+        <w:t>视网膜缺血性损伤的愈合</w:t>
+      </w:r>
+    </w:p>
+    <w:p>
+      <w:r>
+        <w:rPr>
+          <w:rFonts w:ascii="Times New Roman" w:hAnsi="Times New Roman" w:eastAsia="宋体"/>
+          <w:b/>
+          <w:color w:val="003264"/>
+          <w:sz w:val="24"/>
+        </w:rPr>
+        <w:t>Healing of ischemic injury in the retina</w:t>
+      </w:r>
+    </w:p>
+    <w:p>
+      <w:r>
+        <w:rPr>
+          <w:rFonts w:ascii="Times New Roman" w:hAnsi="Times New Roman" w:eastAsia="宋体"/>
+          <w:sz w:val="21"/>
+        </w:rPr>
+        <w:t>作者: Silke Becker, Zia L’Ecuyer Morison, Jordan Allen, Sama Saeid, Lee Sturgis, Austin Adderley, Ari Koskelainen, Frans Vinberg</w:t>
+        <w:br/>
+      </w:r>
+      <w:r>
+        <w:rPr>
+          <w:rFonts w:ascii="Times New Roman" w:hAnsi="Times New Roman" w:eastAsia="宋体"/>
+          <w:sz w:val="21"/>
+        </w:rPr>
+        <w:t xml:space="preserve">时间: 2026-01-23 | </w:t>
+      </w:r>
+      <w:r>
+        <w:t xml:space="preserve">链接: </w:t>
+      </w:r>
+      <w:hyperlink r:id="rId157">
+        <w:r>
+          <w:rPr>
+            <w:rFonts w:ascii="Times New Roman" w:hAnsi="Times New Roman" w:eastAsia="宋体"/>
+            <w:color w:val="0000FF"/>
+            <w:sz w:val="21"/>
+            <w:u w:val="single"/>
+          </w:rPr>
+          <w:t>https://doi.org/10.1126/sciadv.adx7204</w:t>
+        </w:r>
+      </w:hyperlink>
+    </w:p>
+    <w:p>
+      <w:pPr>
+        <w:spacing w:before="120"/>
+      </w:pPr>
+      <w:r>
+        <w:rPr>
+          <w:rFonts w:ascii="Times New Roman" w:hAnsi="Times New Roman" w:eastAsia="宋体"/>
+          <w:b/>
+          <w:sz w:val="21"/>
+        </w:rPr>
+        <w:t>中文摘要:</w:t>
+      </w:r>
+    </w:p>
+    <w:p>
+      <w:pPr>
+        <w:ind w:firstLine="360"/>
+      </w:pPr>
+      <w:r>
+        <w:rPr>
+          <w:rFonts w:ascii="Times New Roman" w:hAnsi="Times New Roman" w:eastAsia="宋体"/>
+          <w:sz w:val="21"/>
+        </w:rPr>
+        <w:t>神经和视网膜退行性疾病，包括阿尔茨海默病、中风、年龄相关性黄斑变性和视网膜中央动脉阻塞，剥夺了数百万人的独立性。由于死亡后神经元活动迅速丧失，研究人类视网膜中的这些疾病受到了阻碍。虽然一些中枢神经系统活动在死后已恢复，但超过 30 分钟的同步神经元传输仍然难以捉摸。我们通过恢复和维持人类视网膜中的光信号传输来克服这一障碍，光信号传输在死亡后 4 小时内恢复并保存长达 48 小时。我们还引入了用于精确采样的基于红外的离体成像、用于药物测试的封闭灌注系统以及小鼠和人类视网膜的离体缺血再灌注模型。该平台能够测试针对氧化应激和谷氨酸兴奋毒性的药物的神经保护和神经毒性作用。我们的进展质疑缺血性损伤的不可逆性，支持视力恢复的临床前研究，提供治疗中枢神经系统缺血的见解，并为人类供体眼移植铺平道路。</w:t>
+      </w:r>
+    </w:p>
+    <w:p>
+      <w:pPr>
+        <w:spacing w:before="120"/>
+      </w:pPr>
+      <w:r>
+        <w:rPr>
+          <w:rFonts w:ascii="Times New Roman" w:hAnsi="Times New Roman" w:eastAsia="宋体"/>
+          <w:b/>
+          <w:sz w:val="21"/>
+        </w:rPr>
+        <w:t>English Abstract:</w:t>
+      </w:r>
+    </w:p>
+    <w:p>
+      <w:r>
+        <w:rPr>
+          <w:rFonts w:ascii="Times New Roman" w:hAnsi="Times New Roman" w:eastAsia="宋体"/>
+          <w:sz w:val="21"/>
+        </w:rPr>
+        <w:t>Neuro- and retinal degenerative diseases, including Alzheimer’s, stroke, age-related macular degeneration, and central retinal artery occlusion, rob millions of their independence. Studying these diseases in human retinas has been hindered by the rapid loss of neuronal activity after death. While some CNS activity has been restored postmortem, synchronized neuronal transmission beyond 30 min has remained elusive. We overcome this barrier by reviving and sustaining light signal transmission in human retinas recovered up to 4 hours after death and stored for up to 48 hours. We also introduce infrared-based ex vivo imaging for precise sampling, a closed perfusion system for drug testing, and an ex vivo ischemia-reperfusion model in mouse and human retina. This platform enables testing of neuroprotective and neurotoxic effects of drugs targeting oxidative stress and glutamate excitotoxicity. Our advances question the irreversibility of ischemic injury, support preclinical studies in vision restoration, offer insights into treating CNS ischemia, and pave the way for human donor eye transplantation.</w:t>
+      </w:r>
+    </w:p>
+    <w:p>
+      <w:r>
+        <w:rPr>
+          <w:rFonts w:ascii="Times New Roman" w:hAnsi="Times New Roman" w:eastAsia="宋体"/>
+          <w:sz w:val="21"/>
+        </w:rPr>
+        <w:t>__________________________________________________</w:t>
+      </w:r>
+    </w:p>
+    <w:p>
+      <w:pPr>
+        <w:pStyle w:val="Heading2"/>
+      </w:pPr>
+      <w:r/>
+      <w:r>
+        <w:rPr>
+          <w:rFonts w:ascii="Times New Roman" w:hAnsi="Times New Roman" w:eastAsia="宋体"/>
+          <w:b/>
+          <w:color w:val="000000"/>
+          <w:sz w:val="24"/>
+        </w:rPr>
+        <w:t>TDRD3 是一种包含 Tudor 结构域的蛋白质，可调节 Klf2 依赖性 T reg 分化和调节免疫耐受的功能</w:t>
+      </w:r>
+    </w:p>
+    <w:p>
+      <w:r>
+        <w:rPr>
+          <w:rFonts w:ascii="Times New Roman" w:hAnsi="Times New Roman" w:eastAsia="宋体"/>
+          <w:b/>
+          <w:color w:val="003264"/>
+          <w:sz w:val="24"/>
+        </w:rPr>
+        <w:t>TDRD3, a Tudor domain-containing protein, regulates Klf2 -dependent T reg differentiation and function to modulate immune tolerance</w:t>
+      </w:r>
+    </w:p>
+    <w:p>
+      <w:r>
+        <w:rPr>
+          <w:rFonts w:ascii="Times New Roman" w:hAnsi="Times New Roman" w:eastAsia="宋体"/>
+          <w:sz w:val="21"/>
+        </w:rPr>
+        <w:t>作者: Yun Shi, Xiaoqun Tao, Lei Shen, Yate-Ching Yuan, Guanpeng Wang, Ethan Eurmsirilerd, Rendell Chang, Zhenyu Jia, Weirong Shang, Yanzhong Yang, Zuoming Sun</w:t>
+        <w:br/>
+      </w:r>
+      <w:r>
+        <w:rPr>
+          <w:rFonts w:ascii="Times New Roman" w:hAnsi="Times New Roman" w:eastAsia="宋体"/>
+          <w:sz w:val="21"/>
+        </w:rPr>
+        <w:t xml:space="preserve">时间: 2026-01-23 | </w:t>
+      </w:r>
+      <w:r>
+        <w:t xml:space="preserve">链接: </w:t>
+      </w:r>
+      <w:hyperlink r:id="rId158">
+        <w:r>
+          <w:rPr>
+            <w:rFonts w:ascii="Times New Roman" w:hAnsi="Times New Roman" w:eastAsia="宋体"/>
+            <w:color w:val="0000FF"/>
+            <w:sz w:val="21"/>
+            <w:u w:val="single"/>
+          </w:rPr>
+          <w:t>https://doi.org/10.1126/sciadv.aea3960</w:t>
+        </w:r>
+      </w:hyperlink>
+    </w:p>
+    <w:p>
+      <w:pPr>
+        <w:spacing w:before="120"/>
+      </w:pPr>
+      <w:r>
+        <w:rPr>
+          <w:rFonts w:ascii="Times New Roman" w:hAnsi="Times New Roman" w:eastAsia="宋体"/>
+          <w:b/>
+          <w:sz w:val="21"/>
+        </w:rPr>
+        <w:t>中文摘要:</w:t>
+      </w:r>
+    </w:p>
+    <w:p>
+      <w:pPr>
+        <w:ind w:firstLine="360"/>
+      </w:pPr>
+      <w:r>
+        <w:rPr>
+          <w:rFonts w:ascii="Times New Roman" w:hAnsi="Times New Roman" w:eastAsia="宋体"/>
+          <w:sz w:val="21"/>
+        </w:rPr>
+        <w:t>含 Tudor 结构域的蛋白 3 (TDRD3) 充当甲基精氨酸读取器，将翻译后精氨酸甲基化信号传递给转录机制，从而通过调节基因表达来调节细胞功能。调节性 T 细胞 (T regs) 对于建立和维持免疫耐受至关重要。在这项研究中，我们证明 T reg 特异性缺失 Tdrd3 的小鼠表现出严重受损的 iT reg 分化，但胸腺 T reg 分化却没有。此外，源自这些小鼠的 iT regs（而非胸腺 T regs）在过继转移模型中未能抑制结肠炎，表明抑制能力受损。老年 Tdrd3 缺陷小鼠也表现出自发性自身炎症。从机制上讲，TDRD3 被转录因子 FOXO1 招募（可能以甲基化依赖性方式）来激活 Klf2 表达，这对于 T reg 分化至关重要。值得注意的是，Klf2 在 Tdrd3 缺陷的 CD4 + T 细胞中的强制表达可以挽救 iT reg 的发育和抑制功能。总的来说，我们的研究结果确定 TDRD3 是 iT reg 分化和免疫稳态的中央转录调节因子，强调它是调节免疫耐受的潜在治疗靶点。</w:t>
+      </w:r>
+    </w:p>
+    <w:p>
+      <w:pPr>
+        <w:spacing w:before="120"/>
+      </w:pPr>
+      <w:r>
+        <w:rPr>
+          <w:rFonts w:ascii="Times New Roman" w:hAnsi="Times New Roman" w:eastAsia="宋体"/>
+          <w:b/>
+          <w:sz w:val="21"/>
+        </w:rPr>
+        <w:t>English Abstract:</w:t>
+      </w:r>
+    </w:p>
+    <w:p>
+      <w:r>
+        <w:rPr>
+          <w:rFonts w:ascii="Times New Roman" w:hAnsi="Times New Roman" w:eastAsia="宋体"/>
+          <w:sz w:val="21"/>
+        </w:rPr>
+        <w:t>Tudor domain-containing protein 3 (TDRD3) functions as a methylarginine reader that relays posttranslational arginine methylation signals to the transcriptional machinery, thereby regulating cellular functions through modulation of gene expression. Regulatory T cells (T regs ) are pivotal for establishing and maintaining immune tolerance. In this study, we demonstrate that mice with T reg -specific deletion of Tdrd3 exhibit severely impaired iT reg , but not thymic T reg , differentiation. Moreover, iT regs , but not thymic T regs , derived from these mice fail to suppress colitis in adoptive transfer models, indicating compromised inhibitory capacity. Aged Tdrd3 -deficient mice also show spontaneous autoinflammation. Mechanistically, TDRD3 is recruited by the transcription factor FOXO1, presumably in a methylation-dependent manner, to activate Klf2 expression, which is essential for T reg differentiation. Notably, the enforced expression of Klf2 in Tdrd3 -deficient CD4 + T cells rescue both iT reg development and suppressive function. Collectively, our findings identify TDRD3 as a central transcriptional regulator of iT reg differentiation and immune homeostasis, highlighting it as a potential therapeutic target for modulating immune tolerance.</w:t>
+      </w:r>
+    </w:p>
+    <w:p>
+      <w:r>
+        <w:rPr>
+          <w:rFonts w:ascii="Times New Roman" w:hAnsi="Times New Roman" w:eastAsia="宋体"/>
+          <w:sz w:val="21"/>
+        </w:rPr>
+        <w:t>__________________________________________________</w:t>
+      </w:r>
+    </w:p>
+    <w:p>
+      <w:pPr>
+        <w:pStyle w:val="Heading2"/>
+      </w:pPr>
+      <w:r/>
+      <w:r>
+        <w:rPr>
+          <w:rFonts w:ascii="Times New Roman" w:hAnsi="Times New Roman" w:eastAsia="宋体"/>
+          <w:b/>
+          <w:color w:val="000000"/>
+          <w:sz w:val="24"/>
+        </w:rPr>
+        <w:t>Lrrn介导的视网膜神经节细胞靶向驱动视觉电路组装以进行亮度和对比度检测</w:t>
+      </w:r>
+    </w:p>
+    <w:p>
+      <w:r>
+        <w:rPr>
+          <w:rFonts w:ascii="Times New Roman" w:hAnsi="Times New Roman" w:eastAsia="宋体"/>
+          <w:b/>
+          <w:color w:val="003264"/>
+          <w:sz w:val="24"/>
+        </w:rPr>
+        <w:t>Lrrn-mediated retinal ganglion cell targeting drives visual circuit assembly for brightness and contrast detection</w:t>
+      </w:r>
+    </w:p>
+    <w:p>
+      <w:r>
+        <w:rPr>
+          <w:rFonts w:ascii="Times New Roman" w:hAnsi="Times New Roman" w:eastAsia="宋体"/>
+          <w:sz w:val="21"/>
+        </w:rPr>
+        <w:t>作者: Elena Putti, Giulia Faini, Julie Thanh-Mai Dang, Jay H. Savaliya, Fanny Eggeler, Karine Duroure, Juliette Vougny, Gonzalo Ortiz-Álvarez, Cristina Pujades, Armin Bahl, Jeff W. Lichtman, Florian Engert, Jonathan Boulanger-Weill, Filippo Del Bene, Shahad Albadri</w:t>
+        <w:br/>
+      </w:r>
+      <w:r>
+        <w:rPr>
+          <w:rFonts w:ascii="Times New Roman" w:hAnsi="Times New Roman" w:eastAsia="宋体"/>
+          <w:sz w:val="21"/>
+        </w:rPr>
+        <w:t xml:space="preserve">时间: 2026-01-23 | </w:t>
+      </w:r>
+      <w:r>
+        <w:t xml:space="preserve">链接: </w:t>
+      </w:r>
+      <w:hyperlink r:id="rId159">
+        <w:r>
+          <w:rPr>
+            <w:rFonts w:ascii="Times New Roman" w:hAnsi="Times New Roman" w:eastAsia="宋体"/>
+            <w:color w:val="0000FF"/>
+            <w:sz w:val="21"/>
+            <w:u w:val="single"/>
+          </w:rPr>
+          <w:t>https://doi.org/10.1126/sciadv.adz4585</w:t>
+        </w:r>
+      </w:hyperlink>
+    </w:p>
+    <w:p>
+      <w:pPr>
+        <w:spacing w:before="120"/>
+      </w:pPr>
+      <w:r>
+        <w:rPr>
+          <w:rFonts w:ascii="Times New Roman" w:hAnsi="Times New Roman" w:eastAsia="宋体"/>
+          <w:b/>
+          <w:sz w:val="21"/>
+        </w:rPr>
+        <w:t>中文摘要:</w:t>
+      </w:r>
+    </w:p>
+    <w:p>
+      <w:pPr>
+        <w:ind w:firstLine="360"/>
+      </w:pPr>
+      <w:r>
+        <w:rPr>
+          <w:rFonts w:ascii="Times New Roman" w:hAnsi="Times New Roman" w:eastAsia="宋体"/>
+          <w:sz w:val="21"/>
+        </w:rPr>
+        <w:t>亮度和对比度是视觉的基本特征，对于物体检测、环境导航和进食至关重要。在这里，我们确定了斑马鱼视觉系统中的亮度和对比度处理电路，并揭示了富含亮氨酸的重复神经元 (Lrrn) 细胞粘附分子 (CAM) 在调节其组装中的作用。我们发现，深部投射的视网膜神经节细胞是大脑的第一个突触中继，需要 Lrrn2 和 Lrrn3a 来精确定位视顶盖内的轴突。使用新的报告线，我们实现了这种先前未充分表征的脊椎动物视觉回路的高分辨率图谱。 Lrrn CAM 的基因破坏会导致电路混乱以及亮度和对比敏感度受损，从而导致视觉引导行为的缺陷。此外，超微结构电路重建和功能成像分析识别了其突触伙伴，并揭示了其在亮度处理中的关键作用。这些研究定义了核心视觉处理途径，并将 Lrrn CAM 确立为其组装的重要分子驱动因素。</w:t>
+      </w:r>
+    </w:p>
+    <w:p>
+      <w:pPr>
+        <w:spacing w:before="120"/>
+      </w:pPr>
+      <w:r>
+        <w:rPr>
+          <w:rFonts w:ascii="Times New Roman" w:hAnsi="Times New Roman" w:eastAsia="宋体"/>
+          <w:b/>
+          <w:sz w:val="21"/>
+        </w:rPr>
+        <w:t>English Abstract:</w:t>
+      </w:r>
+    </w:p>
+    <w:p>
+      <w:r>
+        <w:rPr>
+          <w:rFonts w:ascii="Times New Roman" w:hAnsi="Times New Roman" w:eastAsia="宋体"/>
+          <w:sz w:val="21"/>
+        </w:rPr>
+        <w:t>Brightness and contrast are fundamental features of vision, crucial for object detection, environmental navigation, and feeding. Here, we identify a brightness- and contrast-processing circuit in the zebrafish visual system and uncover the role of leucine-rich repeat neuronal (Lrrn) cell adhesion molecules (CAMs) in regulating its assembly. We show that deep-projecting retinal ganglion cells serve as the first synaptic relay to the brain, requiring Lrrn2 and Lrrn3a for precise axonal targeting within the optic tectum. Using a new reporter line, we achieved high-resolution mapping of this previously undercharacterized vertebrate visual circuit. Genetic disruption of Lrrn CAMs leads to disorganization of the circuit and impairments in brightness and contrast sensitivity, resulting in deficits in visually guided behavior. Additionally, ultrastructural circuit reconstruction and functional imaging analysis identified both its synaptic partners and revealed its critical role in luminance processing. These studies define a core visual processing pathway and establish Lrrn CAMs as essential molecular drivers of its assembly.</w:t>
+      </w:r>
+    </w:p>
+    <w:p>
+      <w:r>
+        <w:rPr>
+          <w:rFonts w:ascii="Times New Roman" w:hAnsi="Times New Roman" w:eastAsia="宋体"/>
+          <w:sz w:val="21"/>
+        </w:rPr>
+        <w:t>__________________________________________________</w:t>
+      </w:r>
+    </w:p>
+    <w:p>
+      <w:pPr>
+        <w:pStyle w:val="Heading2"/>
+      </w:pPr>
+      <w:r/>
+      <w:r>
+        <w:rPr>
+          <w:rFonts w:ascii="Times New Roman" w:hAnsi="Times New Roman" w:eastAsia="宋体"/>
+          <w:b/>
+          <w:color w:val="000000"/>
+          <w:sz w:val="24"/>
+        </w:rPr>
+        <w:t>常驻CD49a + CD103 + NKG2C + NK细胞限制人类淋巴组织外植体中的HIV感染</w:t>
+      </w:r>
+    </w:p>
+    <w:p>
+      <w:r>
+        <w:rPr>
+          <w:rFonts w:ascii="Times New Roman" w:hAnsi="Times New Roman" w:eastAsia="宋体"/>
+          <w:b/>
+          <w:color w:val="003264"/>
+          <w:sz w:val="24"/>
+        </w:rPr>
+        <w:t>Resident CD49a + CD103 + NKG2C + NK cells restrict HIV infection in human lymphoid tissue explants</w:t>
+      </w:r>
+    </w:p>
+    <w:p>
+      <w:r>
+        <w:rPr>
+          <w:rFonts w:ascii="Times New Roman" w:hAnsi="Times New Roman" w:eastAsia="宋体"/>
+          <w:sz w:val="21"/>
+        </w:rPr>
+        <w:t>作者: David Perea, Alba Gonzalez, Ana Gallego-Cortés, Nerea Sanchez-Gaona, Felix Pumarola, Nuria Ortiz, Ines Llano, Juan Lorente, Vicenç Falcó, Meritxell Genescà, Maria J. Buzon</w:t>
+        <w:br/>
+      </w:r>
+      <w:r>
+        <w:rPr>
+          <w:rFonts w:ascii="Times New Roman" w:hAnsi="Times New Roman" w:eastAsia="宋体"/>
+          <w:sz w:val="21"/>
+        </w:rPr>
+        <w:t xml:space="preserve">时间: 2026-01-23 | </w:t>
+      </w:r>
+      <w:r>
+        <w:t xml:space="preserve">链接: </w:t>
+      </w:r>
+      <w:hyperlink r:id="rId160">
+        <w:r>
+          <w:rPr>
+            <w:rFonts w:ascii="Times New Roman" w:hAnsi="Times New Roman" w:eastAsia="宋体"/>
+            <w:color w:val="0000FF"/>
+            <w:sz w:val="21"/>
+            <w:u w:val="single"/>
+          </w:rPr>
+          <w:t>https://doi.org/10.1126/sciadv.adz1565</w:t>
+        </w:r>
+      </w:hyperlink>
+    </w:p>
+    <w:p>
+      <w:pPr>
+        <w:spacing w:before="120"/>
+      </w:pPr>
+      <w:r>
+        <w:rPr>
+          <w:rFonts w:ascii="Times New Roman" w:hAnsi="Times New Roman" w:eastAsia="宋体"/>
+          <w:b/>
+          <w:sz w:val="21"/>
+        </w:rPr>
+        <w:t>中文摘要:</w:t>
+      </w:r>
+    </w:p>
+    <w:p>
+      <w:pPr>
+        <w:ind w:firstLine="360"/>
+      </w:pPr>
+      <w:r>
+        <w:rPr>
+          <w:rFonts w:ascii="Times New Roman" w:hAnsi="Times New Roman" w:eastAsia="宋体"/>
+          <w:sz w:val="21"/>
+        </w:rPr>
+        <w:t>自然杀伤 (NK) 细胞是抗病毒免疫的关键效应细胞，但其在急性 HIV 感染期间的组织特异性作用仍不清楚。使用离体人类扁桃体组织模型，我们分析了 NK 细胞对早期 HIV 感染的反应，并发现了具有特殊功能的不同亚群。我们发现了一个先前未表征的记忆样 NK 群体（CD16 +/- CD69 + CD49a + CD103 + NKG2C + ）与病毒负荷减少相关，并富含细胞毒性介质（GNLY、PRF1 和 GZMB）、凋亡配体（FASLG 和 TRAIL）、细胞因子受体（IL2RA、IL2RB、IL2RG、IL12RB2 和IL18R1) 和运输分子（CCL3-5、CCR7 和 SELL）。尽管在功能上能够在组织模拟环境中清除 HIV 感染的 CD4 + T 细胞，但它们在感染后表现出细胞毒性受损和转录衰竭迹象。相反，HIV 驱动未成熟的 CD16 - CD69 + NK 细胞重编程为更具细胞毒性和迁移效应表型。这些发现揭示了早期 HIV 感染期间淋巴组织中 NK 细胞的动态适应，并强调组织驻留 NK 细胞作为免疫治疗干预的有希望的目标。</w:t>
+      </w:r>
+    </w:p>
+    <w:p>
+      <w:pPr>
+        <w:spacing w:before="120"/>
+      </w:pPr>
+      <w:r>
+        <w:rPr>
+          <w:rFonts w:ascii="Times New Roman" w:hAnsi="Times New Roman" w:eastAsia="宋体"/>
+          <w:b/>
+          <w:sz w:val="21"/>
+        </w:rPr>
+        <w:t>English Abstract:</w:t>
+      </w:r>
+    </w:p>
+    <w:p>
+      <w:r>
+        <w:rPr>
+          <w:rFonts w:ascii="Times New Roman" w:hAnsi="Times New Roman" w:eastAsia="宋体"/>
+          <w:sz w:val="21"/>
+        </w:rPr>
+        <w:t>Natural killer (NK) cells are pivotal effectors in antiviral immunity, yet their tissue-specific roles during acute HIV infection remain poorly defined. Using an ex vivo human tonsillar tissue model, we profile NK cell responses to early HIV infection and uncover distinct subsets with specialized functions. We identify a previously uncharacterized memory-like NK population (CD16 +/− CD69 + CD49a + CD103 + NKG2C + ) associated with reduced viral burden and enriched in cytotoxic mediators (GNLY, PRF1, and GZMB), apoptotic ligands (FASLG and TRAIL), cytokine receptors (IL2RA, IL2RB, IL2RG, IL12RB2, and IL18R1) and trafficking molecules (CCL3–5, CCR7, and SELL). Although functionally capable of clearing HIV-infected CD4 + T cells in a tissue-mimetic environment, they show impaired cytotoxicity and transcriptional signs of exhaustion after infection. Conversely, HIV drives the reprogramming of immature CD16 − CD69 + NK cells toward a more cytotoxic and migratory effector phenotype. These findings reveal dynamic NK cell adaptations in lymphoid tissue during early HIV infection and highlight tissue-resident NK cells as promising targets for immunotherapeutic intervention.</w:t>
+      </w:r>
+    </w:p>
+    <w:p>
+      <w:r>
+        <w:rPr>
+          <w:rFonts w:ascii="Times New Roman" w:hAnsi="Times New Roman" w:eastAsia="宋体"/>
+          <w:sz w:val="21"/>
+        </w:rPr>
+        <w:t>__________________________________________________</w:t>
+      </w:r>
+    </w:p>
+    <w:p>
+      <w:pPr>
+        <w:pStyle w:val="Heading2"/>
+      </w:pPr>
+      <w:r/>
+      <w:r>
+        <w:rPr>
+          <w:rFonts w:ascii="Times New Roman" w:hAnsi="Times New Roman" w:eastAsia="宋体"/>
+          <w:b/>
+          <w:color w:val="000000"/>
+          <w:sz w:val="24"/>
+        </w:rPr>
+        <w:t>具有仿骨连杆的仿生可生长人形机器人，可实现多功能移动</w:t>
+      </w:r>
+    </w:p>
+    <w:p>
+      <w:r>
+        <w:rPr>
+          <w:rFonts w:ascii="Times New Roman" w:hAnsi="Times New Roman" w:eastAsia="宋体"/>
+          <w:b/>
+          <w:color w:val="003264"/>
+          <w:sz w:val="24"/>
+        </w:rPr>
+        <w:t>Bioinspired growable humanoid robot with bone-mimetic linkages for versatile mobility</w:t>
+      </w:r>
+    </w:p>
+    <w:p>
+      <w:r>
+        <w:rPr>
+          <w:rFonts w:ascii="Times New Roman" w:hAnsi="Times New Roman" w:eastAsia="宋体"/>
+          <w:sz w:val="21"/>
+        </w:rPr>
+        <w:t>作者: Hao Liu, Yanda Yang, Ting Wang, Jintao Yin, Hongqiang Wang</w:t>
+        <w:br/>
+      </w:r>
+      <w:r>
+        <w:rPr>
+          <w:rFonts w:ascii="Times New Roman" w:hAnsi="Times New Roman" w:eastAsia="宋体"/>
+          <w:sz w:val="21"/>
+        </w:rPr>
+        <w:t xml:space="preserve">时间: 2026-01-23 | </w:t>
+      </w:r>
+      <w:r>
+        <w:t xml:space="preserve">链接: </w:t>
+      </w:r>
+      <w:hyperlink r:id="rId161">
+        <w:r>
+          <w:rPr>
+            <w:rFonts w:ascii="Times New Roman" w:hAnsi="Times New Roman" w:eastAsia="宋体"/>
+            <w:color w:val="0000FF"/>
+            <w:sz w:val="21"/>
+            <w:u w:val="single"/>
+          </w:rPr>
+          <w:t>https://doi.org/10.1126/sciadv.aea2831</w:t>
+        </w:r>
+      </w:hyperlink>
+    </w:p>
+    <w:p>
+      <w:pPr>
+        <w:spacing w:before="120"/>
+      </w:pPr>
+      <w:r>
+        <w:rPr>
+          <w:rFonts w:ascii="Times New Roman" w:hAnsi="Times New Roman" w:eastAsia="宋体"/>
+          <w:b/>
+          <w:sz w:val="21"/>
+        </w:rPr>
+        <w:t>中文摘要:</w:t>
+      </w:r>
+    </w:p>
+    <w:p>
+      <w:pPr>
+        <w:ind w:firstLine="360"/>
+      </w:pPr>
+      <w:r>
+        <w:rPr>
+          <w:rFonts w:ascii="Times New Roman" w:hAnsi="Times New Roman" w:eastAsia="宋体"/>
+          <w:sz w:val="21"/>
+        </w:rPr>
+        <w:t>受人类生物力学的启发，人形机器人通常被设计为模仿人类运动学，但通常缺乏骨骼发育的关键特征，例如可生长性、轻质而坚硬的结构以及冲击吸收的顺应性。这项工作引入了一种受骨骼启发的连杆结构，具有高达 315% 的延展性，重量仅为 350 克，同时保持高负载能力、顺应性和稳定性。这些可生长的连杆集成到软人形机器人中，可实现动态形状适应，将高度减少至 36%，宽度减少至 61%，以穿越狭小的空间。通过将可增长的连杆致动与伺服电机相结合，机器人切换到爬行模式，并且移动速度比单独使用电机或软致动器快 1122 倍。 GrowHR 仅重 4.5 公斤，可以漂浮、游泳、水上行走和飞行。其柔软的身体确保了安全的人际互动，允许拥抱、跌倒和举起而不会受伤。可变形的腿在外部负载下表现出弹性能量存储和释放，允许运动超越刚性结构的限制。这项工作开创了一种适用于动态、复杂环境的可扩展、多功能机器人设计方法。</w:t>
+      </w:r>
+    </w:p>
+    <w:p>
+      <w:pPr>
+        <w:spacing w:before="120"/>
+      </w:pPr>
+      <w:r>
+        <w:rPr>
+          <w:rFonts w:ascii="Times New Roman" w:hAnsi="Times New Roman" w:eastAsia="宋体"/>
+          <w:b/>
+          <w:sz w:val="21"/>
+        </w:rPr>
+        <w:t>English Abstract:</w:t>
+      </w:r>
+    </w:p>
+    <w:p>
+      <w:r>
+        <w:rPr>
+          <w:rFonts w:ascii="Times New Roman" w:hAnsi="Times New Roman" w:eastAsia="宋体"/>
+          <w:sz w:val="21"/>
+        </w:rPr>
+        <w:t>Inspired by human biomechanics, humanoid robots are often designed to mimic human kinematics but typically lack key traits of developing bones, such as growability, lightweight yet stiff construction, and compliance for impact absorption. This work introduces a bone-inspired linkage structure with up to 315% extensibility, weighing only 350 grams while maintaining high load capacity, compliance, and stability. Integrated into a soft humanoid robot, these growable linkages enable dynamic shape adaptation, reducing height to 36% and width to 61%, to traverse tight spaces. By combining growable link actuation with servomotors, the robot switches to crawling mode and moves 1122 times faster than using motors or soft actuators alone. At just 4.5 kilograms, GrowHR can float, swim, walk on water, and fly. Its soft body ensures safe human interaction, allowing hugging, falling, and lifting without injury. Deformable legs demonstrate elastic energy storage and release under external loading, allowing motions beyond the limits of rigid structures. This work pioneers a growable, multifunctional robotic design approach for dynamic, complex environments.</w:t>
+      </w:r>
+    </w:p>
+    <w:p>
+      <w:r>
+        <w:rPr>
+          <w:rFonts w:ascii="Times New Roman" w:hAnsi="Times New Roman" w:eastAsia="宋体"/>
+          <w:sz w:val="21"/>
+        </w:rPr>
+        <w:t>__________________________________________________</w:t>
+      </w:r>
+    </w:p>
+    <w:p>
+      <w:pPr>
+        <w:pStyle w:val="Heading2"/>
+      </w:pPr>
+      <w:r/>
+      <w:r>
+        <w:rPr>
+          <w:rFonts w:ascii="Times New Roman" w:hAnsi="Times New Roman" w:eastAsia="宋体"/>
+          <w:b/>
+          <w:color w:val="000000"/>
+          <w:sz w:val="24"/>
+        </w:rPr>
+        <w:t>宏观植物投影成像 (MAPPI)：一个开放、可扩展的全植物荧光实时成像平台</w:t>
+      </w:r>
+    </w:p>
+    <w:p>
+      <w:r>
+        <w:rPr>
+          <w:rFonts w:ascii="Times New Roman" w:hAnsi="Times New Roman" w:eastAsia="宋体"/>
+          <w:b/>
+          <w:color w:val="003264"/>
+          <w:sz w:val="24"/>
+        </w:rPr>
+        <w:t>MAcro Plant Projection Imaging (MAPPI): An open, scalable platform for whole-plant fluorescence real-time imaging</w:t>
+      </w:r>
+    </w:p>
+    <w:p>
+      <w:r>
+        <w:rPr>
+          <w:rFonts w:ascii="Times New Roman" w:hAnsi="Times New Roman" w:eastAsia="宋体"/>
+          <w:sz w:val="21"/>
+        </w:rPr>
+        <w:t>作者: Giorgia Tortora, Bianca Maria Orlando Marchesano, Stefano Buratti, Laura Luoni, Matteo Grenzi, Keiko Yoshioka, Valeria Contartese, Alessia Candeo, Alex Costa, Andrea Bassi</w:t>
+        <w:br/>
+      </w:r>
+      <w:r>
+        <w:rPr>
+          <w:rFonts w:ascii="Times New Roman" w:hAnsi="Times New Roman" w:eastAsia="宋体"/>
+          <w:sz w:val="21"/>
+        </w:rPr>
+        <w:t xml:space="preserve">时间: 2026-01-23 | </w:t>
+      </w:r>
+      <w:r>
+        <w:t xml:space="preserve">链接: </w:t>
+      </w:r>
+      <w:hyperlink r:id="rId162">
+        <w:r>
+          <w:rPr>
+            <w:rFonts w:ascii="Times New Roman" w:hAnsi="Times New Roman" w:eastAsia="宋体"/>
+            <w:color w:val="0000FF"/>
+            <w:sz w:val="21"/>
+            <w:u w:val="single"/>
+          </w:rPr>
+          <w:t>https://doi.org/10.1126/sciadv.aea4466</w:t>
+        </w:r>
+      </w:hyperlink>
+    </w:p>
+    <w:p>
+      <w:pPr>
+        <w:spacing w:before="120"/>
+      </w:pPr>
+      <w:r>
+        <w:rPr>
+          <w:rFonts w:ascii="Times New Roman" w:hAnsi="Times New Roman" w:eastAsia="宋体"/>
+          <w:b/>
+          <w:sz w:val="21"/>
+        </w:rPr>
+        <w:t>中文摘要:</w:t>
+      </w:r>
+    </w:p>
+    <w:p>
+      <w:pPr>
+        <w:ind w:firstLine="360"/>
+      </w:pPr>
+      <w:r>
+        <w:rPr>
+          <w:rFonts w:ascii="Times New Roman" w:hAnsi="Times New Roman" w:eastAsia="宋体"/>
+          <w:sz w:val="21"/>
+        </w:rPr>
+        <w:t>了解植物如何感知和响应环境和发育线索需要能够实时监测体内整个组织分子信号的工具。基因编码的荧光指示剂与荧光显微镜相结合，已经改变了植物生物学，但它们的应用仍然主要局限于小型模型生物和专门的显微镜仪器。在这里，我们展示了宏观植物投影成像 (MAPPI)，这是一种开源、低成本、模块化荧光成像平台，适用于模型生物或幼苗阶段以外的土壤生长植物。 MAPPI 可实现荧光报告基因的宽视场、双投影成像，支持在接近生理条件下系统信号的实时可视化。我们通过跟踪成年烟草中的钙和 L-谷氨酸动态来验证 MAPPI，揭示由受伤、燃烧或淹没触发的发育调节的长距离钙波，包括双向芽到根和根到芽信号传导。通过实现全植物功能成像的民主化，MAPPI 提供了一种可扩展的工具，用于剖析模型和非模型物种的信号传播、应激适应和系统通信。</w:t>
+      </w:r>
+    </w:p>
+    <w:p>
+      <w:pPr>
+        <w:spacing w:before="120"/>
+      </w:pPr>
+      <w:r>
+        <w:rPr>
+          <w:rFonts w:ascii="Times New Roman" w:hAnsi="Times New Roman" w:eastAsia="宋体"/>
+          <w:b/>
+          <w:sz w:val="21"/>
+        </w:rPr>
+        <w:t>English Abstract:</w:t>
+      </w:r>
+    </w:p>
+    <w:p>
+      <w:r>
+        <w:rPr>
+          <w:rFonts w:ascii="Times New Roman" w:hAnsi="Times New Roman" w:eastAsia="宋体"/>
+          <w:sz w:val="21"/>
+        </w:rPr>
+        <w:t>Understanding how plants perceive and respond to environmental and developmental cues requires tools capable of monitoring molecular signals in vivo, across whole tissues, and in real time. Genetically encoded fluorescent indicators, coupled with fluorescence microscopy, have transformed plant biology, but their application remains largely confined to small model organisms and specialized microscopy instrumentation. Here, we present MAcro Plant Projection Imaging (MAPPI), an open-source, low-cost, and modular fluorescence imaging platform for soil-grown plants beyond the model organism or seedling stage. MAPPI enables wide field-of-view, dual-projection imaging of fluorescent reporters, supporting real-time visualization of systemic signals under near-physiological conditions. We validate MAPPI by tracking calcium and l -glutamate dynamics in adult Nicotiana benthamiana plants, revealing developmentally regulated long-distance calcium waves triggered by wounding, burning, or submergence, including bidirectional shoot-to-root and root-to-shoot signaling. By democratizing access to whole-plant functional imaging, MAPPI provides a scalable tool for dissecting signal propagation, stress adaptation, and systemic communication in both model and nonmodel species.</w:t>
+      </w:r>
+    </w:p>
+    <w:p>
+      <w:r>
+        <w:rPr>
+          <w:rFonts w:ascii="Times New Roman" w:hAnsi="Times New Roman" w:eastAsia="宋体"/>
+          <w:sz w:val="21"/>
+        </w:rPr>
+        <w:t>__________________________________________________</w:t>
+      </w:r>
+    </w:p>
+    <w:p>
+      <w:pPr>
+        <w:pStyle w:val="Heading2"/>
+      </w:pPr>
+      <w:r/>
+      <w:r>
+        <w:rPr>
+          <w:rFonts w:ascii="Times New Roman" w:hAnsi="Times New Roman" w:eastAsia="宋体"/>
+          <w:b/>
+          <w:color w:val="000000"/>
+          <w:sz w:val="24"/>
+        </w:rPr>
+        <w:t>具有独立来源的量子网络中的随机性证明</w:t>
+      </w:r>
+    </w:p>
+    <w:p>
+      <w:r>
+        <w:rPr>
+          <w:rFonts w:ascii="Times New Roman" w:hAnsi="Times New Roman" w:eastAsia="宋体"/>
+          <w:b/>
+          <w:color w:val="003264"/>
+          <w:sz w:val="24"/>
+        </w:rPr>
+        <w:t>Randomness certification in a quantum network with independent sources</w:t>
+      </w:r>
+    </w:p>
+    <w:p>
+      <w:r>
+        <w:rPr>
+          <w:rFonts w:ascii="Times New Roman" w:hAnsi="Times New Roman" w:eastAsia="宋体"/>
+          <w:sz w:val="21"/>
+        </w:rPr>
+        <w:t>作者: Giorgio Minati, Giovanni Rodari, Emanuele Polino, Francesco Andreoli, Davide Poderini, Rafael Chaves, Gonzalo Carvacho, Fabio Sciarrino</w:t>
+        <w:br/>
+      </w:r>
+      <w:r>
+        <w:rPr>
+          <w:rFonts w:ascii="Times New Roman" w:hAnsi="Times New Roman" w:eastAsia="宋体"/>
+          <w:sz w:val="21"/>
+        </w:rPr>
+        <w:t xml:space="preserve">时间: 2026-01-23 | </w:t>
+      </w:r>
+      <w:r>
+        <w:t xml:space="preserve">链接: </w:t>
+      </w:r>
+      <w:hyperlink r:id="rId163">
+        <w:r>
+          <w:rPr>
+            <w:rFonts w:ascii="Times New Roman" w:hAnsi="Times New Roman" w:eastAsia="宋体"/>
+            <w:color w:val="0000FF"/>
+            <w:sz w:val="21"/>
+            <w:u w:val="single"/>
+          </w:rPr>
+          <w:t>https://doi.org/10.1126/sciadv.aea8571</w:t>
+        </w:r>
+      </w:hyperlink>
+    </w:p>
+    <w:p>
+      <w:pPr>
+        <w:spacing w:before="120"/>
+      </w:pPr>
+      <w:r>
+        <w:rPr>
+          <w:rFonts w:ascii="Times New Roman" w:hAnsi="Times New Roman" w:eastAsia="宋体"/>
+          <w:b/>
+          <w:sz w:val="21"/>
+        </w:rPr>
+        <w:t>中文摘要:</w:t>
+      </w:r>
+    </w:p>
+    <w:p>
+      <w:pPr>
+        <w:ind w:firstLine="360"/>
+      </w:pPr>
+      <w:r>
+        <w:rPr>
+          <w:rFonts w:ascii="Times New Roman" w:hAnsi="Times New Roman" w:eastAsia="宋体"/>
+          <w:sz w:val="21"/>
+        </w:rPr>
+        <w:t>随机性认证是量子信息科学的基础和实践方面，对于保护量子通信协议至关重要。传统上，这些协议是通过单个纠缠源来实现和验证的，就像典型的贝尔场景一样。然而，改进这些协议以支持涉及多个纠缠源的更复杂的配置是构建鲁棒架构和实现大规模量子网络的关键。在这里，我们展示了如何在纠缠隐形传态实验中证明随机性，这是显示两个独立纠缠源的量子中继器的构建块。使用标量扩展方法，我们解决了相关集的非凸性带来的挑战，为窃听者对共享秘密位的了解提供了有效的界限。我们的理论模型描述了网络内可证明的随机性，并通过对光子量子网络的实验数据的分析进行了验证。</w:t>
+      </w:r>
+    </w:p>
+    <w:p>
+      <w:pPr>
+        <w:spacing w:before="120"/>
+      </w:pPr>
+      <w:r>
+        <w:rPr>
+          <w:rFonts w:ascii="Times New Roman" w:hAnsi="Times New Roman" w:eastAsia="宋体"/>
+          <w:b/>
+          <w:sz w:val="21"/>
+        </w:rPr>
+        <w:t>English Abstract:</w:t>
+      </w:r>
+    </w:p>
+    <w:p>
+      <w:r>
+        <w:rPr>
+          <w:rFonts w:ascii="Times New Roman" w:hAnsi="Times New Roman" w:eastAsia="宋体"/>
+          <w:sz w:val="21"/>
+        </w:rPr>
+        <w:t>Randomness certification is a foundational and practical aspect of quantum information science, essential for securing quantum communication protocols. Traditionally, these protocols have been implemented and validated with a single entanglement source, as in the paradigmatic Bell scenario. However, advancing these protocols to support more complex configurations involving multiple entanglement sources is key to building robust architectures and realizing large-scale quantum networks. Here, we show how to certify randomness in an entanglement-teleportation experiment, the building block of a quantum repeater displaying two independent sources of entanglement. Using the scalar extension method, we address the challenge posed by the nonconvexity of the correlation set, providing effective bounds on an eavesdropper’s knowledge of the shared secret bits. Our theoretical model characterizes the certifiable randomness within the network and is validated through the analysis of experimental data from a photonic quantum network.</w:t>
+      </w:r>
+    </w:p>
+    <w:p>
+      <w:r>
+        <w:rPr>
+          <w:rFonts w:ascii="Times New Roman" w:hAnsi="Times New Roman" w:eastAsia="宋体"/>
+          <w:sz w:val="21"/>
+        </w:rPr>
+        <w:t>__________________________________________________</w:t>
+      </w:r>
+    </w:p>
+    <w:p>
+      <w:pPr>
+        <w:pStyle w:val="Heading2"/>
+      </w:pPr>
+      <w:r/>
+      <w:r>
+        <w:rPr>
+          <w:rFonts w:ascii="Times New Roman" w:hAnsi="Times New Roman" w:eastAsia="宋体"/>
+          <w:b/>
+          <w:color w:val="000000"/>
+          <w:sz w:val="24"/>
+        </w:rPr>
+        <w:t>类固醇依赖性代谢重连揭示了胶质母细胞瘤的新治疗和成像方法</w:t>
+      </w:r>
+    </w:p>
+    <w:p>
+      <w:r>
+        <w:rPr>
+          <w:rFonts w:ascii="Times New Roman" w:hAnsi="Times New Roman" w:eastAsia="宋体"/>
+          <w:b/>
+          <w:color w:val="003264"/>
+          <w:sz w:val="24"/>
+        </w:rPr>
+        <w:t>Steroid-dependent metabolic rewiring reveals novel therapeutic and imaging approaches for glioblastoma</w:t>
+      </w:r>
+    </w:p>
+    <w:p>
+      <w:r>
+        <w:rPr>
+          <w:rFonts w:ascii="Times New Roman" w:hAnsi="Times New Roman" w:eastAsia="宋体"/>
+          <w:sz w:val="21"/>
+        </w:rPr>
+        <w:t>作者: Maria Francesca Allega, Ruhi Deshmukh, Theresa Hillinger, Alena Akhmetshina, Anaïs Oudin, Robert Bielik, Dmitry Soloviev, Victor H. Villar, Tobias Ackermann, Guillaume Bourmeau, Sandeep K. Chahal, Katrina H. Stevenson, Colin Nixon, Robin Shaw, Gillian M. Morrison, Anthony J. Chalmers, Steven M. Pollard, Morten Lund-Johansen, Rolf Bjerkvig, Giorgio Seano, Simone P. Niclou, Einar O. Vik-Mo, David Y. Lewis, David Sumpton, Saverio Tardito</w:t>
+        <w:br/>
+      </w:r>
+      <w:r>
+        <w:rPr>
+          <w:rFonts w:ascii="Times New Roman" w:hAnsi="Times New Roman" w:eastAsia="宋体"/>
+          <w:sz w:val="21"/>
+        </w:rPr>
+        <w:t xml:space="preserve">时间: 2026-01-23 | </w:t>
+      </w:r>
+      <w:r>
+        <w:t xml:space="preserve">链接: </w:t>
+      </w:r>
+      <w:hyperlink r:id="rId164">
+        <w:r>
+          <w:rPr>
+            <w:rFonts w:ascii="Times New Roman" w:hAnsi="Times New Roman" w:eastAsia="宋体"/>
+            <w:color w:val="0000FF"/>
+            <w:sz w:val="21"/>
+            <w:u w:val="single"/>
+          </w:rPr>
+          <w:t>https://doi.org/10.1126/sciadv.adx6539</w:t>
+        </w:r>
+      </w:hyperlink>
+    </w:p>
+    <w:p>
+      <w:pPr>
+        <w:spacing w:before="120"/>
+      </w:pPr>
+      <w:r>
+        <w:rPr>
+          <w:rFonts w:ascii="Times New Roman" w:hAnsi="Times New Roman" w:eastAsia="宋体"/>
+          <w:b/>
+          <w:sz w:val="21"/>
+        </w:rPr>
+        <w:t>中文摘要:</w:t>
+      </w:r>
+    </w:p>
+    <w:p>
+      <w:pPr>
+        <w:ind w:firstLine="360"/>
+      </w:pPr>
+      <w:r>
+        <w:rPr>
+          <w:rFonts w:ascii="Times New Roman" w:hAnsi="Times New Roman" w:eastAsia="宋体"/>
+          <w:sz w:val="21"/>
+        </w:rPr>
+        <w:t>类固醇抗炎药，如地塞米松，通常用于治疗脑肿瘤相关的水肿，但其对脑肿瘤代谢的影响仍未得到充分研究。在这里，对用地塞米松处理的幼稚胶质母细胞瘤细胞进行的代谢组学筛选显示，N 1 -甲基烟酰胺（一种烟酰胺 N -甲基转移酶 (NNMT) 产物）通过糖皮质激素受体激活而积累。在胶质母细胞瘤患者中使用稳定同位素辅助代谢组学，我们发现烟酰胺转化为 N 1 -甲基烟酰胺的转化超过转化为 NAD + 的转化，导致肿瘤中 N 1 -甲基烟酰胺的积累是周围脑组织的约 7 倍。在原位模型中，地塞米松在胶质母细胞瘤肿瘤中选择性增强 NNMT 活性，但在对侧大脑中则不然。利用 NNMT 的肿瘤特异性活性，我们开发了一种基于 11 C-烟酰胺的新型正电子发射断层扫描 (PET) 方法来可视化胶质母细胞瘤肿瘤。此外，我们的研究结果表明，当与限制蛋氨酸的饮食相结合时，地塞米松诱导的蛋氨酸依赖性烟酰胺甲基化对胶质母细胞瘤有害。这些结果表明，类固醇可以重新连接蛋氨酸和烟酰胺代谢，从而能够开发出针对胶质母细胞瘤的创新 PET 成像和代谢疗法。</w:t>
+      </w:r>
+    </w:p>
+    <w:p>
+      <w:pPr>
+        <w:spacing w:before="120"/>
+      </w:pPr>
+      <w:r>
+        <w:rPr>
+          <w:rFonts w:ascii="Times New Roman" w:hAnsi="Times New Roman" w:eastAsia="宋体"/>
+          <w:b/>
+          <w:sz w:val="21"/>
+        </w:rPr>
+        <w:t>English Abstract:</w:t>
+      </w:r>
+    </w:p>
+    <w:p>
+      <w:r>
+        <w:rPr>
+          <w:rFonts w:ascii="Times New Roman" w:hAnsi="Times New Roman" w:eastAsia="宋体"/>
+          <w:sz w:val="21"/>
+        </w:rPr>
+        <w:t>Steroid anti-inflammatory drugs, such as dexamethasone, are routinely used to manage brain tumor–associated edema, yet their impact on brain tumor metabolism remains understudied. Here, a metabolomic screen in naïve glioblastoma cells treated with dexamethasone revealed the accumulation of N 1 -methylnicotinamide, a nicotinamide N -methyltransferase (NNMT) product, through glucocorticoid receptor activation. Using stable isotope-assisted metabolomics in patients with glioblastoma, we showed that nicotinamide conversion into N 1 -methylnicotinamide exceeds that into NAD + , leading to a ~7-fold accumulation of N 1 -methylnicotinamide in tumor compared to surrounding brain tissue. In orthotopic models, NNMT activity was enhanced by dexamethasone selectively in glioblastoma tumors but not in contralateral brain. Leveraging the tumor-specific activity of NNMT, we developed a novel 11 C-nicotinamide–based positron emission tomography (PET) approach to visualizing glioblastoma tumors. Furthermore, our findings demonstrate that the dexamethasone-induced methionine-dependent nicotinamide methylation becomes detrimental for glioblastoma when combined with a methionine-restricted diet. These results show that steroids rewire methionine and nicotinamide metabolism, enabling the development of innovative PET imaging and metabolic therapies for glioblastoma.</w:t>
+      </w:r>
+    </w:p>
+    <w:p>
+      <w:r>
+        <w:rPr>
+          <w:rFonts w:ascii="Times New Roman" w:hAnsi="Times New Roman" w:eastAsia="宋体"/>
+          <w:sz w:val="21"/>
+        </w:rPr>
+        <w:t>__________________________________________________</w:t>
+      </w:r>
+    </w:p>
+    <w:p>
+      <w:pPr>
+        <w:pStyle w:val="Heading2"/>
+      </w:pPr>
+      <w:r/>
+      <w:r>
+        <w:rPr>
+          <w:rFonts w:ascii="Times New Roman" w:hAnsi="Times New Roman" w:eastAsia="宋体"/>
+          <w:b/>
+          <w:color w:val="000000"/>
+          <w:sz w:val="24"/>
+        </w:rPr>
+        <w:t>NEP-聚合酶复合物结构揭示甲型流感病毒聚合酶的监管热点</w:t>
+      </w:r>
+    </w:p>
+    <w:p>
+      <w:r>
+        <w:rPr>
+          <w:rFonts w:ascii="Times New Roman" w:hAnsi="Times New Roman" w:eastAsia="宋体"/>
+          <w:b/>
+          <w:color w:val="003264"/>
+          <w:sz w:val="24"/>
+        </w:rPr>
+        <w:t>Regulatory hotspot on the influenza A virus polymerase revealed through the structure of the NEP-polymerase complex</w:t>
+      </w:r>
+    </w:p>
+    <w:p>
+      <w:r>
+        <w:rPr>
+          <w:rFonts w:ascii="Times New Roman" w:hAnsi="Times New Roman" w:eastAsia="宋体"/>
+          <w:sz w:val="21"/>
+        </w:rPr>
+        <w:t>作者: Alison Rep, Fangzheng Wang, Kuang-Yu Chen, Loïc Carrique, Jane Sharps, Jonathan M. Grimes, Ervin Fodor</w:t>
+        <w:br/>
+      </w:r>
+      <w:r>
+        <w:rPr>
+          <w:rFonts w:ascii="Times New Roman" w:hAnsi="Times New Roman" w:eastAsia="宋体"/>
+          <w:sz w:val="21"/>
+        </w:rPr>
+        <w:t xml:space="preserve">时间: 2026-01-23 | </w:t>
+      </w:r>
+      <w:r>
+        <w:t xml:space="preserve">链接: </w:t>
+      </w:r>
+      <w:hyperlink r:id="rId165">
+        <w:r>
+          <w:rPr>
+            <w:rFonts w:ascii="Times New Roman" w:hAnsi="Times New Roman" w:eastAsia="宋体"/>
+            <w:color w:val="0000FF"/>
+            <w:sz w:val="21"/>
+            <w:u w:val="single"/>
+          </w:rPr>
+          <w:t>https://doi.org/10.1126/sciadv.aeb4073</w:t>
+        </w:r>
+      </w:hyperlink>
+    </w:p>
+    <w:p>
+      <w:pPr>
+        <w:spacing w:before="120"/>
+      </w:pPr>
+      <w:r>
+        <w:rPr>
+          <w:rFonts w:ascii="Times New Roman" w:hAnsi="Times New Roman" w:eastAsia="宋体"/>
+          <w:b/>
+          <w:sz w:val="21"/>
+        </w:rPr>
+        <w:t>中文摘要:</w:t>
+      </w:r>
+    </w:p>
+    <w:p>
+      <w:pPr>
+        <w:ind w:firstLine="360"/>
+      </w:pPr>
+      <w:r>
+        <w:rPr>
+          <w:rFonts w:ascii="Times New Roman" w:hAnsi="Times New Roman" w:eastAsia="宋体"/>
+          <w:sz w:val="21"/>
+        </w:rPr>
+        <w:t>甲型流感病毒 (IAV) 在病毒核糖核蛋白 (vRNP) 内的宿主细胞核中转录和复制其分段的 RNA 基因组，这些基因组被输出用于病毒粒子组装。核输出蛋白 (NEP) 对此过程至关重要，并且还调节病毒 RNA 合成，意味着与病毒 RNA 聚合酶的直接相互作用。在这里，我们展示了与 IAV 聚合酶结合的 NEP 的 2.5-Å 低温电子显微镜结构，并证明单独的 NEP 足以促进 vRNP 输出，而病毒基质蛋白 1 则增强输出效率。 NEP 形成四螺旋束，结合在聚合酶的 PA C 端结构域和 PB1 N 端的界面上。该界面上的 NEP 结合位点与宿主 ANP32 和 RNA 聚合酶 II 的 C 端结构域的结合位点重叠，表明它作为调节热点协调病毒聚合酶在 RNA 合成和核输出之间的转换，揭示了 IAV 复制周期中的关键控制层。</w:t>
+      </w:r>
+    </w:p>
+    <w:p>
+      <w:pPr>
+        <w:spacing w:before="120"/>
+      </w:pPr>
+      <w:r>
+        <w:rPr>
+          <w:rFonts w:ascii="Times New Roman" w:hAnsi="Times New Roman" w:eastAsia="宋体"/>
+          <w:b/>
+          <w:sz w:val="21"/>
+        </w:rPr>
+        <w:t>English Abstract:</w:t>
+      </w:r>
+    </w:p>
+    <w:p>
+      <w:r>
+        <w:rPr>
+          <w:rFonts w:ascii="Times New Roman" w:hAnsi="Times New Roman" w:eastAsia="宋体"/>
+          <w:sz w:val="21"/>
+        </w:rPr>
+        <w:t>Influenza A virus (IAV) transcribes and replicates its segmented RNA genome in the host nucleus within viral ribonucleoproteins (vRNPs), which are exported for virion assembly. The nuclear export protein (NEP) is essential for this process and also regulates viral RNA synthesis, implicating a direct interaction with the viral RNA polymerase. Here, we present a 2.5-Å cryogenic electron microscopy structure of NEP bound to the IAV polymerase and demonstrate that NEP alone is sufficient to promote vRNP export, with the viral matrix protein 1 enhancing export efficiency. NEP forms a four-helix bundle that binds at the interface of the PA C-terminal domain and PB1 N terminus of the polymerase. The NEP binding site at this interface overlaps with those for the host ANP32 and the C-terminal domain of RNA polymerase II, indicating that it functions as a regulatory hotspot coordinating transitions of the viral polymerase between RNA synthesis and nuclear export, revealing a critical layer of control in the IAV replication cycle.</w:t>
+      </w:r>
+    </w:p>
+    <w:p>
+      <w:r>
+        <w:rPr>
+          <w:rFonts w:ascii="Times New Roman" w:hAnsi="Times New Roman" w:eastAsia="宋体"/>
+          <w:sz w:val="21"/>
+        </w:rPr>
+        <w:t>__________________________________________________</w:t>
+      </w:r>
+    </w:p>
+    <w:p>
+      <w:pPr>
+        <w:pStyle w:val="Heading2"/>
+      </w:pPr>
+      <w:r/>
+      <w:r>
+        <w:rPr>
+          <w:rFonts w:ascii="Times New Roman" w:hAnsi="Times New Roman" w:eastAsia="宋体"/>
+          <w:b/>
+          <w:color w:val="000000"/>
+          <w:sz w:val="24"/>
+        </w:rPr>
+        <w:t>美国本土 PM 2.5 成分导致的心血管死亡率存在空间和种族/民族差异</w:t>
+      </w:r>
+    </w:p>
+    <w:p>
+      <w:r>
+        <w:rPr>
+          <w:rFonts w:ascii="Times New Roman" w:hAnsi="Times New Roman" w:eastAsia="宋体"/>
+          <w:b/>
+          <w:color w:val="003264"/>
+          <w:sz w:val="24"/>
+        </w:rPr>
+        <w:t>Spatial and racial/ethnic disparities in cardiovascular mortality attributable to PM 2.5 components in the contiguous United States</w:t>
+      </w:r>
+    </w:p>
+    <w:p>
+      <w:r>
+        <w:rPr>
+          <w:rFonts w:ascii="Times New Roman" w:hAnsi="Times New Roman" w:eastAsia="宋体"/>
+          <w:sz w:val="21"/>
+        </w:rPr>
+        <w:t>作者: Ying Hu, Lingzhi Chu, Stefano Renzetti, Emma Zang, Ijeoma Opara, Yuan Lu, Erica S. Spatz, Harlan M. Krumholz, Kai Chen</w:t>
+        <w:br/>
+      </w:r>
+      <w:r>
+        <w:rPr>
+          <w:rFonts w:ascii="Times New Roman" w:hAnsi="Times New Roman" w:eastAsia="宋体"/>
+          <w:sz w:val="21"/>
+        </w:rPr>
+        <w:t xml:space="preserve">时间: 2026-01-30 | </w:t>
+      </w:r>
+      <w:r>
+        <w:t xml:space="preserve">链接: </w:t>
+      </w:r>
+      <w:hyperlink r:id="rId166">
+        <w:r>
+          <w:rPr>
+            <w:rFonts w:ascii="Times New Roman" w:hAnsi="Times New Roman" w:eastAsia="宋体"/>
+            <w:color w:val="0000FF"/>
+            <w:sz w:val="21"/>
+            <w:u w:val="single"/>
+          </w:rPr>
+          <w:t>https://doi.org/10.1126/sciadv.adx2075</w:t>
+        </w:r>
+      </w:hyperlink>
+    </w:p>
+    <w:p>
+      <w:pPr>
+        <w:spacing w:before="120"/>
+      </w:pPr>
+      <w:r>
+        <w:rPr>
+          <w:rFonts w:ascii="Times New Roman" w:hAnsi="Times New Roman" w:eastAsia="宋体"/>
+          <w:b/>
+          <w:sz w:val="21"/>
+        </w:rPr>
+        <w:t>中文摘要:</w:t>
+      </w:r>
+    </w:p>
+    <w:p>
+      <w:pPr>
+        <w:ind w:firstLine="360"/>
+      </w:pPr>
+      <w:r>
+        <w:rPr>
+          <w:rFonts w:ascii="Times New Roman" w:hAnsi="Times New Roman" w:eastAsia="宋体"/>
+          <w:sz w:val="21"/>
+        </w:rPr>
+        <w:t>长期接触细颗粒物 (PM 2.5 ) 是心血管疾病 (CVD) 死亡的一个公认的危险因素，但其组成部分的贡献仍不清楚，特别是在不同地理区域和种族/族裔群体中。我们通过合并双向固定效应 (gWQS-feglm) 扩展了广义加权分位数和回归模型，以量化美国本土 PM 2.5 成分可归因的 CVD 死亡。由于铵 (NH 4 + ) 和硫酸盐 (SO 4 2− ) 减少，PM 2.5 成分导致的 CVD 死亡人数从 2001 年的 42,200 人 (28,200,57,600 人) 下降到 2020 年的 23,500 人 (15,700,32,100 人)。 2020 年，高死亡率地区依然存在，PM 2.5 成分的区域差异也很明显，加利福尼亚州和中东北部以 NH 4 + 为主，南部以 SO 4 2− 为主，大西洋中部以黑碳和 SO 4 2− 为主。种族/民族差异依然存在，与非西班牙裔白人相比，非西班牙裔黑人和西班牙裔的归因死亡率下降速度较慢。我们的研究结果强调了基于组成部分的有针对性的干预措施的重要性，以解决 PM 2.5 归因负担的差异。</w:t>
+      </w:r>
+    </w:p>
+    <w:p>
+      <w:pPr>
+        <w:spacing w:before="120"/>
+      </w:pPr>
+      <w:r>
+        <w:rPr>
+          <w:rFonts w:ascii="Times New Roman" w:hAnsi="Times New Roman" w:eastAsia="宋体"/>
+          <w:b/>
+          <w:sz w:val="21"/>
+        </w:rPr>
+        <w:t>English Abstract:</w:t>
+      </w:r>
+    </w:p>
+    <w:p>
+      <w:r>
+        <w:rPr>
+          <w:rFonts w:ascii="Times New Roman" w:hAnsi="Times New Roman" w:eastAsia="宋体"/>
+          <w:sz w:val="21"/>
+        </w:rPr>
+        <w:t>Long-term exposure to fine particulate matter (PM 2.5 ) is a well-established risk factor for cardiovascular disease (CVD) mortality, yet the contributions of its components remain unclear, particularly across geographic regions and racial/ethnic groups. We extended the generalized weighted quantile sum regression model by incorporating two-way fixed effects (gWQS-feglm) to quantify PM 2.5 component–attributable CVD deaths across the contiguous United States. PM 2.5 component–attributable CVD deaths declined from 42,200 (28,200,57,600) in 2001 to 23,500 (15,700,32,100) in 2020, driven by ammonium (NH 4 + ) and sulfate (SO 4 2− ) reductions. In 2020, high-attributable-mortality regions remained and regional disparities in PM 2.5 composition pronounced, with NH 4 + dominant in California and the East North Central, SO 4 2− in the South, and black carbon and SO 4 2− in the Middle Atlantic. Racial/ethnic disparities persisted, with non-Hispanic Blacks and Hispanics experiencing slower attributable-mortality declines compared with non-Hispanic whites. Our findings highlight the importance of targeted interventions based on components to address disparities in PM 2.5 -attributable burden.</w:t>
+      </w:r>
+    </w:p>
+    <w:p>
+      <w:r>
+        <w:rPr>
+          <w:rFonts w:ascii="Times New Roman" w:hAnsi="Times New Roman" w:eastAsia="宋体"/>
+          <w:sz w:val="21"/>
+        </w:rPr>
+        <w:t>__________________________________________________</w:t>
+      </w:r>
+    </w:p>
+    <w:p>
+      <w:pPr>
+        <w:pStyle w:val="Heading2"/>
+      </w:pPr>
+      <w:r/>
+      <w:r>
+        <w:rPr>
+          <w:rFonts w:ascii="Times New Roman" w:hAnsi="Times New Roman" w:eastAsia="宋体"/>
+          <w:b/>
+          <w:color w:val="000000"/>
+          <w:sz w:val="24"/>
+        </w:rPr>
+        <w:t>α-突触核蛋白表达是体细胞树突多巴胺释放和早期基因诱导所必需的</w:t>
+      </w:r>
+    </w:p>
+    <w:p>
+      <w:r>
+        <w:rPr>
+          <w:rFonts w:ascii="Times New Roman" w:hAnsi="Times New Roman" w:eastAsia="宋体"/>
+          <w:b/>
+          <w:color w:val="003264"/>
+          <w:sz w:val="24"/>
+        </w:rPr>
+        <w:t>α-Synuclein expression is required for somatodendritic dopamine release and immediate early gene induction</w:t>
+      </w:r>
+    </w:p>
+    <w:p>
+      <w:r>
+        <w:rPr>
+          <w:rFonts w:ascii="Times New Roman" w:hAnsi="Times New Roman" w:eastAsia="宋体"/>
+          <w:sz w:val="21"/>
+        </w:rPr>
+        <w:t>作者: Se Joon Choi, Anika Frank, Manu Ben-Johny, Guomei Tang, Jonas Bendig, Stavros Fanourakis, Benjamin D. Hobson, Nagendran Ramalingam, Ulf Dettmer, Ellen Kanter, David Sulzer, Eugene V. Mosharov</w:t>
+        <w:br/>
+      </w:r>
+      <w:r>
+        <w:rPr>
+          <w:rFonts w:ascii="Times New Roman" w:hAnsi="Times New Roman" w:eastAsia="宋体"/>
+          <w:sz w:val="21"/>
+        </w:rPr>
+        <w:t xml:space="preserve">时间: 2026-01-30 | </w:t>
+      </w:r>
+      <w:r>
+        <w:t xml:space="preserve">链接: </w:t>
+      </w:r>
+      <w:hyperlink r:id="rId167">
+        <w:r>
+          <w:rPr>
+            <w:rFonts w:ascii="Times New Roman" w:hAnsi="Times New Roman" w:eastAsia="宋体"/>
+            <w:color w:val="0000FF"/>
+            <w:sz w:val="21"/>
+            <w:u w:val="single"/>
+          </w:rPr>
+          <w:t>https://doi.org/10.1126/sciadv.ady6978</w:t>
+        </w:r>
+      </w:hyperlink>
+    </w:p>
+    <w:p>
+      <w:pPr>
+        <w:spacing w:before="120"/>
+      </w:pPr>
+      <w:r>
+        <w:rPr>
+          <w:rFonts w:ascii="Times New Roman" w:hAnsi="Times New Roman" w:eastAsia="宋体"/>
+          <w:b/>
+          <w:sz w:val="21"/>
+        </w:rPr>
+        <w:t>中文摘要:</w:t>
+      </w:r>
+    </w:p>
+    <w:p>
+      <w:pPr>
+        <w:ind w:firstLine="360"/>
+      </w:pPr>
+      <w:r>
+        <w:rPr>
+          <w:rFonts w:ascii="Times New Roman" w:hAnsi="Times New Roman" w:eastAsia="宋体"/>
+          <w:sz w:val="21"/>
+        </w:rPr>
+        <w:t>α-突触核蛋白 (αSyn) 是一种生理功能尚未确定的突触前蛋白，在帕金森病神经病理学中发挥着核心作用。迄今为止，αSyn 表达对轴突突触小泡胞吐作用和膜循环动力学的影响相对较小。相比之下，我们报告 αSyn 是黑质体树突多巴胺释放的主要调节剂，这是一种知之甚少的神经传递形式，是感觉运动和基底神经节回路的核心。这种调节是由于 αSyn 在控制 L 型钙离子通道 (LTCC) 活性方面​​的先前未知作用所致，LTCC 也与帕金森病的发病机制有关。 αSyn 缺陷的神经元进一步表现出尖峰频率适应能力下降、海马 LTCC 依赖性长期增强以及立即早期基因诱导，这些功能对于突触适应和神经元可塑性至关重要。</w:t>
+      </w:r>
+    </w:p>
+    <w:p>
+      <w:pPr>
+        <w:spacing w:before="120"/>
+      </w:pPr>
+      <w:r>
+        <w:rPr>
+          <w:rFonts w:ascii="Times New Roman" w:hAnsi="Times New Roman" w:eastAsia="宋体"/>
+          <w:b/>
+          <w:sz w:val="21"/>
+        </w:rPr>
+        <w:t>English Abstract:</w:t>
+      </w:r>
+    </w:p>
+    <w:p>
+      <w:r>
+        <w:rPr>
+          <w:rFonts w:ascii="Times New Roman" w:hAnsi="Times New Roman" w:eastAsia="宋体"/>
+          <w:sz w:val="21"/>
+        </w:rPr>
+        <w:t>α-Synuclein (αSyn) is a presynaptic protein of unestablished physiological function that plays a central role in Parkinson’s disease neuropathology. To date, the reported effects of αSyn expression on the kinetics of axonal synaptic vesicle exocytosis and membrane cycling have been relatively small. In contrast, we report that αSyn is the major modulator of substantia nigra somatodendritic dopamine release, a little-understood form of neurotransmission that is central to sensorimotor and basal ganglia circuitry. This regulation is due to a previously unknown role for αSyn in controlling the activity of the L-type calcium ion channels (LTCC), which are also implicated in Parkinson’s pathogenesis. αSyn-deficient neurons further display decreased spike frequency adaptation, hippocampal LTCC-dependent long-term potentiation, and immediate early gene induction, functions that are essential for synaptic adaptation and neuronal plasticity.</w:t>
+      </w:r>
+    </w:p>
+    <w:p>
+      <w:r>
+        <w:rPr>
+          <w:rFonts w:ascii="Times New Roman" w:hAnsi="Times New Roman" w:eastAsia="宋体"/>
+          <w:sz w:val="21"/>
+        </w:rPr>
+        <w:t>__________________________________________________</w:t>
+      </w:r>
+    </w:p>
+    <w:p>
+      <w:pPr>
+        <w:pStyle w:val="Heading2"/>
+      </w:pPr>
+      <w:r/>
+      <w:r>
+        <w:rPr>
+          <w:rFonts w:ascii="Times New Roman" w:hAnsi="Times New Roman" w:eastAsia="宋体"/>
+          <w:b/>
+          <w:color w:val="000000"/>
+          <w:sz w:val="24"/>
+        </w:rPr>
+        <w:t>Set2与FACT协调转录偶联H3K36三甲基化的结构基础</w:t>
+      </w:r>
+    </w:p>
+    <w:p>
+      <w:r>
+        <w:rPr>
+          <w:rFonts w:ascii="Times New Roman" w:hAnsi="Times New Roman" w:eastAsia="宋体"/>
+          <w:b/>
+          <w:color w:val="003264"/>
+          <w:sz w:val="24"/>
+        </w:rPr>
+        <w:t>Structural basis of transcription-coupled H3K36 trimethylation by Set2 in coordination with FACT</w:t>
+      </w:r>
+    </w:p>
+    <w:p>
+      <w:r>
+        <w:rPr>
+          <w:rFonts w:ascii="Times New Roman" w:hAnsi="Times New Roman" w:eastAsia="宋体"/>
+          <w:sz w:val="21"/>
+        </w:rPr>
+        <w:t>作者: Tomoya Kujirai, Haruhiko Ehara, Tomoko Ito, Masami Henmi, Eriko Oya, Takehiko Kobayashi, Shun-ichi Sekine, Hitoshi Kurumizaka</w:t>
+        <w:br/>
+      </w:r>
+      <w:r>
+        <w:rPr>
+          <w:rFonts w:ascii="Times New Roman" w:hAnsi="Times New Roman" w:eastAsia="宋体"/>
+          <w:sz w:val="21"/>
+        </w:rPr>
+        <w:t xml:space="preserve">时间: 2026-01-30 | </w:t>
+      </w:r>
+      <w:r>
+        <w:t xml:space="preserve">链接: </w:t>
+      </w:r>
+      <w:hyperlink r:id="rId168">
+        <w:r>
+          <w:rPr>
+            <w:rFonts w:ascii="Times New Roman" w:hAnsi="Times New Roman" w:eastAsia="宋体"/>
+            <w:color w:val="0000FF"/>
+            <w:sz w:val="21"/>
+            <w:u w:val="single"/>
+          </w:rPr>
+          <w:t>https://doi.org/10.1126/sciadv.aed1952</w:t>
+        </w:r>
+      </w:hyperlink>
+    </w:p>
+    <w:p>
+      <w:pPr>
+        <w:spacing w:before="120"/>
+      </w:pPr>
+      <w:r>
+        <w:rPr>
+          <w:rFonts w:ascii="Times New Roman" w:hAnsi="Times New Roman" w:eastAsia="宋体"/>
+          <w:b/>
+          <w:sz w:val="21"/>
+        </w:rPr>
+        <w:t>中文摘要:</w:t>
+      </w:r>
+    </w:p>
+    <w:p>
+      <w:pPr>
+        <w:ind w:firstLine="360"/>
+      </w:pPr>
+      <w:r>
+        <w:rPr>
+          <w:rFonts w:ascii="Times New Roman" w:hAnsi="Times New Roman" w:eastAsia="宋体"/>
+          <w:sz w:val="21"/>
+        </w:rPr>
+        <w:t>组蛋白 H3K36 残基 (H3K36me3) 的三甲基化通过抑制染色质中不需要的隐性转录，在确保转录保真度方面发挥着不可或缺的作用。 H3K36me3 修饰是在 RNA 聚合酶 II 延伸复合物 (EC) 转录延伸过程中由 Set2/SETD2 完成的。在这里，我们发现 Set2 介导的 H3K36me3 沉积发生在 EC 后面的核小体重新组装上。组蛋白伴侣 FACT 抑制 H3K36me3 在下游核小体上的沉积，从而确保 Set2 专门针对重组上游核小体。与 Set2 复合的核小体转录 EC 的冷冻电镜结构显示，Set2 由 EC 的 Spt6 亚基锚定，在核小体重组过程中逐步捕获两个 H3 N 末端尾部。 Set2-EC 相互作用的废除会导致转录偶联 H3K36me3 沉积缺陷。这些见解阐明了转录偶联 H3K36me3 在染色质中沉积的基于结构的机制。</w:t>
+      </w:r>
+    </w:p>
+    <w:p>
+      <w:pPr>
+        <w:spacing w:before="120"/>
+      </w:pPr>
+      <w:r>
+        <w:rPr>
+          <w:rFonts w:ascii="Times New Roman" w:hAnsi="Times New Roman" w:eastAsia="宋体"/>
+          <w:b/>
+          <w:sz w:val="21"/>
+        </w:rPr>
+        <w:t>English Abstract:</w:t>
+      </w:r>
+    </w:p>
+    <w:p>
+      <w:r>
+        <w:rPr>
+          <w:rFonts w:ascii="Times New Roman" w:hAnsi="Times New Roman" w:eastAsia="宋体"/>
+          <w:sz w:val="21"/>
+        </w:rPr>
+        <w:t>Trimethylation of the histone H3K36 residue (H3K36me3) plays an indispensable role in ensuring transcription fidelity by suppressing undesired cryptic transcription in chromatin. H3K36me3 modification is accomplished by Set2/SETD2 during transcription elongation by the RNA polymerase II elongation complex (EC). Here, we found that Set2-mediated H3K36me3 deposition occurs on the nucleosome reassembling behind the EC. The histone chaperone FACT suppresses H3K36me3 deposition on the downstream nucleosome, thereby ensuring that Set2 targets specifically on the reassembling upstream nucleosome. Cryo–electron microscopy structures of the nucleosome-transcribing EC complexed with Set2 revealed that Set2 is anchored by the Spt6 subunit of the EC to capture both of the H3 N-terminal tails in a stepwise manner during the nucleosome reassembly process. Abrogation of the Set2-EC interaction leads to defective transcription-coupled H3K36me3 deposition. These insights elucidate the structure-based mechanism of transcription-coupled H3K36me3 deposition in chromatin.</w:t>
+      </w:r>
+    </w:p>
+    <w:p>
+      <w:r>
+        <w:rPr>
+          <w:rFonts w:ascii="Times New Roman" w:hAnsi="Times New Roman" w:eastAsia="宋体"/>
+          <w:sz w:val="21"/>
+        </w:rPr>
+        <w:t>__________________________________________________</w:t>
+      </w:r>
+    </w:p>
+    <w:p>
+      <w:pPr>
+        <w:pStyle w:val="Heading2"/>
+      </w:pPr>
+      <w:r/>
+      <w:r>
+        <w:rPr>
+          <w:rFonts w:ascii="Times New Roman" w:hAnsi="Times New Roman" w:eastAsia="宋体"/>
+          <w:b/>
+          <w:color w:val="000000"/>
+          <w:sz w:val="24"/>
+        </w:rPr>
+        <w:t>从光到声音：在健康和疾病中看到和听到胎盘</w:t>
+      </w:r>
+    </w:p>
+    <w:p>
+      <w:r>
+        <w:rPr>
+          <w:rFonts w:ascii="Times New Roman" w:hAnsi="Times New Roman" w:eastAsia="宋体"/>
+          <w:b/>
+          <w:color w:val="003264"/>
+          <w:sz w:val="24"/>
+        </w:rPr>
+        <w:t>From light to sound: Seeing and hearing the placenta in health and disease</w:t>
+      </w:r>
+    </w:p>
+    <w:p>
+      <w:r>
+        <w:rPr>
+          <w:rFonts w:ascii="Times New Roman" w:hAnsi="Times New Roman" w:eastAsia="宋体"/>
+          <w:sz w:val="21"/>
+        </w:rPr>
+        <w:t>作者: Donghyun Lee, Jiwoong Kim, Jinseok Heo, Hyunseo Jeon, Shiyang Chang, Wonseok Choi, Chulhong Kim, Zhifen Yang</w:t>
+        <w:br/>
+      </w:r>
+      <w:r>
+        <w:rPr>
+          <w:rFonts w:ascii="Times New Roman" w:hAnsi="Times New Roman" w:eastAsia="宋体"/>
+          <w:sz w:val="21"/>
+        </w:rPr>
+        <w:t xml:space="preserve">时间: 2026-01-30 | </w:t>
+      </w:r>
+      <w:r>
+        <w:t xml:space="preserve">链接: </w:t>
+      </w:r>
+      <w:hyperlink r:id="rId169">
+        <w:r>
+          <w:rPr>
+            <w:rFonts w:ascii="Times New Roman" w:hAnsi="Times New Roman" w:eastAsia="宋体"/>
+            <w:color w:val="0000FF"/>
+            <w:sz w:val="21"/>
+            <w:u w:val="single"/>
+          </w:rPr>
+          <w:t>https://doi.org/10.1126/sciadv.aed2184</w:t>
+        </w:r>
+      </w:hyperlink>
+    </w:p>
+    <w:p>
+      <w:pPr>
+        <w:spacing w:before="120"/>
+      </w:pPr>
+      <w:r>
+        <w:rPr>
+          <w:rFonts w:ascii="Times New Roman" w:hAnsi="Times New Roman" w:eastAsia="宋体"/>
+          <w:b/>
+          <w:sz w:val="21"/>
+        </w:rPr>
+        <w:t>中文摘要:</w:t>
+      </w:r>
+    </w:p>
+    <w:p>
+      <w:pPr>
+        <w:ind w:firstLine="360"/>
+      </w:pPr>
+      <w:r>
+        <w:rPr>
+          <w:rFonts w:ascii="Times New Roman" w:hAnsi="Times New Roman" w:eastAsia="宋体"/>
+          <w:sz w:val="21"/>
+        </w:rPr>
+        <w:t>胎盘是妊娠特有的器官，充当母胎界面并介导交换、保护和内分泌调节等重要过程。胎盘异常影响主要围产期疾病的病理生理学、发病、进展和预后，因此能够检测和监测这些疾病的成像方式至关重要。超声 (US) 成像是胎盘成像的主要方式，通过 B 模式提供结构评估，通过多普勒模式提供血流评估。此外，3D 能量多普勒、定量超声和剪切波弹性成像等先进技术扩展了胎盘超声成像的能力。光声 (PA) 成像能够以高空间分辨率观察内源性发色团（例如血红蛋白）的光学特性，并测量血氧饱和度（胎盘功能障碍的关键因素），为胎盘成像提供了巨大的价值。在这篇综述中，我们介绍了用于胎盘成像的 US/PA 成像技术，包括临床前和临床研究。此外，通过考虑当前的局限性和潜在的解决方案，我们提出了 US/PA 成像在该领域的未来发展轨迹。</w:t>
+      </w:r>
+    </w:p>
+    <w:p>
+      <w:pPr>
+        <w:spacing w:before="120"/>
+      </w:pPr>
+      <w:r>
+        <w:rPr>
+          <w:rFonts w:ascii="Times New Roman" w:hAnsi="Times New Roman" w:eastAsia="宋体"/>
+          <w:b/>
+          <w:sz w:val="21"/>
+        </w:rPr>
+        <w:t>English Abstract:</w:t>
+      </w:r>
+    </w:p>
+    <w:p>
+      <w:r>
+        <w:rPr>
+          <w:rFonts w:ascii="Times New Roman" w:hAnsi="Times New Roman" w:eastAsia="宋体"/>
+          <w:sz w:val="21"/>
+        </w:rPr>
+        <w:t>The placenta is a pregnancy-specific organ, functioning as the maternal-fetal interface and mediating essential processes including exchange, protection, and endocrine regulation. Placental abnormalities contribute to the pathophysiology, onset, progression, and prognosis of major perinatal disorders, making imaging modalities that enable their detection and monitoring crucial. Ultrasound (US) imaging is the principal modality for placental imaging, providing structural assessment with B-mode and blood flow evaluation with Doppler mode. Furthermore, advanced techniques such as 3D power Doppler, quantitative US, and shear-wave elastography expand the capabilities of placental US imaging. Photoacoustic (PA) imaging enables observation of the optical properties of endogenous chromophores (e.g., hemoglobin) with high spatial resolution and measures blood oxygenation, a key factor in placental dysfunction, offering substantial value for placental imaging. In this review, we cover US/PA imaging techniques for placental imaging, including preclinical and clinical studies. In addition, by considering current limitations and potential solutions, we suggest future trajectories for the advancement of US/PA imaging in this field.</w:t>
+      </w:r>
+    </w:p>
+    <w:p>
+      <w:r>
+        <w:rPr>
+          <w:rFonts w:ascii="Times New Roman" w:hAnsi="Times New Roman" w:eastAsia="宋体"/>
+          <w:sz w:val="21"/>
+        </w:rPr>
+        <w:t>__________________________________________________</w:t>
+      </w:r>
+    </w:p>
+    <w:p>
+      <w:pPr>
+        <w:pStyle w:val="Heading2"/>
+      </w:pPr>
+      <w:r/>
+      <w:r>
+        <w:rPr>
+          <w:rFonts w:ascii="Times New Roman" w:hAnsi="Times New Roman" w:eastAsia="宋体"/>
+          <w:b/>
+          <w:color w:val="000000"/>
+          <w:sz w:val="24"/>
+        </w:rPr>
+        <w:t>外排泵通过限制细菌中的重新结合来控制细胞内药物靶标动力学</w:t>
+      </w:r>
+    </w:p>
+    <w:p>
+      <w:r>
+        <w:rPr>
+          <w:rFonts w:ascii="Times New Roman" w:hAnsi="Times New Roman" w:eastAsia="宋体"/>
+          <w:b/>
+          <w:color w:val="003264"/>
+          <w:sz w:val="24"/>
+        </w:rPr>
+        <w:t>Efflux pumps control intracellular drug-target kinetics by limiting rebinding in bacteria</w:t>
+      </w:r>
+    </w:p>
+    <w:p>
+      <w:r>
+        <w:rPr>
+          <w:rFonts w:ascii="Times New Roman" w:hAnsi="Times New Roman" w:eastAsia="宋体"/>
+          <w:sz w:val="21"/>
+        </w:rPr>
+        <w:t>作者: Subrata Dev, Keiran Stevenson, Dai Le, Minsu Kim</w:t>
+        <w:br/>
+      </w:r>
+      <w:r>
+        <w:rPr>
+          <w:rFonts w:ascii="Times New Roman" w:hAnsi="Times New Roman" w:eastAsia="宋体"/>
+          <w:sz w:val="21"/>
+        </w:rPr>
+        <w:t xml:space="preserve">时间: 2026-01-30 | </w:t>
+      </w:r>
+      <w:r>
+        <w:t xml:space="preserve">链接: </w:t>
+      </w:r>
+      <w:hyperlink r:id="rId170">
+        <w:r>
+          <w:rPr>
+            <w:rFonts w:ascii="Times New Roman" w:hAnsi="Times New Roman" w:eastAsia="宋体"/>
+            <w:color w:val="0000FF"/>
+            <w:sz w:val="21"/>
+            <w:u w:val="single"/>
+          </w:rPr>
+          <w:t>https://doi.org/10.1126/sciadv.aea7983</w:t>
+        </w:r>
+      </w:hyperlink>
+    </w:p>
+    <w:p>
+      <w:pPr>
+        <w:spacing w:before="120"/>
+      </w:pPr>
+      <w:r>
+        <w:rPr>
+          <w:rFonts w:ascii="Times New Roman" w:hAnsi="Times New Roman" w:eastAsia="宋体"/>
+          <w:b/>
+          <w:sz w:val="21"/>
+        </w:rPr>
+        <w:t>中文摘要:</w:t>
+      </w:r>
+    </w:p>
+    <w:p>
+      <w:pPr>
+        <w:ind w:firstLine="360"/>
+      </w:pPr>
+      <w:r>
+        <w:rPr>
+          <w:rFonts w:ascii="Times New Roman" w:hAnsi="Times New Roman" w:eastAsia="宋体"/>
+          <w:sz w:val="21"/>
+        </w:rPr>
+        <w:t>细菌外排泵是多重耐药性的主要原因，通常被描述为减少药物进入的“看门人”。在这里，我们揭示了外排泵的进入后机制，揭示了它们在细胞内药物-靶标相互作用的深层功能。通过定量活细胞成像，我们使用 DNA 结合抑制剂 Hoechst 33342 (HCT) 监测了大肠杆菌和铜绿假单胞菌中主要外排系统的活性。我们发现，外排的失活（大肠杆菌中的 Δ tolC 和铜绿假单胞菌中的 Δ6）增加了表观 HCT-DNA 亲和力，这是由表观解结合率降低介导的，而内在速率保持不变。统计物理模型和实验测试表明，与在稀释的体外条件下不同，在细胞内环境中与其靶标解除结合的药物分子会经历连续的重新结合，从而延长了与靶标结合的药物的总寿命。然而，外排泵通过抑制重新结合来抵消这种效应，从而在动力学上破坏药物-靶点相互作用的稳定性。这种生物物理机制与典型的守门效应相乘，以扩大和放大耐药性。</w:t>
+      </w:r>
+    </w:p>
+    <w:p>
+      <w:pPr>
+        <w:spacing w:before="120"/>
+      </w:pPr>
+      <w:r>
+        <w:rPr>
+          <w:rFonts w:ascii="Times New Roman" w:hAnsi="Times New Roman" w:eastAsia="宋体"/>
+          <w:b/>
+          <w:sz w:val="21"/>
+        </w:rPr>
+        <w:t>English Abstract:</w:t>
+      </w:r>
+    </w:p>
+    <w:p>
+      <w:r>
+        <w:rPr>
+          <w:rFonts w:ascii="Times New Roman" w:hAnsi="Times New Roman" w:eastAsia="宋体"/>
+          <w:sz w:val="21"/>
+        </w:rPr>
+        <w:t>Bacterial efflux pumps are major contributors to multidrug resistance, classically described as “gatekeepers” that reduce drug entry. Here, we uncover a post–entry mechanism of efflux pumps, revealing their function deep into intracellular drug-target interactions. Using quantitative live-cell imaging, we monitored the activity of major efflux systems in Escherichia coli and Pseudomonas aeruginosa with Hoechst 33342 (HCT), a DNA binding inhibitor. We found that inactivation of efflux (Δ tolC in E. coli and Δ6 in P. aeruginosa ) increased the apparent HCT-DNA affinity, mediated by a decreased apparent unbinding rate, whereas the intrinsic rate remained unchanged. Statistical physics modeling and experimental testing show that, unlike under dilute in vitro conditions, drug molecules that unbind from their targets in intracellular environments undergo successive rebinding, prolonging the total lifetime of the drug bound to the target. However, efflux pumps counteract this effect by suppressing rebinding, thereby kinetically destabilizing drug-target interactions. This biophysical mechanism acts multiplicatively with the canonical gatekeeping effect to broaden and amplify drug resistance.</w:t>
+      </w:r>
+    </w:p>
+    <w:p>
+      <w:r>
+        <w:rPr>
+          <w:rFonts w:ascii="Times New Roman" w:hAnsi="Times New Roman" w:eastAsia="宋体"/>
+          <w:sz w:val="21"/>
+        </w:rPr>
+        <w:t>__________________________________________________</w:t>
+      </w:r>
+    </w:p>
+    <w:p>
+      <w:pPr>
+        <w:pStyle w:val="Heading2"/>
+      </w:pPr>
+      <w:r/>
+      <w:r>
+        <w:rPr>
+          <w:rFonts w:ascii="Times New Roman" w:hAnsi="Times New Roman" w:eastAsia="宋体"/>
+          <w:b/>
+          <w:color w:val="000000"/>
+          <w:sz w:val="24"/>
+        </w:rPr>
+        <w:t>AI集成类肤可穿戴“眼电子”一站式斜视数字化诊断</w:t>
+      </w:r>
+    </w:p>
+    <w:p>
+      <w:r>
+        <w:rPr>
+          <w:rFonts w:ascii="Times New Roman" w:hAnsi="Times New Roman" w:eastAsia="宋体"/>
+          <w:b/>
+          <w:color w:val="003264"/>
+          <w:sz w:val="24"/>
+        </w:rPr>
+        <w:t>One-stop strabismus digital diagnosis via AI-integrated skin-like and wearable “Eyelectronics”</w:t>
+      </w:r>
+    </w:p>
+    <w:p>
+      <w:r>
+        <w:rPr>
+          <w:rFonts w:ascii="Times New Roman" w:hAnsi="Times New Roman" w:eastAsia="宋体"/>
+          <w:sz w:val="21"/>
+        </w:rPr>
+        <w:t>作者: Yong Yang, Xin Liu, Jiankai Tang, Hengyi Guo, Jinsong Zhang, Yuntao Wang, Yonghong Jiao, Yihao Chen, Xue Feng</w:t>
+        <w:br/>
+      </w:r>
+      <w:r>
+        <w:rPr>
+          <w:rFonts w:ascii="Times New Roman" w:hAnsi="Times New Roman" w:eastAsia="宋体"/>
+          <w:sz w:val="21"/>
+        </w:rPr>
+        <w:t xml:space="preserve">时间: 2026-01-30 | </w:t>
+      </w:r>
+      <w:r>
+        <w:t xml:space="preserve">链接: </w:t>
+      </w:r>
+      <w:hyperlink r:id="rId171">
+        <w:r>
+          <w:rPr>
+            <w:rFonts w:ascii="Times New Roman" w:hAnsi="Times New Roman" w:eastAsia="宋体"/>
+            <w:color w:val="0000FF"/>
+            <w:sz w:val="21"/>
+            <w:u w:val="single"/>
+          </w:rPr>
+          <w:t>https://doi.org/10.1126/sciadv.aeb7242</w:t>
+        </w:r>
+      </w:hyperlink>
+    </w:p>
+    <w:p>
+      <w:pPr>
+        <w:spacing w:before="120"/>
+      </w:pPr>
+      <w:r>
+        <w:rPr>
+          <w:rFonts w:ascii="Times New Roman" w:hAnsi="Times New Roman" w:eastAsia="宋体"/>
+          <w:b/>
+          <w:sz w:val="21"/>
+        </w:rPr>
+        <w:t>中文摘要:</w:t>
+      </w:r>
+    </w:p>
+    <w:p>
+      <w:pPr>
+        <w:ind w:firstLine="360"/>
+      </w:pPr>
+      <w:r>
+        <w:rPr>
+          <w:rFonts w:ascii="Times New Roman" w:hAnsi="Times New Roman" w:eastAsia="宋体"/>
+          <w:sz w:val="21"/>
+        </w:rPr>
+        <w:t>斜视影响约 4% 的儿童，损害视力和心理健康。但临床诊断需要多种仪器，逐步检查眼位、眼外肌功能、偏角等。它受到诊断客观性低、儿科依从性差和成本高的限制。在这里，我们提出了一种通过人工智能（AI）进行一站式斜视数字诊断的策略——集成的、类皮肤的、可穿戴的“电子电子设备”。这款超轻、难以察觉的眼戴系统具有超薄（厚度约 60 微米）、透气、多向（0°/45°/90°）应变传感阵列，可保形地适应敏感的眼睑。它可以在眼球运动过程中对眼睑变形进行无线、轻度限​​制的测量。通过经眼部磁共振成像模拟验证的生物力学模型，我们建立了眼睑变形和眼球运动之间的先验相关性。 Ey electronics 由我们的生理学知识驱动的端到端 AI 算法提供支持，实现了斜视角度的同步测量和麻痹肌肉的识别。它在眼球运动检查中提供 96.6% 的四向分类准确率和 1.2° 的测量准确度。针对临床标准（Hess 筛选测试）的临床基准测试证实了诊断一致性（组内相关性 = 0.978）。该系统将定量生物力学传感与数字诊断联系起来，为未来斜视治疗树立了典范。</w:t>
+      </w:r>
+    </w:p>
+    <w:p>
+      <w:pPr>
+        <w:spacing w:before="120"/>
+      </w:pPr>
+      <w:r>
+        <w:rPr>
+          <w:rFonts w:ascii="Times New Roman" w:hAnsi="Times New Roman" w:eastAsia="宋体"/>
+          <w:b/>
+          <w:sz w:val="21"/>
+        </w:rPr>
+        <w:t>English Abstract:</w:t>
+      </w:r>
+    </w:p>
+    <w:p>
+      <w:r>
+        <w:rPr>
+          <w:rFonts w:ascii="Times New Roman" w:hAnsi="Times New Roman" w:eastAsia="宋体"/>
+          <w:sz w:val="21"/>
+        </w:rPr>
+        <w:t>Strabismus, affecting ~4% of children, impairs vision and psychosocial health. However, clinical diagnosis requires multiple instruments and stepwise examinations of ocular alignment, extraocular muscle function, and deviation angle. It is limited by low diagnostic objectivity, poor pediatric compliance, and high cost. Here, we propose a strategy for one-stop strabismus digital diagnosis via artificial intelligence (AI)–integrated, skin-like, and wearable “Eyelectronics.” The ultralightweight, imperceptible eye-wearable system features an ultrathin (~60 micrometers in thickness), breathable, and multidirectional (0°/45°/90°) strain-sensing array conformally adapted to the sensitive eyelid. It enables wireless, mild-restricted measurement of eyelid deformation during eye movements. Through biomechanical modeling validated by ocular magnetic resonance imaging simulations, we establish a prior correlation between eyelid deformation and eye movements. The Eyelectronics, powered by our physiology knowledge-driven end-to-end AI algorithm, achieves simultaneous measurement of strabismus angle and identification of paretic muscle. It delivers a 96.6% four-direction classification accuracy and a 1.2° measurement accuracy in ocular motility examinations. Clinical benchmarking against the clinical standard (Hess screen test) confirmed diagnostic agreement (intraclass correlation = 0.978). This system bridges quantitative biomechanical sensing with digital diagnosis, promoting a paradigm for future strabismus treatment.</w:t>
+      </w:r>
+    </w:p>
+    <w:p>
+      <w:r>
+        <w:rPr>
+          <w:rFonts w:ascii="Times New Roman" w:hAnsi="Times New Roman" w:eastAsia="宋体"/>
+          <w:sz w:val="21"/>
+        </w:rPr>
+        <w:t>__________________________________________________</w:t>
+      </w:r>
+    </w:p>
+    <w:p>
+      <w:pPr>
+        <w:pStyle w:val="Heading2"/>
+      </w:pPr>
+      <w:r/>
+      <w:r>
+        <w:rPr>
+          <w:rFonts w:ascii="Times New Roman" w:hAnsi="Times New Roman" w:eastAsia="宋体"/>
+          <w:b/>
+          <w:color w:val="000000"/>
+          <w:sz w:val="24"/>
+        </w:rPr>
+        <w:t>单粒子表面增强相干反斯托克斯拉曼散射：纳米粒子设计和机制</w:t>
+      </w:r>
+    </w:p>
+    <w:p>
+      <w:r>
+        <w:rPr>
+          <w:rFonts w:ascii="Times New Roman" w:hAnsi="Times New Roman" w:eastAsia="宋体"/>
+          <w:b/>
+          <w:color w:val="003264"/>
+          <w:sz w:val="24"/>
+        </w:rPr>
+        <w:t>Single-particle surface-enhanced coherent anti–Stokes Raman scattering: Nanoparticle design and mechanism</w:t>
+      </w:r>
+    </w:p>
+    <w:p>
+      <w:r>
+        <w:rPr>
+          <w:rFonts w:ascii="Times New Roman" w:hAnsi="Times New Roman" w:eastAsia="宋体"/>
+          <w:sz w:val="21"/>
+        </w:rPr>
+        <w:t>作者: Sanjun Fan, Ran Cheng, Haonan Lin, Zhewen Luo, Abigail E. Smith, Chih-Feng Wang, Jinna He, Brian T. Scarpitti, Deben N. Shoup, Hannah C. Schorr, Erjun Liang, Jian Ye, Ji-Xin Cheng, Zachary D. Schultz</w:t>
+        <w:br/>
+      </w:r>
+      <w:r>
+        <w:rPr>
+          <w:rFonts w:ascii="Times New Roman" w:hAnsi="Times New Roman" w:eastAsia="宋体"/>
+          <w:sz w:val="21"/>
+        </w:rPr>
+        <w:t xml:space="preserve">时间: 2026-01-30 | </w:t>
+      </w:r>
+      <w:r>
+        <w:t xml:space="preserve">链接: </w:t>
+      </w:r>
+      <w:hyperlink r:id="rId172">
+        <w:r>
+          <w:rPr>
+            <w:rFonts w:ascii="Times New Roman" w:hAnsi="Times New Roman" w:eastAsia="宋体"/>
+            <w:color w:val="0000FF"/>
+            <w:sz w:val="21"/>
+            <w:u w:val="single"/>
+          </w:rPr>
+          <w:t>https://doi.org/10.1126/sciadv.ady0545</w:t>
+        </w:r>
+      </w:hyperlink>
+    </w:p>
+    <w:p>
+      <w:pPr>
+        <w:spacing w:before="120"/>
+      </w:pPr>
+      <w:r>
+        <w:rPr>
+          <w:rFonts w:ascii="Times New Roman" w:hAnsi="Times New Roman" w:eastAsia="宋体"/>
+          <w:b/>
+          <w:sz w:val="21"/>
+        </w:rPr>
+        <w:t>中文摘要:</w:t>
+      </w:r>
+    </w:p>
+    <w:p>
+      <w:pPr>
+        <w:ind w:firstLine="360"/>
+      </w:pPr>
+      <w:r>
+        <w:rPr>
+          <w:rFonts w:ascii="Times New Roman" w:hAnsi="Times New Roman" w:eastAsia="宋体"/>
+          <w:sz w:val="21"/>
+        </w:rPr>
+        <w:t>表面增强相干反斯托克斯拉曼散射（SECARS）被认为通过结合局域表面等离子体共振和相干拉曼增强来增加信号强度和灵敏度。然而，SECARS 的实现比表面增强拉曼散射 (SERS) 更复杂，并且仍然具有挑战性。与 SERS 不同，非线性 CARS 过程需要三个不同场的相干相互作用。单粒子 SECARS 的电场和纳米粒子 (NP) 形态之间的相互作用仍未被探索，并且产生 SECARS 信号的潜在机制尚未完全了解。在这里，使用 CARS 显微镜合成并筛选了 27 种不同的纳米颗粒。其中，只有星核核卫星纳米颗粒表现出单颗粒SECARS信号，该信号受到激光偏振、双光子发光背景、光致热效应、颗粒尺寸和颗粒形貌的影响。纳米颗粒特性对 SECARS 增强的影响为单颗粒 SECARS 纳米颗粒的设计和合成提供了指导，并为生物成像和化学传感提供了机会。</w:t>
+      </w:r>
+    </w:p>
+    <w:p>
+      <w:pPr>
+        <w:spacing w:before="120"/>
+      </w:pPr>
+      <w:r>
+        <w:rPr>
+          <w:rFonts w:ascii="Times New Roman" w:hAnsi="Times New Roman" w:eastAsia="宋体"/>
+          <w:b/>
+          <w:sz w:val="21"/>
+        </w:rPr>
+        <w:t>English Abstract:</w:t>
+      </w:r>
+    </w:p>
+    <w:p>
+      <w:r>
+        <w:rPr>
+          <w:rFonts w:ascii="Times New Roman" w:hAnsi="Times New Roman" w:eastAsia="宋体"/>
+          <w:sz w:val="21"/>
+        </w:rPr>
+        <w:t>Surface-enhanced coherent anti–Stokes Raman scattering (SECARS) is believed to increase the signal intensity and sensitivity by combining the localized surface plasmon resonance and coherent Raman enhancement. However, the realization of SECARS is more complex than for surface-enhanced Raman scattering (SERS) and remains challenging. Unlike SERS, the nonlinear CARS process requires the coherent interaction of three distinct fields. The interactions between the electric fields and nanoparticle (NP) morphology for single-particle SECARS remain unexplored, and the underlying mechanisms generating the SECARS signal are not fully understood. Here, 27 distinct NPs were synthesized and screened using a CARS microscope. Among them, only star-core core-satellite NPs show single-particle SECARS signals, which were affected by laser polarization, two-photon luminescence background, photoinduced heating effects, particle size, and particle morphology. The influence of NP properties on SECARS enhancement offers guidance for the design and synthesis of NPs for single-particle SECARS and opportunities in biological imaging and chemical sensing.</w:t>
+      </w:r>
+    </w:p>
+    <w:p>
+      <w:r>
+        <w:rPr>
+          <w:rFonts w:ascii="Times New Roman" w:hAnsi="Times New Roman" w:eastAsia="宋体"/>
+          <w:sz w:val="21"/>
+        </w:rPr>
+        <w:t>__________________________________________________</w:t>
+      </w:r>
+    </w:p>
+    <w:p>
+      <w:pPr>
+        <w:pStyle w:val="Heading2"/>
+      </w:pPr>
+      <w:r/>
+      <w:r>
+        <w:rPr>
+          <w:rFonts w:ascii="Times New Roman" w:hAnsi="Times New Roman" w:eastAsia="宋体"/>
+          <w:b/>
+          <w:color w:val="000000"/>
+          <w:sz w:val="24"/>
+        </w:rPr>
+        <w:t>穿过混沌的导波：目标模式传输的通用界限</w:t>
+      </w:r>
+    </w:p>
+    <w:p>
+      <w:r>
+        <w:rPr>
+          <w:rFonts w:ascii="Times New Roman" w:hAnsi="Times New Roman" w:eastAsia="宋体"/>
+          <w:b/>
+          <w:color w:val="003264"/>
+          <w:sz w:val="24"/>
+        </w:rPr>
+        <w:t>Guiding waves through chaos: Universal bounds for targeted mode transport</w:t>
+      </w:r>
+    </w:p>
+    <w:p>
+      <w:r>
+        <w:rPr>
+          <w:rFonts w:ascii="Times New Roman" w:hAnsi="Times New Roman" w:eastAsia="宋体"/>
+          <w:sz w:val="21"/>
+        </w:rPr>
+        <w:t>作者: Cheng-Zhen Wang, John Guillamon, Ulrich Kuhl, Matthieu Davy, Mattis Reisner, Arthur Goetschy, Tsampikos Kottos</w:t>
+        <w:br/>
+      </w:r>
+      <w:r>
+        <w:rPr>
+          <w:rFonts w:ascii="Times New Roman" w:hAnsi="Times New Roman" w:eastAsia="宋体"/>
+          <w:sz w:val="21"/>
+        </w:rPr>
+        <w:t xml:space="preserve">时间: 2026-01-30 | </w:t>
+      </w:r>
+      <w:r>
+        <w:t xml:space="preserve">链接: </w:t>
+      </w:r>
+      <w:hyperlink r:id="rId173">
+        <w:r>
+          <w:rPr>
+            <w:rFonts w:ascii="Times New Roman" w:hAnsi="Times New Roman" w:eastAsia="宋体"/>
+            <w:color w:val="0000FF"/>
+            <w:sz w:val="21"/>
+            <w:u w:val="single"/>
+          </w:rPr>
+          <w:t>https://doi.org/10.1126/sciadv.aeb1158</w:t>
+        </w:r>
+      </w:hyperlink>
+    </w:p>
+    <w:p>
+      <w:pPr>
+        <w:spacing w:before="120"/>
+      </w:pPr>
+      <w:r>
+        <w:rPr>
+          <w:rFonts w:ascii="Times New Roman" w:hAnsi="Times New Roman" w:eastAsia="宋体"/>
+          <w:b/>
+          <w:sz w:val="21"/>
+        </w:rPr>
+        <w:t>中文摘要:</w:t>
+      </w:r>
+    </w:p>
+    <w:p>
+      <w:pPr>
+        <w:ind w:firstLine="360"/>
+      </w:pPr>
+      <w:r>
+        <w:rPr>
+          <w:rFonts w:ascii="Times New Roman" w:hAnsi="Times New Roman" w:eastAsia="宋体"/>
+          <w:sz w:val="21"/>
+        </w:rPr>
+        <w:t>控制复杂环境中的波传播是无线通信、成像和声学领域的一个核心挑战，其中多重散射和干扰掩盖了直接传输路径。相干波前整形可以实现精确的能量传输，但通常需要对介质有充分的了解。在这里，我们引入了一种针对目标模式传输（TMT）的通用统计框架，该框架规避了这一限制，并在包括微波网络、二维混沌腔和三维混响室在内的各种平台上对其进行了验证。 TMT 量化了多模波混沌系统中指定输入和输出通道之间能量传输的效率。我们开发了一种图解理论，可以预测 TMT 算子的特征值分布，并识别控制性能的宏观参数（耦合强度、吸收和通道控制）。该理论为最佳 TMT 波前提供了明确的界限，并捕获了统计传输间隙和无反射状态等现象。这些发现确立了复杂环境中能量传输和信息传输的设计原则，对自适应信号处理和基于波的技术具有广泛的影响。</w:t>
+      </w:r>
+    </w:p>
+    <w:p>
+      <w:pPr>
+        <w:spacing w:before="120"/>
+      </w:pPr>
+      <w:r>
+        <w:rPr>
+          <w:rFonts w:ascii="Times New Roman" w:hAnsi="Times New Roman" w:eastAsia="宋体"/>
+          <w:b/>
+          <w:sz w:val="21"/>
+        </w:rPr>
+        <w:t>English Abstract:</w:t>
+      </w:r>
+    </w:p>
+    <w:p>
+      <w:r>
+        <w:rPr>
+          <w:rFonts w:ascii="Times New Roman" w:hAnsi="Times New Roman" w:eastAsia="宋体"/>
+          <w:sz w:val="21"/>
+        </w:rPr>
+        <w:t>Controlling wave propagation in complex environments is a central challenge across wireless communications, imaging, and acoustics, where multiple scattering and interference obscure direct transmission paths. Coherent wavefront shaping enables precise energy delivery but typically requires full knowledge of the medium. Here, we introduce a universal statistical framework for targeted mode transport (TMT) that circumvents this limitation and validate it on various platforms including microwave networks, two-dimensional chaotic cavities, and three-dimensional reverberation chambers. TMT quantifies the efficiency of transferring energy between specified input and output channels in multimode wave-chaotic systems. We develop a diagrammatic theory that predicts the eigenvalue distribution of the TMT operator and identifies the macroscopic parameters—coupling strength, absorption, and channel control—that govern performance. The theory provides explicit bounds for optimal TMT wavefronts and captures phenomena like statistical transmission gaps and reflectionless states. These findings establish design principles for energy delivery and information transfer in complex environments, with broad implications for adaptive signal processing and wave-based technologies.</w:t>
+      </w:r>
+    </w:p>
+    <w:p>
+      <w:r>
+        <w:rPr>
+          <w:rFonts w:ascii="Times New Roman" w:hAnsi="Times New Roman" w:eastAsia="宋体"/>
+          <w:sz w:val="21"/>
+        </w:rPr>
+        <w:t>__________________________________________________</w:t>
+      </w:r>
+    </w:p>
+    <w:p>
+      <w:pPr>
+        <w:pStyle w:val="Heading2"/>
+      </w:pPr>
+      <w:r/>
+      <w:r>
+        <w:rPr>
+          <w:rFonts w:ascii="Times New Roman" w:hAnsi="Times New Roman" w:eastAsia="宋体"/>
+          <w:b/>
+          <w:color w:val="000000"/>
+          <w:sz w:val="24"/>
+        </w:rPr>
+        <w:t>原位锚定 MXene 上的 2D 六角形 Zn-MOF 以实现坚固的无阳极 5 V 级锂金属电池</w:t>
+      </w:r>
+    </w:p>
+    <w:p>
+      <w:r>
+        <w:rPr>
+          <w:rFonts w:ascii="Times New Roman" w:hAnsi="Times New Roman" w:eastAsia="宋体"/>
+          <w:b/>
+          <w:color w:val="003264"/>
+          <w:sz w:val="24"/>
+        </w:rPr>
+        <w:t>In situ anchoring 2D hexagonal Zn-MOF on MXene toward robust anode-less 5 V–class Li metal batteries</w:t>
+      </w:r>
+    </w:p>
+    <w:p>
+      <w:r>
+        <w:rPr>
+          <w:rFonts w:ascii="Times New Roman" w:hAnsi="Times New Roman" w:eastAsia="宋体"/>
+          <w:sz w:val="21"/>
+        </w:rPr>
+        <w:t>作者: Yuan Tian, Zhihao Pei, Deyan Luan, Xiong Wen (David) Lou</w:t>
+        <w:br/>
+      </w:r>
+      <w:r>
+        <w:rPr>
+          <w:rFonts w:ascii="Times New Roman" w:hAnsi="Times New Roman" w:eastAsia="宋体"/>
+          <w:sz w:val="21"/>
+        </w:rPr>
+        <w:t xml:space="preserve">时间: 2026-01-30 | </w:t>
+      </w:r>
+      <w:r>
+        <w:t xml:space="preserve">链接: </w:t>
+      </w:r>
+      <w:hyperlink r:id="rId174">
+        <w:r>
+          <w:rPr>
+            <w:rFonts w:ascii="Times New Roman" w:hAnsi="Times New Roman" w:eastAsia="宋体"/>
+            <w:color w:val="0000FF"/>
+            <w:sz w:val="21"/>
+            <w:u w:val="single"/>
+          </w:rPr>
+          <w:t>https://doi.org/10.1126/sciadv.aeb1378</w:t>
+        </w:r>
+      </w:hyperlink>
+    </w:p>
+    <w:p>
+      <w:pPr>
+        <w:spacing w:before="120"/>
+      </w:pPr>
+      <w:r>
+        <w:rPr>
+          <w:rFonts w:ascii="Times New Roman" w:hAnsi="Times New Roman" w:eastAsia="宋体"/>
+          <w:b/>
+          <w:sz w:val="21"/>
+        </w:rPr>
+        <w:t>中文摘要:</w:t>
+      </w:r>
+    </w:p>
+    <w:p>
+      <w:pPr>
+        <w:ind w:firstLine="360"/>
+      </w:pPr>
+      <w:r>
+        <w:rPr>
+          <w:rFonts w:ascii="Times New Roman" w:hAnsi="Times New Roman" w:eastAsia="宋体"/>
+          <w:sz w:val="21"/>
+        </w:rPr>
+        <w:t>无阳极 5 V 级锂金属电池 (LMB) 有望实现高能量密度和安全性，但在实践中，面临着严峻的挑战，包括枝晶生长、界面不稳定、与“死”锂积累相关的粉化，以及使用重铜集流体导致的能量密度妥协。在这里，我们展示了锚定在导电碳化钛 (Ti 3 C 2 T x ) MXene 片 (MX/2D-Zn-MOF) 上的二维六方含锌金属有机框架的精心设计，作为无阳极 5 V 级 LMB 的三维轻质主体。丰富的氮/氟/富锌亲锂位点有效降低锂成核能垒，确保均匀的锂沉积，并稳定固体电解质界面。互连的三维框架通过空间均匀化锂离子通量和降低局部电流密度进一步引导均匀的锂沉积，并提供足够的空间来减轻结构变化，从而提供结构完整性以防止粉化。因此，MX/2D-Zn-MOF主体表现出均匀的锂沉积、可逆的锂沉积和剥离行为以及稳定的循环性能（在1.0毫安/平方厘米和5.0毫安/平方厘米时约1800小时）。令人印象深刻的是，组装好的无阳极 5 V 级锂金属软包电池具有稳定的循环性能和高能量密度。</w:t>
+      </w:r>
+    </w:p>
+    <w:p>
+      <w:pPr>
+        <w:spacing w:before="120"/>
+      </w:pPr>
+      <w:r>
+        <w:rPr>
+          <w:rFonts w:ascii="Times New Roman" w:hAnsi="Times New Roman" w:eastAsia="宋体"/>
+          <w:b/>
+          <w:sz w:val="21"/>
+        </w:rPr>
+        <w:t>English Abstract:</w:t>
+      </w:r>
+    </w:p>
+    <w:p>
+      <w:r>
+        <w:rPr>
+          <w:rFonts w:ascii="Times New Roman" w:hAnsi="Times New Roman" w:eastAsia="宋体"/>
+          <w:sz w:val="21"/>
+        </w:rPr>
+        <w:t>Anode-less 5 V–class lithium metal batteries (LMBs) promise high energy density and safety yet, in practice, face critical challenges including dendrite growth, interfacial instability, pulverization associated with “dead” lithium accumulation, and energy density compromise from the use of heavy copper collector. Here, we demonstrate an elaborate design of two-dimensional hexagonal zinc-containing metal-organic framework anchored on conductive titanium carbide (Ti 3 C 2 T x ) MXene sheets (MX/2D-Zn-MOF) as a three-dimensional lightweight host for anode-less 5 V–class LMBs. The abundant nitrogen/fluorine/zinc-rich lithiophilic sites effectively decrease lithium nucleation energy barriers, ensure uniform lithium deposition, and stabilize solid electrolyte interphase. The interconnected three-dimensional framework further guides uniform lithium deposition by spatially homogenizing lithium ion flux and reducing local current density as well as offers sufficient space to alleviate structural change, thus affording structural integrity against pulverization. As a result, the MX/2D-Zn-MOF host demonstrates uniform lithium deposition, reversible lithium plating and stripping behavior, and stable cycling performance (~1800 hours at 1.0 milliamperes per square centimeter and 5.0 milliampere hours per square centimeter). Impressively, the assembled anode-less 5 V–class lithium metal pouch cell delivers stable cycling performance and high energy density.</w:t>
+      </w:r>
+    </w:p>
+    <w:p>
+      <w:r>
+        <w:rPr>
+          <w:rFonts w:ascii="Times New Roman" w:hAnsi="Times New Roman" w:eastAsia="宋体"/>
+          <w:sz w:val="21"/>
+        </w:rPr>
+        <w:t>__________________________________________________</w:t>
+      </w:r>
+    </w:p>
+    <w:p>
+      <w:pPr>
+        <w:pStyle w:val="Heading2"/>
+      </w:pPr>
+      <w:r/>
+      <w:r>
+        <w:rPr>
+          <w:rFonts w:ascii="Times New Roman" w:hAnsi="Times New Roman" w:eastAsia="宋体"/>
+          <w:b/>
+          <w:color w:val="000000"/>
+          <w:sz w:val="24"/>
+        </w:rPr>
+        <w:t>推进量子成像：多功能液晶实现电可调谐性</w:t>
+      </w:r>
+    </w:p>
+    <w:p>
+      <w:r>
+        <w:rPr>
+          <w:rFonts w:ascii="Times New Roman" w:hAnsi="Times New Roman" w:eastAsia="宋体"/>
+          <w:b/>
+          <w:color w:val="003264"/>
+          <w:sz w:val="24"/>
+        </w:rPr>
+        <w:t>Advancing quantum imaging: Electrical tunability enabled by versatile liquid crystals</w:t>
+      </w:r>
+    </w:p>
+    <w:p>
+      <w:r>
+        <w:rPr>
+          <w:rFonts w:ascii="Times New Roman" w:hAnsi="Times New Roman" w:eastAsia="宋体"/>
+          <w:sz w:val="21"/>
+        </w:rPr>
+        <w:t>作者: Dong Zhu, Shi-Hui Ding, Rui Sun, Zhi-Xiang Li, Wen Chen, Yi-Heng Zhang, Si-Jia Liu, Yi-Ming Wang, Fang-Tianyu Chen, Peng Chen, Yan-Qing Lu</w:t>
+        <w:br/>
+      </w:r>
+      <w:r>
+        <w:rPr>
+          <w:rFonts w:ascii="Times New Roman" w:hAnsi="Times New Roman" w:eastAsia="宋体"/>
+          <w:sz w:val="21"/>
+        </w:rPr>
+        <w:t xml:space="preserve">时间: 2026-01-30 | </w:t>
+      </w:r>
+      <w:r>
+        <w:t xml:space="preserve">链接: </w:t>
+      </w:r>
+      <w:hyperlink r:id="rId175">
+        <w:r>
+          <w:rPr>
+            <w:rFonts w:ascii="Times New Roman" w:hAnsi="Times New Roman" w:eastAsia="宋体"/>
+            <w:color w:val="0000FF"/>
+            <w:sz w:val="21"/>
+            <w:u w:val="single"/>
+          </w:rPr>
+          <w:t>https://doi.org/10.1126/sciadv.adz8962</w:t>
+        </w:r>
+      </w:hyperlink>
+    </w:p>
+    <w:p>
+      <w:pPr>
+        <w:spacing w:before="120"/>
+      </w:pPr>
+      <w:r>
+        <w:rPr>
+          <w:rFonts w:ascii="Times New Roman" w:hAnsi="Times New Roman" w:eastAsia="宋体"/>
+          <w:b/>
+          <w:sz w:val="21"/>
+        </w:rPr>
+        <w:t>中文摘要:</w:t>
+      </w:r>
+    </w:p>
+    <w:p>
+      <w:pPr>
+        <w:ind w:firstLine="360"/>
+      </w:pPr>
+      <w:r>
+        <w:rPr>
+          <w:rFonts w:ascii="Times New Roman" w:hAnsi="Times New Roman" w:eastAsia="宋体"/>
+          <w:sz w:val="21"/>
+        </w:rPr>
+        <w:t>边缘检测等光学图像处理技术在各种应用中表现出独特的优势。与预示的量子成像协同结合，它们在最小照明下识别光敏样品方面具有显着的潜力。然而，现有的方案通常缺乏动态控制量子成像功能的能力。在这里，我们引入了多功能液晶来实现单光子成像和电可调多模切换。基于双手性胆甾型液晶调制器，可以高信噪比提取目标的不同形貌信息，包括整个形状及其精细轮廓。向列液晶利用其电可调特性，探索选择预示单光子的特定偏振，从而实现三模量子成像中的动态远程切换。为了进一步提高时间效率，基于有吸引力的铁电液晶提出了超快速远程切换。这项工作为光子受限场景提供了独特的成像平台，并揭示了软物质在量子信息处理中前所未有的可能性。</w:t>
+      </w:r>
+    </w:p>
+    <w:p>
+      <w:pPr>
+        <w:spacing w:before="120"/>
+      </w:pPr>
+      <w:r>
+        <w:rPr>
+          <w:rFonts w:ascii="Times New Roman" w:hAnsi="Times New Roman" w:eastAsia="宋体"/>
+          <w:b/>
+          <w:sz w:val="21"/>
+        </w:rPr>
+        <w:t>English Abstract:</w:t>
+      </w:r>
+    </w:p>
+    <w:p>
+      <w:r>
+        <w:rPr>
+          <w:rFonts w:ascii="Times New Roman" w:hAnsi="Times New Roman" w:eastAsia="宋体"/>
+          <w:sz w:val="21"/>
+        </w:rPr>
+        <w:t>Optical image processing techniques like edge detection demonstrate unique superiority in various applications. Synergistically combined with heralded quantum imaging, they have notable potential for identifying light-sensitive samples under minimal illumination. However, present schemes usually lack the capability to control the quantum imaging function dynamically. Here, we introduce versatile liquid crystals to realize heralded single-photon imaging and electrically tunable multimode switching. On the basis of the bichiral cholesteric liquid crystal modulator, different morphology information of the target can be extracted with a high signal-to-noise ratio, including the entire shape and its fine outline. The nematic liquid crystal, leveraging its electrically tunable properties, is explored to select specific polarizations of heralded single photons, enabling dynamic remote switching in trimode quantum imaging. To further improve the time efficiency, an ultrafast remote switching is presented on the basis of the appealing ferroelectric liquid crystals. This work supplies a unique imaging platform for photon-limited scenarios and reveals the unprecedented possibilities of soft matters in quantum information processing.</w:t>
+      </w:r>
+    </w:p>
+    <w:p>
+      <w:r>
+        <w:rPr>
+          <w:rFonts w:ascii="Times New Roman" w:hAnsi="Times New Roman" w:eastAsia="宋体"/>
+          <w:sz w:val="21"/>
+        </w:rPr>
+        <w:t>__________________________________________________</w:t>
+      </w:r>
+    </w:p>
+    <w:p>
+      <w:pPr>
+        <w:pStyle w:val="Heading2"/>
+      </w:pPr>
+      <w:r/>
+      <w:r>
+        <w:rPr>
+          <w:rFonts w:ascii="Times New Roman" w:hAnsi="Times New Roman" w:eastAsia="宋体"/>
+          <w:b/>
+          <w:color w:val="000000"/>
+          <w:sz w:val="24"/>
+        </w:rPr>
+        <w:t>用于休眠肿瘤细胞簇 MRI 检测的亲电工程磁传感器</w:t>
+      </w:r>
+    </w:p>
+    <w:p>
+      <w:r>
+        <w:rPr>
+          <w:rFonts w:ascii="Times New Roman" w:hAnsi="Times New Roman" w:eastAsia="宋体"/>
+          <w:b/>
+          <w:color w:val="003264"/>
+          <w:sz w:val="24"/>
+        </w:rPr>
+        <w:t>An electrophilicity-engineered magnetic sensor for MRI detection of dormant tumor cell clusters</w:t>
+      </w:r>
+    </w:p>
+    <w:p>
+      <w:r>
+        <w:rPr>
+          <w:rFonts w:ascii="Times New Roman" w:hAnsi="Times New Roman" w:eastAsia="宋体"/>
+          <w:sz w:val="21"/>
+        </w:rPr>
+        <w:t>作者: Zeyu Liang, Bo Zhang, Xun Liu, Lin Xiao, Shangzhi Xie, Hui Du, Qiyue Wang, Fangyuan Li, Daishun Ling</w:t>
+        <w:br/>
+      </w:r>
+      <w:r>
+        <w:rPr>
+          <w:rFonts w:ascii="Times New Roman" w:hAnsi="Times New Roman" w:eastAsia="宋体"/>
+          <w:sz w:val="21"/>
+        </w:rPr>
+        <w:t xml:space="preserve">时间: 2026-01-30 | </w:t>
+      </w:r>
+      <w:r>
+        <w:t xml:space="preserve">链接: </w:t>
+      </w:r>
+      <w:hyperlink r:id="rId176">
+        <w:r>
+          <w:rPr>
+            <w:rFonts w:ascii="Times New Roman" w:hAnsi="Times New Roman" w:eastAsia="宋体"/>
+            <w:color w:val="0000FF"/>
+            <w:sz w:val="21"/>
+            <w:u w:val="single"/>
+          </w:rPr>
+          <w:t>https://doi.org/10.1126/sciadv.aea5236</w:t>
+        </w:r>
+      </w:hyperlink>
+    </w:p>
+    <w:p>
+      <w:pPr>
+        <w:spacing w:before="120"/>
+      </w:pPr>
+      <w:r>
+        <w:rPr>
+          <w:rFonts w:ascii="Times New Roman" w:hAnsi="Times New Roman" w:eastAsia="宋体"/>
+          <w:b/>
+          <w:sz w:val="21"/>
+        </w:rPr>
+        <w:t>中文摘要:</w:t>
+      </w:r>
+    </w:p>
+    <w:p>
+      <w:pPr>
+        <w:ind w:firstLine="360"/>
+      </w:pPr>
+      <w:r>
+        <w:rPr>
+          <w:rFonts w:ascii="Times New Roman" w:hAnsi="Times New Roman" w:eastAsia="宋体"/>
+          <w:sz w:val="21"/>
+        </w:rPr>
+        <w:t>在磁共振成像 (MRI) 中，顺磁性金属中心和水分子之间的直接偶极-偶极相互作用控制造影剂的 T 1 弛豫。具有多个不成对电子的金属螯合物长期以来一直主导着 MRI 造影剂。尽管理论上每个探针提供更多的顺磁中心，但基于纳米颗粒的造影剂由于与水的直接偶极相互作用不足而一直举步维艰，阻碍了其临床应用。在这里，我们提出了一种亲电工程磁传感器（EEMS），它利用高电负性金属原子来增强纳米传感器中顺磁中心的亲电性，从而实现与水的直接亲电催化偶极相互作用（ECD）以增强 MRI。 EEMS 表现出强大的 T 1 对比度，在 9 特斯拉时纵向弛豫率为 23.2 每毫摩尔每秒，可视化体内肿瘤细胞簇小至 68.5 微米。 ECD-MRI 可以检测并精确切除含有休眠肿瘤细胞簇的腋窝淋巴结，实现小鼠术后 100 天 100% 的存活率。 EEMS 增强的 ECD-MRI 提出了一种变革性成像原理，用于对以前无法检测到的生物实体进行无创可视化。</w:t>
+      </w:r>
+    </w:p>
+    <w:p>
+      <w:pPr>
+        <w:spacing w:before="120"/>
+      </w:pPr>
+      <w:r>
+        <w:rPr>
+          <w:rFonts w:ascii="Times New Roman" w:hAnsi="Times New Roman" w:eastAsia="宋体"/>
+          <w:b/>
+          <w:sz w:val="21"/>
+        </w:rPr>
+        <w:t>English Abstract:</w:t>
+      </w:r>
+    </w:p>
+    <w:p>
+      <w:r>
+        <w:rPr>
+          <w:rFonts w:ascii="Times New Roman" w:hAnsi="Times New Roman" w:eastAsia="宋体"/>
+          <w:sz w:val="21"/>
+        </w:rPr>
+        <w:t>In magnetic resonance imaging (MRI), direct dipole-dipole interactions between paramagnetic metal centers and water molecules govern the T 1 relaxation of contrast agents. Metal chelates featuring multiple unpaired electrons have long dominated MRI contrast agents. Despite theoretically offering more paramagnetic centers per probe, nanoparticle-based contrast agents have struggled because of the insufficient direct dipolar interactions with water, impeding their clinical adoption. Here, we present an electrophilicity-engineered magnetic sensor (EEMS), which leverages high-electronegativity metal atoms to enhance the electrophilicity of paramagnetic centers in nanosensors, enabling direct electrophilic catalytic dipolar interactions (ECD) with water for enhanced MRI. EEMS demonstrates robust T 1 contrast with a longitudinal relaxivity of 23.2 per millimolar per second at 9 tesla, visualizing tumor cell clusters as small as 68.5 micrometer in vivo. ECD-MRI allows detecting and precise resection of axillary lymph nodes containing dormant tumor cell clusters, achieving 100% survival in mice 100 days postsurgery. EEMS-enhanced ECD-MRI presents a transformative imaging principle for noninvasive visualization of previously undetectable biological entities.</w:t>
+      </w:r>
+    </w:p>
+    <w:p>
+      <w:r>
+        <w:rPr>
+          <w:rFonts w:ascii="Times New Roman" w:hAnsi="Times New Roman" w:eastAsia="宋体"/>
+          <w:sz w:val="21"/>
+        </w:rPr>
+        <w:t>__________________________________________________</w:t>
+      </w:r>
+    </w:p>
+    <w:p>
+      <w:pPr>
+        <w:pStyle w:val="Heading2"/>
+      </w:pPr>
+      <w:r/>
+      <w:r>
+        <w:rPr>
+          <w:rFonts w:ascii="Times New Roman" w:hAnsi="Times New Roman" w:eastAsia="宋体"/>
+          <w:b/>
+          <w:color w:val="000000"/>
+          <w:sz w:val="24"/>
+        </w:rPr>
+        <w:t>粘连蛋白聚类修饰因子的遗传筛选确定了基因组折叠的调节因子</w:t>
+      </w:r>
+    </w:p>
+    <w:p>
+      <w:r>
+        <w:rPr>
+          <w:rFonts w:ascii="Times New Roman" w:hAnsi="Times New Roman" w:eastAsia="宋体"/>
+          <w:b/>
+          <w:color w:val="003264"/>
+          <w:sz w:val="24"/>
+        </w:rPr>
+        <w:t>A genetic screen for modifiers of cohesin clustering identifies regulators of genome folding</w:t>
+      </w:r>
+    </w:p>
+    <w:p>
+      <w:r>
+        <w:rPr>
+          <w:rFonts w:ascii="Times New Roman" w:hAnsi="Times New Roman" w:eastAsia="宋体"/>
+          <w:sz w:val="21"/>
+        </w:rPr>
+        <w:t>作者: Wonho Kim, Daniel S. Park, Son C. Nguyen, Rachel Yang, Eric F. Joyce, Rajan Jain</w:t>
+        <w:br/>
+      </w:r>
+      <w:r>
+        <w:rPr>
+          <w:rFonts w:ascii="Times New Roman" w:hAnsi="Times New Roman" w:eastAsia="宋体"/>
+          <w:sz w:val="21"/>
+        </w:rPr>
+        <w:t xml:space="preserve">时间: 2026-01-30 | </w:t>
+      </w:r>
+      <w:r>
+        <w:t xml:space="preserve">链接: </w:t>
+      </w:r>
+      <w:hyperlink r:id="rId177">
+        <w:r>
+          <w:rPr>
+            <w:rFonts w:ascii="Times New Roman" w:hAnsi="Times New Roman" w:eastAsia="宋体"/>
+            <w:color w:val="0000FF"/>
+            <w:sz w:val="21"/>
+            <w:u w:val="single"/>
+          </w:rPr>
+          <w:t>https://doi.org/10.1126/sciadv.adx5130</w:t>
+        </w:r>
+      </w:hyperlink>
+    </w:p>
+    <w:p>
+      <w:pPr>
+        <w:spacing w:before="120"/>
+      </w:pPr>
+      <w:r>
+        <w:rPr>
+          <w:rFonts w:ascii="Times New Roman" w:hAnsi="Times New Roman" w:eastAsia="宋体"/>
+          <w:b/>
+          <w:sz w:val="21"/>
+        </w:rPr>
+        <w:t>中文摘要:</w:t>
+      </w:r>
+    </w:p>
+    <w:p>
+      <w:pPr>
+        <w:ind w:firstLine="360"/>
+      </w:pPr>
+      <w:r>
+        <w:rPr>
+          <w:rFonts w:ascii="Times New Roman" w:hAnsi="Times New Roman" w:eastAsia="宋体"/>
+          <w:sz w:val="21"/>
+        </w:rPr>
+        <w:t>粘连蛋白复合物通过多个步骤协调 3D 基因组结构，包括加载到染色质上、DNA 环挤出、挤出停止和从染色质上卸载。然而，调节这些步骤的上游监管因素在很大程度上仍未被探索。先前的研究表明，粘连蛋白聚类与其染色质停留时间和环挤出活性相关。在这里，我们开发、优化并进行了基于成像的遗传筛选，利用粘连蛋白聚类的调节来识别粘连蛋白调节剂。使用粘连蛋白卸载器 WAPL 部分降解的敏化背景，我们筛选了可成药基因组对粘连蛋白聚类的影响。通过多轮筛选和实验，我们鉴定了7个粘连蛋白聚类的增强子和10个抑制子。有几个因素控制多个基因座的基因组折叠和粘连蛋白负载。值得注意的是，我们的筛选确定了线粒体功能和表观遗传沉默的因素，表明这些过程与粘连蛋白活性的调节有关。这项研究提供了识别粘连蛋白调节因子的宝贵资源，并提供了对控制基因组折叠的上游机制的见解。</w:t>
+      </w:r>
+    </w:p>
+    <w:p>
+      <w:pPr>
+        <w:spacing w:before="120"/>
+      </w:pPr>
+      <w:r>
+        <w:rPr>
+          <w:rFonts w:ascii="Times New Roman" w:hAnsi="Times New Roman" w:eastAsia="宋体"/>
+          <w:b/>
+          <w:sz w:val="21"/>
+        </w:rPr>
+        <w:t>English Abstract:</w:t>
+      </w:r>
+    </w:p>
+    <w:p>
+      <w:r>
+        <w:rPr>
+          <w:rFonts w:ascii="Times New Roman" w:hAnsi="Times New Roman" w:eastAsia="宋体"/>
+          <w:sz w:val="21"/>
+        </w:rPr>
+        <w:t>The cohesin complex orchestrates 3D genome architecture through multiple steps including loading onto chromatin, DNA loop extrusion, stalling of extrusion, and unloading off chromatin. However, the upstream regulatory factors modulating these steps remain largely unexplored. Previous studies suggest that cohesin clustering correlates with its chromatin residence time and loop extrusion activity. Here, we developed, optimized, and performed an imaging-based genetic screen leveraging modulation of cohesin clustering to identify cohesin regulators. Using a sensitized background in which the cohesin unloader WAPL is partially degraded, we screened the druggable genome for effects on cohesin clustering. Through multiple rounds of screening and experimentation, we identified 7 enhancers and 10 suppressors of cohesin clustering. Several factors control genome folding at multiple loci and cohesin loading. Notably, our screen identified factors in mitochondrial function and epigenetic silencing, implicating these processes in the regulation of cohesin activity. This study offers a valuable resource identifying cohesin regulators and provides insights into upstream mechanisms governing genome folding.</w:t>
+      </w:r>
+    </w:p>
+    <w:p>
+      <w:r>
+        <w:rPr>
+          <w:rFonts w:ascii="Times New Roman" w:hAnsi="Times New Roman" w:eastAsia="宋体"/>
+          <w:sz w:val="21"/>
+        </w:rPr>
+        <w:t>__________________________________________________</w:t>
+      </w:r>
+    </w:p>
+    <w:p>
+      <w:pPr>
+        <w:pStyle w:val="Heading2"/>
+      </w:pPr>
+      <w:r/>
+      <w:r>
+        <w:rPr>
+          <w:rFonts w:ascii="Times New Roman" w:hAnsi="Times New Roman" w:eastAsia="宋体"/>
+          <w:b/>
+          <w:color w:val="000000"/>
+          <w:sz w:val="24"/>
+        </w:rPr>
+        <w:t>微藻中 β-1,3-葡聚糖诱导集体行为</w:t>
+      </w:r>
+    </w:p>
+    <w:p>
+      <w:r>
+        <w:rPr>
+          <w:rFonts w:ascii="Times New Roman" w:hAnsi="Times New Roman" w:eastAsia="宋体"/>
+          <w:b/>
+          <w:color w:val="003264"/>
+          <w:sz w:val="24"/>
+        </w:rPr>
+        <w:t>Induction of collective behavior by β-1,3-glucans in microalgae</w:t>
+      </w:r>
+    </w:p>
+    <w:p>
+      <w:r>
+        <w:rPr>
+          <w:rFonts w:ascii="Times New Roman" w:hAnsi="Times New Roman" w:eastAsia="宋体"/>
+          <w:sz w:val="21"/>
+        </w:rPr>
+        <w:t>作者: Lou Lambert, Richard G. Dorrell, Antoine Danon</w:t>
+        <w:br/>
+      </w:r>
+      <w:r>
+        <w:rPr>
+          <w:rFonts w:ascii="Times New Roman" w:hAnsi="Times New Roman" w:eastAsia="宋体"/>
+          <w:sz w:val="21"/>
+        </w:rPr>
+        <w:t xml:space="preserve">时间: 2026-01-30 | </w:t>
+      </w:r>
+      <w:r>
+        <w:t xml:space="preserve">链接: </w:t>
+      </w:r>
+      <w:hyperlink r:id="rId178">
+        <w:r>
+          <w:rPr>
+            <w:rFonts w:ascii="Times New Roman" w:hAnsi="Times New Roman" w:eastAsia="宋体"/>
+            <w:color w:val="0000FF"/>
+            <w:sz w:val="21"/>
+            <w:u w:val="single"/>
+          </w:rPr>
+          <w:t>https://doi.org/10.1126/sciadv.aea5313</w:t>
+        </w:r>
+      </w:hyperlink>
+    </w:p>
+    <w:p>
+      <w:pPr>
+        <w:spacing w:before="120"/>
+      </w:pPr>
+      <w:r>
+        <w:rPr>
+          <w:rFonts w:ascii="Times New Roman" w:hAnsi="Times New Roman" w:eastAsia="宋体"/>
+          <w:b/>
+          <w:sz w:val="21"/>
+        </w:rPr>
+        <w:t>中文摘要:</w:t>
+      </w:r>
+    </w:p>
+    <w:p>
+      <w:pPr>
+        <w:ind w:firstLine="360"/>
+      </w:pPr>
+      <w:r>
+        <w:rPr>
+          <w:rFonts w:ascii="Times New Roman" w:hAnsi="Times New Roman" w:eastAsia="宋体"/>
+          <w:sz w:val="21"/>
+        </w:rPr>
+        <w:t>β-1,3-葡聚糖是多方面的分子，在水生生态系统中发挥着关键作用，它们储存大气中的CO 2 ，​​并且在人类健康中发挥着关键作用，它们有助于对抗病原体并具有抗癌特性。到目前为止，藻类中的 β-1,3-葡聚糖除了储存糖分之外没有其他作用。我们在此表明​​，在莱茵衣藻中，β-1,3-葡聚糖控制聚集，这是一种应对压力的集体行为。我们已经确定了在聚集过程中专门参与 β-1,3-葡聚糖合成和降解的酶。 β-1,3-葡聚糖诱导聚集的转录组揭示了该激发子的早期效应。比较基因组分析使我们能够设想 β-1,3-葡聚糖在团藻目向多细胞性转变中的潜在作用。 β-1,3-葡聚糖在单细胞模式生物衣藻的应激反应中的功能的发现揭示了它们的作用模式。考虑到它们在对抗植物和动物中的病原真菌方面的潜在作用，这一点尤其重要。</w:t>
+      </w:r>
+    </w:p>
+    <w:p>
+      <w:pPr>
+        <w:spacing w:before="120"/>
+      </w:pPr>
+      <w:r>
+        <w:rPr>
+          <w:rFonts w:ascii="Times New Roman" w:hAnsi="Times New Roman" w:eastAsia="宋体"/>
+          <w:b/>
+          <w:sz w:val="21"/>
+        </w:rPr>
+        <w:t>English Abstract:</w:t>
+      </w:r>
+    </w:p>
+    <w:p>
+      <w:r>
+        <w:rPr>
+          <w:rFonts w:ascii="Times New Roman" w:hAnsi="Times New Roman" w:eastAsia="宋体"/>
+          <w:sz w:val="21"/>
+        </w:rPr>
+        <w:t>β-1,3-glucans are multifaceted molecules, playing a key role in aquatic ecosystems where they store atmospheric CO 2 , as well as in human health, where they help fight pathogens and have anticancer properties. Until now, no role other than sugar storage had been attributed to β-1,3-glucans in algae. We show here that in Chlamydomonas reinhardtii , β-1,3-glucans control aggregation, a collective behavior in response to stress. We have identified the enzymes specifically involved in β-1,3-glucan synthesis and degradation during aggregation. The transcriptome of β-1,3-glucan–induced aggregation revealed an early effect of this elicitor. A comparative genomic analysis allowed us to envisage a potential role for β-1,3-glucans in the transition to multicellularity in Volvocales. The finding of the function of β-1,3-glucans in the stress response of the unicellular model organism Chlamydomonas sheds light into their mode of action. This is particularly relevant given their potential roles combatting pathogenic fungi in plants and animals.</w:t>
+      </w:r>
+    </w:p>
+    <w:p>
+      <w:r>
+        <w:rPr>
+          <w:rFonts w:ascii="Times New Roman" w:hAnsi="Times New Roman" w:eastAsia="宋体"/>
+          <w:sz w:val="21"/>
+        </w:rPr>
+        <w:t>__________________________________________________</w:t>
+      </w:r>
+    </w:p>
+    <w:p>
+      <w:pPr>
+        <w:pStyle w:val="Heading2"/>
+      </w:pPr>
+      <w:r/>
+      <w:r>
+        <w:rPr>
+          <w:rFonts w:ascii="Times New Roman" w:hAnsi="Times New Roman" w:eastAsia="宋体"/>
+          <w:b/>
+          <w:color w:val="000000"/>
+          <w:sz w:val="24"/>
+        </w:rPr>
+        <w:t>使用生成扩散模型进行千米级对流模型仿真</w:t>
+      </w:r>
+    </w:p>
+    <w:p>
+      <w:r>
+        <w:rPr>
+          <w:rFonts w:ascii="Times New Roman" w:hAnsi="Times New Roman" w:eastAsia="宋体"/>
+          <w:b/>
+          <w:color w:val="003264"/>
+          <w:sz w:val="24"/>
+        </w:rPr>
+        <w:t>Kilometer-scale convection-allowing model emulation using generative diffusion modeling</w:t>
+      </w:r>
+    </w:p>
+    <w:p>
+      <w:r>
+        <w:rPr>
+          <w:rFonts w:ascii="Times New Roman" w:hAnsi="Times New Roman" w:eastAsia="宋体"/>
+          <w:sz w:val="21"/>
+        </w:rPr>
+        <w:t>作者: Jaideep Pathak, Yair Cohen, Piyush Garg, Peter Harrington, Noah Brenowitz, Dale Durran, Morteza Mardani, Arash Vahdat, Shaoming Xu, Karthik Kashinath, Michael Pritchard</w:t>
+        <w:br/>
+      </w:r>
+      <w:r>
+        <w:rPr>
+          <w:rFonts w:ascii="Times New Roman" w:hAnsi="Times New Roman" w:eastAsia="宋体"/>
+          <w:sz w:val="21"/>
+        </w:rPr>
+        <w:t xml:space="preserve">时间: 2026-01-30 | </w:t>
+      </w:r>
+      <w:r>
+        <w:t xml:space="preserve">链接: </w:t>
+      </w:r>
+      <w:hyperlink r:id="rId179">
+        <w:r>
+          <w:rPr>
+            <w:rFonts w:ascii="Times New Roman" w:hAnsi="Times New Roman" w:eastAsia="宋体"/>
+            <w:color w:val="0000FF"/>
+            <w:sz w:val="21"/>
+            <w:u w:val="single"/>
+          </w:rPr>
+          <w:t>https://doi.org/10.1126/sciadv.adv0423</w:t>
+        </w:r>
+      </w:hyperlink>
+    </w:p>
+    <w:p>
+      <w:pPr>
+        <w:spacing w:before="120"/>
+      </w:pPr>
+      <w:r>
+        <w:rPr>
+          <w:rFonts w:ascii="Times New Roman" w:hAnsi="Times New Roman" w:eastAsia="宋体"/>
+          <w:b/>
+          <w:sz w:val="21"/>
+        </w:rPr>
+        <w:t>中文摘要:</w:t>
+      </w:r>
+    </w:p>
+    <w:p>
+      <w:pPr>
+        <w:ind w:firstLine="360"/>
+      </w:pPr>
+      <w:r>
+        <w:rPr>
+          <w:rFonts w:ascii="Times New Roman" w:hAnsi="Times New Roman" w:eastAsia="宋体"/>
+          <w:sz w:val="21"/>
+        </w:rPr>
+        <w:t>风暴规模对流模型（CAM）明确解析了大气中的对流动力学，以预测导致破坏性极端天气的雷暴和中尺度对流系统的演变。迄今为止，深度学习模型在这种公里级大气模拟方面尚未被证明是熟练的，尽管在较粗的分辨率上与最先进的全球中期天气预报具有竞争力。我们提出了一种名为 StormCast 的生成扩散模型，它模拟高分辨率快速刷新 (HRRR)——美国国家海洋和大气管理局最先进的 3 公里可操作 CAM。 StormCast 使用 1 小时的时间步长，以大气边界层的密集垂直分辨率，以 26 个天气变量为条件，以自回归方式预测 99 个公里级的状态变量。我们展示了成功学习的公里级动力学，包括复合雷达反射率的竞争性 1 至 6 小时预测技能以及物理上真实的对流星团演化、潮湿上升气流和冷池形态。这些结果为改进公里级区域机器学习天气预报和未来气候灾害动态降尺度提供了机会。</w:t>
+      </w:r>
+    </w:p>
+    <w:p>
+      <w:pPr>
+        <w:spacing w:before="120"/>
+      </w:pPr>
+      <w:r>
+        <w:rPr>
+          <w:rFonts w:ascii="Times New Roman" w:hAnsi="Times New Roman" w:eastAsia="宋体"/>
+          <w:b/>
+          <w:sz w:val="21"/>
+        </w:rPr>
+        <w:t>English Abstract:</w:t>
+      </w:r>
+    </w:p>
+    <w:p>
+      <w:r>
+        <w:rPr>
+          <w:rFonts w:ascii="Times New Roman" w:hAnsi="Times New Roman" w:eastAsia="宋体"/>
+          <w:sz w:val="21"/>
+        </w:rPr>
+        <w:t>Storm-scale convection-allowing models (CAMs) explicitly resolve convective dynamics within the atmosphere to predict the evolution of thunderstorms and mesoscale convective systems that result in damaging extreme weather. Deep learning models have, thus far, not proven skillful in this regime of kilometer-scale atmospheric simulation, despite being competitive at coarser resolutions with state-of-the-art global, medium-range weather forecasting. We present a generative diffusion model called StormCast, which emulates the High-Resolution Rapid Refresh (HRRR)—National Oceanic and Atmospheric Administration’s state-of-the-art 3-kilometer operational CAM. StormCast autoregressively predicts 99 state variables at the kilometer scale using a 1-hour time step, with dense vertical resolution in the atmospheric boundary layer, conditioned on 26 synoptic variables. We show successfully learned kilometer-scale dynamics including competitive 1- to 6-hour forecast skill for composite radar reflectivity alongside physically realistic convective cluster evolution, moist updrafts, and cold pool morphology. These results present opportunities for improving kilometer-scale regional ML weather prediction and future climate hazard dynamical downscaling.</w:t>
+      </w:r>
+    </w:p>
+    <w:p>
+      <w:r>
+        <w:rPr>
+          <w:rFonts w:ascii="Times New Roman" w:hAnsi="Times New Roman" w:eastAsia="宋体"/>
+          <w:sz w:val="21"/>
+        </w:rPr>
+        <w:t>__________________________________________________</w:t>
+      </w:r>
+    </w:p>
+    <w:p>
+      <w:pPr>
+        <w:pStyle w:val="Heading2"/>
+      </w:pPr>
+      <w:r/>
+      <w:r>
+        <w:rPr>
+          <w:rFonts w:ascii="Times New Roman" w:hAnsi="Times New Roman" w:eastAsia="宋体"/>
+          <w:b/>
+          <w:color w:val="000000"/>
+          <w:sz w:val="24"/>
+        </w:rPr>
+        <w:t>C-H氧化非特异性过氧酶的计算合理设计</w:t>
+      </w:r>
+    </w:p>
+    <w:p>
+      <w:r>
+        <w:rPr>
+          <w:rFonts w:ascii="Times New Roman" w:hAnsi="Times New Roman" w:eastAsia="宋体"/>
+          <w:b/>
+          <w:color w:val="003264"/>
+          <w:sz w:val="24"/>
+        </w:rPr>
+        <w:t>Computational rational design of unspecific peroxygenase for C-H oxidation</w:t>
+      </w:r>
+    </w:p>
+    <w:p>
+      <w:r>
+        <w:rPr>
+          <w:rFonts w:ascii="Times New Roman" w:hAnsi="Times New Roman" w:eastAsia="宋体"/>
+          <w:sz w:val="21"/>
+        </w:rPr>
+        <w:t>作者: Ruichen Gao, Xiaodi Fu, Zonglin Li, Zhiyao Wang, Guanjian Li, Jun Ge, Frank Hollmann, Zhanfeng Wang, Wen-Yong Lou, Xiaoling Wu</w:t>
+        <w:br/>
+      </w:r>
+      <w:r>
+        <w:rPr>
+          <w:rFonts w:ascii="Times New Roman" w:hAnsi="Times New Roman" w:eastAsia="宋体"/>
+          <w:sz w:val="21"/>
+        </w:rPr>
+        <w:t xml:space="preserve">时间: 2026-01-30 | </w:t>
+      </w:r>
+      <w:r>
+        <w:t xml:space="preserve">链接: </w:t>
+      </w:r>
+      <w:hyperlink r:id="rId180">
+        <w:r>
+          <w:rPr>
+            <w:rFonts w:ascii="Times New Roman" w:hAnsi="Times New Roman" w:eastAsia="宋体"/>
+            <w:color w:val="0000FF"/>
+            <w:sz w:val="21"/>
+            <w:u w:val="single"/>
+          </w:rPr>
+          <w:t>https://doi.org/10.1126/sciadv.aeb6329</w:t>
+        </w:r>
+      </w:hyperlink>
+    </w:p>
+    <w:p>
+      <w:pPr>
+        <w:spacing w:before="120"/>
+      </w:pPr>
+      <w:r>
+        <w:rPr>
+          <w:rFonts w:ascii="Times New Roman" w:hAnsi="Times New Roman" w:eastAsia="宋体"/>
+          <w:b/>
+          <w:sz w:val="21"/>
+        </w:rPr>
+        <w:t>中文摘要:</w:t>
+      </w:r>
+    </w:p>
+    <w:p>
+      <w:pPr>
+        <w:ind w:firstLine="360"/>
+      </w:pPr>
+      <w:r>
+        <w:rPr>
+          <w:rFonts w:ascii="Times New Roman" w:hAnsi="Times New Roman" w:eastAsia="宋体"/>
+          <w:sz w:val="21"/>
+        </w:rPr>
+        <w:t>计算理性设计已成为一种改造酶的革命性方法，具有定制的选择性和效率。在碳氢氧化这一合成化学的关键挑战中，非特异性过氧化酶（UPO）使用过氧化氢直接氧化未活化的碳氢键，但其实用性因活性低和选择性不完善而受到限制。通过计算理性设计，本研究系统地导航巨大的序列空间，识别增强UPO催化性能的突变，最终产生活性增强13倍和对映选择性&gt;99%的UPO变体，并揭示了残基Lys 165在活性和对映选择性中的主导作用。这项研究展示了计算策略如何克服进化限制，为合成化学提供高效的生物催化剂。</w:t>
+      </w:r>
+    </w:p>
+    <w:p>
+      <w:pPr>
+        <w:spacing w:before="120"/>
+      </w:pPr>
+      <w:r>
+        <w:rPr>
+          <w:rFonts w:ascii="Times New Roman" w:hAnsi="Times New Roman" w:eastAsia="宋体"/>
+          <w:b/>
+          <w:sz w:val="21"/>
+        </w:rPr>
+        <w:t>English Abstract:</w:t>
+      </w:r>
+    </w:p>
+    <w:p>
+      <w:r>
+        <w:rPr>
+          <w:rFonts w:ascii="Times New Roman" w:hAnsi="Times New Roman" w:eastAsia="宋体"/>
+          <w:sz w:val="21"/>
+        </w:rPr>
+        <w:t>Computational rational design has emerged as a transformative approach to engineer enzymes with tailored selectivity and efficiency. In the context of carbon-hydrogen oxidation, a key challenge in synthetic chemistry, unspecific peroxygenases (UPOs) directly oxidize unactivated carbon-hydrogen bonds using hydrogen peroxide, yet their utility is limited by low activity and imperfect selectivity. By computational rational design, this study systematically navigated vast sequence spaces to identify mutations that enhance catalytic performance of UPOs, lastly yielded UPO variants with 13-fold enhanced activity and &gt;99% enantioselectivity, and revealed the dominant role of residue Lys 165 in activity and enantioselectivity. This study shows how computational strategies overcome evolutionary constraints to deliver efficient biocatalysts for synthetic chemistry.</w:t>
+      </w:r>
+    </w:p>
+    <w:p>
+      <w:r>
+        <w:rPr>
+          <w:rFonts w:ascii="Times New Roman" w:hAnsi="Times New Roman" w:eastAsia="宋体"/>
+          <w:sz w:val="21"/>
+        </w:rPr>
+        <w:t>__________________________________________________</w:t>
+      </w:r>
+    </w:p>
+    <w:p>
+      <w:pPr>
+        <w:pStyle w:val="Heading2"/>
+      </w:pPr>
+      <w:r/>
+      <w:r>
+        <w:rPr>
+          <w:rFonts w:ascii="Times New Roman" w:hAnsi="Times New Roman" w:eastAsia="宋体"/>
+          <w:b/>
+          <w:color w:val="000000"/>
+          <w:sz w:val="24"/>
+        </w:rPr>
+        <w:t>人 AQP11 的冷冻电镜结构揭示了具有大孔的三聚体结构</w:t>
+      </w:r>
+    </w:p>
+    <w:p>
+      <w:r>
+        <w:rPr>
+          <w:rFonts w:ascii="Times New Roman" w:hAnsi="Times New Roman" w:eastAsia="宋体"/>
+          <w:b/>
+          <w:color w:val="003264"/>
+          <w:sz w:val="24"/>
+        </w:rPr>
+        <w:t>Cryo-EM structure of human AQP11 reveals a trimeric architecture with a large pore</w:t>
+      </w:r>
+    </w:p>
+    <w:p>
+      <w:r>
+        <w:rPr>
+          <w:rFonts w:ascii="Times New Roman" w:hAnsi="Times New Roman" w:eastAsia="宋体"/>
+          <w:sz w:val="21"/>
+        </w:rPr>
+        <w:t>作者: Shota Suzuki, Akiko Kamegawa, Daisuke Kozai, Kouki Nishikawa, Katsumasa Irie, Yoshinori Fujiyoshi</w:t>
+        <w:br/>
+      </w:r>
+      <w:r>
+        <w:rPr>
+          <w:rFonts w:ascii="Times New Roman" w:hAnsi="Times New Roman" w:eastAsia="宋体"/>
+          <w:sz w:val="21"/>
+        </w:rPr>
+        <w:t xml:space="preserve">时间: 2026-01-30 | </w:t>
+      </w:r>
+      <w:r>
+        <w:t xml:space="preserve">链接: </w:t>
+      </w:r>
+      <w:hyperlink r:id="rId181">
+        <w:r>
+          <w:rPr>
+            <w:rFonts w:ascii="Times New Roman" w:hAnsi="Times New Roman" w:eastAsia="宋体"/>
+            <w:color w:val="0000FF"/>
+            <w:sz w:val="21"/>
+            <w:u w:val="single"/>
+          </w:rPr>
+          <w:t>https://doi.org/10.1126/sciadv.aeb5769</w:t>
+        </w:r>
+      </w:hyperlink>
+    </w:p>
+    <w:p>
+      <w:pPr>
+        <w:spacing w:before="120"/>
+      </w:pPr>
+      <w:r>
+        <w:rPr>
+          <w:rFonts w:ascii="Times New Roman" w:hAnsi="Times New Roman" w:eastAsia="宋体"/>
+          <w:b/>
+          <w:sz w:val="21"/>
+        </w:rPr>
+        <w:t>中文摘要:</w:t>
+      </w:r>
+    </w:p>
+    <w:p>
+      <w:pPr>
+        <w:ind w:firstLine="360"/>
+      </w:pPr>
+      <w:r>
+        <w:rPr>
+          <w:rFonts w:ascii="Times New Roman" w:hAnsi="Times New Roman" w:eastAsia="宋体"/>
+          <w:sz w:val="21"/>
+        </w:rPr>
+        <w:t>Aquaporin-11 (AQP-11) 是一种内质网定位水通道，对于肾脏发育至关重要。其结构及其传输特性的分子基础仍然未知。我们在冷冻电子显微镜下以 2.3 Å 分辨率分析了人类 AQP11 结构，揭示了与其他已知四聚体 AQP 相比的三聚体结构，以及包含七个跨膜螺旋 (Hs) 的拓扑结构，其中包括一个额外的 N 端螺旋 (H0)。该通道孔比典型的 AQP 更宽、疏水性更强，并且具有围绕 Asn-Pro-Cys (NPC) 序列而不是典型的 Asn-Pro-Ala (NPA) 基序的独特结构。这些特征提供了水和其他小溶质可以渗透 AQP11 的结构框架。我们的研究结果为设计特定抑制剂来研究 AQP11 的生理功能提供了蓝图。</w:t>
+      </w:r>
+    </w:p>
+    <w:p>
+      <w:pPr>
+        <w:spacing w:before="120"/>
+      </w:pPr>
+      <w:r>
+        <w:rPr>
+          <w:rFonts w:ascii="Times New Roman" w:hAnsi="Times New Roman" w:eastAsia="宋体"/>
+          <w:b/>
+          <w:sz w:val="21"/>
+        </w:rPr>
+        <w:t>English Abstract:</w:t>
+      </w:r>
+    </w:p>
+    <w:p>
+      <w:r>
+        <w:rPr>
+          <w:rFonts w:ascii="Times New Roman" w:hAnsi="Times New Roman" w:eastAsia="宋体"/>
+          <w:sz w:val="21"/>
+        </w:rPr>
+        <w:t>Aquaporin-11 (AQP-11) is an endoplasmic reticulum-localized water channel essential for renal development. Its structure and the molecular basis of its transport properties remained unknown. We analyzed the human AQP11 structure under cryo–electron microscopy at 2.3 Å resolution, revealing a trimeric architecture compared with other known tetrameric AQPs and a topology comprising seven transmembrane helices (Hs), including an additional N-terminal helix (H0). The channel pore is broader and more hydrophobic than that of canonical AQPs, and features a unique structure surrounding an Asn-Pro-Cys (NPC) sequence instead of the typical Asn-Pro-Ala (NPA) motif. These features provide a structural framework through which water and other small solutes can permeate AQP11. Our findings provide a blueprint for designing specific inhibitors to investigate the physiologic functions of AQP11.</w:t>
+      </w:r>
+    </w:p>
+    <w:p>
+      <w:r>
+        <w:rPr>
+          <w:rFonts w:ascii="Times New Roman" w:hAnsi="Times New Roman" w:eastAsia="宋体"/>
+          <w:sz w:val="21"/>
+        </w:rPr>
+        <w:t>__________________________________________________</w:t>
+      </w:r>
+    </w:p>
+    <w:p>
+      <w:pPr>
+        <w:pStyle w:val="Heading2"/>
+      </w:pPr>
+      <w:r/>
+      <w:r>
+        <w:rPr>
+          <w:rFonts w:ascii="Times New Roman" w:hAnsi="Times New Roman" w:eastAsia="宋体"/>
+          <w:b/>
+          <w:color w:val="000000"/>
+          <w:sz w:val="24"/>
+        </w:rPr>
+        <w:t>通过移码合成的牛樟芝半乳甘露聚糖文库揭示了有效的免疫调节八糖结构域</w:t>
+      </w:r>
+    </w:p>
+    <w:p>
+      <w:r>
+        <w:rPr>
+          <w:rFonts w:ascii="Times New Roman" w:hAnsi="Times New Roman" w:eastAsia="宋体"/>
+          <w:b/>
+          <w:color w:val="003264"/>
+          <w:sz w:val="24"/>
+        </w:rPr>
+        <w:t>A synthetic Antrodia cinnamomea galactomannan library by frameshift unveils a potent immunoregulatory octasaccharide domain</w:t>
+      </w:r>
+    </w:p>
+    <w:p>
+      <w:r>
+        <w:rPr>
+          <w:rFonts w:ascii="Times New Roman" w:hAnsi="Times New Roman" w:eastAsia="宋体"/>
+          <w:sz w:val="21"/>
+        </w:rPr>
+        <w:t>作者: Qishuai Li, Xiao-Lin Zhang, Ran Liu, Peng Wang, Hongzhi Cao, Allan Wee Ren Ng, Yuan Qiao, Han Ding, Xue-Wei Liu, Ming Li</w:t>
+        <w:br/>
+      </w:r>
+      <w:r>
+        <w:rPr>
+          <w:rFonts w:ascii="Times New Roman" w:hAnsi="Times New Roman" w:eastAsia="宋体"/>
+          <w:sz w:val="21"/>
+        </w:rPr>
+        <w:t xml:space="preserve">时间: 2026-01-30 | </w:t>
+      </w:r>
+      <w:r>
+        <w:t xml:space="preserve">链接: </w:t>
+      </w:r>
+      <w:hyperlink r:id="rId182">
+        <w:r>
+          <w:rPr>
+            <w:rFonts w:ascii="Times New Roman" w:hAnsi="Times New Roman" w:eastAsia="宋体"/>
+            <w:color w:val="0000FF"/>
+            <w:sz w:val="21"/>
+            <w:u w:val="single"/>
+          </w:rPr>
+          <w:t>https://doi.org/10.1126/sciadv.aec5309</w:t>
+        </w:r>
+      </w:hyperlink>
+    </w:p>
+    <w:p>
+      <w:pPr>
+        <w:spacing w:before="120"/>
+      </w:pPr>
+      <w:r>
+        <w:rPr>
+          <w:rFonts w:ascii="Times New Roman" w:hAnsi="Times New Roman" w:eastAsia="宋体"/>
+          <w:b/>
+          <w:sz w:val="21"/>
+        </w:rPr>
+        <w:t>中文摘要:</w:t>
+      </w:r>
+    </w:p>
+    <w:p>
+      <w:pPr>
+        <w:ind w:firstLine="360"/>
+      </w:pPr>
+      <w:r>
+        <w:rPr>
+          <w:rFonts w:ascii="Times New Roman" w:hAnsi="Times New Roman" w:eastAsia="宋体"/>
+          <w:sz w:val="21"/>
+        </w:rPr>
+        <w:t>我们报告了牛樟芝半乳甘露聚糖文库的设计、合成和免疫学评估，该文库由 11 种寡糖组成，链长范围为 4 至 24 个糖。这些低聚糖保持一致的 75% 甘露糖和 25% 半乳糖组成，反映了天然半乳甘露聚糖的关键结构特征。值得注意的是，该文库包含五种四糖和四种八糖，展示了肉桂半乳甘露聚糖所有可能的移码模式，为构效关系研究探索连接模式和域效应的作用提供了有价值的材料。该文库的合成是通过高效的立体选择性 α-半乳糖基化方法实现的。免疫学评估表明，八糖4及其两个亚基四糖7和10表现出有效的免疫调节活性，表现出显着的域效应。初步机制研究表明，这些寡糖通过抑制丝裂原激活蛋白激酶信号通路发挥作用。此外，八糖4独特地减弱了核因子κB通路，突出了其化合物特异性机制并展示了1 + 1 &gt; 2效应。</w:t>
+      </w:r>
+    </w:p>
+    <w:p>
+      <w:pPr>
+        <w:spacing w:before="120"/>
+      </w:pPr>
+      <w:r>
+        <w:rPr>
+          <w:rFonts w:ascii="Times New Roman" w:hAnsi="Times New Roman" w:eastAsia="宋体"/>
+          <w:b/>
+          <w:sz w:val="21"/>
+        </w:rPr>
+        <w:t>English Abstract:</w:t>
+      </w:r>
+    </w:p>
+    <w:p>
+      <w:r>
+        <w:rPr>
+          <w:rFonts w:ascii="Times New Roman" w:hAnsi="Times New Roman" w:eastAsia="宋体"/>
+          <w:sz w:val="21"/>
+        </w:rPr>
+        <w:t>We report the design, synthesis, and immunological evaluation of an Antrodia cinnamomea galactomannan library consisting of 11 oligosaccharides, with chain lengths ranging from 4 to 24 sugars. These oligosaccharides maintain a consistent composition of 75% mannose and 25% galactose, mirroring the key structural features of natural galactomannan. Notably, the library includes five tetrasaccharides and four octasaccharides, exhibiting all possible frameshift patterns of A. cinnamomea galactomannan, offering valuable materials for structure-activity relationship studies to explore the role of linking modes and domain effect. The synthesis of this library was achieved through a highly effective stereoselective α-galactosylation approach. Immunological evaluations revealed that octasaccharide 4 and its two subunit tetrasaccharides 7 and 10 exhibited potent immunoregulatory activities, demonstrating a notable domain effect. Preliminary mechanistic studies unveiled that these oligosaccharides exert their effects by suppressing mitogen-activated protein kinase signaling pathway. In addition, octasaccharide 4 uniquely attenuated nuclear factor κB pathway, highlighting its compound-specific mechanism and demonstrating a 1 + 1 &gt; 2 effect.</w:t>
+      </w:r>
+    </w:p>
+    <w:p>
+      <w:r>
+        <w:rPr>
+          <w:rFonts w:ascii="Times New Roman" w:hAnsi="Times New Roman" w:eastAsia="宋体"/>
+          <w:sz w:val="21"/>
+        </w:rPr>
+        <w:t>__________________________________________________</w:t>
+      </w:r>
+    </w:p>
+    <w:p>
+      <w:pPr>
+        <w:pStyle w:val="Heading2"/>
+      </w:pPr>
+      <w:r/>
+      <w:r>
+        <w:rPr>
+          <w:rFonts w:ascii="Times New Roman" w:hAnsi="Times New Roman" w:eastAsia="宋体"/>
+          <w:b/>
+          <w:color w:val="000000"/>
+          <w:sz w:val="24"/>
+        </w:rPr>
+        <w:t>通过相干能量重新分配实现量子态复兴</w:t>
+      </w:r>
+    </w:p>
+    <w:p>
+      <w:r>
+        <w:rPr>
+          <w:rFonts w:ascii="Times New Roman" w:hAnsi="Times New Roman" w:eastAsia="宋体"/>
+          <w:b/>
+          <w:color w:val="003264"/>
+          <w:sz w:val="24"/>
+        </w:rPr>
+        <w:t>Quantum state revival via coherent energy redistribution</w:t>
+      </w:r>
+    </w:p>
+    <w:p>
+      <w:r>
+        <w:rPr>
+          <w:rFonts w:ascii="Times New Roman" w:hAnsi="Times New Roman" w:eastAsia="宋体"/>
+          <w:sz w:val="21"/>
+        </w:rPr>
+        <w:t>作者: Benjamin Crockett, Nicola Montaut, James van Howe, Piotr Roztocki, Yang Liu, Robin Helsten, Wei Zhao, Roberto Morandotti, José Azaña</w:t>
+        <w:br/>
+      </w:r>
+      <w:r>
+        <w:rPr>
+          <w:rFonts w:ascii="Times New Roman" w:hAnsi="Times New Roman" w:eastAsia="宋体"/>
+          <w:sz w:val="21"/>
+        </w:rPr>
+        <w:t xml:space="preserve">时间: 2026-01-30 | </w:t>
+      </w:r>
+      <w:r>
+        <w:t xml:space="preserve">链接: </w:t>
+      </w:r>
+      <w:hyperlink r:id="rId183">
+        <w:r>
+          <w:rPr>
+            <w:rFonts w:ascii="Times New Roman" w:hAnsi="Times New Roman" w:eastAsia="宋体"/>
+            <w:color w:val="0000FF"/>
+            <w:sz w:val="21"/>
+            <w:u w:val="single"/>
+          </w:rPr>
+          <w:t>https://doi.org/10.1126/sciadv.ady8981</w:t>
+        </w:r>
+      </w:hyperlink>
+    </w:p>
+    <w:p>
+      <w:pPr>
+        <w:spacing w:before="120"/>
+      </w:pPr>
+      <w:r>
+        <w:rPr>
+          <w:rFonts w:ascii="Times New Roman" w:hAnsi="Times New Roman" w:eastAsia="宋体"/>
+          <w:b/>
+          <w:sz w:val="21"/>
+        </w:rPr>
+        <w:t>中文摘要:</w:t>
+      </w:r>
+    </w:p>
+    <w:p>
+      <w:pPr>
+        <w:ind w:firstLine="360"/>
+      </w:pPr>
+      <w:r>
+        <w:rPr>
+          <w:rFonts w:ascii="Times New Roman" w:hAnsi="Times New Roman" w:eastAsia="宋体"/>
+          <w:sz w:val="21"/>
+        </w:rPr>
+        <w:t>高保真度处理和检测量子态对于在许多应用中实现量子优势至关重要。然而，众所周知，这些状态是脆弱的，因为它们对损耗敏感、无法被放大以及对退相干的敏感性。这使得它们比传统信号更容易受到噪声的影响，从而限制了它们的实验室外部署。我们演示了量子相干能量重新分布，它不仅可以恢复隐藏在噪声中的纠缠态，还可以改善其特性，从而朝着具有更好可部署性的抗噪声架构迈进。使用标准电信基础设施，我们显示时间仓纠缠光子对的巧合与巧合比率增加了一个数量级。此外，我们通过对被噪声破坏的量子位进行量子态断层扫描测量来恢复量子干涉可见性和保真度，从而证明了丢失纠缠的恢复。</w:t>
+      </w:r>
+    </w:p>
+    <w:p>
+      <w:pPr>
+        <w:spacing w:before="120"/>
+      </w:pPr>
+      <w:r>
+        <w:rPr>
+          <w:rFonts w:ascii="Times New Roman" w:hAnsi="Times New Roman" w:eastAsia="宋体"/>
+          <w:b/>
+          <w:sz w:val="21"/>
+        </w:rPr>
+        <w:t>English Abstract:</w:t>
+      </w:r>
+    </w:p>
+    <w:p>
+      <w:r>
+        <w:rPr>
+          <w:rFonts w:ascii="Times New Roman" w:hAnsi="Times New Roman" w:eastAsia="宋体"/>
+          <w:sz w:val="21"/>
+        </w:rPr>
+        <w:t>Processing and detecting quantum states with high fidelity are essential for enabling quantum advantages across many applications. However, these states are known to be fragile because of their sensitivity to losses, their inability to be amplified, and their susceptibility to decoherence. This makes them far more vulnerable to noise than classical signals, limiting their out-of-lab deployment. We demonstrate quantum coherent energy redistribution, which not only recovers entangled states buried in noise but also improves their properties, moving toward noise-robust architectures with better deployability. Using standard telecommunications infrastructure, we show an order of magnitude increase in the coincidence-to-accidental ratio for time-bin entangled photon pairs. Furthermore, we demonstrate the revival of lost entanglement by recovering quantum interference visibility and fidelity from quantum state tomography measurements of qubits corrupted by noise.</w:t>
+      </w:r>
+    </w:p>
+    <w:p>
+      <w:r>
+        <w:rPr>
+          <w:rFonts w:ascii="Times New Roman" w:hAnsi="Times New Roman" w:eastAsia="宋体"/>
+          <w:sz w:val="21"/>
+        </w:rPr>
+        <w:t>__________________________________________________</w:t>
+      </w:r>
+    </w:p>
+    <w:p>
+      <w:pPr>
+        <w:pStyle w:val="Heading2"/>
+      </w:pPr>
+      <w:r/>
+      <w:r>
+        <w:rPr>
+          <w:rFonts w:ascii="Times New Roman" w:hAnsi="Times New Roman" w:eastAsia="宋体"/>
+          <w:b/>
+          <w:color w:val="000000"/>
+          <w:sz w:val="24"/>
+        </w:rPr>
+        <w:t>COVID-19 大流行后癫痫发作恶化的颞叶癫痫患者的神经免疫激活：[ 18 F]DPA-714 PET/MR 研究</w:t>
+      </w:r>
+    </w:p>
+    <w:p>
+      <w:r>
+        <w:rPr>
+          <w:rFonts w:ascii="Times New Roman" w:hAnsi="Times New Roman" w:eastAsia="宋体"/>
+          <w:b/>
+          <w:color w:val="003264"/>
+          <w:sz w:val="24"/>
+        </w:rPr>
+        <w:t>Neuroimmune activation in temporal lobe epilepsy patients with worsening seizure following the COVID-19 pandemic: A [ 18 F]DPA-714 PET/MR study</w:t>
+      </w:r>
+    </w:p>
+    <w:p>
+      <w:r>
+        <w:rPr>
+          <w:rFonts w:ascii="Times New Roman" w:hAnsi="Times New Roman" w:eastAsia="宋体"/>
+          <w:sz w:val="21"/>
+        </w:rPr>
+        <w:t>作者: Ling Xiao, Li Qin, Tao Jiang, Ming Qu, Manliu Hou, Yongxiang Tang, Shuo Hu, Li Feng</w:t>
+        <w:br/>
+      </w:r>
+      <w:r>
+        <w:rPr>
+          <w:rFonts w:ascii="Times New Roman" w:hAnsi="Times New Roman" w:eastAsia="宋体"/>
+          <w:sz w:val="21"/>
+        </w:rPr>
+        <w:t xml:space="preserve">时间: 2026-01-30 | </w:t>
+      </w:r>
+      <w:r>
+        <w:t xml:space="preserve">链接: </w:t>
+      </w:r>
+      <w:hyperlink r:id="rId184">
+        <w:r>
+          <w:rPr>
+            <w:rFonts w:ascii="Times New Roman" w:hAnsi="Times New Roman" w:eastAsia="宋体"/>
+            <w:color w:val="0000FF"/>
+            <w:sz w:val="21"/>
+            <w:u w:val="single"/>
+          </w:rPr>
+          <w:t>https://doi.org/10.1126/sciadv.adu5874</w:t>
+        </w:r>
+      </w:hyperlink>
+    </w:p>
+    <w:p>
+      <w:pPr>
+        <w:spacing w:before="120"/>
+      </w:pPr>
+      <w:r>
+        <w:rPr>
+          <w:rFonts w:ascii="Times New Roman" w:hAnsi="Times New Roman" w:eastAsia="宋体"/>
+          <w:b/>
+          <w:sz w:val="21"/>
+        </w:rPr>
+        <w:t>中文摘要:</w:t>
+      </w:r>
+    </w:p>
+    <w:p>
+      <w:pPr>
+        <w:ind w:firstLine="360"/>
+      </w:pPr>
+      <w:r>
+        <w:rPr>
+          <w:rFonts w:ascii="Times New Roman" w:hAnsi="Times New Roman" w:eastAsia="宋体"/>
+          <w:sz w:val="21"/>
+        </w:rPr>
+        <w:t>颞叶癫痫 (TLE) 患者在 COVID-19 后经常会出现癫痫恶化的情况，称为 COVID-19 后活动性 TLE。虽然怀疑这些患者存在神经炎症变化，但大脑中枢和全身炎症的测量仍有待探索。我们研究了易位蛋白标准化摄取值比 (TSPO SUVr)（一种使用正电子发射断层扫描 (PET) 的神经炎症量化标志物）在 COVID-19 后活动性 TLE 患者的大脑中是否升高。此外，我们还检查了 TSPO SUVr 和炎症因子之间的相关性，以确定 COVID-19 后活动性癫痫的潜在外周血炎症预测因子。我们的研究强调了 COVID-19 后活动性 TLE 患者大脑中存在广泛的神经炎症，并且血浆中炎症细胞因子的水平升高。此外，白细胞介素-1β (IL-1β)、IL-10 和干扰素-γ (IFN-γ) 的血浆水平与神经免疫激活之间的强相关性表明，将血浆炎症因子与 TSPO PET 相结合，可以作为临床诊断、动态监测和评估 TLE 相关神经炎症免疫治疗效果的可靠方法。</w:t>
+      </w:r>
+    </w:p>
+    <w:p>
+      <w:pPr>
+        <w:spacing w:before="120"/>
+      </w:pPr>
+      <w:r>
+        <w:rPr>
+          <w:rFonts w:ascii="Times New Roman" w:hAnsi="Times New Roman" w:eastAsia="宋体"/>
+          <w:b/>
+          <w:sz w:val="21"/>
+        </w:rPr>
+        <w:t>English Abstract:</w:t>
+      </w:r>
+    </w:p>
+    <w:p>
+      <w:r>
+        <w:rPr>
+          <w:rFonts w:ascii="Times New Roman" w:hAnsi="Times New Roman" w:eastAsia="宋体"/>
+          <w:sz w:val="21"/>
+        </w:rPr>
+        <w:t>Patients with temporal lobe epilepsy (TLE) frequently experience worsening epilepsy following COVID-19, referred to as post–COVID-19 active TLE. While neuroinflammatory changes are suspected in these patients, measurements of both central and systemic inflammation in the brain remain unexplored. We investigate whether the translocator protein standardized uptake value ratio (TSPO SUVr), a quantifiable marker of neuroinflammation using positron emission tomography (PET), is elevated in the brains of patients with post–COVID-19 active TLE. In addition, we examine correlations between TSPO SUVr and inflammatory factors to identify potential peripheral blood inflammatory predictors of post–COVID-19 active epilepsy. Our study highlights the presence of widespread neuroinflammation in the brain and increased levels of inflammatory cytokines in the plasma of individuals with post–COVID-19 active TLE. Furthermore, strong correlations between plasma levels of interleukin-1β (IL-1β), IL-10, and interferon-γ (IFN-γ) and neuroimmune activation suggest the potential for integrating plasma inflammatory factors with TSPO PET as a dependable approach for clinical diagnosis, dynamic monitoring, and assessment of immune-based therapeutic efficacy in TLE-associated neuroinflammation.</w:t>
+      </w:r>
+    </w:p>
+    <w:p>
+      <w:r>
+        <w:rPr>
+          <w:rFonts w:ascii="Times New Roman" w:hAnsi="Times New Roman" w:eastAsia="宋体"/>
+          <w:sz w:val="21"/>
+        </w:rPr>
+        <w:t>__________________________________________________</w:t>
+      </w:r>
+    </w:p>
+    <w:p>
+      <w:pPr>
+        <w:pStyle w:val="Heading1"/>
+      </w:pPr>
+      <w:r>
+        <w:rPr>
+          <w:rFonts w:ascii="Times New Roman" w:hAnsi="Times New Roman" w:eastAsia="宋体"/>
+          <w:b/>
+          <w:color w:val="000000"/>
+          <w:sz w:val="32"/>
+        </w:rPr>
+        <w:t>Scientific Reports</w:t>
+      </w:r>
+    </w:p>
+    <w:p>
+      <w:pPr>
+        <w:jc w:val="center"/>
+      </w:pPr>
+      <w:r>
+        <w:t>--- 更新: 12:41 ---</w:t>
+      </w:r>
+    </w:p>
+    <w:p>
+      <w:pPr>
+        <w:pStyle w:val="Heading2"/>
+      </w:pPr>
+      <w:r/>
+      <w:r>
+        <w:rPr>
+          <w:rFonts w:ascii="Times New Roman" w:hAnsi="Times New Roman" w:eastAsia="宋体"/>
+          <w:b/>
+          <w:color w:val="000000"/>
+          <w:sz w:val="24"/>
+        </w:rPr>
+        <w:t>监测公众对不必要的地震预警警报的反应</w:t>
+      </w:r>
+    </w:p>
+    <w:p>
+      <w:r>
+        <w:rPr>
+          <w:rFonts w:ascii="Times New Roman" w:hAnsi="Times New Roman" w:eastAsia="宋体"/>
+          <w:b/>
+          <w:color w:val="003264"/>
+          <w:sz w:val="24"/>
+        </w:rPr>
+        <w:t>Monitoring public reaction to an unnecessary earthquake early warning alert</w:t>
+      </w:r>
+    </w:p>
+    <w:p>
+      <w:r>
+        <w:rPr>
+          <w:rFonts w:ascii="Times New Roman" w:hAnsi="Times New Roman" w:eastAsia="宋体"/>
+          <w:sz w:val="21"/>
+        </w:rPr>
+        <w:t>作者: Gony Yagoda-Biran, Ran N. Nof, Yonat Zwebner</w:t>
+        <w:br/>
+      </w:r>
+      <w:r>
+        <w:rPr>
+          <w:rFonts w:ascii="Times New Roman" w:hAnsi="Times New Roman" w:eastAsia="宋体"/>
+          <w:sz w:val="21"/>
+        </w:rPr>
+        <w:t xml:space="preserve">时间: 2026-02-03 | </w:t>
+      </w:r>
+      <w:r>
+        <w:t xml:space="preserve">链接: </w:t>
+      </w:r>
+      <w:hyperlink r:id="rId185">
+        <w:r>
+          <w:rPr>
+            <w:rFonts w:ascii="Times New Roman" w:hAnsi="Times New Roman" w:eastAsia="宋体"/>
+            <w:color w:val="0000FF"/>
+            <w:sz w:val="21"/>
+            <w:u w:val="single"/>
+          </w:rPr>
+          <w:t>https://doi.org/10.1038/s41598-026-37958-1</w:t>
+        </w:r>
+      </w:hyperlink>
+    </w:p>
+    <w:p>
+      <w:pPr>
+        <w:spacing w:before="120"/>
+      </w:pPr>
+      <w:r>
+        <w:rPr>
+          <w:rFonts w:ascii="Times New Roman" w:hAnsi="Times New Roman" w:eastAsia="宋体"/>
+          <w:b/>
+          <w:sz w:val="21"/>
+        </w:rPr>
+        <w:t>中文摘要:</w:t>
+      </w:r>
+    </w:p>
+    <w:p>
+      <w:pPr>
+        <w:ind w:firstLine="360"/>
+      </w:pPr>
+      <w:r>
+        <w:rPr>
+          <w:rFonts w:ascii="Times New Roman" w:hAnsi="Times New Roman" w:eastAsia="宋体"/>
+          <w:sz w:val="21"/>
+        </w:rPr>
+        <w:t>虚假或不必要的地震预警 (EEW) 警报可能会损害公众信任，可能导致警报疲劳或脱离，这是政策制定者最关心的问题。尽管虚假警报本质上是不可预测的，但 2024 年 10 月 26 日出现了一个难得的研究机会，当时以色列 EEW 系统将一场计划中的军事爆炸错误地归类为 5.2 级地震，向超过 100 万人发出警报。这是以色列有史以来第一次公共电子预警警报，发生在战时，此前一年几乎每天都有导弹警报。活动结束后不久进行了一项预先登记的调查（N = 1,043）。由于警报的地理范围有限，该事件提供了一个准实验机会来比较收到警报和未收到警报的人之间的态度。结果显示，公众在很大程度上仍然有动力遵循电子预警预警指南，并且对错误警报有相当大的容忍度。然而，对虚假电子战警报的容忍度明显低于虚假导弹警报，这表明公众对地震威胁和安全威胁的看法不同。尽管存在虚假警报和长时间接触警报，但公众对接收警告的支持仍然很强，即使是对于非破坏性的、有感的事件。这些发现凸显了公众信任的弹性，并为设计有效的警报系统提供了见解。</w:t>
+      </w:r>
+    </w:p>
+    <w:p>
+      <w:pPr>
+        <w:spacing w:before="120"/>
+      </w:pPr>
+      <w:r>
+        <w:rPr>
+          <w:rFonts w:ascii="Times New Roman" w:hAnsi="Times New Roman" w:eastAsia="宋体"/>
+          <w:b/>
+          <w:sz w:val="21"/>
+        </w:rPr>
+        <w:t>English Abstract:</w:t>
+      </w:r>
+    </w:p>
+    <w:p>
+      <w:r>
+        <w:rPr>
+          <w:rFonts w:ascii="Times New Roman" w:hAnsi="Times New Roman" w:eastAsia="宋体"/>
+          <w:sz w:val="21"/>
+        </w:rPr>
+        <w:t>False or unnecessary Earthquake Early Warning (EEW) alerts risk undermining public trust, potentially leading to alert fatigue or disengagement, a critical concern for policymakers. Although false alerts are inherently unpredictable, a rare opportunity to study one arose on October 26, 2024, when a planned military explosion was mistakenly classified as a magnitude 5.2 earthquake by the Israeli EEW system, triggering alerts to over one million people. This was the first-ever public EEW alert in Israel and occurred during wartime, following a year of near-daily missile alerts. A preregistered survey (N = 1,043) was conducted shortly after this event. Because the alert was geographically limited, the incident offered a quasi-experimental opportunity to compare attitudes between those who received the alert and those who did not. Results showed that the public remained largely motivated to follow EEW guidance and had considerable tolerance for false alerts. However, tolerance was significantly lower for false EEW alerts than false missile alerts, indicating different public perceptions of seismic versus security threats. Despite the false alert and prolonged exposure to alerts, public support for receiving warning, even for non-damaging, felt events, remained strong. These findings highlight the resilience of public trust and offer insights for designing effective alert systems.</w:t>
+      </w:r>
+    </w:p>
+    <w:p>
+      <w:r>
+        <w:rPr>
+          <w:rFonts w:ascii="Times New Roman" w:hAnsi="Times New Roman" w:eastAsia="宋体"/>
+          <w:sz w:val="21"/>
+        </w:rPr>
+        <w:t>__________________________________________________</w:t>
+      </w:r>
+    </w:p>
+    <w:p>
+      <w:pPr>
+        <w:pStyle w:val="Heading2"/>
+      </w:pPr>
+      <w:r/>
+      <w:r>
+        <w:rPr>
+          <w:rFonts w:ascii="Times New Roman" w:hAnsi="Times New Roman" w:eastAsia="宋体"/>
+          <w:b/>
+          <w:color w:val="000000"/>
+          <w:sz w:val="24"/>
+        </w:rPr>
+        <w:t>意大利语的高级自然交互：LLaMAntino-3-ANITA</w:t>
+      </w:r>
+    </w:p>
+    <w:p>
+      <w:r>
+        <w:rPr>
+          <w:rFonts w:ascii="Times New Roman" w:hAnsi="Times New Roman" w:eastAsia="宋体"/>
+          <w:b/>
+          <w:color w:val="003264"/>
+          <w:sz w:val="24"/>
+        </w:rPr>
+        <w:t>Advanced natural-based interaction for the ITAlian language: LLaMAntino-3-ANITA</w:t>
+      </w:r>
+    </w:p>
+    <w:p>
+      <w:r>
+        <w:rPr>
+          <w:rFonts w:ascii="Times New Roman" w:hAnsi="Times New Roman" w:eastAsia="宋体"/>
+          <w:sz w:val="21"/>
+        </w:rPr>
+        <w:t>作者: Marco Polignano, Pierpaolo Basile, Giovanni Semeraro</w:t>
+        <w:br/>
+      </w:r>
+      <w:r>
+        <w:rPr>
+          <w:rFonts w:ascii="Times New Roman" w:hAnsi="Times New Roman" w:eastAsia="宋体"/>
+          <w:sz w:val="21"/>
+        </w:rPr>
+        <w:t xml:space="preserve">时间: 2026-02-03 | </w:t>
+      </w:r>
+      <w:r>
+        <w:t xml:space="preserve">链接: </w:t>
+      </w:r>
+      <w:hyperlink r:id="rId186">
+        <w:r>
+          <w:rPr>
+            <w:rFonts w:ascii="Times New Roman" w:hAnsi="Times New Roman" w:eastAsia="宋体"/>
+            <w:color w:val="0000FF"/>
+            <w:sz w:val="21"/>
+            <w:u w:val="single"/>
+          </w:rPr>
+          <w:t>https://doi.org/10.1038/s41598-025-31319-0</w:t>
+        </w:r>
+      </w:hyperlink>
+    </w:p>
+    <w:p>
+      <w:pPr>
+        <w:spacing w:before="120"/>
+      </w:pPr>
+      <w:r>
+        <w:rPr>
+          <w:rFonts w:ascii="Times New Roman" w:hAnsi="Times New Roman" w:eastAsia="宋体"/>
+          <w:b/>
+          <w:sz w:val="21"/>
+        </w:rPr>
+        <w:t>中文摘要:</w:t>
+      </w:r>
+    </w:p>
+    <w:p>
+      <w:pPr>
+        <w:ind w:firstLine="360"/>
+      </w:pPr>
+      <w:r>
+        <w:rPr>
+          <w:rFonts w:ascii="Times New Roman" w:hAnsi="Times New Roman" w:eastAsia="宋体"/>
+          <w:sz w:val="21"/>
+        </w:rPr>
+        <w:t>这项工作介绍了 LLaMAntino-3-ANITA-8B-Inst-DPO-ITA，这是一种基于 Meta-AI LLaMA-3 模型系列、适用于意大利语的大型语言模型 (LLM)。首先使用监督微调（SFT）技术对英语数据集对原始 8B 参数指令调优模型进行微调，以增强其在指令任务上的基线性能。随后，应用直接偏好优化 (DPO) 流程来调整偏好、减少不安全响应并限制偏差。在最后阶段，该模型使用有限数量的高质量意大利语数据来适应意大利语。该方法结合了 QLoRA 的效率（用于微调原始模型权重的较小部分）和 DPO 来细化模型的输出，使模型适应意大利语语言结构，同时保持计算效率。对意大利语和英语语言的 Open LLM 基准的评估证实了该模型的有效性，在意大利 LLM 中实现了最先进的性能，在各种意大利语文本理解和问答任务上的平均准确度得分为 0.6160。该模型通过 HuggingFace 中心发布，并在 GitHub 存储库中提供了使用示例。</w:t>
+      </w:r>
+    </w:p>
+    <w:p>
+      <w:pPr>
+        <w:spacing w:before="120"/>
+      </w:pPr>
+      <w:r>
+        <w:rPr>
+          <w:rFonts w:ascii="Times New Roman" w:hAnsi="Times New Roman" w:eastAsia="宋体"/>
+          <w:b/>
+          <w:sz w:val="21"/>
+        </w:rPr>
+        <w:t>English Abstract:</w:t>
+      </w:r>
+    </w:p>
+    <w:p>
+      <w:r>
+        <w:rPr>
+          <w:rFonts w:ascii="Times New Roman" w:hAnsi="Times New Roman" w:eastAsia="宋体"/>
+          <w:sz w:val="21"/>
+        </w:rPr>
+        <w:t>This work introduces, LLaMAntino-3-ANITA-8B-Inst-DPO-ITA, a Large Language Model (LLM) adapted for the Italian language based on the Meta-AI LLaMA-3 model family. The original 8B parameter instruction-tuned model is first fine-tuned using the Supervised Fine-tuning (SFT) technique on English datasets to enhance its baseline performance on instruction tasks. Subsequently, a Direct Preference Optimization (DPO) process is applied to align preferences, mitigate unsafe responses, and limiting biases. In the final stage, the model is adapted to the Italian language using a limited amount of high quality Italian language data. This methodology combines the efficiency of QLoRA, for fine-tuning on a smaller portion of the original model weights, with DPO to refine the model’s output, adapting the model to the Italian linguistic structure while maintaining computational efficiency. Evaluation on Open LLM benchmarks for both Italian and English languages confirms the model’s effectiveness, achieving state- of-the-art performance among Italian LLMs with an average accuracy score of 0.6160 on various Italian text comprehension and question-answering tasks. The model is released via the HuggingFace hub, with usage examples available in the GitHub repository.</w:t>
+      </w:r>
+    </w:p>
+    <w:p>
+      <w:r>
+        <w:rPr>
+          <w:rFonts w:ascii="Times New Roman" w:hAnsi="Times New Roman" w:eastAsia="宋体"/>
+          <w:sz w:val="21"/>
+        </w:rPr>
+        <w:t>__________________________________________________</w:t>
+      </w:r>
+    </w:p>
+    <w:p>
+      <w:pPr>
+        <w:pStyle w:val="Heading2"/>
+      </w:pPr>
+      <w:r/>
+      <w:r>
+        <w:rPr>
+          <w:rFonts w:ascii="Times New Roman" w:hAnsi="Times New Roman" w:eastAsia="宋体"/>
+          <w:b/>
+          <w:color w:val="000000"/>
+          <w:sz w:val="24"/>
+        </w:rPr>
+        <w:t>修正：使用深度学习从无人机图像中检测红树林幼苗进行恢复监测</w:t>
+      </w:r>
+    </w:p>
+    <w:p>
+      <w:r>
+        <w:rPr>
+          <w:rFonts w:ascii="Times New Roman" w:hAnsi="Times New Roman" w:eastAsia="宋体"/>
+          <w:b/>
+          <w:color w:val="003264"/>
+          <w:sz w:val="24"/>
+        </w:rPr>
+        <w:t>Correction: Detecting mangrove seedlings from UAV imagery using deep learning for restoration monitoring</w:t>
+      </w:r>
+    </w:p>
+    <w:p>
+      <w:r>
+        <w:rPr>
+          <w:rFonts w:ascii="Times New Roman" w:hAnsi="Times New Roman" w:eastAsia="宋体"/>
+          <w:sz w:val="21"/>
+        </w:rPr>
+        <w:t>作者: Yuri Shendryk, Maria P. Vilas</w:t>
+        <w:br/>
+      </w:r>
+      <w:r>
+        <w:rPr>
+          <w:rFonts w:ascii="Times New Roman" w:hAnsi="Times New Roman" w:eastAsia="宋体"/>
+          <w:sz w:val="21"/>
+        </w:rPr>
+        <w:t xml:space="preserve">时间: 2026-02-03 | </w:t>
+      </w:r>
+      <w:r>
+        <w:t xml:space="preserve">链接: </w:t>
+      </w:r>
+      <w:hyperlink r:id="rId187">
+        <w:r>
+          <w:rPr>
+            <w:rFonts w:ascii="Times New Roman" w:hAnsi="Times New Roman" w:eastAsia="宋体"/>
+            <w:color w:val="0000FF"/>
+            <w:sz w:val="21"/>
+            <w:u w:val="single"/>
+          </w:rPr>
+          <w:t>https://doi.org/10.1038/s41598-026-37788-1</w:t>
+        </w:r>
+      </w:hyperlink>
+    </w:p>
+    <w:p>
+      <w:pPr>
+        <w:spacing w:before="120"/>
+      </w:pPr>
+      <w:r>
+        <w:rPr>
+          <w:rFonts w:ascii="Times New Roman" w:hAnsi="Times New Roman" w:eastAsia="宋体"/>
+          <w:b/>
+          <w:sz w:val="21"/>
+        </w:rPr>
+        <w:t>中文摘要:</w:t>
+      </w:r>
+    </w:p>
+    <w:p>
+      <w:pPr>
+        <w:ind w:firstLine="360"/>
+      </w:pPr>
+      <w:r>
+        <w:rPr>
+          <w:rFonts w:ascii="Times New Roman" w:hAnsi="Times New Roman" w:eastAsia="宋体"/>
+          <w:sz w:val="21"/>
+        </w:rPr>
+        <w:t>（摘要暂缺，等待官方补全）</w:t>
+      </w:r>
+    </w:p>
+    <w:p>
+      <w:pPr>
+        <w:spacing w:before="120"/>
+      </w:pPr>
+      <w:r>
+        <w:rPr>
+          <w:rFonts w:ascii="Times New Roman" w:hAnsi="Times New Roman" w:eastAsia="宋体"/>
+          <w:b/>
+          <w:sz w:val="21"/>
+        </w:rPr>
+        <w:t>English Abstract:</w:t>
+      </w:r>
+    </w:p>
+    <w:p>
+      <w:r>
+        <w:rPr>
+          <w:rFonts w:ascii="Times New Roman" w:hAnsi="Times New Roman" w:eastAsia="宋体"/>
+          <w:sz w:val="21"/>
+        </w:rPr>
+        <w:t>Abstract not available.</w:t>
+      </w:r>
+    </w:p>
+    <w:p>
+      <w:r>
+        <w:rPr>
+          <w:rFonts w:ascii="Times New Roman" w:hAnsi="Times New Roman" w:eastAsia="宋体"/>
+          <w:sz w:val="21"/>
+        </w:rPr>
+        <w:t>__________________________________________________</w:t>
+      </w:r>
+    </w:p>
+    <w:p>
+      <w:pPr>
+        <w:pStyle w:val="Heading2"/>
+      </w:pPr>
+      <w:r/>
+      <w:r>
+        <w:rPr>
+          <w:rFonts w:ascii="Times New Roman" w:hAnsi="Times New Roman" w:eastAsia="宋体"/>
+          <w:b/>
+          <w:color w:val="000000"/>
+          <w:sz w:val="24"/>
+        </w:rPr>
+        <w:t>使用仿生机器人关节探索关节受体的本体感受潜力</w:t>
+      </w:r>
+    </w:p>
+    <w:p>
+      <w:r>
+        <w:rPr>
+          <w:rFonts w:ascii="Times New Roman" w:hAnsi="Times New Roman" w:eastAsia="宋体"/>
+          <w:b/>
+          <w:color w:val="003264"/>
+          <w:sz w:val="24"/>
+        </w:rPr>
+        <w:t>Exploring the proprioceptive potential of joint receptors using a biomimetic robotic joint</w:t>
+      </w:r>
+    </w:p>
+    <w:p>
+      <w:r>
+        <w:rPr>
+          <w:rFonts w:ascii="Times New Roman" w:hAnsi="Times New Roman" w:eastAsia="宋体"/>
+          <w:sz w:val="21"/>
+        </w:rPr>
+        <w:t>作者: Akihiro Miki, Shun Hasegawa, Sota Yuzaki, Yuta Sahara, Yoshimoto Ribayashi, Kento Kawaharazuka, Kei Okada</w:t>
+        <w:br/>
+      </w:r>
+      <w:r>
+        <w:rPr>
+          <w:rFonts w:ascii="Times New Roman" w:hAnsi="Times New Roman" w:eastAsia="宋体"/>
+          <w:sz w:val="21"/>
+        </w:rPr>
+        <w:t xml:space="preserve">时间: 2026-02-03 | </w:t>
+      </w:r>
+      <w:r>
+        <w:t xml:space="preserve">链接: </w:t>
+      </w:r>
+      <w:hyperlink r:id="rId188">
+        <w:r>
+          <w:rPr>
+            <w:rFonts w:ascii="Times New Roman" w:hAnsi="Times New Roman" w:eastAsia="宋体"/>
+            <w:color w:val="0000FF"/>
+            <w:sz w:val="21"/>
+            <w:u w:val="single"/>
+          </w:rPr>
+          <w:t>https://doi.org/10.1038/s41598-025-27311-3</w:t>
+        </w:r>
+      </w:hyperlink>
+    </w:p>
+    <w:p>
+      <w:pPr>
+        <w:spacing w:before="120"/>
+      </w:pPr>
+      <w:r>
+        <w:rPr>
+          <w:rFonts w:ascii="Times New Roman" w:hAnsi="Times New Roman" w:eastAsia="宋体"/>
+          <w:b/>
+          <w:sz w:val="21"/>
+        </w:rPr>
+        <w:t>中文摘要:</w:t>
+      </w:r>
+    </w:p>
+    <w:p>
+      <w:pPr>
+        <w:ind w:firstLine="360"/>
+      </w:pPr>
+      <w:r>
+        <w:rPr>
+          <w:rFonts w:ascii="Times New Roman" w:hAnsi="Times New Roman" w:eastAsia="宋体"/>
+          <w:sz w:val="21"/>
+        </w:rPr>
+        <w:t>摘要 在神经科学中，关节感受器传统上被视为极限探测器，仅在极端关节角度时提供位置信息，而肌梭被认为是关节角度位置的主要传感器。然而，关节受体广泛分布在整个关节囊中，它们在本体感觉中的完整作用仍不清楚。在这项研究中，我们特别关注模仿 I 型关节受体，这些受体对缓慢而持续的运动做出反应，并使用机器人技术开发的仿生关节量化了它们的本体感受潜力。结果表明，类 I 型关节感受器单独就能实现本体感觉感知，弯曲和扭转运动的平均误差小于 2 度。这些发现表明，关节受体在本体感觉中发挥的作用可能比之前认识的更大，并且在发育和进化过程中，肌梭和关节受体的相对贡献在神经网络中的权重不同。此外，这项工作可能会引发关于遗传性感觉和自主神经病 III 型患者的肘部和膝盖之间观察到的差异本体感觉缺陷的新讨论。总之，这些发现凸显了基于仿生学的机器人方法在推进神经科学、医学和机器人技术之间的跨学科研究方面的潜力。</w:t>
+      </w:r>
+    </w:p>
+    <w:p>
+      <w:pPr>
+        <w:spacing w:before="120"/>
+      </w:pPr>
+      <w:r>
+        <w:rPr>
+          <w:rFonts w:ascii="Times New Roman" w:hAnsi="Times New Roman" w:eastAsia="宋体"/>
+          <w:b/>
+          <w:sz w:val="21"/>
+        </w:rPr>
+        <w:t>English Abstract:</w:t>
+      </w:r>
+    </w:p>
+    <w:p>
+      <w:r>
+        <w:rPr>
+          <w:rFonts w:ascii="Times New Roman" w:hAnsi="Times New Roman" w:eastAsia="宋体"/>
+          <w:sz w:val="21"/>
+        </w:rPr>
+        <w:t>Abstract In neuroscience, joint receptors have traditionally been viewed as limit detectors, providing positional information only at extreme joint angles, while muscle spindles are considered the primary sensors of joint angle position. However, joint receptors are widely distributed throughout the joint capsule, and their full role in proprioception remains unclear. In this study, we specifically focused on mimicking Type I joint receptors, which respond to slow and sustained movements, and quantified their proprioceptive potential using a biomimetic joint developed with robotics technology. Results showed that Type I-like joint receptors alone enabled proprioceptive sensing with an average error of less than 2 degrees in both bending and twisting motions. These findings suggest that joint receptors may play a greater role in proprioception than previously recognized and that the relative contributions of muscle spindles and joint receptors are differentially weighted within neural networks during development and evolution. Furthermore, this work may prompt new discussions on the differential proprioceptive deficits observed between the elbows and knees in patients with hereditary sensory and autonomic neuropathy type III. Together, these findings highlight the potential of biomimetics-based robotic approaches for advancing interdisciplinary research bridging neuroscience, medicine, and robotics.</w:t>
+      </w:r>
+    </w:p>
+    <w:p>
+      <w:r>
+        <w:rPr>
+          <w:rFonts w:ascii="Times New Roman" w:hAnsi="Times New Roman" w:eastAsia="宋体"/>
+          <w:sz w:val="21"/>
+        </w:rPr>
+        <w:t>__________________________________________________</w:t>
+      </w:r>
+    </w:p>
+    <w:p>
+      <w:pPr>
+        <w:pStyle w:val="Heading2"/>
+      </w:pPr>
+      <w:r/>
+      <w:r>
+        <w:rPr>
+          <w:rFonts w:ascii="Times New Roman" w:hAnsi="Times New Roman" w:eastAsia="宋体"/>
+          <w:b/>
+          <w:color w:val="000000"/>
+          <w:sz w:val="24"/>
+        </w:rPr>
+        <w:t>基于改进RT-DETR的胃肠息肉检测方法</w:t>
+      </w:r>
+    </w:p>
+    <w:p>
+      <w:r>
+        <w:rPr>
+          <w:rFonts w:ascii="Times New Roman" w:hAnsi="Times New Roman" w:eastAsia="宋体"/>
+          <w:b/>
+          <w:color w:val="003264"/>
+          <w:sz w:val="24"/>
+        </w:rPr>
+        <w:t>Gastrointestinal polyp detection method based on the improved RT-DETR</w:t>
+      </w:r>
+    </w:p>
+    <w:p>
+      <w:r>
+        <w:rPr>
+          <w:rFonts w:ascii="Times New Roman" w:hAnsi="Times New Roman" w:eastAsia="宋体"/>
+          <w:sz w:val="21"/>
+        </w:rPr>
+        <w:t>作者: Jiabin Du, Ziqiong He, Su Zhang, Gengqi Wu, Chen Liang</w:t>
+        <w:br/>
+      </w:r>
+      <w:r>
+        <w:rPr>
+          <w:rFonts w:ascii="Times New Roman" w:hAnsi="Times New Roman" w:eastAsia="宋体"/>
+          <w:sz w:val="21"/>
+        </w:rPr>
+        <w:t xml:space="preserve">时间: 2026-02-03 | </w:t>
+      </w:r>
+      <w:r>
+        <w:t xml:space="preserve">链接: </w:t>
+      </w:r>
+      <w:hyperlink r:id="rId189">
+        <w:r>
+          <w:rPr>
+            <w:rFonts w:ascii="Times New Roman" w:hAnsi="Times New Roman" w:eastAsia="宋体"/>
+            <w:color w:val="0000FF"/>
+            <w:sz w:val="21"/>
+            <w:u w:val="single"/>
+          </w:rPr>
+          <w:t>https://doi.org/10.1038/s41598-026-38617-1</w:t>
+        </w:r>
+      </w:hyperlink>
+    </w:p>
+    <w:p>
+      <w:pPr>
+        <w:spacing w:before="120"/>
+      </w:pPr>
+      <w:r>
+        <w:rPr>
+          <w:rFonts w:ascii="Times New Roman" w:hAnsi="Times New Roman" w:eastAsia="宋体"/>
+          <w:b/>
+          <w:sz w:val="21"/>
+        </w:rPr>
+        <w:t>中文摘要:</w:t>
+      </w:r>
+    </w:p>
+    <w:p>
+      <w:pPr>
+        <w:ind w:firstLine="360"/>
+      </w:pPr>
+      <w:r>
+        <w:rPr>
+          <w:rFonts w:ascii="Times New Roman" w:hAnsi="Times New Roman" w:eastAsia="宋体"/>
+          <w:sz w:val="21"/>
+        </w:rPr>
+        <w:t>胃肠道息肉是结直肠癌的潜在前兆，因此通过内窥镜进行准确检测成为有效筛查和监测策略的关键组成部分。然而，由于息肉形态、尺度不平衡和成像噪声的显着变化，自动检测仍然具有挑战性，这通常会导致现有方法的高漏检率。为了解决这些问题，我们提出了一种基于 RT-DETR-r18 架构的优化实时检测框架。我们的方法集成了三个战略增强功能来改进特征表示和注意机制。首先，我们介绍 DWRC3-DRB 模块，它利用残差和密集连接来稳健地融合浅层和深层特征。其次，为了减轻背景干扰，我们设计了EAAAFI模块；该组件支持具有线性复杂性的全局上下文建模，有效地关注信息区域。最后，我们结合了 ELA-HSFPN 模块，将有效的局部注意力与分层特征金字塔相结合，以促进自适应多尺度特征集成。对混合内窥镜数据集的系统实验表明，我们的方法显着优于基线和最先进的检测器。具体来说，与 RT-DETR-r18 相比，我们的方法将精度从 90.7% 提高到 94.8%，召回率从 84.0% 提高到 89.9%，mAP@0.5 从 92.2% 提高到 94.2%。至关重要的是，它在实现这一精度的同时保持了 188.6 FPS 的处理速度，完全满足实时视频处理所需的低延迟基准。</w:t>
+      </w:r>
+    </w:p>
+    <w:p>
+      <w:pPr>
+        <w:spacing w:before="120"/>
+      </w:pPr>
+      <w:r>
+        <w:rPr>
+          <w:rFonts w:ascii="Times New Roman" w:hAnsi="Times New Roman" w:eastAsia="宋体"/>
+          <w:b/>
+          <w:sz w:val="21"/>
+        </w:rPr>
+        <w:t>English Abstract:</w:t>
+      </w:r>
+    </w:p>
+    <w:p>
+      <w:r>
+        <w:rPr>
+          <w:rFonts w:ascii="Times New Roman" w:hAnsi="Times New Roman" w:eastAsia="宋体"/>
+          <w:sz w:val="21"/>
+        </w:rPr>
+        <w:t>Gastrointestinal polyps are potential precursors to colorectal cancer, making accurate detection via endoscopy a key component of effective screening and surveillance strategies. However, automated detection remains challenging due to significant variations in polyp morphology, scale imbalance, and imaging noise, which often lead to high miss rates in existing approaches. To address these issues, we propose an optimized real-time detection framework based on the RT-DETR-r18 architecture. Our method integrates three strategic enhancements to improve feature representation and attention mechanisms. First, we introduce the DWRC3-DRB module, which utilizes residual and dense connections to robustly fuse shallow and deep features. Second, to mitigate background interference, we design the EAAAIFI module; this component enables global context modeling with linear complexity, effectively focusing on informative regions. Finally, we incorporate the ELA-HSFPN module, combining efficient local attention with a hierarchical feature pyramid to facilitate adaptive multi-scale feature integration. Systematic experiments on a hybrid endoscopic dataset demonstrate that our approach significantly outperforms the baseline and state-of-the-art detectors. Specifically, compared to RT-DETR-r18, our method increases precision from 90.7% to 94.8%, recall from 84.0% to 89.9%, and mAP@0.5 from 92.2% to 94.2%. Crucially, it achieves this accuracy while maintaining a processing speed of 188.6 FPS, fully meeting the low-latency benchmarks required for real-time video processing.</w:t>
+      </w:r>
+    </w:p>
+    <w:p>
+      <w:r>
+        <w:rPr>
+          <w:rFonts w:ascii="Times New Roman" w:hAnsi="Times New Roman" w:eastAsia="宋体"/>
+          <w:sz w:val="21"/>
+        </w:rPr>
+        <w:t>__________________________________________________</w:t>
+      </w:r>
+    </w:p>
+    <w:p>
+      <w:pPr>
+        <w:pStyle w:val="Heading2"/>
+      </w:pPr>
+      <w:r/>
+      <w:r>
+        <w:rPr>
+          <w:rFonts w:ascii="Times New Roman" w:hAnsi="Times New Roman" w:eastAsia="宋体"/>
+          <w:b/>
+          <w:color w:val="000000"/>
+          <w:sz w:val="24"/>
+        </w:rPr>
+        <w:t>使用 3D 头像进行身体尺寸估计的功能性大脑图谱</w:t>
+      </w:r>
+    </w:p>
+    <w:p>
+      <w:r>
+        <w:rPr>
+          <w:rFonts w:ascii="Times New Roman" w:hAnsi="Times New Roman" w:eastAsia="宋体"/>
+          <w:b/>
+          <w:color w:val="003264"/>
+          <w:sz w:val="24"/>
+        </w:rPr>
+        <w:t>Functional brain mapping of body size estimation using a 3D avatar</w:t>
+      </w:r>
+    </w:p>
+    <w:p>
+      <w:r>
+        <w:rPr>
+          <w:rFonts w:ascii="Times New Roman" w:hAnsi="Times New Roman" w:eastAsia="宋体"/>
+          <w:sz w:val="21"/>
+        </w:rPr>
+        <w:t>作者: Hayden J. Peel, Joel P. Diaz-Fong, Sameena Karsan, Rajay Kumar, Gerhard Hellemann, Jamie D. Feusner</w:t>
+        <w:br/>
+      </w:r>
+      <w:r>
+        <w:rPr>
+          <w:rFonts w:ascii="Times New Roman" w:hAnsi="Times New Roman" w:eastAsia="宋体"/>
+          <w:sz w:val="21"/>
+        </w:rPr>
+        <w:t xml:space="preserve">时间: 2026-02-03 | </w:t>
+      </w:r>
+      <w:r>
+        <w:t xml:space="preserve">链接: </w:t>
+      </w:r>
+      <w:hyperlink r:id="rId190">
+        <w:r>
+          <w:rPr>
+            <w:rFonts w:ascii="Times New Roman" w:hAnsi="Times New Roman" w:eastAsia="宋体"/>
+            <w:color w:val="0000FF"/>
+            <w:sz w:val="21"/>
+            <w:u w:val="single"/>
+          </w:rPr>
+          <w:t>https://doi.org/10.1038/s41598-026-38383-0</w:t>
+        </w:r>
+      </w:hyperlink>
+    </w:p>
+    <w:p>
+      <w:pPr>
+        <w:spacing w:before="120"/>
+      </w:pPr>
+      <w:r>
+        <w:rPr>
+          <w:rFonts w:ascii="Times New Roman" w:hAnsi="Times New Roman" w:eastAsia="宋体"/>
+          <w:b/>
+          <w:sz w:val="21"/>
+        </w:rPr>
+        <w:t>中文摘要:</w:t>
+      </w:r>
+    </w:p>
+    <w:p>
+      <w:pPr>
+        <w:ind w:firstLine="360"/>
+      </w:pPr>
+      <w:r>
+        <w:rPr>
+          <w:rFonts w:ascii="Times New Roman" w:hAnsi="Times New Roman" w:eastAsia="宋体"/>
+          <w:sz w:val="21"/>
+        </w:rPr>
+        <w:t>身体尺寸估计——判断自己身体大小和形状的能力——是身体形象的关键感知组成部分。然而，其神经基础以及个体间准确性差异的基础仍然知之甚少，部分原因是现有评估工具的局限性。我们使用了 Somatomap 3D 的适应功能磁共振兼容版本，这是一项交互式任务，参与者通过调整 26 个身体部位的大小和形状来操纵可旋转的 3D 化身，以匹配他们感知的身体。 28 名健康的男性和女性成年人在功能磁共振成像期间完成了这项任务。使用通用线性模型对先前身体处理研究中先验感兴趣区域的大脑活动进行建模，该模型结合了事件特定参数和与任务表现相关的参数调制器。使用身体部位估计误差的多维尺度来计算身体尺寸估计准确性的个体间差异，并且得分与来自感兴趣区域的 BOLD 信号特征变量相关。任务投入与假设的身体选择性和多感觉区域的显着激活相关，包括双侧纹状体区域、右侧梭状体区域、右顶上小叶和双侧前运动皮层。多维尺度确定了反映身体部位周长扭曲的主要子维度，这与双侧顶上小叶的神经反应显着相关。没有其他大脑区域与估计准确性的个体间差异存在显着关联。这些结果表明，身体尺寸估计涉及视觉、运动和顶叶区域的分布式网络。其中，只有顶上小叶显示出与身体部位周长的身体尺寸估计准确性的个体间差异显着相关，支持其作为精神疾病（例如饮食失调和身体变形障碍）中身体表征改变的候选神经基质的作用。</w:t>
+      </w:r>
+    </w:p>
+    <w:p>
+      <w:pPr>
+        <w:spacing w:before="120"/>
+      </w:pPr>
+      <w:r>
+        <w:rPr>
+          <w:rFonts w:ascii="Times New Roman" w:hAnsi="Times New Roman" w:eastAsia="宋体"/>
+          <w:b/>
+          <w:sz w:val="21"/>
+        </w:rPr>
+        <w:t>English Abstract:</w:t>
+      </w:r>
+    </w:p>
+    <w:p>
+      <w:r>
+        <w:rPr>
+          <w:rFonts w:ascii="Times New Roman" w:hAnsi="Times New Roman" w:eastAsia="宋体"/>
+          <w:sz w:val="21"/>
+        </w:rPr>
+        <w:t>Body size estimation—the ability to judge the size and shape of one’s own body—is a key perceptual component of body image. However, its neural basis, and the basis for inter-individual differences in accuracy, remain poorly understood, partly due to limitations in existing assessment tools. We used an adapted, fMRI-compatible version of Somatomap 3D, an interactive task in which participants manipulate a rotatable 3D avatar by adjusting the size and shape of 26 individual body parts to match their perceived body. Twenty-eight healthy male and female adults completed the task during fMRI. Brain activity in a priori regions of interest from previous studies of body processing was modeled using a general linear model incorporating event-specific parameters and parametric modulators related to task performance. Inter-individual differences in body size estimation accuracy were calculated using multidimensional scaling of body part estimation errors, and scores were correlated with BOLD signal eigenvariates from regions of interest. Task engagement was associated with significant activation in hypothesized body-selective and multisensory regions, including bilateral extrastriate body area, right fusiform body area, right superior parietal lobule, and bilateral premotor cortex. Multidimensional scaling identified a primary subdimension reflecting distortions in body part girths, which was significantly associated with neural responses in bilateral superior parietal lobule. No other brain regions showed significant associations with inter-individual differences in estimation accuracy. These results suggest that body size estimation engages a distributed network of visual, motor, and parietal regions. Among these, only the superior parietal lobule showed a significant association with inter-individual variation in body size estimation accuracy for body part girths, supporting its role as a candidate neural substrate for altered body representation in psychiatric conditions such as eating disorders and body dysmorphic disorder.</w:t>
+      </w:r>
+    </w:p>
+    <w:p>
+      <w:r>
+        <w:rPr>
+          <w:rFonts w:ascii="Times New Roman" w:hAnsi="Times New Roman" w:eastAsia="宋体"/>
+          <w:sz w:val="21"/>
+        </w:rPr>
+        <w:t>__________________________________________________</w:t>
+      </w:r>
+    </w:p>
+    <w:p>
+      <w:pPr>
+        <w:pStyle w:val="Heading2"/>
+      </w:pPr>
+      <w:r/>
+      <w:r>
+        <w:rPr>
+          <w:rFonts w:ascii="Times New Roman" w:hAnsi="Times New Roman" w:eastAsia="宋体"/>
+          <w:b/>
+          <w:color w:val="000000"/>
+          <w:sz w:val="24"/>
+        </w:rPr>
+        <w:t>使用灰狼优化进行离线签名验证的混合机器学习框架</w:t>
+      </w:r>
+    </w:p>
+    <w:p>
+      <w:r>
+        <w:rPr>
+          <w:rFonts w:ascii="Times New Roman" w:hAnsi="Times New Roman" w:eastAsia="宋体"/>
+          <w:b/>
+          <w:color w:val="003264"/>
+          <w:sz w:val="24"/>
+        </w:rPr>
+        <w:t>A hybrid machine learning framework for offline signature verification using gray wolf optimization</w:t>
+      </w:r>
+    </w:p>
+    <w:p>
+      <w:r>
+        <w:rPr>
+          <w:rFonts w:ascii="Times New Roman" w:hAnsi="Times New Roman" w:eastAsia="宋体"/>
+          <w:sz w:val="21"/>
+        </w:rPr>
+        <w:t>作者: Nemi Chandra Rathore, Akshay Juneja, Neeraj Kumar, Vijay Kumar, Arvind Dhaka</w:t>
+        <w:br/>
+      </w:r>
+      <w:r>
+        <w:rPr>
+          <w:rFonts w:ascii="Times New Roman" w:hAnsi="Times New Roman" w:eastAsia="宋体"/>
+          <w:sz w:val="21"/>
+        </w:rPr>
+        <w:t xml:space="preserve">时间: 2026-02-03 | </w:t>
+      </w:r>
+      <w:r>
+        <w:t xml:space="preserve">链接: </w:t>
+      </w:r>
+      <w:hyperlink r:id="rId191">
+        <w:r>
+          <w:rPr>
+            <w:rFonts w:ascii="Times New Roman" w:hAnsi="Times New Roman" w:eastAsia="宋体"/>
+            <w:color w:val="0000FF"/>
+            <w:sz w:val="21"/>
+            <w:u w:val="single"/>
+          </w:rPr>
+          <w:t>https://doi.org/10.1038/s41598-026-36163-4</w:t>
+        </w:r>
+      </w:hyperlink>
+    </w:p>
+    <w:p>
+      <w:pPr>
+        <w:spacing w:before="120"/>
+      </w:pPr>
+      <w:r>
+        <w:rPr>
+          <w:rFonts w:ascii="Times New Roman" w:hAnsi="Times New Roman" w:eastAsia="宋体"/>
+          <w:b/>
+          <w:sz w:val="21"/>
+        </w:rPr>
+        <w:t>中文摘要:</w:t>
+      </w:r>
+    </w:p>
+    <w:p>
+      <w:pPr>
+        <w:ind w:firstLine="360"/>
+      </w:pPr>
+      <w:r>
+        <w:rPr>
+          <w:rFonts w:ascii="Times New Roman" w:hAnsi="Times New Roman" w:eastAsia="宋体"/>
+          <w:sz w:val="21"/>
+        </w:rPr>
+        <w:t>手写签名验证是行政、财务、法律等场景中经常使用的生物识别技术之一，用于验证个人身份。不幸的是，该任务的离线性质使其更具挑战性，因为它涉及签名内方差以及各种时间和环境因素。本文提出了一种新颖的离线签名验证系统（OSVS），称为 SignGuard。它是通过使用灰狼优化（GWO）进行预处理而设计的。此外，由于所提出的方法具有旋转敏感描述符，因此使用主方向对齐（POA）来减轻它们的旋转。接下来是两个具有新纹理特征的独立于作者的模型，即中心对称局部二进制模式（CS-LBP）和正交中心对称局部二进制模式（OC-CSLBP）。它们使用混合机器学习框架进行训练，集成支持向量机和 XGBoost 分类器，以离线模式验证签名图像。 SignGuard 的性能在 CEDAR、SID 和 BHSig260 数据集以及名为 DeepSignVault 的新颖数据集上得到利用，使得 OC-CSLBP 和 CS-LBP 的准确率分别达到 98.77% 和 97.46%。据观察，SignGuard 的性能优于现有的 OSVS。所提出的架构显示了商业、法律和管理系统中实际应用程序的增强的安全性和可靠性。 SignGuard的出色表现突显了法律文件和金融交易的真实性。</w:t>
+      </w:r>
+    </w:p>
+    <w:p>
+      <w:pPr>
+        <w:spacing w:before="120"/>
+      </w:pPr>
+      <w:r>
+        <w:rPr>
+          <w:rFonts w:ascii="Times New Roman" w:hAnsi="Times New Roman" w:eastAsia="宋体"/>
+          <w:b/>
+          <w:sz w:val="21"/>
+        </w:rPr>
+        <w:t>English Abstract:</w:t>
+      </w:r>
+    </w:p>
+    <w:p>
+      <w:r>
+        <w:rPr>
+          <w:rFonts w:ascii="Times New Roman" w:hAnsi="Times New Roman" w:eastAsia="宋体"/>
+          <w:sz w:val="21"/>
+        </w:rPr>
+        <w:t>Handwritten signature verification is one of the frequently used biometric in administrative, financial, legal, and similar scenarios to verify the identity of a person. Unfortunately, the offline nature of this task makes it more challenging as it involves intra-signature variance, and various temporal and environmental factors. This paper presents a novel offline signature verification system (OSVS) called SignGuard. It is designed by using Gray Wolf Optimization (GWO) for preprocessing. Also, Principal Orientation Alignment (POA) is used to mitigate their rotation as the proposed method has rotation sensitive descriptors. It is followed by two writer-independent models with new texture features namely, Centre Symmetric local binary pattern (CS-LBP) and Orthogonal Central Symmetric Local Binary Pattern (OC-CSLBP). They are trained using hybrid machine learning framework such that Support Vector Machine and XGBoost classifiers are integrated for the verification of a signature image in an offline mode. The performance of SignGuard is exploited on CEDAR, SID, and BHSig260 datasets, along with a novel dataset called DeepSignVault, such that OC-CSLBP and CS-LBP yields an accuracy of 98.77% and 97.46%, respectively. It is observed that SignGuard outperforms the existing OSVSs. The proposed architecture shows enhanced security and reliability for real-world applications in business, legal, and administrative systems. The outstanding performance of SignGuard highlights the authenticity of legal documents and financial transactions.</w:t>
+      </w:r>
+    </w:p>
+    <w:p>
+      <w:r>
+        <w:rPr>
+          <w:rFonts w:ascii="Times New Roman" w:hAnsi="Times New Roman" w:eastAsia="宋体"/>
+          <w:sz w:val="21"/>
+        </w:rPr>
+        <w:t>__________________________________________________</w:t>
+      </w:r>
+    </w:p>
+    <w:p>
+      <w:pPr>
+        <w:pStyle w:val="Heading2"/>
+      </w:pPr>
+      <w:r/>
+      <w:r>
+        <w:rPr>
+          <w:rFonts w:ascii="Times New Roman" w:hAnsi="Times New Roman" w:eastAsia="宋体"/>
+          <w:b/>
+          <w:color w:val="000000"/>
+          <w:sz w:val="24"/>
+        </w:rPr>
+        <w:t>矢状旁与经椎间孔硬膜外类固醇注射硬膜外腔对比流量和临床结果的比较</w:t>
+      </w:r>
+    </w:p>
+    <w:p>
+      <w:r>
+        <w:rPr>
+          <w:rFonts w:ascii="Times New Roman" w:hAnsi="Times New Roman" w:eastAsia="宋体"/>
+          <w:b/>
+          <w:color w:val="003264"/>
+          <w:sz w:val="24"/>
+        </w:rPr>
+        <w:t>Comparison of epidural space contrast flow and clinical outcomes in parasagittal versus transforaminal epidural steroid injection</w:t>
+      </w:r>
+    </w:p>
+    <w:p>
+      <w:r>
+        <w:rPr>
+          <w:rFonts w:ascii="Times New Roman" w:hAnsi="Times New Roman" w:eastAsia="宋体"/>
+          <w:sz w:val="21"/>
+        </w:rPr>
+        <w:t>作者: Narges Khojasteh, Hossein Majedi, Ali Emami Meibodi, Alireza Khajehnasiri, Reza Atef Yekta, Nader Ali Nazemian Yazdi, Mojgan Rahimi, Sogol Alikarami, Koorosh Kamali, Hamed Abdollahi</w:t>
+        <w:br/>
+      </w:r>
+      <w:r>
+        <w:rPr>
+          <w:rFonts w:ascii="Times New Roman" w:hAnsi="Times New Roman" w:eastAsia="宋体"/>
+          <w:sz w:val="21"/>
+        </w:rPr>
+        <w:t xml:space="preserve">时间: 2026-02-03 | </w:t>
+      </w:r>
+      <w:r>
+        <w:t xml:space="preserve">链接: </w:t>
+      </w:r>
+      <w:hyperlink r:id="rId192">
+        <w:r>
+          <w:rPr>
+            <w:rFonts w:ascii="Times New Roman" w:hAnsi="Times New Roman" w:eastAsia="宋体"/>
+            <w:color w:val="0000FF"/>
+            <w:sz w:val="21"/>
+            <w:u w:val="single"/>
+          </w:rPr>
+          <w:t>https://doi.org/10.1038/s41598-026-36056-6</w:t>
+        </w:r>
+      </w:hyperlink>
+    </w:p>
+    <w:p>
+      <w:pPr>
+        <w:spacing w:before="120"/>
+      </w:pPr>
+      <w:r>
+        <w:rPr>
+          <w:rFonts w:ascii="Times New Roman" w:hAnsi="Times New Roman" w:eastAsia="宋体"/>
+          <w:b/>
+          <w:sz w:val="21"/>
+        </w:rPr>
+        <w:t>中文摘要:</w:t>
+      </w:r>
+    </w:p>
+    <w:p>
+      <w:pPr>
+        <w:ind w:firstLine="360"/>
+      </w:pPr>
+      <w:r>
+        <w:rPr>
+          <w:rFonts w:ascii="Times New Roman" w:hAnsi="Times New Roman" w:eastAsia="宋体"/>
+          <w:sz w:val="21"/>
+        </w:rPr>
+        <w:t>摘要 硬膜外类固醇注射（ESI）常用于治疗腰骶神经根性疼痛，但硬膜外腔内溶质的扩散情况需要进一步研究。这项半盲、随机研究评估了 79 名患有腰痛的成人采用旁矢状椎板间 (PIL) 和经椎间孔 (TF) 入路的临床结果和对比传播模式。参与者被随机分配接受 TF-ESI（3 毫升）或高容量 PIL-ESI（10 毫升）。所有手术均在荧光镜引导下进行。由一位盲法疼痛专家评估造影剂扩散情况，并在治疗后两周、一个月、两个月和六个月测量临床结果，包括镇痛、患者满意度和生活质量。结果显示各组之间的基线特征没有差异。两组在基线和治疗后六个月的平均疼痛强度没有统计学上的显着差异（p分别为0.590和0.484）。六个月内，疼痛缓解、满意度、生活质量和对比剂扩散至硬膜外腔前部没有差异。然而，TF 组需要更多的透视图像 (p &lt; 0.001)。高容量 PIL-ESI 提供与 TF-ESI 相当的临床疗效和前部对比度分布，且所需的荧光镜图像更少。</w:t>
+      </w:r>
+    </w:p>
+    <w:p>
+      <w:pPr>
+        <w:spacing w:before="120"/>
+      </w:pPr>
+      <w:r>
+        <w:rPr>
+          <w:rFonts w:ascii="Times New Roman" w:hAnsi="Times New Roman" w:eastAsia="宋体"/>
+          <w:b/>
+          <w:sz w:val="21"/>
+        </w:rPr>
+        <w:t>English Abstract:</w:t>
+      </w:r>
+    </w:p>
+    <w:p>
+      <w:r>
+        <w:rPr>
+          <w:rFonts w:ascii="Times New Roman" w:hAnsi="Times New Roman" w:eastAsia="宋体"/>
+          <w:sz w:val="21"/>
+        </w:rPr>
+        <w:t>Abstract Epidural steroid injections (ESI) are frequently used to treat lumbosacral radicular pain, but the solute spread in the epidural space needs further investigation. This semi-blind, randomized study assessed clinical outcomes and contrast spread patterns between the parasagittal interlaminar (PIL) and transforaminal (TF) approaches in 79 adults with low back pain. Participants were randomly assigned to receive either TF-ESI (3 ml) or high-volume PIL-ESI (10 ml). All procedures were performed under fluoroscopic guidance. Contrast spread was evaluated by a blinded pain specialist, and clinical outcomes, including analgesia, patient satisfaction, and quality of life, were measured at two weeks, one month, two months, and six months post-treatment. Results showed no differences in baseline characteristics between groups. There were no statistically significant differences between the two groups in mean pain intensity at baseline and six months after treatment ( p = 0.590 and 0.484, respectively). Pain relief, satisfaction, quality of life, and contrast spread to the anterior epidural space did not differ over six months. However, the TF group required significantly more fluoroscopic images ( p &lt; 0.001). High-volume PIL-ESI provides clinical efficacy and anterior contrast distribution equivalent to TF-ESI, with fewer fluoroscopic images needed.</w:t>
+      </w:r>
+    </w:p>
+    <w:p>
+      <w:r>
+        <w:rPr>
+          <w:rFonts w:ascii="Times New Roman" w:hAnsi="Times New Roman" w:eastAsia="宋体"/>
+          <w:sz w:val="21"/>
+        </w:rPr>
+        <w:t>__________________________________________________</w:t>
+      </w:r>
+    </w:p>
+    <w:p>
+      <w:pPr>
+        <w:pStyle w:val="Heading2"/>
+      </w:pPr>
+      <w:r/>
+      <w:r>
+        <w:rPr>
+          <w:rFonts w:ascii="Times New Roman" w:hAnsi="Times New Roman" w:eastAsia="宋体"/>
+          <w:b/>
+          <w:color w:val="000000"/>
+          <w:sz w:val="24"/>
+        </w:rPr>
+        <w:t>买麻藤 var. 的药理学分析丁香提取物具有抗菌、抗氧化、细胞毒性和抗炎活性</w:t>
+      </w:r>
+    </w:p>
+    <w:p>
+      <w:r>
+        <w:rPr>
+          <w:rFonts w:ascii="Times New Roman" w:hAnsi="Times New Roman" w:eastAsia="宋体"/>
+          <w:b/>
+          <w:color w:val="003264"/>
+          <w:sz w:val="24"/>
+        </w:rPr>
+        <w:t>Pharmacological profiling of Gnetum gnemon var. tenerum extracts exhibits antibacterial, antioxidant, cytotoxic and anti-inflammatory activities</w:t>
+      </w:r>
+    </w:p>
+    <w:p>
+      <w:r>
+        <w:rPr>
+          <w:rFonts w:ascii="Times New Roman" w:hAnsi="Times New Roman" w:eastAsia="宋体"/>
+          <w:sz w:val="21"/>
+        </w:rPr>
+        <w:t>作者: Tachpon Techarang, Nateelak Kooltheat, Watcharapong Mitsuwan, Morteza Saki, Chonticha Romyasamit</w:t>
+        <w:br/>
+      </w:r>
+      <w:r>
+        <w:rPr>
+          <w:rFonts w:ascii="Times New Roman" w:hAnsi="Times New Roman" w:eastAsia="宋体"/>
+          <w:sz w:val="21"/>
+        </w:rPr>
+        <w:t xml:space="preserve">时间: 2026-02-03 | </w:t>
+      </w:r>
+      <w:r>
+        <w:t xml:space="preserve">链接: </w:t>
+      </w:r>
+      <w:hyperlink r:id="rId193">
+        <w:r>
+          <w:rPr>
+            <w:rFonts w:ascii="Times New Roman" w:hAnsi="Times New Roman" w:eastAsia="宋体"/>
+            <w:color w:val="0000FF"/>
+            <w:sz w:val="21"/>
+            <w:u w:val="single"/>
+          </w:rPr>
+          <w:t>https://doi.org/10.1038/s41598-026-38348-3</w:t>
+        </w:r>
+      </w:hyperlink>
+    </w:p>
+    <w:p>
+      <w:pPr>
+        <w:spacing w:before="120"/>
+      </w:pPr>
+      <w:r>
+        <w:rPr>
+          <w:rFonts w:ascii="Times New Roman" w:hAnsi="Times New Roman" w:eastAsia="宋体"/>
+          <w:b/>
+          <w:sz w:val="21"/>
+        </w:rPr>
+        <w:t>中文摘要:</w:t>
+      </w:r>
+    </w:p>
+    <w:p>
+      <w:pPr>
+        <w:ind w:firstLine="360"/>
+      </w:pPr>
+      <w:r>
+        <w:rPr>
+          <w:rFonts w:ascii="Times New Roman" w:hAnsi="Times New Roman" w:eastAsia="宋体"/>
+          <w:sz w:val="21"/>
+        </w:rPr>
+        <w:t>摘要 本研究对买麻藤粗提物和溶剂分配部位进行了全面的体外药理学评价。特内鲁姆。 LC-MS 代谢物分析鉴定出 77 种化合物，包括类黄酮和苯乙醇胺衍生物，它们具有本文所述的抗氧化、细胞毒性和抗炎活性。对总酚和类黄酮含量 (TPC/TFC) 进行了定量，表明乙酸乙酯和正丁醇部分含有最高水平的这些植物化学物质。这些组分在 ABTS 和 DPPH 测定中均表现出很强的抗氧化活性。使用纸片扩散、MIC 和 MBC 测定法评估提取物对五种病原菌的抗菌活性，其中氯仿和乙酸乙酯组分表现出最高的效力，对鲍曼不动杆菌的 MIC 值低至 0.049 mg/mL。对人胃肠癌细胞系（AGS、HT-29）和正常肠上皮细胞系（HIEC-6）的细胞毒性测试显示，对癌细胞具有剂量依赖性细胞毒性，而对正常细胞的影响明显较低，表明有选择性作用。通过 LPS 刺激的 RAW264.7 巨噬细胞中一氧化氮 (NO) 抑制来评估抗炎活性，结果表明氯仿和乙酸乙酯组分最有效地抑制 NO 产生。这些发现为 G.gnemon 的传统用途提供了科学支持，并强调其提取物是生物活性化合物的有前途的来源，具有抗氧化应激、细菌感染、炎症和癌症的多靶点药理潜力。</w:t>
+      </w:r>
+    </w:p>
+    <w:p>
+      <w:pPr>
+        <w:spacing w:before="120"/>
+      </w:pPr>
+      <w:r>
+        <w:rPr>
+          <w:rFonts w:ascii="Times New Roman" w:hAnsi="Times New Roman" w:eastAsia="宋体"/>
+          <w:b/>
+          <w:sz w:val="21"/>
+        </w:rPr>
+        <w:t>English Abstract:</w:t>
+      </w:r>
+    </w:p>
+    <w:p>
+      <w:r>
+        <w:rPr>
+          <w:rFonts w:ascii="Times New Roman" w:hAnsi="Times New Roman" w:eastAsia="宋体"/>
+          <w:sz w:val="21"/>
+        </w:rPr>
+        <w:t>Abstract This study conducted a comprehensive in vitro pharmacological evaluation of the crude extract and solvent-partitioned fractions of Gnetum gnemon var. tenerum . LC–MS metabolite profiling identified 77 compounds, including flavonoids and phenylethanolamine derivatives, that exhibit the antioxidant, cytotoxic, and anti-inflammatory activities described in this paper. The total phenolic and flavonoid contents (TPC/TFC) were quantified, showed that the ethyl acetate and n-butanol fractions contained the highest levels of these phytochemicals. These fractions exhibited strong antioxidant activity in both ABTS and DPPH assays. The antibacterial activity of the extracts was assessed using disk diffusion, MIC, and MBC assays against five pathogenic bacteria, where the chloroform and ethyl acetate fractions demonstrated the highest potency, with MIC values as low as 0.049 mg/mL against Acinetobacter baumannii . Cytotoxicity testing on human gastrointestinal cancer cell lines (AGS, HT-29) and a normal intestinal epithelial cell line (HIEC-6) showed dose-dependent cytotoxicity toward cancer cells while exerting markedly lower effects on normal cells, suggesting selective action. Anti-inflammatory activity, evaluated by nitric oxide (NO) inhibition in LPS-stimulated RAW264.7 macrophages, revealed that the chloroform and ethyl acetate fractions most effectively suppressed NO production. These findings provide scientific support for the traditional uses of G. gnemon and highlight its extracts as a promising source of bioactive compounds with multi-target pharmacological potential against oxidative stress, bacterial infections, inflammation, and cancer.</w:t>
+      </w:r>
+    </w:p>
+    <w:p>
+      <w:r>
+        <w:rPr>
+          <w:rFonts w:ascii="Times New Roman" w:hAnsi="Times New Roman" w:eastAsia="宋体"/>
+          <w:sz w:val="21"/>
+        </w:rPr>
+        <w:t>__________________________________________________</w:t>
+      </w:r>
+    </w:p>
+    <w:p>
+      <w:pPr>
+        <w:pStyle w:val="Heading2"/>
+      </w:pPr>
+      <w:r/>
+      <w:r>
+        <w:rPr>
+          <w:rFonts w:ascii="Times New Roman" w:hAnsi="Times New Roman" w:eastAsia="宋体"/>
+          <w:b/>
+          <w:color w:val="000000"/>
+          <w:sz w:val="24"/>
+        </w:rPr>
+        <w:t>氢集成电力系统规划的线性规划模型</w:t>
+      </w:r>
+    </w:p>
+    <w:p>
+      <w:r>
+        <w:rPr>
+          <w:rFonts w:ascii="Times New Roman" w:hAnsi="Times New Roman" w:eastAsia="宋体"/>
+          <w:b/>
+          <w:color w:val="003264"/>
+          <w:sz w:val="24"/>
+        </w:rPr>
+        <w:t>A linear programming model for power system planning with hydrogen integration</w:t>
+      </w:r>
+    </w:p>
+    <w:p>
+      <w:r>
+        <w:rPr>
+          <w:rFonts w:ascii="Times New Roman" w:hAnsi="Times New Roman" w:eastAsia="宋体"/>
+          <w:sz w:val="21"/>
+        </w:rPr>
+        <w:t>作者: Issa Zaiter, Andrei Sleptchenko, Ahmad Mayyas, Raed Jaradat, Toufic Mezher</w:t>
+        <w:br/>
+      </w:r>
+      <w:r>
+        <w:rPr>
+          <w:rFonts w:ascii="Times New Roman" w:hAnsi="Times New Roman" w:eastAsia="宋体"/>
+          <w:sz w:val="21"/>
+        </w:rPr>
+        <w:t xml:space="preserve">时间: 2026-02-03 | </w:t>
+      </w:r>
+      <w:r>
+        <w:t xml:space="preserve">链接: </w:t>
+      </w:r>
+      <w:hyperlink r:id="rId194">
+        <w:r>
+          <w:rPr>
+            <w:rFonts w:ascii="Times New Roman" w:hAnsi="Times New Roman" w:eastAsia="宋体"/>
+            <w:color w:val="0000FF"/>
+            <w:sz w:val="21"/>
+            <w:u w:val="single"/>
+          </w:rPr>
+          <w:t>https://doi.org/10.1038/s41598-026-35701-4</w:t>
+        </w:r>
+      </w:hyperlink>
+    </w:p>
+    <w:p>
+      <w:pPr>
+        <w:spacing w:before="120"/>
+      </w:pPr>
+      <w:r>
+        <w:rPr>
+          <w:rFonts w:ascii="Times New Roman" w:hAnsi="Times New Roman" w:eastAsia="宋体"/>
+          <w:b/>
+          <w:sz w:val="21"/>
+        </w:rPr>
+        <w:t>中文摘要:</w:t>
+      </w:r>
+    </w:p>
+    <w:p>
+      <w:pPr>
+        <w:ind w:firstLine="360"/>
+      </w:pPr>
+      <w:r>
+        <w:rPr>
+          <w:rFonts w:ascii="Times New Roman" w:hAnsi="Times New Roman" w:eastAsia="宋体"/>
+          <w:sz w:val="21"/>
+        </w:rPr>
+        <w:t>经济脱碳的迫切需要使氢成为难以减排行业的清洁燃料和可再生能源整合的缓冲。对于拥有丰富太阳能资源的阿拉伯联合酋长国（UAE）来说，氢在电力系统中的大规模作用仍未得到充分探索。本研究开发了一种每小时分辨率的线性规划优化模型，以评估氢作为储能介质和工业商品的经济和环境效益。该模型优化了太阳能光伏、风能、核能和天然气发电，以及电池和包括地下储氢在内的氢气子系统，以满足预计的 2030 年电力（203 太瓦时）和氢气（1.4 百万吨）需求目标。该模型采用 Python 实现并通过 Gurobi 求解，确定了一个成本最优的系统，其电力成本为 0.065 美元/千瓦时，氢气成本为 2.56 美元/公斤。结果突显了氢对碳税和天然气价格波动的脆弱性，同时证实了氢在储存和需求供应方面的成本效益。</w:t>
+      </w:r>
+    </w:p>
+    <w:p>
+      <w:pPr>
+        <w:spacing w:before="120"/>
+      </w:pPr>
+      <w:r>
+        <w:rPr>
+          <w:rFonts w:ascii="Times New Roman" w:hAnsi="Times New Roman" w:eastAsia="宋体"/>
+          <w:b/>
+          <w:sz w:val="21"/>
+        </w:rPr>
+        <w:t>English Abstract:</w:t>
+      </w:r>
+    </w:p>
+    <w:p>
+      <w:r>
+        <w:rPr>
+          <w:rFonts w:ascii="Times New Roman" w:hAnsi="Times New Roman" w:eastAsia="宋体"/>
+          <w:sz w:val="21"/>
+        </w:rPr>
+        <w:t>The imperative to decarbonize the economy has positioned hydrogen as a clean fuel for hard-to-abate sectors and as a buffer for renewable energy integration. For the United Arab Emirates (UAE), with abundant solar resources, the large-scale role of hydrogen in the power system remains underexplored. This study develops an hourly-resolution linear programming optimization model to evaluate the economic and environmental benefits of hydrogen integration as both an energy storage medium and an industrial commodity. The model optimizes solar PV, wind, nuclear, and natural gas generation, along with batteries and a hydrogen subsystem including underground hydrogen storage, to meet projected 2030 electricity (203 TWh) and hydrogen (1.4 Mton) demand targets. Implemented in Python and solved with Gurobi, the model identifies a cost-optimal system that yields a levelized cost of electricity of $0.065/kWh and hydrogen of $2.56/kg. The results highlight vulnerability to carbon taxation and gas price volatility, while confirming hydrogen’s cost-effectiveness for storage and demand supply.</w:t>
+      </w:r>
+    </w:p>
+    <w:p>
+      <w:r>
+        <w:rPr>
+          <w:rFonts w:ascii="Times New Roman" w:hAnsi="Times New Roman" w:eastAsia="宋体"/>
+          <w:sz w:val="21"/>
+        </w:rPr>
+        <w:t>__________________________________________________</w:t>
+      </w:r>
+    </w:p>
+    <w:p>
+      <w:pPr>
+        <w:pStyle w:val="Heading2"/>
+      </w:pPr>
+      <w:r/>
+      <w:r>
+        <w:rPr>
+          <w:rFonts w:ascii="Times New Roman" w:hAnsi="Times New Roman" w:eastAsia="宋体"/>
+          <w:b/>
+          <w:color w:val="000000"/>
+          <w:sz w:val="24"/>
+        </w:rPr>
+        <w:t>评估大型植物的矿物质成分和体外养分消化率，以评估其作为可持续动物饲料的潜力</w:t>
+      </w:r>
+    </w:p>
+    <w:p>
+      <w:r>
+        <w:rPr>
+          <w:rFonts w:ascii="Times New Roman" w:hAnsi="Times New Roman" w:eastAsia="宋体"/>
+          <w:b/>
+          <w:color w:val="003264"/>
+          <w:sz w:val="24"/>
+        </w:rPr>
+        <w:t>Evaluation of mineral composition and in-vitro nutrient digestibility of macrophytes to assess their potential as sustainable animal feed</w:t>
+      </w:r>
+    </w:p>
+    <w:p>
+      <w:r>
+        <w:rPr>
+          <w:rFonts w:ascii="Times New Roman" w:hAnsi="Times New Roman" w:eastAsia="宋体"/>
+          <w:sz w:val="21"/>
+        </w:rPr>
+        <w:t>作者: Munibul Islam, Gowher Gull Sheikh, Qazi Shehriyar Sahib, Haidar Ali Ahmed</w:t>
+        <w:br/>
+      </w:r>
+      <w:r>
+        <w:rPr>
+          <w:rFonts w:ascii="Times New Roman" w:hAnsi="Times New Roman" w:eastAsia="宋体"/>
+          <w:sz w:val="21"/>
+        </w:rPr>
+        <w:t xml:space="preserve">时间: 2026-02-03 | </w:t>
+      </w:r>
+      <w:r>
+        <w:t xml:space="preserve">链接: </w:t>
+      </w:r>
+      <w:hyperlink r:id="rId195">
+        <w:r>
+          <w:rPr>
+            <w:rFonts w:ascii="Times New Roman" w:hAnsi="Times New Roman" w:eastAsia="宋体"/>
+            <w:color w:val="0000FF"/>
+            <w:sz w:val="21"/>
+            <w:u w:val="single"/>
+          </w:rPr>
+          <w:t>https://doi.org/10.1038/s41598-026-37642-4</w:t>
+        </w:r>
+      </w:hyperlink>
+    </w:p>
+    <w:p>
+      <w:pPr>
+        <w:spacing w:before="120"/>
+      </w:pPr>
+      <w:r>
+        <w:rPr>
+          <w:rFonts w:ascii="Times New Roman" w:hAnsi="Times New Roman" w:eastAsia="宋体"/>
+          <w:b/>
+          <w:sz w:val="21"/>
+        </w:rPr>
+        <w:t>中文摘要:</w:t>
+      </w:r>
+    </w:p>
+    <w:p>
+      <w:pPr>
+        <w:ind w:firstLine="360"/>
+      </w:pPr>
+      <w:r>
+        <w:rPr>
+          <w:rFonts w:ascii="Times New Roman" w:hAnsi="Times New Roman" w:eastAsia="宋体"/>
+          <w:sz w:val="21"/>
+        </w:rPr>
+        <w:t>目前的研究评估了从达尔湖、马纳斯巴尔湖、霍克萨尔湖和安查尔湖收集的各种水生植物的宏观和微观矿物质特征，评估了重金属浓度，并确定了其体外消化率。宏观矿物质分析揭示了每个湖泊不同物种之间的显着差异，突出了这些水生植物的营养多样性。达尔湖的青萍、马纳斯巴尔湖的满江红、Hokersar 湖的酸模、安查尔湖的青萍和红萍表现出值得注意的大量矿物质浓度。就微量矿物质而言，达尔湖水生植物的铜 (Cu) 浓度一致，而睡莲 (Nymphaea tetragona) 的铁含量显着较高 (p &lt; 0.05)。研究发现其他湖泊的大型植物中微量矿物质浓度也有类似的趋势。重金属分析表明，达尔湖和马纳斯巴尔湖的大型植物的浓度不同，其中一些物种显示出植物修复剂的潜力。体外消化率结果显示，来自达尔湖的荷花、菱角和浮萍的干物质 (DM)、有机质 (OM) 和中性洗涤纤维 (NDF) 的消化率显着较高 (p &lt; 0.05)，而来自马纳斯巴尔湖的睡莲也显示出显着较高的值 (p &lt; 0.05)。来自 Nigeen Lake 的香蒲、荇菜和金鱼藻的体外消化率值显着较低 (p &lt; 0.05)，同样，来自 Anchar 湖的 Nymphoides peltata 也表现出较低的值。该研究强调了环境因素对矿物质积累的影响以及水生植物在营养物去除和植物修复方面的潜在用途。</w:t>
+      </w:r>
+    </w:p>
+    <w:p>
+      <w:pPr>
+        <w:spacing w:before="120"/>
+      </w:pPr>
+      <w:r>
+        <w:rPr>
+          <w:rFonts w:ascii="Times New Roman" w:hAnsi="Times New Roman" w:eastAsia="宋体"/>
+          <w:b/>
+          <w:sz w:val="21"/>
+        </w:rPr>
+        <w:t>English Abstract:</w:t>
+      </w:r>
+    </w:p>
+    <w:p>
+      <w:r>
+        <w:rPr>
+          <w:rFonts w:ascii="Times New Roman" w:hAnsi="Times New Roman" w:eastAsia="宋体"/>
+          <w:sz w:val="21"/>
+        </w:rPr>
+        <w:t>The current study evaluates the macro- and micro-mineral profiles, assesses heavy metal concentrations, and determines the in-vitro digestibility of various aquatic macrophytes collected from Dal Lake, Manasbal Lake, Hokersar Lake, and Anchar Lake. The macro-mineral analysis reveals significant variations among different species in each lake, highlighting the nutritional diversity of these aquatic plants. Lemna minor from Dal Lake, Azolla cristata from Manasbal Lake, Rumex rupestris from Hokersar Lake, and Lemna minor and Azolla cristata from Anchar Lake exhibited noteworthy macro-mineral concentrations. In terms of micro-minerals, Copper (Cu) concentrations were consistent among macrophytes from Dal Lake, while Fe levels were significantly higher (p &lt; 0.05) in Nymphaea tetragona. The study found similar trends in micro-mineral concentrations in macrophytes from other lakes. The heavy metal analysis demonstrated varying concentrations among macrophytes in Dal Lake and Manasbal Lake, with some species showing potential as phytoremediators. The outcomes of in-vitro digestibility revealed significantly higher (p &lt; 0.05) digestibilities of dry matter (DM), organic matter (OM), and neutral detergent fiber (NDF) in weeds Nelumbo nucifera, Trapa natans, and Lemna minor sourced from Dal Lake, whereas, Nymphaea tetragona from Manasbal Lake also revealed significantly higher values (p &lt; 0.05). Significantly lower (p &lt; 0.05) in-vitro digestibility values were revealed by Typha angustata, Nymphoides aquatica, and Ceratophyllum demersum from Nigeen Lake, likewise Nymphoides peltata sourced from Anchar Lake exhibited lower values. The study emphasizes the impact of environmental factors on mineral accumulation and the potential use of aquatic plants for nutrient removal and phytoremediation.</w:t>
+      </w:r>
+    </w:p>
+    <w:p>
+      <w:r>
+        <w:rPr>
+          <w:rFonts w:ascii="Times New Roman" w:hAnsi="Times New Roman" w:eastAsia="宋体"/>
+          <w:sz w:val="21"/>
+        </w:rPr>
+        <w:t>__________________________________________________</w:t>
+      </w:r>
+    </w:p>
+    <w:p>
+      <w:pPr>
+        <w:pStyle w:val="Heading2"/>
+      </w:pPr>
+      <w:r/>
+      <w:r>
+        <w:rPr>
+          <w:rFonts w:ascii="Times New Roman" w:hAnsi="Times New Roman" w:eastAsia="宋体"/>
+          <w:b/>
+          <w:color w:val="000000"/>
+          <w:sz w:val="24"/>
+        </w:rPr>
+        <w:t>AA2014 和 AA5052 异种铝合金搅拌摩擦焊参数优化</w:t>
+      </w:r>
+    </w:p>
+    <w:p>
+      <w:r>
+        <w:rPr>
+          <w:rFonts w:ascii="Times New Roman" w:hAnsi="Times New Roman" w:eastAsia="宋体"/>
+          <w:b/>
+          <w:color w:val="003264"/>
+          <w:sz w:val="24"/>
+        </w:rPr>
+        <w:t>Friction stir welding parameter optimization for dissimilar AA2014 and AA5052 aluminium alloys</w:t>
+      </w:r>
+    </w:p>
+    <w:p>
+      <w:r>
+        <w:rPr>
+          <w:rFonts w:ascii="Times New Roman" w:hAnsi="Times New Roman" w:eastAsia="宋体"/>
+          <w:sz w:val="21"/>
+        </w:rPr>
+        <w:t>作者: Seenivasan Soundararjan, C. Jeevakarunya, P. Raj Kumar, R. Chandraprakash, Sathish Kannan, A. Saiyathibrahim, A. Johnson Santhosh</w:t>
+        <w:br/>
+      </w:r>
+      <w:r>
+        <w:rPr>
+          <w:rFonts w:ascii="Times New Roman" w:hAnsi="Times New Roman" w:eastAsia="宋体"/>
+          <w:sz w:val="21"/>
+        </w:rPr>
+        <w:t xml:space="preserve">时间: 2026-02-03 | </w:t>
+      </w:r>
+      <w:r>
+        <w:t xml:space="preserve">链接: </w:t>
+      </w:r>
+      <w:hyperlink r:id="rId196">
+        <w:r>
+          <w:rPr>
+            <w:rFonts w:ascii="Times New Roman" w:hAnsi="Times New Roman" w:eastAsia="宋体"/>
+            <w:color w:val="0000FF"/>
+            <w:sz w:val="21"/>
+            <w:u w:val="single"/>
+          </w:rPr>
+          <w:t>https://doi.org/10.1038/s41598-026-37562-3</w:t>
+        </w:r>
+      </w:hyperlink>
+    </w:p>
+    <w:p>
+      <w:pPr>
+        <w:spacing w:before="120"/>
+      </w:pPr>
+      <w:r>
+        <w:rPr>
+          <w:rFonts w:ascii="Times New Roman" w:hAnsi="Times New Roman" w:eastAsia="宋体"/>
+          <w:b/>
+          <w:sz w:val="21"/>
+        </w:rPr>
+        <w:t>中文摘要:</w:t>
+      </w:r>
+    </w:p>
+    <w:p>
+      <w:pPr>
+        <w:ind w:firstLine="360"/>
+      </w:pPr>
+      <w:r>
+        <w:rPr>
+          <w:rFonts w:ascii="Times New Roman" w:hAnsi="Times New Roman" w:eastAsia="宋体"/>
+          <w:sz w:val="21"/>
+        </w:rPr>
+        <w:t>这项科学研究利用响应面法（RSM）和Box-Behnken设计（BBD）优化了AA2014和AA5052异种铝合金的搅拌摩擦焊（FSW）参数。系统地改变四个关键加工变量，即工具转速（1500-2100 rpm）、销几何形状（三角形、圆形、方形）、轴向载荷（7-10 kN）和焊接速度（10-20 mm/min），以评估它们对极限抗拉强度（UTS）、屈服强度（YS）、伸长率（E）和显微硬度（H）的影响。使用期望函数进行的多响应优化揭示了一组有利条件：1879.95 rpm、方销、10 kN 轴向载荷和 17.62 mm/min 焊接速度。在这些条件下，焊缝的机械性能表现出 UTS = 257.76 MPa、YS = 196.96 MPa、E = 4.41% 和 H = 100.96 Hv 的平衡，综合期望值为 0.880。随后的验证实验证明该模型是可靠的，UTS和YS的预测误差均小于1.5%。显微组织检查表明，优化后的焊缝具有细小的等轴晶组织，搅拌区Al2CuMg析出物分布均匀，这是由于完全的动态再结晶和充分的材料混合所致。相反，次优参数会产生粗晶粒、析出物簇和隧道缺陷，这与较差的机械性能相关。在这项研究中，RSM-BBD-合意性方法的集成方法已被证明可以有效优化这对异种合金的 FSW，以生产出无缺陷的接头，并具有改进的强度-硬度平衡，适合轻质结构应用。</w:t>
+      </w:r>
+    </w:p>
+    <w:p>
+      <w:pPr>
+        <w:spacing w:before="120"/>
+      </w:pPr>
+      <w:r>
+        <w:rPr>
+          <w:rFonts w:ascii="Times New Roman" w:hAnsi="Times New Roman" w:eastAsia="宋体"/>
+          <w:b/>
+          <w:sz w:val="21"/>
+        </w:rPr>
+        <w:t>English Abstract:</w:t>
+      </w:r>
+    </w:p>
+    <w:p>
+      <w:r>
+        <w:rPr>
+          <w:rFonts w:ascii="Times New Roman" w:hAnsi="Times New Roman" w:eastAsia="宋体"/>
+          <w:sz w:val="21"/>
+        </w:rPr>
+        <w:t>This scientific research has optimized the parameters of Friction Stir Welding (FSW) for dissimilar aluminium alloys of AA2014 and AA5052 by using Response Surface Methodology (RSM) with a Box-Behnken Design (BBD). Four critical processing variables, i.e., tool rotating speed (1500–2100 rpm), pin geometry (triangle, circular, square), axial load (7–10 kN), and welding speed (10–20 mm/min), were systematically varied to assess their influence on ultimate tensile strength (UTS), yield strength (YS), elongation (E), and microhardness (H). Multi-response optimization using the desirability function revealed a set of favourable conditions: 1879.95 rpm, square pin, 10 kN axial load, and 17.62 mm/min welding speed. Under these conditions the mechanical performance of the weld showed a balance of UTS = 257.76 MPa, YS = 196.96 MPa, E = 4.41%, and H = 100.96 Hv with a combined desirability of 0.880. Subsequent validation experiments proved the model to be reliable, with errors in the prediction of UTS and YS less than 1.5%. Microstructural examination showed that the optimized weld had a fine equiaxed grain structure and a homogeneous distribution of Al2CuMg precipitates in the stir zone that is due to complete dynamic recrystallization and thorough material mixing. On the contrary, coarse grains, clusters of precipitates, and tunnel defects were produced by sub-optimal parameters, which correlated with inferior mechanical properties. In this research, the integrated approach of RSM-BBD-desirability approach has been shown to be effective in the optimization of FSW of this dissimilar pair of alloys to produce defect-free joints with an improved strength-hardness balance suitable for lightweight structural applications.</w:t>
+      </w:r>
+    </w:p>
+    <w:p>
+      <w:r>
+        <w:rPr>
+          <w:rFonts w:ascii="Times New Roman" w:hAnsi="Times New Roman" w:eastAsia="宋体"/>
+          <w:sz w:val="21"/>
+        </w:rPr>
+        <w:t>__________________________________________________</w:t>
+      </w:r>
+    </w:p>
+    <w:p>
+      <w:pPr>
+        <w:pStyle w:val="Heading2"/>
+      </w:pPr>
+      <w:r/>
+      <w:r>
+        <w:rPr>
+          <w:rFonts w:ascii="Times New Roman" w:hAnsi="Times New Roman" w:eastAsia="宋体"/>
+          <w:b/>
+          <w:color w:val="000000"/>
+          <w:sz w:val="24"/>
+        </w:rPr>
+        <w:t>由紧急医疗服务数据支持的机器学习模型增强了院前环境中的中风分诊</w:t>
+      </w:r>
+    </w:p>
+    <w:p>
+      <w:r>
+        <w:rPr>
+          <w:rFonts w:ascii="Times New Roman" w:hAnsi="Times New Roman" w:eastAsia="宋体"/>
+          <w:b/>
+          <w:color w:val="003264"/>
+          <w:sz w:val="24"/>
+        </w:rPr>
+        <w:t>Machine learning models powered by emergency medical services data enhance stroke triage in prehospital settings</w:t>
+      </w:r>
+    </w:p>
+    <w:p>
+      <w:r>
+        <w:rPr>
+          <w:rFonts w:ascii="Times New Roman" w:hAnsi="Times New Roman" w:eastAsia="宋体"/>
+          <w:sz w:val="21"/>
+        </w:rPr>
+        <w:t>作者: Michael Saban, Grant Hiura, Paula de la Peña, Amy Wozniak, Daniel Heiferman, Oguz Akbilgic, Mark Cichon, Samie Tootooni</w:t>
+        <w:br/>
+      </w:r>
+      <w:r>
+        <w:rPr>
+          <w:rFonts w:ascii="Times New Roman" w:hAnsi="Times New Roman" w:eastAsia="宋体"/>
+          <w:sz w:val="21"/>
+        </w:rPr>
+        <w:t xml:space="preserve">时间: 2026-02-03 | </w:t>
+      </w:r>
+      <w:r>
+        <w:t xml:space="preserve">链接: </w:t>
+      </w:r>
+      <w:hyperlink r:id="rId197">
+        <w:r>
+          <w:rPr>
+            <w:rFonts w:ascii="Times New Roman" w:hAnsi="Times New Roman" w:eastAsia="宋体"/>
+            <w:color w:val="0000FF"/>
+            <w:sz w:val="21"/>
+            <w:u w:val="single"/>
+          </w:rPr>
+          <w:t>https://doi.org/10.1038/s41598-026-37069-x</w:t>
+        </w:r>
+      </w:hyperlink>
+    </w:p>
+    <w:p>
+      <w:pPr>
+        <w:spacing w:before="120"/>
+      </w:pPr>
+      <w:r>
+        <w:rPr>
+          <w:rFonts w:ascii="Times New Roman" w:hAnsi="Times New Roman" w:eastAsia="宋体"/>
+          <w:b/>
+          <w:sz w:val="21"/>
+        </w:rPr>
+        <w:t>中文摘要:</w:t>
+      </w:r>
+    </w:p>
+    <w:p>
+      <w:pPr>
+        <w:ind w:firstLine="360"/>
+      </w:pPr>
+      <w:r>
+        <w:rPr>
+          <w:rFonts w:ascii="Times New Roman" w:hAnsi="Times New Roman" w:eastAsia="宋体"/>
+          <w:sz w:val="21"/>
+        </w:rPr>
+        <w:t>及时的中风诊断对于提供挽救生命的治疗至关重要，但当前的院前中风评估工具经常导致漏诊或延迟诊断。紧急医疗服务 (EMS) 越来越多地在运输过程中收集详细数据，为开发基于人工智能的工具来支持早期中风检测提供了机会。在这项回顾性研究中，我们与急诊科 (ED) 记录相比，评估了院前数据的可用性和可靠性。我们测试了机器学习支持 EMS 中风分诊的潜力。我们的队列包括 2015 年至 2020 年 8,221 次救护车中的 4,333 名患者，中风率为 2.0%（64% 为严重中风）。心率、呼吸频率、血压、血氧饱和度和 GCS 评分等生命体征的记录比例超过 88%，普遍高于 ED 患者。我们训练和评估了用于检测中风和严重中风的随机森林、XGBoost 和顺序神经网络。 XGBoost 模型在中风检测方面表现最佳（ROC-AUC 0.843 [0.77–0.89]、PR-AUC 0.293 [0.16–0.45]），而随机森林在严重中风方面表现最佳（ROC-AUC 0.826 [0.75–0.90]、PR-AUC 0.186 [0.07–0.35]）。模型经过校准以提高可靠性，并使用 SHAP 评估特征重要性以增强可解释性。这些发现凸显了基于人工智能的工具在利用实时 EMS 数据改善院前中风分诊方面的前景。</w:t>
+      </w:r>
+    </w:p>
+    <w:p>
+      <w:pPr>
+        <w:spacing w:before="120"/>
+      </w:pPr>
+      <w:r>
+        <w:rPr>
+          <w:rFonts w:ascii="Times New Roman" w:hAnsi="Times New Roman" w:eastAsia="宋体"/>
+          <w:b/>
+          <w:sz w:val="21"/>
+        </w:rPr>
+        <w:t>English Abstract:</w:t>
+      </w:r>
+    </w:p>
+    <w:p>
+      <w:r>
+        <w:rPr>
+          <w:rFonts w:ascii="Times New Roman" w:hAnsi="Times New Roman" w:eastAsia="宋体"/>
+          <w:sz w:val="21"/>
+        </w:rPr>
+        <w:t>Timely stroke diagnosis is essential for delivering life-saving treatments, yet current prehospital stroke assessment tools often lead to missed or delayed diagnoses. Emergency Medical Services (EMS) increasingly collect detailed data during transport, offering an opportunity to develop AI-based tools to support early stroke detection. In this retrospective study, we evaluated the availability and reliability of prehospital data compared to Emergency Department (ED) records. We tested the potential of machine learning to support EMS stroke triage. Our cohort included 4,333 patients across 8,221 ambulance encounters from 2015 to 2020 with stroke rate of 2.0% (64% severe strokes). Vital signs such as heart rate, respiratory rate, blood pressure, oxygen saturation, and GCS scores, recorded in over 88%, were generally higher than their ED counterparts. We trained and evaluated random forest, XGBoost, and sequential neural networks for detecting stroke and severe stroke. The XGBoost model performed best for stroke detection (ROC-AUC 0.843 [0.77–0.89], PR-AUC 0.293 [0.16–0.45]), while Random Forest performed best for severe strokes (ROC-AUC 0.826 [0.75–0.90], PR-AUC 0.186 [0.07–0.35]). Models were calibrated to improve reliability, and feature importance was assessed using SHAP to enhance interpretability. These findings highlight the promise of AI-based tools in improving prehospital stroke triage with real-time EMS data.</w:t>
+      </w:r>
+    </w:p>
+    <w:p>
+      <w:r>
+        <w:rPr>
+          <w:rFonts w:ascii="Times New Roman" w:hAnsi="Times New Roman" w:eastAsia="宋体"/>
+          <w:sz w:val="21"/>
+        </w:rPr>
+        <w:t>__________________________________________________</w:t>
+      </w:r>
+    </w:p>
+    <w:p>
+      <w:pPr>
+        <w:pStyle w:val="Heading2"/>
+      </w:pPr>
+      <w:r/>
+      <w:r>
+        <w:rPr>
+          <w:rFonts w:ascii="Times New Roman" w:hAnsi="Times New Roman" w:eastAsia="宋体"/>
+          <w:b/>
+          <w:color w:val="000000"/>
+          <w:sz w:val="24"/>
+        </w:rPr>
+        <w:t>针对医疗数据生态系统中人工智能驱动的威胁传播和零日云漏洞的多层加密信任强化模型</w:t>
+      </w:r>
+    </w:p>
+    <w:p>
+      <w:r>
+        <w:rPr>
+          <w:rFonts w:ascii="Times New Roman" w:hAnsi="Times New Roman" w:eastAsia="宋体"/>
+          <w:b/>
+          <w:color w:val="003264"/>
+          <w:sz w:val="24"/>
+        </w:rPr>
+        <w:t>A multi-layered cryptographic trust reinforcement model against AI-driven threat propagation and zero-day cloud vulnerabilities in healthcare data ecosystems</w:t>
+      </w:r>
+    </w:p>
+    <w:p>
+      <w:r>
+        <w:rPr>
+          <w:rFonts w:ascii="Times New Roman" w:hAnsi="Times New Roman" w:eastAsia="宋体"/>
+          <w:sz w:val="21"/>
+        </w:rPr>
+        <w:t>作者: Meena Rani, R. Lavanya, K. V. Shahnaz, K. Ramu, Rohit Pachlor, Shitanshu Jain</w:t>
+        <w:br/>
+      </w:r>
+      <w:r>
+        <w:rPr>
+          <w:rFonts w:ascii="Times New Roman" w:hAnsi="Times New Roman" w:eastAsia="宋体"/>
+          <w:sz w:val="21"/>
+        </w:rPr>
+        <w:t xml:space="preserve">时间: 2026-02-03 | </w:t>
+      </w:r>
+      <w:r>
+        <w:t xml:space="preserve">链接: </w:t>
+      </w:r>
+      <w:hyperlink r:id="rId198">
+        <w:r>
+          <w:rPr>
+            <w:rFonts w:ascii="Times New Roman" w:hAnsi="Times New Roman" w:eastAsia="宋体"/>
+            <w:color w:val="0000FF"/>
+            <w:sz w:val="21"/>
+            <w:u w:val="single"/>
+          </w:rPr>
+          <w:t>https://doi.org/10.1038/s41598-026-36966-5</w:t>
+        </w:r>
+      </w:hyperlink>
+    </w:p>
+    <w:p>
+      <w:pPr>
+        <w:spacing w:before="120"/>
+      </w:pPr>
+      <w:r>
+        <w:rPr>
+          <w:rFonts w:ascii="Times New Roman" w:hAnsi="Times New Roman" w:eastAsia="宋体"/>
+          <w:b/>
+          <w:sz w:val="21"/>
+        </w:rPr>
+        <w:t>中文摘要:</w:t>
+      </w:r>
+    </w:p>
+    <w:p>
+      <w:pPr>
+        <w:ind w:firstLine="360"/>
+      </w:pPr>
+      <w:r>
+        <w:rPr>
+          <w:rFonts w:ascii="Times New Roman" w:hAnsi="Times New Roman" w:eastAsia="宋体"/>
+          <w:sz w:val="21"/>
+        </w:rPr>
+        <w:t>医疗云生态系统越来越容易受到网络攻击、零日攻击以及人工智能驱动的攻击的困扰，因此需要在后台安全架构中使用操作可行、可靠、科学的安全架构。本文的作者介绍了多层加密信任强化（MCTR）框架，该框架将分层抗量子密码、通过区块链的去中心化信任验证和基于人工智能的异常检测器结合到一个自适应和协调的安全框架中。与当前的混合医疗保健安全模型相比，所提供的解决方案提供了数学控制的信任开发、协调的多节点零日缓解以及区块链控制的取证透明度。对真实医疗保健数据的大规模模拟表明，威胁检测率为 95-98%，误报率不超过 2.5%，区块链吞吐量每秒超过 130 笔交易，区块链对零日攻击的有效率超过 91%，且延迟水平合理。这些结果证明 MCTR 在技术上是合理的，在计算上不可能不可行，并且实际上可以用于实时医疗保健环境。</w:t>
+      </w:r>
+    </w:p>
+    <w:p>
+      <w:pPr>
+        <w:spacing w:before="120"/>
+      </w:pPr>
+      <w:r>
+        <w:rPr>
+          <w:rFonts w:ascii="Times New Roman" w:hAnsi="Times New Roman" w:eastAsia="宋体"/>
+          <w:b/>
+          <w:sz w:val="21"/>
+        </w:rPr>
+        <w:t>English Abstract:</w:t>
+      </w:r>
+    </w:p>
+    <w:p>
+      <w:r>
+        <w:rPr>
+          <w:rFonts w:ascii="Times New Roman" w:hAnsi="Times New Roman" w:eastAsia="宋体"/>
+          <w:sz w:val="21"/>
+        </w:rPr>
+        <w:t>The healthcare cloud ecosystem is getting vulnerable to cyberattacks, zero-day attacks and being plagued by AI-driven attacks, hence the need to use operationally feasible, solid, scientific in background security architectures. The authors of this paper introduce a Multi-Layered Cryptographic Trust Reinforcement (MCTR) framework, which unites hierarchical quantum-resistant cryptography, decentralized trust validation through blockchain and AI-based anomaly detector into an adaptive and coordinated security framework. In contrast to the current hybrid healthcare security models, the offered solution provides mathematically controlled trust development, coordinated multi-node zero-day mitigation, and blockchain-controlled forensic transparency. Large-scale simulations with real-world healthcare data show that the threat detection rate is 95–98%, the false positive rate does not surpass 2.5%, blockchain throughput is over 130 transactions per second, and blockchain is over 91% effective against zero-day attacks with a reasonable level of latency. These results prove that MCTR is technically sound, cannot be computationally unfeasible, and practically can be used in real-time healthcare settings.</w:t>
+      </w:r>
+    </w:p>
+    <w:p>
+      <w:r>
+        <w:rPr>
+          <w:rFonts w:ascii="Times New Roman" w:hAnsi="Times New Roman" w:eastAsia="宋体"/>
+          <w:sz w:val="21"/>
+        </w:rPr>
+        <w:t>__________________________________________________</w:t>
+      </w:r>
+    </w:p>
+    <w:p>
+      <w:pPr>
+        <w:pStyle w:val="Heading2"/>
+      </w:pPr>
+      <w:r/>
+      <w:r>
+        <w:rPr>
+          <w:rFonts w:ascii="Times New Roman" w:hAnsi="Times New Roman" w:eastAsia="宋体"/>
+          <w:b/>
+          <w:color w:val="000000"/>
+          <w:sz w:val="24"/>
+        </w:rPr>
+        <w:t>一种增强隧道视力患者视野的改进缝雕方法</w:t>
+      </w:r>
+    </w:p>
+    <w:p>
+      <w:r>
+        <w:rPr>
+          <w:rFonts w:ascii="Times New Roman" w:hAnsi="Times New Roman" w:eastAsia="宋体"/>
+          <w:b/>
+          <w:color w:val="003264"/>
+          <w:sz w:val="24"/>
+        </w:rPr>
+        <w:t>An improved seam carving method for enhancing the visual field of tunnel vision patients</w:t>
+      </w:r>
+    </w:p>
+    <w:p>
+      <w:r>
+        <w:rPr>
+          <w:rFonts w:ascii="Times New Roman" w:hAnsi="Times New Roman" w:eastAsia="宋体"/>
+          <w:sz w:val="21"/>
+        </w:rPr>
+        <w:t>作者: Dina El-Torky, Salsabil El-Regaily, Ahmad Moadamani, Ahmed Osama, Alaa Mostafa, Amira Yasser, Mosaab Ghaley, Shahd Ashraf, Maryam Al-Berry, Zaki Fayed</w:t>
+        <w:br/>
+      </w:r>
+      <w:r>
+        <w:rPr>
+          <w:rFonts w:ascii="Times New Roman" w:hAnsi="Times New Roman" w:eastAsia="宋体"/>
+          <w:sz w:val="21"/>
+        </w:rPr>
+        <w:t xml:space="preserve">时间: 2026-02-03 | </w:t>
+      </w:r>
+      <w:r>
+        <w:t xml:space="preserve">链接: </w:t>
+      </w:r>
+      <w:hyperlink r:id="rId199">
+        <w:r>
+          <w:rPr>
+            <w:rFonts w:ascii="Times New Roman" w:hAnsi="Times New Roman" w:eastAsia="宋体"/>
+            <w:color w:val="0000FF"/>
+            <w:sz w:val="21"/>
+            <w:u w:val="single"/>
+          </w:rPr>
+          <w:t>https://doi.org/10.1038/s41598-026-35527-0</w:t>
+        </w:r>
+      </w:hyperlink>
+    </w:p>
+    <w:p>
+      <w:pPr>
+        <w:spacing w:before="120"/>
+      </w:pPr>
+      <w:r>
+        <w:rPr>
+          <w:rFonts w:ascii="Times New Roman" w:hAnsi="Times New Roman" w:eastAsia="宋体"/>
+          <w:b/>
+          <w:sz w:val="21"/>
+        </w:rPr>
+        <w:t>中文摘要:</w:t>
+      </w:r>
+    </w:p>
+    <w:p>
+      <w:pPr>
+        <w:ind w:firstLine="360"/>
+      </w:pPr>
+      <w:r>
+        <w:rPr>
+          <w:rFonts w:ascii="Times New Roman" w:hAnsi="Times New Roman" w:eastAsia="宋体"/>
+          <w:sz w:val="21"/>
+        </w:rPr>
+        <w:t>摘要 视力障碍有多种形式，所有这些都会对患者的日常活动产生负面影响，并妨碍患者执行简单的行动，例如安全地在街上行走。内容感知图像重定向可用于增强视野有限（即隧道视野）的患者的场景。本研究论文提出了一种改进的接缝雕刻方法，该方法可以减小输入图像的宽度以适应患者的视角，同时保留原始图像中的重要对象以及图像细节。该方法通过使用结合深度、显着性、前景分割和边缘检测特征的多尺度图像融合计算能量图来增强原始接缝雕刻，并使用前向中间方法进行接缝去除步骤。结果显示，效率优于各种重定向方法，整合了结构、感知和基于特征的质量指标的综合得分提高了 30.8%。使用配对 t 检验 ( $$n = 73$$ ) 的统计分析证实，与基线接缝雕刻方法相比，所有主要指标 ( $$p&lt;0.001$$ ) 都取得了统计上的显着改进，包括 SSIM、SIFT 特征匹配和基于现代深度学习的感知质量指标。</w:t>
+      </w:r>
+    </w:p>
+    <w:p>
+      <w:pPr>
+        <w:spacing w:before="120"/>
+      </w:pPr>
+      <w:r>
+        <w:rPr>
+          <w:rFonts w:ascii="Times New Roman" w:hAnsi="Times New Roman" w:eastAsia="宋体"/>
+          <w:b/>
+          <w:sz w:val="21"/>
+        </w:rPr>
+        <w:t>English Abstract:</w:t>
+      </w:r>
+    </w:p>
+    <w:p>
+      <w:r>
+        <w:rPr>
+          <w:rFonts w:ascii="Times New Roman" w:hAnsi="Times New Roman" w:eastAsia="宋体"/>
+          <w:sz w:val="21"/>
+        </w:rPr>
+        <w:t>Abstract Visual impairment has various forms all of which negatively affect the patient’s daily activities and prevent performing simple actions like walking safely in a street. Content-aware image retargeting can be used to enhance the scene for patients who have limited visual field i.e. tunnel vision. A modified Seam Carving method is presented in this research paper which can decrease the width of the input image to fit in the patient’s angle of vision while preserving the important objects in the original image as well as the image details. The method enhanced the original Seam Carving by calculating the energy map using multiscale image fusion that combines depth, saliency, foreground segmentation, and edge detection features, and used a forward-middle approach for the seam removal step. The results showed efficiency that outperformed various retargeting methods, achieving a 30.8% improvement in the composite score that integrates structural, perceptual, and feature-based quality metrics. Statistical analysis using paired t-tests ( $$n = 73$$ ) confirmed statistically significant improvements across all major metrics ( $$p&lt;0.001$$ ), including SSIM, SIFT feature matching, and modern deep learning-based perceptual quality metrics, compared to the baseline seam carving method.</w:t>
+      </w:r>
+    </w:p>
+    <w:p>
+      <w:r>
+        <w:rPr>
+          <w:rFonts w:ascii="Times New Roman" w:hAnsi="Times New Roman" w:eastAsia="宋体"/>
+          <w:sz w:val="21"/>
+        </w:rPr>
+        <w:t>__________________________________________________</w:t>
+      </w:r>
+    </w:p>
+    <w:p>
+      <w:pPr>
+        <w:pStyle w:val="Heading2"/>
+      </w:pPr>
+      <w:r/>
+      <w:r>
+        <w:rPr>
+          <w:rFonts w:ascii="Times New Roman" w:hAnsi="Times New Roman" w:eastAsia="宋体"/>
+          <w:b/>
+          <w:color w:val="000000"/>
+          <w:sz w:val="24"/>
+        </w:rPr>
+        <w:t>阳光防护剂对某些生物防治剂的协同活性作为控制棉叶虫、斜纹夜蛾（Boisduval）的新方法</w:t>
+      </w:r>
+    </w:p>
+    <w:p>
+      <w:r>
+        <w:rPr>
+          <w:rFonts w:ascii="Times New Roman" w:hAnsi="Times New Roman" w:eastAsia="宋体"/>
+          <w:b/>
+          <w:color w:val="003264"/>
+          <w:sz w:val="24"/>
+        </w:rPr>
+        <w:t>Synergistic activity of sunlight protectants on some biocontrol agents as a new approach to control the cotton leaf worm, Spodoptera littoralis (Boisduval)</w:t>
+      </w:r>
+    </w:p>
+    <w:p>
+      <w:r>
+        <w:rPr>
+          <w:rFonts w:ascii="Times New Roman" w:hAnsi="Times New Roman" w:eastAsia="宋体"/>
+          <w:sz w:val="21"/>
+        </w:rPr>
+        <w:t>作者: Radwa G. Attia, Abd El Aziz A. Khidr, Hend A. A. Al-Ashry, M. S. Yones, Mahmoud Sayed, Shireen A. M. Maamoun</w:t>
+        <w:br/>
+      </w:r>
+      <w:r>
+        <w:rPr>
+          <w:rFonts w:ascii="Times New Roman" w:hAnsi="Times New Roman" w:eastAsia="宋体"/>
+          <w:sz w:val="21"/>
+        </w:rPr>
+        <w:t xml:space="preserve">时间: 2026-02-03 | </w:t>
+      </w:r>
+      <w:r>
+        <w:t xml:space="preserve">链接: </w:t>
+      </w:r>
+      <w:hyperlink r:id="rId200">
+        <w:r>
+          <w:rPr>
+            <w:rFonts w:ascii="Times New Roman" w:hAnsi="Times New Roman" w:eastAsia="宋体"/>
+            <w:color w:val="0000FF"/>
+            <w:sz w:val="21"/>
+            <w:u w:val="single"/>
+          </w:rPr>
+          <w:t>https://doi.org/10.1038/s41598-026-35601-7</w:t>
+        </w:r>
+      </w:hyperlink>
+    </w:p>
+    <w:p>
+      <w:pPr>
+        <w:spacing w:before="120"/>
+      </w:pPr>
+      <w:r>
+        <w:rPr>
+          <w:rFonts w:ascii="Times New Roman" w:hAnsi="Times New Roman" w:eastAsia="宋体"/>
+          <w:b/>
+          <w:sz w:val="21"/>
+        </w:rPr>
+        <w:t>中文摘要:</w:t>
+      </w:r>
+    </w:p>
+    <w:p>
+      <w:pPr>
+        <w:ind w:firstLine="360"/>
+      </w:pPr>
+      <w:r>
+        <w:rPr>
+          <w:rFonts w:ascii="Times New Roman" w:hAnsi="Times New Roman" w:eastAsia="宋体"/>
+          <w:sz w:val="21"/>
+        </w:rPr>
+        <w:t>摘要 生物杀虫剂作为传统化学杀虫剂的可持续且环保的替代品而受到关注。它们具有特定目标、可生物降解，并能减少昆虫抗性的发展。然而，它们的使用通常受到环境不稳定的限制，特别是在阳光和紫外线辐射下，这会迅速降解活性成分并降低功效。需要保护性配方，例如添加紫外线屏蔽剂，以提高其耐用性和功效。本研究调查了三种紫外线防护剂（棕榈酸辛酯、Tinuvin P 和 UV-P）在增强一些生物防治剂（Dipel DF、Tracer 和 Diacox）在田间条件下 15 天的持久性以控制斜纹夜蛾 4 龄幼虫方面的效率。 12天后，所有杀虫剂的残留效果均显着下降，其中Tracer的残留效果最低，死亡率为零，而Diacox + UV防护剂的残留效果最高。到了 15 天，除 Diacox 与棕榈酸辛酯、Tinuvin P 和 UV-P 混合外，均不再具有持续疗效，仍导致 27%、32% 和 12% 的死亡率；分别。处理 15 天后，对北沙蚕幼虫的 SDS-PAGE 显示处理组和对照组之间蛋白质片段数量的差异。处理后的样品中形成了新的蛋白质条带，而一些正常条带消失了。</w:t>
+      </w:r>
+    </w:p>
+    <w:p>
+      <w:pPr>
+        <w:spacing w:before="120"/>
+      </w:pPr>
+      <w:r>
+        <w:rPr>
+          <w:rFonts w:ascii="Times New Roman" w:hAnsi="Times New Roman" w:eastAsia="宋体"/>
+          <w:b/>
+          <w:sz w:val="21"/>
+        </w:rPr>
+        <w:t>English Abstract:</w:t>
+      </w:r>
+    </w:p>
+    <w:p>
+      <w:r>
+        <w:rPr>
+          <w:rFonts w:ascii="Times New Roman" w:hAnsi="Times New Roman" w:eastAsia="宋体"/>
+          <w:sz w:val="21"/>
+        </w:rPr>
+        <w:t>Abstract Bioinsecticides have gained attention as a sustainable and eco-friendly alternative to traditional chemical insecticides. They are target-specific, biodegradable, and reduce the development of insect resistance. However, their use is often limited by environmental instability, particularly under sunlight and UV radiation, which rapidly degrade active ingredients and reduce efficacy. Protective formulation, such as addition of UV-screening agents are needed to improve their durability and efficacy. This study investigates the efficiency of three UV protectants, Octylpalmitate, Tinuvin P, and UV- P in enhancing the persistence of some biocontrol agents, Dipel DF, Tracer, and Diacox under field conditions for 15 days to control the 4th instar larvae of Spodoptera littoralis . After 12 days, the residual effect of the all insecticides had markedly decreased, with Tracer showing the lowest persistence with zero mortality, and Diacox + UV protectant the highest. By 15 days, the sustained efficacy was absent, except for Diacox mixed with Octyl palmitate, Tinuvin P, and UV-P, which still caused 27, 32 and 12% mortality; respectively. The SDS-PAGE of S. littoralis larvae following 15 days of treatments revealed differences in the numbers of protein fragments between treated and control. New protein bands formed in the treated samples, while several normal bands disappeared.</w:t>
+      </w:r>
+    </w:p>
+    <w:p>
+      <w:r>
+        <w:rPr>
+          <w:rFonts w:ascii="Times New Roman" w:hAnsi="Times New Roman" w:eastAsia="宋体"/>
+          <w:sz w:val="21"/>
+        </w:rPr>
+        <w:t>__________________________________________________</w:t>
+      </w:r>
+    </w:p>
+    <w:p>
+      <w:pPr>
+        <w:pStyle w:val="Heading2"/>
+      </w:pPr>
+      <w:r/>
+      <w:r>
+        <w:rPr>
+          <w:rFonts w:ascii="Times New Roman" w:hAnsi="Times New Roman" w:eastAsia="宋体"/>
+          <w:b/>
+          <w:color w:val="000000"/>
+          <w:sz w:val="24"/>
+        </w:rPr>
+        <w:t>使用两种分析方法的广义三阶非线性薛定谔方程的分岔分析和孤子解</w:t>
+      </w:r>
+    </w:p>
+    <w:p>
+      <w:r>
+        <w:rPr>
+          <w:rFonts w:ascii="Times New Roman" w:hAnsi="Times New Roman" w:eastAsia="宋体"/>
+          <w:b/>
+          <w:color w:val="003264"/>
+          <w:sz w:val="24"/>
+        </w:rPr>
+        <w:t>Bifurcation analysis and soliton solutions of the generalized third-order nonlinear Schrödinger equation using two analytical approaches</w:t>
+      </w:r>
+    </w:p>
+    <w:p>
+      <w:r>
+        <w:rPr>
+          <w:rFonts w:ascii="Times New Roman" w:hAnsi="Times New Roman" w:eastAsia="宋体"/>
+          <w:sz w:val="21"/>
+        </w:rPr>
+        <w:t>作者: Shahida Parveen, Muhammad Abbas, Tahir Nazir, Muhammad Nadeem Anwar, M. R. Alharthi, Muhammad Zain Yousaf, Asnake Birhanu</w:t>
+        <w:br/>
+      </w:r>
+      <w:r>
+        <w:rPr>
+          <w:rFonts w:ascii="Times New Roman" w:hAnsi="Times New Roman" w:eastAsia="宋体"/>
+          <w:sz w:val="21"/>
+        </w:rPr>
+        <w:t xml:space="preserve">时间: 2026-02-03 | </w:t>
+      </w:r>
+      <w:r>
+        <w:t xml:space="preserve">链接: </w:t>
+      </w:r>
+      <w:hyperlink r:id="rId201">
+        <w:r>
+          <w:rPr>
+            <w:rFonts w:ascii="Times New Roman" w:hAnsi="Times New Roman" w:eastAsia="宋体"/>
+            <w:color w:val="0000FF"/>
+            <w:sz w:val="21"/>
+            <w:u w:val="single"/>
+          </w:rPr>
+          <w:t>https://doi.org/10.1038/s41598-026-37836-w</w:t>
+        </w:r>
+      </w:hyperlink>
+    </w:p>
+    <w:p>
+      <w:pPr>
+        <w:spacing w:before="120"/>
+      </w:pPr>
+      <w:r>
+        <w:rPr>
+          <w:rFonts w:ascii="Times New Roman" w:hAnsi="Times New Roman" w:eastAsia="宋体"/>
+          <w:b/>
+          <w:sz w:val="21"/>
+        </w:rPr>
+        <w:t>中文摘要:</w:t>
+      </w:r>
+    </w:p>
+    <w:p>
+      <w:pPr>
+        <w:ind w:firstLine="360"/>
+      </w:pPr>
+      <w:r>
+        <w:rPr>
+          <w:rFonts w:ascii="Times New Roman" w:hAnsi="Times New Roman" w:eastAsia="宋体"/>
+          <w:sz w:val="21"/>
+        </w:rPr>
+        <w:t>本研究论文用于研究广义三阶非线性薛定谔方程，该方程对于描述光纤、等离子体物理和流体力学中复杂的非线性波传播非常重要。利用广义辅助方程法和改进的修正Sardar-sub方程法得到了各种解析孤子解。利用提出的方法得到了该问题的周期、钟形、反钟形、暗、W型、扭结、反扭结和M形孤子解。以图形方式描述了几种孤子解的行为。这些发现对于工程和数学物理的应用非常重要。平面动力系统理论的一个关键组成部分是由伽利略变换引起的控制方程动力系统的分岔。通过强调系统对其初始条件的敏感性以及其长期演化的不确定性，该研究还研究了混沌行为。最后，进行敏感性分析，以检查改变系统参数对解决方案的稳定性和结果的影响。通过考虑这些因素，这项工作有助于我们理解所提出的模型的动态特性，并为其在非线性媒体和其他研究领域的使用提供有用的见解。与之前的研究相比，这项工作是新颖的，因为它将增强的分析方法应用于广义三阶非线性薛定谔方程，从而产生了更广泛的解类别。</w:t>
+      </w:r>
+    </w:p>
+    <w:p>
+      <w:pPr>
+        <w:spacing w:before="120"/>
+      </w:pPr>
+      <w:r>
+        <w:rPr>
+          <w:rFonts w:ascii="Times New Roman" w:hAnsi="Times New Roman" w:eastAsia="宋体"/>
+          <w:b/>
+          <w:sz w:val="21"/>
+        </w:rPr>
+        <w:t>English Abstract:</w:t>
+      </w:r>
+    </w:p>
+    <w:p>
+      <w:r>
+        <w:rPr>
+          <w:rFonts w:ascii="Times New Roman" w:hAnsi="Times New Roman" w:eastAsia="宋体"/>
+          <w:sz w:val="21"/>
+        </w:rPr>
+        <w:t>This research paper is used to examine the generalized third-order nonlinear Schrödinger equation that is important for the description of complex nonlinear wave propagation in optical fibers, plasma physics, and in fluid mechanics. By using the generalized auxiliary equation method and improved modified Sardar-sub equation method various analytical soliton solutions are obtained. The Periodic, bell, anti-bell, dark, W-type, kink, anti-kink, and M-shape solitons solutions of the problem are obtained by using proposed methods. The behavior of several soliton solutions is depicted graphically. The findings are important for applications in engineering and mathematical physics. A key component of planar dynamical system theory is the bifurcation of the dynamical system of the governing equation caused by the Galilean transformation. By emphasizing how susceptible the system is to its initial conditions and how uncertain its long-term evolution is, the study also investigates chaotic behavior. Lastly, sensitivity analysis is performed to examine the effects of altering system parameters on the stability and results of the solutions. By taking these things into account, this work aids in our comprehension of the proposed model’s dynamical characteristics and offers helpful insights into its use in nonlinear media and other fields of research. In contrast to previous research, this work is novel because it applies enhanced analytical methods to the generalized third-order nonlinear Schrödinger equation, resulting in a wider range of solution classes.</w:t>
+      </w:r>
+    </w:p>
+    <w:p>
+      <w:r>
+        <w:rPr>
+          <w:rFonts w:ascii="Times New Roman" w:hAnsi="Times New Roman" w:eastAsia="宋体"/>
+          <w:sz w:val="21"/>
+        </w:rPr>
+        <w:t>__________________________________________________</w:t>
+      </w:r>
+    </w:p>
+    <w:p>
+      <w:pPr>
+        <w:pStyle w:val="Heading2"/>
+      </w:pPr>
+      <w:r/>
+      <w:r>
+        <w:rPr>
+          <w:rFonts w:ascii="Times New Roman" w:hAnsi="Times New Roman" w:eastAsia="宋体"/>
+          <w:b/>
+          <w:color w:val="000000"/>
+          <w:sz w:val="24"/>
+        </w:rPr>
+        <w:t>单细胞转录组学鉴定膀胱癌中成纤维细胞相关的免疫异质性和预后特征</w:t>
+      </w:r>
+    </w:p>
+    <w:p>
+      <w:r>
+        <w:rPr>
+          <w:rFonts w:ascii="Times New Roman" w:hAnsi="Times New Roman" w:eastAsia="宋体"/>
+          <w:b/>
+          <w:color w:val="003264"/>
+          <w:sz w:val="24"/>
+        </w:rPr>
+        <w:t>Single-cell transcriptomics identifies fibroblast associated immune heterogeneity and prognostic signatures in bladder cancer</w:t>
+      </w:r>
+    </w:p>
+    <w:p>
+      <w:r>
+        <w:rPr>
+          <w:rFonts w:ascii="Times New Roman" w:hAnsi="Times New Roman" w:eastAsia="宋体"/>
+          <w:sz w:val="21"/>
+        </w:rPr>
+        <w:t>作者: Xiaojuan Tang, Ling Liu, Min Gao, Peng Duan, Sheng Li, Zilong Yuan, Qiang Xia, Lei Xi, Yan Tan</w:t>
+        <w:br/>
+      </w:r>
+      <w:r>
+        <w:rPr>
+          <w:rFonts w:ascii="Times New Roman" w:hAnsi="Times New Roman" w:eastAsia="宋体"/>
+          <w:sz w:val="21"/>
+        </w:rPr>
+        <w:t xml:space="preserve">时间: 2026-02-03 | </w:t>
+      </w:r>
+      <w:r>
+        <w:t xml:space="preserve">链接: </w:t>
+      </w:r>
+      <w:hyperlink r:id="rId202">
+        <w:r>
+          <w:rPr>
+            <w:rFonts w:ascii="Times New Roman" w:hAnsi="Times New Roman" w:eastAsia="宋体"/>
+            <w:color w:val="0000FF"/>
+            <w:sz w:val="21"/>
+            <w:u w:val="single"/>
+          </w:rPr>
+          <w:t>https://doi.org/10.1038/s41598-026-38219-x</w:t>
+        </w:r>
+      </w:hyperlink>
+    </w:p>
+    <w:p>
+      <w:pPr>
+        <w:spacing w:before="120"/>
+      </w:pPr>
+      <w:r>
+        <w:rPr>
+          <w:rFonts w:ascii="Times New Roman" w:hAnsi="Times New Roman" w:eastAsia="宋体"/>
+          <w:b/>
+          <w:sz w:val="21"/>
+        </w:rPr>
+        <w:t>中文摘要:</w:t>
+      </w:r>
+    </w:p>
+    <w:p>
+      <w:pPr>
+        <w:ind w:firstLine="360"/>
+      </w:pPr>
+      <w:r>
+        <w:rPr>
+          <w:rFonts w:ascii="Times New Roman" w:hAnsi="Times New Roman" w:eastAsia="宋体"/>
+          <w:sz w:val="21"/>
+        </w:rPr>
+        <w:t>膀胱癌（BLCA）的免疫微环境和预后仍然是其治疗中持续存在的挑战。本研究旨在建立预测预后指标并研究免疫微环境以增强临床治疗策略。利用膀胱癌患者的单细胞 RNA-seq 数据构建了单细胞转录图谱，重点关注成纤维细胞相关基因表达、细胞间通讯、单细胞通量估计分析推断的代谢途径和转录因子网络。使用癌症基因组图谱的数据验证了成纤维细胞相关的预后基因特征，并开发了一个预后模型来将膀胱癌患者分为高风险组和低风险组。对三个癌旁单细胞样本的分析揭示了 3,603 个成纤维细胞和 500 个成纤维细胞相关标记基因的存在。值得注意的是，通过 SCENIC 分析鉴定了关键的成纤维细胞特异性转录因子，包括 MAF、TWIST1 和 TCF21。综合RNA测序数据的结合使得能够发现与成纤维细胞相关的预后标记物。使用这种分类模型，可以根据模型将患者生存分为高风险和低风险类别。我们的研究结果强调了 BLCA 中与免疫微环境的成纤维细胞成分相关的预后遗传特征，为预后评估和潜在的治疗意义提供了初步见解。</w:t>
+      </w:r>
+    </w:p>
+    <w:p>
+      <w:pPr>
+        <w:spacing w:before="120"/>
+      </w:pPr>
+      <w:r>
+        <w:rPr>
+          <w:rFonts w:ascii="Times New Roman" w:hAnsi="Times New Roman" w:eastAsia="宋体"/>
+          <w:b/>
+          <w:sz w:val="21"/>
+        </w:rPr>
+        <w:t>English Abstract:</w:t>
+      </w:r>
+    </w:p>
+    <w:p>
+      <w:r>
+        <w:rPr>
+          <w:rFonts w:ascii="Times New Roman" w:hAnsi="Times New Roman" w:eastAsia="宋体"/>
+          <w:sz w:val="21"/>
+        </w:rPr>
+        <w:t>The immune microenvironment and prognosis of bladder cancer (BLCA) remain ongoing challenges in its treatment. This study aimed to establish predictive prognostic indicators and investigate the immune microenvironment to enhance clinical treatment strategies. A single-cell transcriptional atlas was constructed using single-cell RNA-seq data from patients with bladder cancer, focusing on fibroblast-related gene expression, intercellular communication, metabolic pathways inferred by single-cell flux estimation analysis, and transcription factor networks. Fibroblast-associated prognostic gene signatures were validated using data from The Cancer Genome Atlas, and a prognostic model was developed to stratify patients with bladder cancer into high- and low-risk groups. Analysis of three para-carcinoma single-cell samples revealed the presence of 3,603 fibroblasts and 500 fibroblast-associated marker genes. Notably, key fibroblast-specific transcription factors, including MAF, TWIST1, and TCF21, were identified through SCENIC analysis. The incorporation of comprehensive RNA sequencing data enabled the discovery of prognostic markers associated with fibroblasts. Using this classification model, patient survival could be stratified into high- and low-risk categories based on the model. The results of our study highlight the prognostic genetic signatures associated with the fibroblast component of the immune microenvironment in BLCA, offering preliminary insights into prognostic assessment and potential therapeutic implications.</w:t>
+      </w:r>
+    </w:p>
+    <w:p>
+      <w:r>
+        <w:rPr>
+          <w:rFonts w:ascii="Times New Roman" w:hAnsi="Times New Roman" w:eastAsia="宋体"/>
+          <w:sz w:val="21"/>
+        </w:rPr>
+        <w:t>__________________________________________________</w:t>
+      </w:r>
+    </w:p>
+    <w:p>
+      <w:pPr>
+        <w:pStyle w:val="Heading2"/>
+      </w:pPr>
+      <w:r/>
+      <w:r>
+        <w:rPr>
+          <w:rFonts w:ascii="Times New Roman" w:hAnsi="Times New Roman" w:eastAsia="宋体"/>
+          <w:b/>
+          <w:color w:val="000000"/>
+          <w:sz w:val="24"/>
+        </w:rPr>
+        <w:t>一种基于小波的频域方法，用于准确检测多种作物疾病</w:t>
+      </w:r>
+    </w:p>
+    <w:p>
+      <w:r>
+        <w:rPr>
+          <w:rFonts w:ascii="Times New Roman" w:hAnsi="Times New Roman" w:eastAsia="宋体"/>
+          <w:b/>
+          <w:color w:val="003264"/>
+          <w:sz w:val="24"/>
+        </w:rPr>
+        <w:t>A wavelet-based frequency-domain approach for accurate multi-crop disease detection</w:t>
+      </w:r>
+    </w:p>
+    <w:p>
+      <w:r>
+        <w:rPr>
+          <w:rFonts w:ascii="Times New Roman" w:hAnsi="Times New Roman" w:eastAsia="宋体"/>
+          <w:sz w:val="21"/>
+        </w:rPr>
+        <w:t>作者: Jiamu Zhao, Yongchao Liang, Gongmin Wei, Bing Han, Jie Li, Chaoyi Yu, Junjie Zeng, Shengli He</w:t>
+        <w:br/>
+      </w:r>
+      <w:r>
+        <w:rPr>
+          <w:rFonts w:ascii="Times New Roman" w:hAnsi="Times New Roman" w:eastAsia="宋体"/>
+          <w:sz w:val="21"/>
+        </w:rPr>
+        <w:t xml:space="preserve">时间: 2026-02-03 | </w:t>
+      </w:r>
+      <w:r>
+        <w:t xml:space="preserve">链接: </w:t>
+      </w:r>
+      <w:hyperlink r:id="rId203">
+        <w:r>
+          <w:rPr>
+            <w:rFonts w:ascii="Times New Roman" w:hAnsi="Times New Roman" w:eastAsia="宋体"/>
+            <w:color w:val="0000FF"/>
+            <w:sz w:val="21"/>
+            <w:u w:val="single"/>
+          </w:rPr>
+          <w:t>https://doi.org/10.1038/s41598-026-38476-w</w:t>
+        </w:r>
+      </w:hyperlink>
+    </w:p>
+    <w:p>
+      <w:pPr>
+        <w:spacing w:before="120"/>
+      </w:pPr>
+      <w:r>
+        <w:rPr>
+          <w:rFonts w:ascii="Times New Roman" w:hAnsi="Times New Roman" w:eastAsia="宋体"/>
+          <w:b/>
+          <w:sz w:val="21"/>
+        </w:rPr>
+        <w:t>中文摘要:</w:t>
+      </w:r>
+    </w:p>
+    <w:p>
+      <w:pPr>
+        <w:ind w:firstLine="360"/>
+      </w:pPr>
+      <w:r>
+        <w:rPr>
+          <w:rFonts w:ascii="Times New Roman" w:hAnsi="Times New Roman" w:eastAsia="宋体"/>
+          <w:sz w:val="21"/>
+        </w:rPr>
+        <w:t>作物病斑的及时定位和诊断对于疾病控制和减少农药使用至关重要。然而，现场病灶通常类似于叶子纹理，规模变化很大，并且受到光照和阴影干扰，这使得同时实现高精度和轻量级推理具有挑战性。我们提出了 WGA-YOLO，一种用于作物病害识别的轻量级 YOLO 变体。我们设计的核心是小波通道重校准（WCR），它是一个基于 DWT 的下采样模块：离散小波变换自然地提供多分辨率、时频局部表示，可以明确地将低频近似与高频边缘/纹理细节分开。 WCR 融合高频和低频分量，并通过频域互补性增强特征表示，从而在分辨率降低期间保留语义和精细纹理信息，而额外成本可以忽略不计。我们还引入了 PS-C2f，它将风车形卷积集成到 C2f 中，以通过多方向、不规则内核更好地捕获微小病变细节，并用动态组注意池（DGAP）取代 SPPF，以实现高效的多尺度上下文聚合。在我们的 PlantDoc_boost 数据集上，WGA-YOLO 比 YOLOv8n 提高了 3.02 和 2.85%，同时将参数和 FLOP 减少了约 0.18 M 和约 0.3G，证明了推理效率和部署友好性的提高，同时在现场场景中保持了强大的检测性能。</w:t>
+      </w:r>
+    </w:p>
+    <w:p>
+      <w:pPr>
+        <w:spacing w:before="120"/>
+      </w:pPr>
+      <w:r>
+        <w:rPr>
+          <w:rFonts w:ascii="Times New Roman" w:hAnsi="Times New Roman" w:eastAsia="宋体"/>
+          <w:b/>
+          <w:sz w:val="21"/>
+        </w:rPr>
+        <w:t>English Abstract:</w:t>
+      </w:r>
+    </w:p>
+    <w:p>
+      <w:r>
+        <w:rPr>
+          <w:rFonts w:ascii="Times New Roman" w:hAnsi="Times New Roman" w:eastAsia="宋体"/>
+          <w:sz w:val="21"/>
+        </w:rPr>
+        <w:t>Timely localization and diagnosis of crop lesions are critical for disease control and reducing pesticide use. However, in-field lesions often resemble leaf textures, vary widely in scale, and suffer from lighting and shadow interference—making simultaneous high accuracy and lightweight inference challenging. We propose WGA-YOLO, a lightweight YOLO variant for crop disease recognition. Central to our design is Wavelet Channel Recalibration (WCR), a DWT-based downsampling module: discrete wavelet transform naturally provides multi-resolution, time–frequency localized representations that explicitly separate low-frequency approximations from high-frequency edge/texture details. WCR fuses high- and low-frequency components and enhances feature representation through their frequency-domain complementarity, thereby preserving semantic and fine texture information during resolution reduction with negligible extra cost. We also introduce PS-C2f, which integrates Pinwheel-shaped convolutions into C2f to better capture tiny lesion details via multi-directional, irregular kernels, and replace SPPF with Dynamic Group Attention Pooling (DGAP) for efficient multi-scale context aggregation. On our PlantDoc_boost dataset, WGA-YOLO improves over YOLOv8n by 3.02 and 2.85% points, while reducing parameters and FLOPs by ~ 0.18 M and ~ 0.3G, demonstrating improved inference efficiency and deployment friendliness while maintaining strong detection performance in field scenarios.</w:t>
+      </w:r>
+    </w:p>
+    <w:p>
+      <w:r>
+        <w:rPr>
+          <w:rFonts w:ascii="Times New Roman" w:hAnsi="Times New Roman" w:eastAsia="宋体"/>
+          <w:sz w:val="21"/>
+        </w:rPr>
+        <w:t>__________________________________________________</w:t>
+      </w:r>
+    </w:p>
+    <w:p>
+      <w:pPr>
+        <w:pStyle w:val="Heading2"/>
+      </w:pPr>
+      <w:r/>
+      <w:r>
+        <w:rPr>
+          <w:rFonts w:ascii="Times New Roman" w:hAnsi="Times New Roman" w:eastAsia="宋体"/>
+          <w:b/>
+          <w:color w:val="000000"/>
+          <w:sz w:val="24"/>
+        </w:rPr>
+        <w:t>量子优化的分层块编码，具有强大的嵌入，可实现感知完整性和压缩容忍的视觉数据保护</w:t>
+      </w:r>
+    </w:p>
+    <w:p>
+      <w:r>
+        <w:rPr>
+          <w:rFonts w:ascii="Times New Roman" w:hAnsi="Times New Roman" w:eastAsia="宋体"/>
+          <w:b/>
+          <w:color w:val="003264"/>
+          <w:sz w:val="24"/>
+        </w:rPr>
+        <w:t>Quantum optimized hierarchical chunk encoding with robust embedding for perceptual integrity and compression tolerant visual data protection</w:t>
+      </w:r>
+    </w:p>
+    <w:p>
+      <w:r>
+        <w:rPr>
+          <w:rFonts w:ascii="Times New Roman" w:hAnsi="Times New Roman" w:eastAsia="宋体"/>
+          <w:sz w:val="21"/>
+        </w:rPr>
+        <w:t>作者: G. Suresh, J. Arun Kumar, Vivek Karthick Perumal, S. Ramkumar</w:t>
+        <w:br/>
+      </w:r>
+      <w:r>
+        <w:rPr>
+          <w:rFonts w:ascii="Times New Roman" w:hAnsi="Times New Roman" w:eastAsia="宋体"/>
+          <w:sz w:val="21"/>
+        </w:rPr>
+        <w:t xml:space="preserve">时间: 2026-02-03 | </w:t>
+      </w:r>
+      <w:r>
+        <w:t xml:space="preserve">链接: </w:t>
+      </w:r>
+      <w:hyperlink r:id="rId204">
+        <w:r>
+          <w:rPr>
+            <w:rFonts w:ascii="Times New Roman" w:hAnsi="Times New Roman" w:eastAsia="宋体"/>
+            <w:color w:val="0000FF"/>
+            <w:sz w:val="21"/>
+            <w:u w:val="single"/>
+          </w:rPr>
+          <w:t>https://doi.org/10.1038/s41598-026-38249-5</w:t>
+        </w:r>
+      </w:hyperlink>
+    </w:p>
+    <w:p>
+      <w:pPr>
+        <w:spacing w:before="120"/>
+      </w:pPr>
+      <w:r>
+        <w:rPr>
+          <w:rFonts w:ascii="Times New Roman" w:hAnsi="Times New Roman" w:eastAsia="宋体"/>
+          <w:b/>
+          <w:sz w:val="21"/>
+        </w:rPr>
+        <w:t>中文摘要:</w:t>
+      </w:r>
+    </w:p>
+    <w:p>
+      <w:pPr>
+        <w:ind w:firstLine="360"/>
+      </w:pPr>
+      <w:r>
+        <w:rPr>
+          <w:rFonts w:ascii="Times New Roman" w:hAnsi="Times New Roman" w:eastAsia="宋体"/>
+          <w:sz w:val="21"/>
+        </w:rPr>
+        <w:t>多媒体通信和图像共享平台的发展呈指数级增长，这增强了未经授权的进入、压缩降级以及视觉数据操纵的威胁。基于固定域变换的经典水印方法很可能是 DCT 和 DWT 并不总是适应不同的压缩率，并且对对抗环境不具有高鲁棒性。此外，可用的方法受到低水平的不可感知性或计算的限制，这阻碍了实时或大规模应用。为了克服这些限制，提出了一种新的感知自适应和压缩敏感图像水印的量子优化分层块编码（QHCE）模型。所提供的方法结合了基于熵的图像四叉树划分、基于显着性的区域选择以及使用多层 DWT 的水印变换域嵌入。量子遗传算法（QGA）用于找到嵌入参数的最佳位置、频带和强度，从而在鲁棒性和视觉保真度之间实现良好的权衡。该模型使用 Python 3.10、PyWavelets 和 Qiskit 进行训练，并在不同 JPEG 压缩比的柯达图像数据集上进行测试。实验结果表明，与基线方法相比有显着改进，平均 PSNR 为 57.8 dB，SSIM 为 0.997，BER 为 0.00%，QF ≥ 70 时提取精度为 100%。与非优化基线相比，基于 QGA 的优化还实现了有效载荷容量增加 19%，运行时间减少 25%。使用 SHA-256 和汉明距离分析，完整性验证的准确度达到 99.95%。将量子启发的优化集成到感知驱动的编码管道中，为下一代视觉数据保护提供了可扩展、安全且高度稳健的解决方案。这为量子安全多媒体系统和水印恢复能力的未来研究提供了一个引人注目的方向。</w:t>
+      </w:r>
+    </w:p>
+    <w:p>
+      <w:pPr>
+        <w:spacing w:before="120"/>
+      </w:pPr>
+      <w:r>
+        <w:rPr>
+          <w:rFonts w:ascii="Times New Roman" w:hAnsi="Times New Roman" w:eastAsia="宋体"/>
+          <w:b/>
+          <w:sz w:val="21"/>
+        </w:rPr>
+        <w:t>English Abstract:</w:t>
+      </w:r>
+    </w:p>
+    <w:p>
+      <w:r>
+        <w:rPr>
+          <w:rFonts w:ascii="Times New Roman" w:hAnsi="Times New Roman" w:eastAsia="宋体"/>
+          <w:sz w:val="21"/>
+        </w:rPr>
+        <w:t>The multimedia communication and image-sharing platform development has increased exponentially, which enhances the threat of unauthorized entry, degradation through compression, and the manipulation of the visual data. The classical watermarking methods that are based on fixed-domain transforms are likely DCT and DWT are not always adaptive to different compression rates, and do not have high robustness to adversarial environments. In addition, methods that are available are limited by low levels of imperceptibility or computation, which hinder real time or large-scale application. In order to overcome such limitations, a new Quantum-Optimized Hierarchical Chunk Encoding (QHCE) model of perceptually adaptive and compression-sensitive image watermarking is proposed. The offered approach incorporates the entropy-based quadtree partitioning of the image into chunks, saliency-based region selection, and transform-domain embedding of watermark with the use of multi-layers DWT. Quantum Genetic Algorithm (QGA) is used to find the optimal location, band and strength of the embedding parameter that results in a good trade-off between the robustness and the visual fidelity. The model was trained with Python 3.10 and PyWavelets and Qiskit and tested on Kodak image dataset at different JPEG compression ratios. Experimental results demonstrate a significant improvement over baseline methods, with an average PSNR of 57.8 dB, SSIM of 0.997, 0.00% BER, and 100% extraction accuracy at QF ≥ 70. The QGA-based optimization also achieved a 19% increase in payload capacity and a 25% reduction in runtime compared to non-optimized baselines. Integrity verification reached 99.95% accuracy using SHA-256 and Hamming distance analysis. Integrating quantum-inspired optimization within a perceptually driven encoding pipeline offers a scalable, secure, and highly robust solution for next-generation visual data protection. This provides a compelling direction for future research in quantum-secure multimedia systems and watermark resilience.</w:t>
+      </w:r>
+    </w:p>
+    <w:p>
+      <w:r>
+        <w:rPr>
+          <w:rFonts w:ascii="Times New Roman" w:hAnsi="Times New Roman" w:eastAsia="宋体"/>
+          <w:sz w:val="21"/>
+        </w:rPr>
+        <w:t>__________________________________________________</w:t>
+      </w:r>
+    </w:p>
+    <w:p>
+      <w:pPr>
+        <w:pStyle w:val="Heading2"/>
+      </w:pPr>
+      <w:r/>
+      <w:r>
+        <w:rPr>
+          <w:rFonts w:ascii="Times New Roman" w:hAnsi="Times New Roman" w:eastAsia="宋体"/>
+          <w:b/>
+          <w:color w:val="000000"/>
+          <w:sz w:val="24"/>
+        </w:rPr>
+        <w:t>罗马尼亚和土耳其五种药用植物提取物的 LC-MS/MS 表征、生物活性和碳酸酐酶抑制潜力</w:t>
+      </w:r>
+    </w:p>
+    <w:p>
+      <w:r>
+        <w:rPr>
+          <w:rFonts w:ascii="Times New Roman" w:hAnsi="Times New Roman" w:eastAsia="宋体"/>
+          <w:b/>
+          <w:color w:val="003264"/>
+          <w:sz w:val="24"/>
+        </w:rPr>
+        <w:t>LC-MS/MS characterization, biological activity, and carbonic anhydrase inhibitory potential of five medicinal plant extracts from Romania and Türkiye</w:t>
+      </w:r>
+    </w:p>
+    <w:p>
+      <w:r>
+        <w:rPr>
+          <w:rFonts w:ascii="Times New Roman" w:hAnsi="Times New Roman" w:eastAsia="宋体"/>
+          <w:sz w:val="21"/>
+        </w:rPr>
+        <w:t>作者: Eda Büker, Dorina Casoni, Simona Codruta Aurora Cobzac, İbrahim Bilici, Ömer Kayır, Hacer Doğan</w:t>
+        <w:br/>
+      </w:r>
+      <w:r>
+        <w:rPr>
+          <w:rFonts w:ascii="Times New Roman" w:hAnsi="Times New Roman" w:eastAsia="宋体"/>
+          <w:sz w:val="21"/>
+        </w:rPr>
+        <w:t xml:space="preserve">时间: 2026-02-03 | </w:t>
+      </w:r>
+      <w:r>
+        <w:t xml:space="preserve">链接: </w:t>
+      </w:r>
+      <w:hyperlink r:id="rId205">
+        <w:r>
+          <w:rPr>
+            <w:rFonts w:ascii="Times New Roman" w:hAnsi="Times New Roman" w:eastAsia="宋体"/>
+            <w:color w:val="0000FF"/>
+            <w:sz w:val="21"/>
+            <w:u w:val="single"/>
+          </w:rPr>
+          <w:t>https://doi.org/10.1038/s41598-026-38419-5</w:t>
+        </w:r>
+      </w:hyperlink>
+    </w:p>
+    <w:p>
+      <w:pPr>
+        <w:spacing w:before="120"/>
+      </w:pPr>
+      <w:r>
+        <w:rPr>
+          <w:rFonts w:ascii="Times New Roman" w:hAnsi="Times New Roman" w:eastAsia="宋体"/>
+          <w:b/>
+          <w:sz w:val="21"/>
+        </w:rPr>
+        <w:t>中文摘要:</w:t>
+      </w:r>
+    </w:p>
+    <w:p>
+      <w:pPr>
+        <w:ind w:firstLine="360"/>
+      </w:pPr>
+      <w:r>
+        <w:rPr>
+          <w:rFonts w:ascii="Times New Roman" w:hAnsi="Times New Roman" w:eastAsia="宋体"/>
+          <w:sz w:val="21"/>
+        </w:rPr>
+        <w:t>天然碳酸酐酶（CA）抑制剂因其在利尿、抗青光眼、抗肥胖和抗癌治疗中的潜在应用而受到广泛关注。本研究首次对来自罗马尼亚和土耳其的小茴香、杜松、洋甘菊、贯叶连翘和缬草的水醇提取物的 CA 抑制潜力、抗氧化活性和 LC-MS/MS（液相色谱串联质谱法）植物化学特征进行了比较评估。采用主成分分析 (PCA) 将次生代谢物与观察到的生物活性关联起来。虽然 S. hortensis 和 J. communis 在这两个国家表现出一致的代谢特征，但其他物种则表现出地理差异。相关分析表明，虽然特定的酚酸（例如没食子酸、阿魏酸）支持抗氧化能力，但迷迭香酸和木犀草素对 CA 抑制和利尿潜力有重要贡献。值得注意的是，S. hortensis 成为最有前途的来源；土耳其样品表现出卓越的功效，这归因于高迷迭香酸含量 (49.76 µg/mL) 和显着的 CA 抑制作用 (64.87 µg 乙酰唑酰胺当量/mL)。土耳其的贯叶连翘中的多酚和类黄酮含量最高，分别为 16.95 ± 0.221 和 9.77 ± 0.17。这些发现强调了 S. hortensis 在治疗 CA 相关疾病方面的治疗潜力。</w:t>
+      </w:r>
+    </w:p>
+    <w:p>
+      <w:pPr>
+        <w:spacing w:before="120"/>
+      </w:pPr>
+      <w:r>
+        <w:rPr>
+          <w:rFonts w:ascii="Times New Roman" w:hAnsi="Times New Roman" w:eastAsia="宋体"/>
+          <w:b/>
+          <w:sz w:val="21"/>
+        </w:rPr>
+        <w:t>English Abstract:</w:t>
+      </w:r>
+    </w:p>
+    <w:p>
+      <w:r>
+        <w:rPr>
+          <w:rFonts w:ascii="Times New Roman" w:hAnsi="Times New Roman" w:eastAsia="宋体"/>
+          <w:sz w:val="21"/>
+        </w:rPr>
+        <w:t>Natural carbonic anhydrase (CA) inhibitors are gaining significant attention for their potential applications in diuretic, antiglaucoma, anti-obesity, and anticancer therapies. This study provides the first comparative evaluation of CA inhibitory potential, antioxidant activity, and LC-MS/MS (Liquid Chromatography Tandem Mass Spectrometry) phytochemical profiles of hydroalcoholic extracts from Satureja hortensis, Juniperus communis, Matricaria chamomilla, Hypericum perforatum, and Valeriana officinalis sourced from Romania and Türkiye. Principal Component Analysis (PCA) was employed to correlate secondary metabolites with observed biological activities. While S. hortensis and J. communis displayed consistent metabolic profiles across both countries, the other species exhibited geographic variation. Correlation analysis indicated that while specific phenolic acids (e.g., gallic, ferulic) supported antioxidant capacity, rosmarinic acid and luteolin were strong contributors to CA inhibition and diuretic potential. Notably, S. hortensis emerged as the most promising source; the Turkish sample demonstrated superior efficacy, attributed to high rosmarinic acid content (49.76 µg/mL) and substantial CA inhibition (64.87 µg acetazolamide equivalent/mL). The highest values of polyphenol and flavonoid content were found in H. perforatum from Türkiye, with 16.95 ± 0.221 and 9.77 ± 0.17, respectively. These findings underscore the therapeutic potential of S. hortensis in managing CA-related disorders.</w:t>
+      </w:r>
+    </w:p>
+    <w:p>
+      <w:r>
+        <w:rPr>
+          <w:rFonts w:ascii="Times New Roman" w:hAnsi="Times New Roman" w:eastAsia="宋体"/>
+          <w:sz w:val="21"/>
+        </w:rPr>
+        <w:t>__________________________________________________</w:t>
+      </w:r>
+    </w:p>
+    <w:p>
+      <w:pPr>
+        <w:pStyle w:val="Heading2"/>
+      </w:pPr>
+      <w:r/>
+      <w:r>
+        <w:rPr>
+          <w:rFonts w:ascii="Times New Roman" w:hAnsi="Times New Roman" w:eastAsia="宋体"/>
+          <w:b/>
+          <w:color w:val="000000"/>
+          <w:sz w:val="24"/>
+        </w:rPr>
+        <w:t>数字艺术创作的全景图像修复与视觉质量增强方法</w:t>
+      </w:r>
+    </w:p>
+    <w:p>
+      <w:r>
+        <w:rPr>
+          <w:rFonts w:ascii="Times New Roman" w:hAnsi="Times New Roman" w:eastAsia="宋体"/>
+          <w:b/>
+          <w:color w:val="003264"/>
+          <w:sz w:val="24"/>
+        </w:rPr>
+        <w:t>Panoramic image restoration and visual quality enhancement methods for digital art creation</w:t>
+      </w:r>
+    </w:p>
+    <w:p>
+      <w:r>
+        <w:rPr>
+          <w:rFonts w:ascii="Times New Roman" w:hAnsi="Times New Roman" w:eastAsia="宋体"/>
+          <w:sz w:val="21"/>
+        </w:rPr>
+        <w:t>作者: Zhenxi Yu, Ting Wang, Peng Tian, Xuejie Li</w:t>
+        <w:br/>
+      </w:r>
+      <w:r>
+        <w:rPr>
+          <w:rFonts w:ascii="Times New Roman" w:hAnsi="Times New Roman" w:eastAsia="宋体"/>
+          <w:sz w:val="21"/>
+        </w:rPr>
+        <w:t xml:space="preserve">时间: 2026-02-03 | </w:t>
+      </w:r>
+      <w:r>
+        <w:t xml:space="preserve">链接: </w:t>
+      </w:r>
+      <w:hyperlink r:id="rId206">
+        <w:r>
+          <w:rPr>
+            <w:rFonts w:ascii="Times New Roman" w:hAnsi="Times New Roman" w:eastAsia="宋体"/>
+            <w:color w:val="0000FF"/>
+            <w:sz w:val="21"/>
+            <w:u w:val="single"/>
+          </w:rPr>
+          <w:t>https://doi.org/10.1038/s41598-026-37659-9</w:t>
+        </w:r>
+      </w:hyperlink>
+    </w:p>
+    <w:p>
+      <w:pPr>
+        <w:spacing w:before="120"/>
+      </w:pPr>
+      <w:r>
+        <w:rPr>
+          <w:rFonts w:ascii="Times New Roman" w:hAnsi="Times New Roman" w:eastAsia="宋体"/>
+          <w:b/>
+          <w:sz w:val="21"/>
+        </w:rPr>
+        <w:t>中文摘要:</w:t>
+      </w:r>
+    </w:p>
+    <w:p>
+      <w:pPr>
+        <w:ind w:firstLine="360"/>
+      </w:pPr>
+      <w:r>
+        <w:rPr>
+          <w:rFonts w:ascii="Times New Roman" w:hAnsi="Times New Roman" w:eastAsia="宋体"/>
+          <w:sz w:val="21"/>
+        </w:rPr>
+        <w:t>全景图像以其广阔的视野和丰富的信息，成为数字艺术创作和虚拟现实中必不可少的视觉材料。然而，现有的全景图像恢复和质量增强方法缺乏高层语义理解和全局特征控制，这往往导致复杂场景中的结构混乱。他们还努力平衡语义理解、实时性能和恢复质量。针对这些问题，本文提出了一种用于数字艺术创作的全景图像修复和视觉质量增强模型。该模型使用多尺度残差网络、坐标空间注意力机制和超分辨率重建来构建视觉质量增强算法，准确捕获局部细节和全局结构特征。基于该算法，集成了优化的生成对抗网络和视觉变换器，对损坏和未损坏区域之间的空间相关性和语义逻辑进行建模，实现了高质量的完成。实验结果表明，该模型在DIV2K和SUN360数据集上2000条数据量下，结构相似度指数分别为0.975和0.971，峰值信噪比分别为53.82 dB和53.75 dB，最大内存占用为394 MB，响应时间为3.12 s。该模型在所有指标上均优于比较模型，增强了细节清晰度和全局一致性，并保持了高效的处理性能。它为数字艺术创作提供了高质量的视觉素材，在各项性能指标上都展现出显着的优势。</w:t>
+      </w:r>
+    </w:p>
+    <w:p>
+      <w:pPr>
+        <w:spacing w:before="120"/>
+      </w:pPr>
+      <w:r>
+        <w:rPr>
+          <w:rFonts w:ascii="Times New Roman" w:hAnsi="Times New Roman" w:eastAsia="宋体"/>
+          <w:b/>
+          <w:sz w:val="21"/>
+        </w:rPr>
+        <w:t>English Abstract:</w:t>
+      </w:r>
+    </w:p>
+    <w:p>
+      <w:r>
+        <w:rPr>
+          <w:rFonts w:ascii="Times New Roman" w:hAnsi="Times New Roman" w:eastAsia="宋体"/>
+          <w:sz w:val="21"/>
+        </w:rPr>
+        <w:t>Panoramic images, with their wide field of view and abundant information, have become essential visual materials in digital art creation and virtual reality. However, existing panoramic image restoration and quality enhancement methods lack high-level semantic understanding and global feature control, which often leads to structural disorder in complex scenes. They also struggle to balance semantic comprehension, real-time performance, and restoration quality. To address these issues, this paper raises a panoramic image restoration and visual quality enhancement model for digital art creation. The model uses a Multi Scale Residual Network, a Coordinate Space Attention mechanism, and super resolution reconstruction to construct a visual quality enhancement algorithm, which accurately captures both local details and global structural features. Based on this algorithm, an optimized Generative Adversarial Network and a Vision Transformer are integrated to model the spatial correlation and semantic logic between damaged and undamaged regions, achieving high-quality completion. Experimental results show that the model achieves a Structural Similarity Index of 0.975 and 0.971, a Peak Signal to Noise Ratio of 53.82 dB and 53.75 dB, a maximum memory usage of 394 MB, and a response time of 3.12 s with a data volume of 2000 in DIV2K and SUN360 datasets. The model outperforms comparison models in all metrics, enhances both detail clarity and global consistency, and maintains efficient processing performance. It provides high-quality visual materials for digital art creation and shows significant advantages across various performance indicators.</w:t>
+      </w:r>
+    </w:p>
+    <w:p>
+      <w:r>
+        <w:rPr>
+          <w:rFonts w:ascii="Times New Roman" w:hAnsi="Times New Roman" w:eastAsia="宋体"/>
+          <w:sz w:val="21"/>
+        </w:rPr>
+        <w:t>__________________________________________________</w:t>
+      </w:r>
+    </w:p>
+    <w:p>
+      <w:pPr>
+        <w:pStyle w:val="Heading2"/>
+      </w:pPr>
+      <w:r/>
+      <w:r>
+        <w:rPr>
+          <w:rFonts w:ascii="Times New Roman" w:hAnsi="Times New Roman" w:eastAsia="宋体"/>
+          <w:b/>
+          <w:color w:val="000000"/>
+          <w:sz w:val="24"/>
+        </w:rPr>
+        <w:t>阿拉伯海暖池和大气不稳定在引发印度半岛季风 MCC 中的作用</w:t>
+      </w:r>
+    </w:p>
+    <w:p>
+      <w:r>
+        <w:rPr>
+          <w:rFonts w:ascii="Times New Roman" w:hAnsi="Times New Roman" w:eastAsia="宋体"/>
+          <w:b/>
+          <w:color w:val="003264"/>
+          <w:sz w:val="24"/>
+        </w:rPr>
+        <w:t>Role of Arabian Sea warm pool and atmospheric instability in triggering a monsoonal MCC over Peninsular India</w:t>
+      </w:r>
+    </w:p>
+    <w:p>
+      <w:r>
+        <w:rPr>
+          <w:rFonts w:ascii="Times New Roman" w:hAnsi="Times New Roman" w:eastAsia="宋体"/>
+          <w:sz w:val="21"/>
+        </w:rPr>
+        <w:t>作者: Subin Jose, V. Jayachandran, Nandana S Pradeep</w:t>
+        <w:br/>
+      </w:r>
+      <w:r>
+        <w:rPr>
+          <w:rFonts w:ascii="Times New Roman" w:hAnsi="Times New Roman" w:eastAsia="宋体"/>
+          <w:sz w:val="21"/>
+        </w:rPr>
+        <w:t xml:space="preserve">时间: 2026-02-03 | </w:t>
+      </w:r>
+      <w:r>
+        <w:t xml:space="preserve">链接: </w:t>
+      </w:r>
+      <w:hyperlink r:id="rId207">
+        <w:r>
+          <w:rPr>
+            <w:rFonts w:ascii="Times New Roman" w:hAnsi="Times New Roman" w:eastAsia="宋体"/>
+            <w:color w:val="0000FF"/>
+            <w:sz w:val="21"/>
+            <w:u w:val="single"/>
+          </w:rPr>
+          <w:t>https://doi.org/10.1038/s41598-026-37219-1</w:t>
+        </w:r>
+      </w:hyperlink>
+    </w:p>
+    <w:p>
+      <w:pPr>
+        <w:spacing w:before="120"/>
+      </w:pPr>
+      <w:r>
+        <w:rPr>
+          <w:rFonts w:ascii="Times New Roman" w:hAnsi="Times New Roman" w:eastAsia="宋体"/>
+          <w:b/>
+          <w:sz w:val="21"/>
+        </w:rPr>
+        <w:t>中文摘要:</w:t>
+      </w:r>
+    </w:p>
+    <w:p>
+      <w:pPr>
+        <w:ind w:firstLine="360"/>
+      </w:pPr>
+      <w:r>
+        <w:rPr>
+          <w:rFonts w:ascii="Times New Roman" w:hAnsi="Times New Roman" w:eastAsia="宋体"/>
+          <w:sz w:val="21"/>
+        </w:rPr>
+        <w:t>中尺度对流复合体 (MCC) 对全球水文循环做出了重大贡献，极端降雨和洪水事件约占印度地区季风降雨总量的 50$$\%$$。 2024 年 7 月 29 日至 30 日期间，印度西高止山脉的瓦亚纳德发生了一场极端降雨事件，引发了毁灭性的山体滑坡和大面积破坏。本研究利用卫星、现场和再分析数据集调查了造成该事件的 MCC。该系统在高度不稳定的大气环境中表现出深层组织的对流、强烈的低层湿气输送和高层发散。阿拉伯海东南部上空异常持续的暖池在季风休止阶段持续存在，通过升高的海面温度和潜热通量创造了有利的热力学条件。研究结果强调了海洋-大气耦合在季风对流极端事件中日益重要的作用，并强调需要改进西高止山脉等地形复杂地区的中尺度建模和预警框架。</w:t>
+      </w:r>
+    </w:p>
+    <w:p>
+      <w:pPr>
+        <w:spacing w:before="120"/>
+      </w:pPr>
+      <w:r>
+        <w:rPr>
+          <w:rFonts w:ascii="Times New Roman" w:hAnsi="Times New Roman" w:eastAsia="宋体"/>
+          <w:b/>
+          <w:sz w:val="21"/>
+        </w:rPr>
+        <w:t>English Abstract:</w:t>
+      </w:r>
+    </w:p>
+    <w:p>
+      <w:r>
+        <w:rPr>
+          <w:rFonts w:ascii="Times New Roman" w:hAnsi="Times New Roman" w:eastAsia="宋体"/>
+          <w:sz w:val="21"/>
+        </w:rPr>
+        <w:t>Mesoscale Convective Complexes (MCCs) significantly contribute to the global hydrological cycle and about 50$$\%$$ of the total monsoon rainfall over the Indian region through extreme rainfall and flood events. An extreme rainfall event triggered devastating landslides and widespread damage over Wayanad in the Western Ghats, India, during 29–30 July 2024. This study investigates the MCC responsible for the event using satellite, in-situ, and reanalysis datasets. The system exhibited deep organized convection, strong low-level moisture transport, and upper-level divergence within a highly unstable atmospheric environment. An anomalously persistent warm pool over the southeastern Arabian Sea, sustained during a monsoon break phase, created favorable thermodynamic conditions through elevated sea surface temperatures and latent heat fluxes. The findings underscore the growing role of ocean–atmosphere coupling in monsoonal convective extremes and highlight the need for improved mesoscale modeling and early warning frameworks over topographically complex regions like the Western Ghats.</w:t>
+      </w:r>
+    </w:p>
+    <w:p>
+      <w:r>
+        <w:rPr>
+          <w:rFonts w:ascii="Times New Roman" w:hAnsi="Times New Roman" w:eastAsia="宋体"/>
+          <w:sz w:val="21"/>
+        </w:rPr>
+        <w:t>__________________________________________________</w:t>
+      </w:r>
+    </w:p>
+    <w:p>
+      <w:pPr>
+        <w:pStyle w:val="Heading2"/>
+      </w:pPr>
+      <w:r/>
+      <w:r>
+        <w:rPr>
+          <w:rFonts w:ascii="Times New Roman" w:hAnsi="Times New Roman" w:eastAsia="宋体"/>
+          <w:b/>
+          <w:color w:val="000000"/>
+          <w:sz w:val="24"/>
+        </w:rPr>
+        <w:t>高脂肪饮食重塑视前区的基因调控网络</w:t>
+      </w:r>
+    </w:p>
+    <w:p>
+      <w:r>
+        <w:rPr>
+          <w:rFonts w:ascii="Times New Roman" w:hAnsi="Times New Roman" w:eastAsia="宋体"/>
+          <w:b/>
+          <w:color w:val="003264"/>
+          <w:sz w:val="24"/>
+        </w:rPr>
+        <w:t>High fat diet remodels the gene regulatory networks in the preoptic area</w:t>
+      </w:r>
+    </w:p>
+    <w:p>
+      <w:r>
+        <w:rPr>
+          <w:rFonts w:ascii="Times New Roman" w:hAnsi="Times New Roman" w:eastAsia="宋体"/>
+          <w:sz w:val="21"/>
+        </w:rPr>
+        <w:t>作者: Olivia Lazaro, Caleb Beimfohr, Britany App, Rashmita Basu, Travis S. Johnson, Jonathan N. Flak</w:t>
+        <w:br/>
+      </w:r>
+      <w:r>
+        <w:rPr>
+          <w:rFonts w:ascii="Times New Roman" w:hAnsi="Times New Roman" w:eastAsia="宋体"/>
+          <w:sz w:val="21"/>
+        </w:rPr>
+        <w:t xml:space="preserve">时间: 2026-02-03 | </w:t>
+      </w:r>
+      <w:r>
+        <w:t xml:space="preserve">链接: </w:t>
+      </w:r>
+      <w:hyperlink r:id="rId208">
+        <w:r>
+          <w:rPr>
+            <w:rFonts w:ascii="Times New Roman" w:hAnsi="Times New Roman" w:eastAsia="宋体"/>
+            <w:color w:val="0000FF"/>
+            <w:sz w:val="21"/>
+            <w:u w:val="single"/>
+          </w:rPr>
+          <w:t>https://doi.org/10.1038/s41598-026-37692-8</w:t>
+        </w:r>
+      </w:hyperlink>
+    </w:p>
+    <w:p>
+      <w:pPr>
+        <w:spacing w:before="120"/>
+      </w:pPr>
+      <w:r>
+        <w:rPr>
+          <w:rFonts w:ascii="Times New Roman" w:hAnsi="Times New Roman" w:eastAsia="宋体"/>
+          <w:b/>
+          <w:sz w:val="21"/>
+        </w:rPr>
+        <w:t>中文摘要:</w:t>
+      </w:r>
+    </w:p>
+    <w:p>
+      <w:pPr>
+        <w:ind w:firstLine="360"/>
+      </w:pPr>
+      <w:r>
+        <w:rPr>
+          <w:rFonts w:ascii="Times New Roman" w:hAnsi="Times New Roman" w:eastAsia="宋体"/>
+          <w:sz w:val="21"/>
+        </w:rPr>
+        <w:t>糖尿病的特点是慢性高血糖导致全身广泛功能障碍。为了通过个体中潜在的完整机制来抵消β细胞衰竭和胰岛素抵抗，中枢神经系统是恢复血糖控制的一个有趣的目标。虽然当前一代的糖尿病治疗方法至少部分是通过重新调整维持能量平衡的动态神经回路的功能来起作用的，但尚未在涉及能量平衡和葡萄糖稳态的大脑许多部分中建立用于缓解代谢疾病的神经标志物。然后，这些缓解模块可以应用于尚未建立的大脑区域，并加快在其他区域发现与糖尿病相关的功能。为了实现这一目标，我们使用了之前发表的来自由于 FGF1 治疗而糖尿病缓解的 ob/ob 小鼠的下丘脑单细胞测序数据集，并确定了缓解模块（即基因簇），可用于定位通过成功治疗而纠正的网络。我们将缓解模块应用于使用来自下丘脑视前区的 C57 小鼠的数据集，该区域与代谢疾病有关，但特征很少。我们鉴定了视前区兴奋性和抑制性神经元的标记，并使用 RNA 范围验证了它们在视前区的表达。这些研究共同在下丘脑神经元中建立了一个缓解模块，可用于定义大脑中对葡萄糖稳态校正做出反应的关键细胞类型和标记物。</w:t>
+      </w:r>
+    </w:p>
+    <w:p>
+      <w:pPr>
+        <w:spacing w:before="120"/>
+      </w:pPr>
+      <w:r>
+        <w:rPr>
+          <w:rFonts w:ascii="Times New Roman" w:hAnsi="Times New Roman" w:eastAsia="宋体"/>
+          <w:b/>
+          <w:sz w:val="21"/>
+        </w:rPr>
+        <w:t>English Abstract:</w:t>
+      </w:r>
+    </w:p>
+    <w:p>
+      <w:r>
+        <w:rPr>
+          <w:rFonts w:ascii="Times New Roman" w:hAnsi="Times New Roman" w:eastAsia="宋体"/>
+          <w:sz w:val="21"/>
+        </w:rPr>
+        <w:t>Diabetes is characterized by widespread dysfunction throughout the body due to chronic hyperglycemia. To offset the beta cell failure and insulin resistance through potentially intact mechanisms in the individual, the central nervous system is an intriguing target for restoring glycemic control. While the current generation of diabetes therapeutics operate, at least in part, by re-tuning the function of dynamic neural circuits that maintain energy balance, neurological markers for remission have not been established for metabolic disease in many parts of the brain that are involved in energy balance and glucose homeostasis. These remission modules could be then applied to lesser established brain regions and expedite the discovery of diabetes-related functions in additional regions. To meet this goal, we used a previously published hypothalamic single cell sequencing dataset from ob/ob mice in remission from diabetes due to FGF1 treatment and identified remission modules (i.e. clusters of genes) that can be used to locate the networks that are corrected with successful treatment. We applied the remission modules to a dataset using C57 mice from the preoptic area of the hypothalamus, a region with links to metabolic disease but little characterization. We identified markers in both excitatory and inhibitory neurons in the preoptic area and validated their expression in the preoptic area using RNA scope. Together, these studies establish a remission module in hypothalamic neurons that can be used to define key cell types and markers in the brain that are responsive to correction of glucose homeostasis.</w:t>
+      </w:r>
+    </w:p>
+    <w:p>
+      <w:r>
+        <w:rPr>
+          <w:rFonts w:ascii="Times New Roman" w:hAnsi="Times New Roman" w:eastAsia="宋体"/>
+          <w:sz w:val="21"/>
+        </w:rPr>
+        <w:t>__________________________________________________</w:t>
+      </w:r>
+    </w:p>
+    <w:p>
+      <w:pPr>
+        <w:pStyle w:val="Heading2"/>
+      </w:pPr>
+      <w:r/>
+      <w:r>
+        <w:rPr>
+          <w:rFonts w:ascii="Times New Roman" w:hAnsi="Times New Roman" w:eastAsia="宋体"/>
+          <w:b/>
+          <w:color w:val="000000"/>
+          <w:sz w:val="24"/>
+        </w:rPr>
+        <w:t>内生孢子附属物的时空表达和冷冻电镜对副炭疽杆菌中 Ena1C 介导的 S-ENA 锚定的见解</w:t>
+      </w:r>
+    </w:p>
+    <w:p>
+      <w:r>
+        <w:rPr>
+          <w:rFonts w:ascii="Times New Roman" w:hAnsi="Times New Roman" w:eastAsia="宋体"/>
+          <w:b/>
+          <w:color w:val="003264"/>
+          <w:sz w:val="24"/>
+        </w:rPr>
+        <w:t>Spatiotemporal expression of endospore appendages and cryo-EM insights into Ena1C-mediated S-ENA anchoring in Bacillus paranthracis</w:t>
+      </w:r>
+    </w:p>
+    <w:p>
+      <w:r>
+        <w:rPr>
+          <w:rFonts w:ascii="Times New Roman" w:hAnsi="Times New Roman" w:eastAsia="宋体"/>
+          <w:sz w:val="21"/>
+        </w:rPr>
+        <w:t>作者: Ephrem Debebe Zegeye, Mike Sleutel, Unni Lise Jonsmoen, Jingqi Chen, Luiza P. Morawska, Yohannes Beyene Mekonnen, Oscar P. Kuipers, Han Remaut, Marina Aspholm</w:t>
+        <w:br/>
+      </w:r>
+      <w:r>
+        <w:rPr>
+          <w:rFonts w:ascii="Times New Roman" w:hAnsi="Times New Roman" w:eastAsia="宋体"/>
+          <w:sz w:val="21"/>
+        </w:rPr>
+        <w:t xml:space="preserve">时间: 2026-02-03 | </w:t>
+      </w:r>
+      <w:r>
+        <w:t xml:space="preserve">链接: </w:t>
+      </w:r>
+      <w:hyperlink r:id="rId209">
+        <w:r>
+          <w:rPr>
+            <w:rFonts w:ascii="Times New Roman" w:hAnsi="Times New Roman" w:eastAsia="宋体"/>
+            <w:color w:val="0000FF"/>
+            <w:sz w:val="21"/>
+            <w:u w:val="single"/>
+          </w:rPr>
+          <w:t>https://doi.org/10.1038/s41598-026-38321-0</w:t>
+        </w:r>
+      </w:hyperlink>
+    </w:p>
+    <w:p>
+      <w:pPr>
+        <w:spacing w:before="120"/>
+      </w:pPr>
+      <w:r>
+        <w:rPr>
+          <w:rFonts w:ascii="Times New Roman" w:hAnsi="Times New Roman" w:eastAsia="宋体"/>
+          <w:b/>
+          <w:sz w:val="21"/>
+        </w:rPr>
+        <w:t>中文摘要:</w:t>
+      </w:r>
+    </w:p>
+    <w:p>
+      <w:pPr>
+        <w:ind w:firstLine="360"/>
+      </w:pPr>
+      <w:r>
+        <w:rPr>
+          <w:rFonts w:ascii="Times New Roman" w:hAnsi="Times New Roman" w:eastAsia="宋体"/>
+          <w:sz w:val="21"/>
+        </w:rPr>
+        <w:t>许多蜡样芽孢杆菌组物种的内生孢子都装饰有被称为内生孢子附属物（ENA）的高弹性纤维结构，其精确的生物学功能仍然知之甚少。结构和遗传学研究已确定 ena1A、ena1B 和 ena1C 对于形成副炭疽杆菌中更长、更粗和最丰富的交错 (S)-ENA 纤维至关重要，而 ena3A 编码更短、更细、梯状 (L)-ENA 的主要亚基。在这里，我们研究了 S-和 L-ENA 蛋白的时空表达动态以及 Ena1C 在 S-ENA 生物发生中的具体作用。使用延时荧光显微镜，我们观察到 ena 基因表达的严格时间调控，在孢子变得相亮之前没有检测到 ENA 亚基的产生。 ENAs 表达在孢子形成后期达到峰值，荧光集中在发育中的孢子周围，直至其释放；值得注意的是，S-ENA 亚基的表达开始时间比 L-ENA 亚基早约一小时。结合冷冻电镜、负染透射电子显微镜和遗传分析，我们发现 Ena1C 形成了将 S-ENA 束缚到孢子表面所需的九聚环状结构。这些发现为纤维生物发生过程中 ENAs 表达的调节提供了新的见解，并强调了它们与孢子衣和外孢子发育的时间协调。</w:t>
+      </w:r>
+    </w:p>
+    <w:p>
+      <w:pPr>
+        <w:spacing w:before="120"/>
+      </w:pPr>
+      <w:r>
+        <w:rPr>
+          <w:rFonts w:ascii="Times New Roman" w:hAnsi="Times New Roman" w:eastAsia="宋体"/>
+          <w:b/>
+          <w:sz w:val="21"/>
+        </w:rPr>
+        <w:t>English Abstract:</w:t>
+      </w:r>
+    </w:p>
+    <w:p>
+      <w:r>
+        <w:rPr>
+          <w:rFonts w:ascii="Times New Roman" w:hAnsi="Times New Roman" w:eastAsia="宋体"/>
+          <w:sz w:val="21"/>
+        </w:rPr>
+        <w:t>The endospores of many Bacillus cereus group species are decorated with highly resilient fibrous structures known as endospore appendages (ENAs), whose precise biological functions remain poorly understood. Structural and genetic studies have identified ena1A, ena1B, and ena1C as essential for forming the longer, thicker, and most abundant staggered (S)-ENA fibers in Bacillus paranthracis, whereas ena3A encodes the major subunit of the shorter, thinner, ladder-like (L)-ENAs. Here, we investigated the spatiotemporal expression dynamics of S- and L-ENA proteins and the specific role of Ena1C in S-ENA biogenesis. Using time-lapse fluorescence microscopy, we observed strict temporal regulation of ena gene expression, with no detectable ENA subunit production before spores became phase-bright. ENAs expression peaked during late sporulation phase, with fluorescence localized around the developing spore until its release; notably, S-ENA subunit expression began approximately one hour earlier than that of L-ENA subunits. Combining cryo-EM, negative-stain transmission electron microscopy, and genetic analyses, we show that Ena1C forms a nonameric ring-like structure required for tethering S-ENA to the spore surface. These findings provide new insights into the regulation of ENAs’ expression during fiber biogenesis and highlight their temporal coordination with spore coat and exosporium development.</w:t>
+      </w:r>
+    </w:p>
+    <w:p>
+      <w:r>
+        <w:rPr>
+          <w:rFonts w:ascii="Times New Roman" w:hAnsi="Times New Roman" w:eastAsia="宋体"/>
+          <w:sz w:val="21"/>
+        </w:rPr>
+        <w:t>__________________________________________________</w:t>
+      </w:r>
+    </w:p>
+    <w:p>
+      <w:pPr>
+        <w:pStyle w:val="Heading2"/>
+      </w:pPr>
+      <w:r/>
+      <w:r>
+        <w:rPr>
+          <w:rFonts w:ascii="Times New Roman" w:hAnsi="Times New Roman" w:eastAsia="宋体"/>
+          <w:b/>
+          <w:color w:val="000000"/>
+          <w:sz w:val="24"/>
+        </w:rPr>
+        <w:t>受众细分和信息传递方法，以获得公众支持和参与沿海社会生态系统管理</w:t>
+      </w:r>
+    </w:p>
+    <w:p>
+      <w:r>
+        <w:rPr>
+          <w:rFonts w:ascii="Times New Roman" w:hAnsi="Times New Roman" w:eastAsia="宋体"/>
+          <w:b/>
+          <w:color w:val="003264"/>
+          <w:sz w:val="24"/>
+        </w:rPr>
+        <w:t>Audience segmentation and messaging approach to gain public support and involvement in coastal social-ecological system management</w:t>
+      </w:r>
+    </w:p>
+    <w:p>
+      <w:r>
+        <w:rPr>
+          <w:rFonts w:ascii="Times New Roman" w:hAnsi="Times New Roman" w:eastAsia="宋体"/>
+          <w:sz w:val="21"/>
+        </w:rPr>
+        <w:t>作者: Takuro Uehara, Takeshi Hidaka, Sawako Tachibana</w:t>
+        <w:br/>
+      </w:r>
+      <w:r>
+        <w:rPr>
+          <w:rFonts w:ascii="Times New Roman" w:hAnsi="Times New Roman" w:eastAsia="宋体"/>
+          <w:sz w:val="21"/>
+        </w:rPr>
+        <w:t xml:space="preserve">时间: 2026-02-03 | </w:t>
+      </w:r>
+      <w:r>
+        <w:t xml:space="preserve">链接: </w:t>
+      </w:r>
+      <w:hyperlink r:id="rId210">
+        <w:r>
+          <w:rPr>
+            <w:rFonts w:ascii="Times New Roman" w:hAnsi="Times New Roman" w:eastAsia="宋体"/>
+            <w:color w:val="0000FF"/>
+            <w:sz w:val="21"/>
+            <w:u w:val="single"/>
+          </w:rPr>
+          <w:t>https://doi.org/10.1038/s41598-026-38402-0</w:t>
+        </w:r>
+      </w:hyperlink>
+    </w:p>
+    <w:p>
+      <w:pPr>
+        <w:spacing w:before="120"/>
+      </w:pPr>
+      <w:r>
+        <w:rPr>
+          <w:rFonts w:ascii="Times New Roman" w:hAnsi="Times New Roman" w:eastAsia="宋体"/>
+          <w:b/>
+          <w:sz w:val="21"/>
+        </w:rPr>
+        <w:t>中文摘要:</w:t>
+      </w:r>
+    </w:p>
+    <w:p>
+      <w:pPr>
+        <w:ind w:firstLine="360"/>
+      </w:pPr>
+      <w:r>
+        <w:rPr>
+          <w:rFonts w:ascii="Times New Roman" w:hAnsi="Times New Roman" w:eastAsia="宋体"/>
+          <w:sz w:val="21"/>
+        </w:rPr>
+        <w:t>摘要 获得公众的支持和参与对于实施有效的社会生态系统（SES）管理至关重要。早期的研究侧重于总体水平，即按平均值衡量；然而，我们的目的是解决公众的异质性，确定他们对政策的支持，并确定他们对社会经济地位管理的参与。因此，我们在沿海 SES 管理中应用了受众细分和消息传递方法，以解决日本濑户内海 (SIS) 部分地区的寡营养化问题。在我们的实验研究中，基于有关沿海社会经济地位问题和管理的公众舆论的单项自我分类措施应用了受众细分，并评估了两种消息传递条件对细分的影响。居住在沿海社会经济地位地区的受访者被招募（N = 1800）并随机分为三组：没有信息传递的对照组和有“寡营养化的负面后果”或“公众集体参与”信息传递的两组。确定了四个主要部分：惊慌、担忧、谨慎和漠不关心。这些群体表现出鲜明的个人特征，政策支持和参与程度不断下降。例如，“脱离-不屑一顾”群体普遍年龄较小，身体和心理上与海洋距离较远，对问题的认识较少，相关行为较少（如食用当地海鲜），对海洋的价值观较低。这些知识为决策者提供了目标决策的信息。两种消息传递条件对不同细分市场的影响不同，建议政策制定者应根据目标细分市场选择消息传递条件。我们的研究强调了受众细分和有针对性的信息传递对于使政策制定者能够有效接触公共部门的重要性。</w:t>
+      </w:r>
+    </w:p>
+    <w:p>
+      <w:pPr>
+        <w:spacing w:before="120"/>
+      </w:pPr>
+      <w:r>
+        <w:rPr>
+          <w:rFonts w:ascii="Times New Roman" w:hAnsi="Times New Roman" w:eastAsia="宋体"/>
+          <w:b/>
+          <w:sz w:val="21"/>
+        </w:rPr>
+        <w:t>English Abstract:</w:t>
+      </w:r>
+    </w:p>
+    <w:p>
+      <w:r>
+        <w:rPr>
+          <w:rFonts w:ascii="Times New Roman" w:hAnsi="Times New Roman" w:eastAsia="宋体"/>
+          <w:sz w:val="21"/>
+        </w:rPr>
+        <w:t>Abstract Gaining public support and involvement is essential for implementing effective social-ecological system (SES) management. Earlier studies focused on an aggregate level, i.e., measured by average; however, we aimed to address public heterogeneity, determine their support for policy, and identify their involvement in SES management. Accordingly, we applied audience segmentation and a messaging approach in coastal SES management to address oligotrophication in part of the Seto Inland Sea (SIS), Japan. In our experimental study, audience segmentation was applied based on a single-item self-categorization measure regarding public opinion about coastal SES issues and management, and the impact of two messaging conditions on the segments was assessed. Respondents living in coastal SES areas were recruited (N = 1800) and randomly divided into three groups: a control group without messaging and two groups with either “Negative consequences of oligotrophication” or “Collective public involvement” messaging. Four primary segments were identified: alarmed, concerned, cautious, and disengaged-dismissive. The groups exhibited distinctive personal characteristics and decreasing levels of policy support and involvement. For example, those in segment “Disengaged- Dismissive” were generally younger and physically and psychologically distant from the sea, showed less recognition of the problems, and exhibited infrequent related behaviors (e.g., consuming local seafood), with lower values of the sea. Such knowledge informs policymakers in targeting decisions. The two messaging conditions comprised varied impacts on different segments, suggesting that policymakers should select messaging conditions based on the target segment. Our study highlighted the importance of audience segmentation and targeted messaging in enabling policymakers to effectively reach the public sector.</w:t>
+      </w:r>
+    </w:p>
+    <w:p>
+      <w:r>
+        <w:rPr>
+          <w:rFonts w:ascii="Times New Roman" w:hAnsi="Times New Roman" w:eastAsia="宋体"/>
+          <w:sz w:val="21"/>
+        </w:rPr>
+        <w:t>__________________________________________________</w:t>
+      </w:r>
+    </w:p>
+    <w:p>
+      <w:pPr>
+        <w:pStyle w:val="Heading2"/>
+      </w:pPr>
+      <w:r/>
+      <w:r>
+        <w:rPr>
+          <w:rFonts w:ascii="Times New Roman" w:hAnsi="Times New Roman" w:eastAsia="宋体"/>
+          <w:b/>
+          <w:color w:val="000000"/>
+          <w:sz w:val="24"/>
+        </w:rPr>
+        <w:t>UncerTrans：用于早期行动预测的不确定性感知时间转换器</w:t>
+      </w:r>
+    </w:p>
+    <w:p>
+      <w:r>
+        <w:rPr>
+          <w:rFonts w:ascii="Times New Roman" w:hAnsi="Times New Roman" w:eastAsia="宋体"/>
+          <w:b/>
+          <w:color w:val="003264"/>
+          <w:sz w:val="24"/>
+        </w:rPr>
+        <w:t>UncerTrans: uncertainty-aware temporal transformer for early action prediction</w:t>
+      </w:r>
+    </w:p>
+    <w:p>
+      <w:r>
+        <w:rPr>
+          <w:rFonts w:ascii="Times New Roman" w:hAnsi="Times New Roman" w:eastAsia="宋体"/>
+          <w:sz w:val="21"/>
+        </w:rPr>
+        <w:t>作者: Xianfeng Zhai, Yaxiong Liu</w:t>
+        <w:br/>
+      </w:r>
+      <w:r>
+        <w:rPr>
+          <w:rFonts w:ascii="Times New Roman" w:hAnsi="Times New Roman" w:eastAsia="宋体"/>
+          <w:sz w:val="21"/>
+        </w:rPr>
+        <w:t xml:space="preserve">时间: 2026-02-03 | </w:t>
+      </w:r>
+      <w:r>
+        <w:t xml:space="preserve">链接: </w:t>
+      </w:r>
+      <w:hyperlink r:id="rId211">
+        <w:r>
+          <w:rPr>
+            <w:rFonts w:ascii="Times New Roman" w:hAnsi="Times New Roman" w:eastAsia="宋体"/>
+            <w:color w:val="0000FF"/>
+            <w:sz w:val="21"/>
+            <w:u w:val="single"/>
+          </w:rPr>
+          <w:t>https://doi.org/10.1038/s41598-026-38107-4</w:t>
+        </w:r>
+      </w:hyperlink>
+    </w:p>
+    <w:p>
+      <w:pPr>
+        <w:spacing w:before="120"/>
+      </w:pPr>
+      <w:r>
+        <w:rPr>
+          <w:rFonts w:ascii="Times New Roman" w:hAnsi="Times New Roman" w:eastAsia="宋体"/>
+          <w:b/>
+          <w:sz w:val="21"/>
+        </w:rPr>
+        <w:t>中文摘要:</w:t>
+      </w:r>
+    </w:p>
+    <w:p>
+      <w:pPr>
+        <w:ind w:firstLine="360"/>
+      </w:pPr>
+      <w:r>
+        <w:rPr>
+          <w:rFonts w:ascii="Times New Roman" w:hAnsi="Times New Roman" w:eastAsia="宋体"/>
+          <w:sz w:val="21"/>
+        </w:rPr>
+        <w:t>早期动作预测旨在通过观察动作执行的初始阶段来预测完整的动作意图，这对于人机协作和智能监控等安全关键应用至关重要。现有方法主要侧重于提高预测精度，但忽略了早期观测中固有的不确定性，导致系统无法区分可靠的预测和不确定的猜测。本文提出了 UncerTrans 框架，将 Temporal Transformer 与 Monte Carlo Dropout 相结合，以实现准确且值得信赖的早期动作预测。时间变换器通过分层时间注意机制和时间衰减位置编码从极短的观察序列中提取判别特征。 Monte Carlo Dropout 在推理过程中通过多次随机前向传播生成预测分布，以量化模型的认知不确定性。自适应采样策略旨在根据初始不确定性动态调整采样频率，平衡预测质量和计算效率。在 EPIC-KITCHENS-100 数据集上的实验表明，UncerTrans 在仅 10% 的观测比下即可达到 65.5% 的准确率，预期校准误差仅为 0.089，显着优于基线方法。通过选择性拒绝高不确定性预测，系统可以将剩余预测的准确率提高到84.2%。研究表明，有效的不确定性量化依赖于高质量的特征提取，两者的结合使早期预测系统能够根据置信度采取差异化策略，为实际部署提供技术基础。</w:t>
+      </w:r>
+    </w:p>
+    <w:p>
+      <w:pPr>
+        <w:spacing w:before="120"/>
+      </w:pPr>
+      <w:r>
+        <w:rPr>
+          <w:rFonts w:ascii="Times New Roman" w:hAnsi="Times New Roman" w:eastAsia="宋体"/>
+          <w:b/>
+          <w:sz w:val="21"/>
+        </w:rPr>
+        <w:t>English Abstract:</w:t>
+      </w:r>
+    </w:p>
+    <w:p>
+      <w:r>
+        <w:rPr>
+          <w:rFonts w:ascii="Times New Roman" w:hAnsi="Times New Roman" w:eastAsia="宋体"/>
+          <w:sz w:val="21"/>
+        </w:rPr>
+        <w:t>Early action prediction aims to predict complete action intentions by observing the initial stages of action execution, which is crucial for safety-critical applications such as human-robot collaboration and intelligent monitoring. Existing methods primarily focus on improving prediction accuracy but neglect the inherent uncertainty in early observations, leading to systems that cannot distinguish between reliable predictions and uncertain guesses. This paper proposes the UncerTrans framework, which combines Temporal Transformer with Monte Carlo Dropout to achieve accurate and trustworthy early action prediction. Temporal Transformer extracts discriminative features from extremely short observation sequences through hierarchical temporal attention mechanisms and temporal decay positional encoding. Monte Carlo Dropout generates prediction distributions through multiple random forward propagations during inference to quantify the model’s epistemic uncertainty. An adaptive sampling strategy is designed to dynamically adjust sampling frequency based on initial uncertainty, balancing prediction quality and computational efficiency. Experiments on the EPIC-KITCHENS-100 dataset demonstrate that UncerTrans achieves 65.5% accuracy with only 10% observation ratio and an Expected Calibration Error of merely 0.089, significantly outperforming baseline methods. Through selective rejection of high-uncertainty predictions, the system can improve the accuracy of remaining predictions to 84.2%. The research demonstrates that effective uncertainty quantification relies on high-quality feature extraction, and the combination of both components enables early prediction systems to adopt differentiated strategies based on confidence levels, providing a technical foundation for practical deployment.</w:t>
+      </w:r>
+    </w:p>
+    <w:p>
+      <w:r>
+        <w:rPr>
+          <w:rFonts w:ascii="Times New Roman" w:hAnsi="Times New Roman" w:eastAsia="宋体"/>
+          <w:sz w:val="21"/>
+        </w:rPr>
+        <w:t>__________________________________________________</w:t>
+      </w:r>
+    </w:p>
+    <w:p>
+      <w:pPr>
+        <w:pStyle w:val="Heading2"/>
+      </w:pPr>
+      <w:r/>
+      <w:r>
+        <w:rPr>
+          <w:rFonts w:ascii="Times New Roman" w:hAnsi="Times New Roman" w:eastAsia="宋体"/>
+          <w:b/>
+          <w:color w:val="000000"/>
+          <w:sz w:val="24"/>
+        </w:rPr>
+        <w:t>壳聚糖-聚(3,4-乙烯二氧噻吩)-聚(苯乙烯磺酸)-AuNPs 复合材料用于使用等离子体图像传感器检测丙酮</w:t>
+      </w:r>
+    </w:p>
+    <w:p>
+      <w:r>
+        <w:rPr>
+          <w:rFonts w:ascii="Times New Roman" w:hAnsi="Times New Roman" w:eastAsia="宋体"/>
+          <w:b/>
+          <w:color w:val="003264"/>
+          <w:sz w:val="24"/>
+        </w:rPr>
+        <w:t>Chitosan-poly(3,4-ethylenedioxythiophene)-poly(styrenesulfonate)-AuNPs composite for acetone detection using plasmonic image sensor</w:t>
+      </w:r>
+    </w:p>
+    <w:p>
+      <w:r>
+        <w:rPr>
+          <w:rFonts w:ascii="Times New Roman" w:hAnsi="Times New Roman" w:eastAsia="宋体"/>
+          <w:sz w:val="21"/>
+        </w:rPr>
+        <w:t>作者: Amir Reza Sadrolhosseini, Ali Bizhanifar, Ladan Akbari, Seyedeh Mehri Hamidi</w:t>
+        <w:br/>
+      </w:r>
+      <w:r>
+        <w:rPr>
+          <w:rFonts w:ascii="Times New Roman" w:hAnsi="Times New Roman" w:eastAsia="宋体"/>
+          <w:sz w:val="21"/>
+        </w:rPr>
+        <w:t xml:space="preserve">时间: 2026-02-03 | </w:t>
+      </w:r>
+      <w:r>
+        <w:t xml:space="preserve">链接: </w:t>
+      </w:r>
+      <w:hyperlink r:id="rId212">
+        <w:r>
+          <w:rPr>
+            <w:rFonts w:ascii="Times New Roman" w:hAnsi="Times New Roman" w:eastAsia="宋体"/>
+            <w:color w:val="0000FF"/>
+            <w:sz w:val="21"/>
+            <w:u w:val="single"/>
+          </w:rPr>
+          <w:t>https://doi.org/10.1038/s41598-026-38050-4</w:t>
+        </w:r>
+      </w:hyperlink>
+    </w:p>
+    <w:p>
+      <w:pPr>
+        <w:spacing w:before="120"/>
+      </w:pPr>
+      <w:r>
+        <w:rPr>
+          <w:rFonts w:ascii="Times New Roman" w:hAnsi="Times New Roman" w:eastAsia="宋体"/>
+          <w:b/>
+          <w:sz w:val="21"/>
+        </w:rPr>
+        <w:t>中文摘要:</w:t>
+      </w:r>
+    </w:p>
+    <w:p>
+      <w:pPr>
+        <w:ind w:firstLine="360"/>
+      </w:pPr>
+      <w:r>
+        <w:rPr>
+          <w:rFonts w:ascii="Times New Roman" w:hAnsi="Times New Roman" w:eastAsia="宋体"/>
+          <w:sz w:val="21"/>
+        </w:rPr>
+        <w:t>由于丙酮有较多的医疗和工业应用，其检测在医疗和工业领域间接测量某些量、控制人体安全方面发挥着重要作用。在这项研究中，开发了一种基于壳聚糖、聚(3,4-乙撑二氧噻吩)-聚(苯乙烯磺酸)(PEDOT:PSS)和金纳米粒子的表面等离子体共振图像传感器，用于检测丙酮。使用激光烧蚀技术制造了金纳米颗粒，并使用壳聚糖-PEDOT: PSS 和壳聚糖-PEDOT: PSS-金纳米颗粒复合材料通过表面等离子共振图像传感器检测纯丙酮蒸气形式。将传感器的响应与丙酮与甲醇和乙醇混合时的传感器响应进行比较。因此，传感器对纯丙酮的响应大于传感器对甲醇或乙醇存在的响应。当传感层与纯甲醇和乙醇接触时，传感器的响应非常微不足道。</w:t>
+      </w:r>
+    </w:p>
+    <w:p>
+      <w:pPr>
+        <w:spacing w:before="120"/>
+      </w:pPr>
+      <w:r>
+        <w:rPr>
+          <w:rFonts w:ascii="Times New Roman" w:hAnsi="Times New Roman" w:eastAsia="宋体"/>
+          <w:b/>
+          <w:sz w:val="21"/>
+        </w:rPr>
+        <w:t>English Abstract:</w:t>
+      </w:r>
+    </w:p>
+    <w:p>
+      <w:r>
+        <w:rPr>
+          <w:rFonts w:ascii="Times New Roman" w:hAnsi="Times New Roman" w:eastAsia="宋体"/>
+          <w:sz w:val="21"/>
+        </w:rPr>
+        <w:t>Since acetone has more medical and industrial applications, its detection plays a significant role in indirectly measuring some quantities and controlling human safety in medical and industrial areas. In this research, a surface plasmon resonance image sensor was developed based on chitosan, poly(3,4-ethylenedioxythiophene)-poly(styrenesulfonate) (PEDOT:PSS), and gold nanoparticles for the detection of acetone. The gold nanoparticles have been fabricated using the laser ablation technique, and chitosan-PEDOT: PSS and chitosan-PEDOT: PSS-gold-nanoparticles composite were used to detect the pure acetone vapor form using a surface plasmon resonance image sensor. The response of the sensor was compared with the sensor’s response when acetone was mixed with methanol and ethanol. Consequently, the sensor’s response to pure acetone was greater than the sensor’s response in the presence of methanol or ethanol. The sensor’s response is very insignificant when the sensing layer is contacted with pure methanol and ethanol.</w:t>
+      </w:r>
+    </w:p>
+    <w:p>
+      <w:r>
+        <w:rPr>
+          <w:rFonts w:ascii="Times New Roman" w:hAnsi="Times New Roman" w:eastAsia="宋体"/>
+          <w:sz w:val="21"/>
+        </w:rPr>
+        <w:t>__________________________________________________</w:t>
+      </w:r>
+    </w:p>
+    <w:p>
+      <w:pPr>
+        <w:pStyle w:val="Heading1"/>
+      </w:pPr>
+      <w:r>
+        <w:rPr>
+          <w:rFonts w:ascii="Times New Roman" w:hAnsi="Times New Roman" w:eastAsia="宋体"/>
+          <w:b/>
+          <w:color w:val="000000"/>
+          <w:sz w:val="32"/>
+        </w:rPr>
+        <w:t>Optics Letters</w:t>
+      </w:r>
+    </w:p>
+    <w:p>
+      <w:pPr>
+        <w:jc w:val="center"/>
+      </w:pPr>
+      <w:r>
+        <w:t>--- 更新: 12:42 ---</w:t>
+      </w:r>
+    </w:p>
+    <w:p>
+      <w:pPr>
+        <w:pStyle w:val="Heading2"/>
+      </w:pPr>
+      <w:r/>
+      <w:r>
+        <w:rPr>
+          <w:rFonts w:ascii="Times New Roman" w:hAnsi="Times New Roman" w:eastAsia="宋体"/>
+          <w:b/>
+          <w:color w:val="000000"/>
+          <w:sz w:val="24"/>
+        </w:rPr>
+        <w:t>基于深度学习的多目标优化拓扑法诺共振逆向设计</w:t>
+      </w:r>
+    </w:p>
+    <w:p>
+      <w:r>
+        <w:rPr>
+          <w:rFonts w:ascii="Times New Roman" w:hAnsi="Times New Roman" w:eastAsia="宋体"/>
+          <w:b/>
+          <w:color w:val="003264"/>
+          <w:sz w:val="24"/>
+        </w:rPr>
+        <w:t>Inverse design of topological Fano resonance via deep learning based multi-objective optimization</w:t>
+      </w:r>
+    </w:p>
+    <w:p>
+      <w:r>
+        <w:rPr>
+          <w:rFonts w:ascii="Times New Roman" w:hAnsi="Times New Roman" w:eastAsia="宋体"/>
+          <w:sz w:val="21"/>
+        </w:rPr>
+        <w:t>作者: Xu Liu, Zhongyi Guo, Kai Guo</w:t>
+        <w:br/>
+      </w:r>
+      <w:r>
+        <w:rPr>
+          <w:rFonts w:ascii="Times New Roman" w:hAnsi="Times New Roman" w:eastAsia="宋体"/>
+          <w:sz w:val="21"/>
+        </w:rPr>
+        <w:t xml:space="preserve">时间: 2026-01-20 | </w:t>
+      </w:r>
+      <w:r>
+        <w:t xml:space="preserve">链接: </w:t>
+      </w:r>
+      <w:hyperlink r:id="rId214">
+        <w:r>
+          <w:rPr>
+            <w:rFonts w:ascii="Times New Roman" w:hAnsi="Times New Roman" w:eastAsia="宋体"/>
+            <w:color w:val="0000FF"/>
+            <w:sz w:val="21"/>
+            <w:u w:val="single"/>
+          </w:rPr>
+          <w:t>https://doi.org/10.1364/ol.584145</w:t>
+        </w:r>
+      </w:hyperlink>
+    </w:p>
+    <w:p>
+      <w:pPr>
+        <w:spacing w:before="120"/>
+      </w:pPr>
+      <w:r>
+        <w:rPr>
+          <w:rFonts w:ascii="Times New Roman" w:hAnsi="Times New Roman" w:eastAsia="宋体"/>
+          <w:b/>
+          <w:sz w:val="21"/>
+        </w:rPr>
+        <w:t>中文摘要:</w:t>
+      </w:r>
+    </w:p>
+    <w:p>
+      <w:pPr>
+        <w:ind w:firstLine="360"/>
+      </w:pPr>
+      <w:r>
+        <w:rPr>
+          <w:rFonts w:ascii="Times New Roman" w:hAnsi="Times New Roman" w:eastAsia="宋体"/>
+          <w:sz w:val="21"/>
+        </w:rPr>
+        <w:t>由于拓扑系统复杂的物理机制以及法诺共振的显着敏感性和内在不对称性，实现特定的高质量拓扑法诺共振的结构设计尤其具有挑战性。在这封信中，我们提出了一个将深度学习与多目标粒子群优化（MOPSO）相结合的框架，以实现拓扑系统中高 Q Fano 共振的按需结构设计。在我们的框架中，残差和全连接神经网络作为代理模型来预测 Fano 谱和品质因数，分别达到 97.04% 和 98.96% 的准确率。该框架的有效性通过设计频率为 98、100 和 102 THz 的拓扑 Fano 共振得到证明。我们的结果可能为拓扑光子晶体的多性能优化和逆向设计提供通用途径。</w:t>
+      </w:r>
+    </w:p>
+    <w:p>
+      <w:pPr>
+        <w:spacing w:before="120"/>
+      </w:pPr>
+      <w:r>
+        <w:rPr>
+          <w:rFonts w:ascii="Times New Roman" w:hAnsi="Times New Roman" w:eastAsia="宋体"/>
+          <w:b/>
+          <w:sz w:val="21"/>
+        </w:rPr>
+        <w:t>English Abstract:</w:t>
+      </w:r>
+    </w:p>
+    <w:p>
+      <w:r>
+        <w:rPr>
+          <w:rFonts w:ascii="Times New Roman" w:hAnsi="Times New Roman" w:eastAsia="宋体"/>
+          <w:sz w:val="21"/>
+        </w:rPr>
+        <w:t>Due to the complicated physical mechanisms of topological systems and the pronounced sensitivity and intrinsic asymmetry of Fano resonance, achieving structural designs for specific high-quality topological Fano resonances is particularly challenging. In this Letter, we propose a framework that integrates deep learning with multi-objective particle swarm optimization (MOPSO) to achieve the on-demand structural design of high-Q Fano resonance in a topological system. In our framework, the residual and fully connected neural networks serve as surrogate models to predict the Fano spectrum and the quality factor, achieving accuracies of 97.04% and 98.96%, respectively. The effectiveness of the framework is demonstrated by designing topological Fano resonance at frequencies of 98, 100, and 102 THz. Our results may offer a versatile route for multi-performance optimization and inverse design of topological photonic crystals.</w:t>
+      </w:r>
+    </w:p>
+    <w:p>
+      <w:r>
+        <w:rPr>
+          <w:rFonts w:ascii="Times New Roman" w:hAnsi="Times New Roman" w:eastAsia="宋体"/>
+          <w:sz w:val="21"/>
+        </w:rPr>
+        <w:t>__________________________________________________</w:t>
+      </w:r>
+    </w:p>
+    <w:p>
+      <w:pPr>
+        <w:pStyle w:val="Heading1"/>
+      </w:pPr>
+      <w:r>
+        <w:rPr>
+          <w:rFonts w:ascii="Times New Roman" w:hAnsi="Times New Roman" w:eastAsia="宋体"/>
+          <w:b/>
+          <w:color w:val="000000"/>
+          <w:sz w:val="32"/>
+        </w:rPr>
+        <w:t>Optics Continuum</w:t>
+      </w:r>
+    </w:p>
+    <w:p>
+      <w:pPr>
+        <w:jc w:val="center"/>
+      </w:pPr>
+      <w:r>
+        <w:t>--- 更新: 12:42 ---</w:t>
       </w:r>
     </w:p>
     <w:sectPr>
